--- a/datasheet_gen/word_templates/HARMONIC.docx
+++ b/datasheet_gen/word_templates/HARMONIC.docx
@@ -2824,6 +2824,37 @@
         </w:tc>
       </w:tr>
       <w:tr>
+        <w:tc>
+          <w:tcPr>
+            <w:tcW w:type="dxa" w:w="2946"/>
+          </w:tcPr>
+          <w:p>
+            <w:r/>
+            <w:r>
+              <w:t>{%tr for r in harmonic_results %}</w:t>
+            </w:r>
+          </w:p>
+        </w:tc>
+        <w:tc>
+          <w:tcPr>
+            <w:tcW w:type="dxa" w:w="1946"/>
+          </w:tcPr>
+          <w:p/>
+        </w:tc>
+        <w:tc>
+          <w:tcPr>
+            <w:tcW w:type="dxa" w:w="2034"/>
+          </w:tcPr>
+          <w:p/>
+        </w:tc>
+        <w:tc>
+          <w:tcPr>
+            <w:tcW w:type="dxa" w:w="2090"/>
+          </w:tcPr>
+          <w:p/>
+        </w:tc>
+      </w:tr>
+      <w:tr>
         <w:trPr>
           <w:trHeight w:val="340"/>
         </w:trPr>
@@ -2840,26 +2871,9 @@
             <w:hideMark/>
           </w:tcPr>
           <w:p>
-            <w:pPr>
-              <w:spacing w:after="0" w:line="240" w:lineRule="auto"/>
-              <w:jc w:val="center"/>
-              <w:rPr>
-                <w:rFonts w:ascii="Arial" w:eastAsia="Times New Roman" w:hAnsi="Arial" w:cs="Arial"/>
-                <w:color w:val="000000"/>
-                <w:kern w:val="0"/>
-                <w:lang w:eastAsia="en-IN"/>
-                <w14:ligatures w14:val="none"/>
-              </w:rPr>
-            </w:pPr>
-            <w:r>
-              <w:rPr>
-                <w:rFonts w:ascii="Arial" w:eastAsia="Times New Roman" w:hAnsi="Arial" w:cs="Arial"/>
-                <w:color w:val="000000"/>
-                <w:kern w:val="0"/>
-                <w:lang w:val="en-US" w:eastAsia="en-IN"/>
-                <w14:ligatures w14:val="none"/>
-              </w:rPr>
-              <w:t>1</w:t>
+            <w:r/>
+            <w:r>
+              <w:t>{{ r.c0 }}</w:t>
             </w:r>
           </w:p>
         </w:tc>
@@ -2876,26 +2890,9 @@
             <w:hideMark/>
           </w:tcPr>
           <w:p>
-            <w:pPr>
-              <w:spacing w:after="0" w:line="240" w:lineRule="auto"/>
-              <w:jc w:val="center"/>
-              <w:rPr>
-                <w:rFonts w:ascii="Arial" w:eastAsia="Times New Roman" w:hAnsi="Arial" w:cs="Arial"/>
-                <w:color w:val="000000"/>
-                <w:kern w:val="0"/>
-                <w:lang w:eastAsia="en-IN"/>
-                <w14:ligatures w14:val="none"/>
-              </w:rPr>
-            </w:pPr>
-            <w:r>
-              <w:rPr>
-                <w:rFonts w:ascii="Arial" w:eastAsia="Times New Roman" w:hAnsi="Arial" w:cs="Arial"/>
-                <w:color w:val="000000"/>
-                <w:kern w:val="0"/>
-                <w:lang w:val="en-US" w:eastAsia="en-IN"/>
-                <w14:ligatures w14:val="none"/>
-              </w:rPr>
-              <w:t> </w:t>
+            <w:r/>
+            <w:r>
+              <w:t>{{ r.c1 }}</w:t>
             </w:r>
           </w:p>
         </w:tc>
@@ -2912,26 +2909,9 @@
             <w:hideMark/>
           </w:tcPr>
           <w:p>
-            <w:pPr>
-              <w:spacing w:after="0" w:line="240" w:lineRule="auto"/>
-              <w:jc w:val="center"/>
-              <w:rPr>
-                <w:rFonts w:ascii="Arial" w:eastAsia="Times New Roman" w:hAnsi="Arial" w:cs="Arial"/>
-                <w:color w:val="000000"/>
-                <w:kern w:val="0"/>
-                <w:lang w:eastAsia="en-IN"/>
-                <w14:ligatures w14:val="none"/>
-              </w:rPr>
-            </w:pPr>
-            <w:r>
-              <w:rPr>
-                <w:rFonts w:ascii="Arial" w:eastAsia="Times New Roman" w:hAnsi="Arial" w:cs="Arial"/>
-                <w:color w:val="000000"/>
-                <w:kern w:val="0"/>
-                <w:lang w:val="en-US" w:eastAsia="en-IN"/>
-                <w14:ligatures w14:val="none"/>
-              </w:rPr>
-              <w:t> </w:t>
+            <w:r/>
+            <w:r>
+              <w:t>{{ r.c2 }}</w:t>
             </w:r>
           </w:p>
         </w:tc>
@@ -2948,6078 +2928,42 @@
             <w:hideMark/>
           </w:tcPr>
           <w:p>
-            <w:pPr>
-              <w:spacing w:after="0" w:line="240" w:lineRule="auto"/>
-              <w:jc w:val="center"/>
-              <w:rPr>
-                <w:rFonts w:ascii="Arial" w:eastAsia="Times New Roman" w:hAnsi="Arial" w:cs="Arial"/>
-                <w:color w:val="000000"/>
-                <w:kern w:val="0"/>
-                <w:lang w:eastAsia="en-IN"/>
-                <w14:ligatures w14:val="none"/>
-              </w:rPr>
-            </w:pPr>
-            <w:r>
-              <w:rPr>
-                <w:rFonts w:ascii="Arial" w:eastAsia="Times New Roman" w:hAnsi="Arial" w:cs="Arial"/>
-                <w:color w:val="000000"/>
-                <w:kern w:val="0"/>
-                <w:lang w:val="en-US" w:eastAsia="en-IN"/>
-                <w14:ligatures w14:val="none"/>
-              </w:rPr>
-              <w:t> </w:t>
+            <w:r/>
+            <w:r>
+              <w:t>{{ r.c3 }}</w:t>
             </w:r>
           </w:p>
         </w:tc>
       </w:tr>
       <w:tr>
-        <w:trPr>
-          <w:trHeight w:val="340"/>
-        </w:trPr>
-        <w:tc>
-          <w:tcPr>
-            <w:tcW w:w="1634" w:type="pct"/>
-            <w:tcBorders>
-              <w:top w:val="nil"/>
-              <w:left w:val="single" w:sz="4" w:space="0" w:color="auto"/>
-              <w:bottom w:val="single" w:sz="4" w:space="0" w:color="auto"/>
-              <w:right w:val="single" w:sz="4" w:space="0" w:color="auto"/>
-            </w:tcBorders>
-            <w:vAlign w:val="center"/>
-            <w:hideMark/>
-          </w:tcPr>
-          <w:p>
-            <w:pPr>
-              <w:spacing w:after="0" w:line="240" w:lineRule="auto"/>
-              <w:jc w:val="center"/>
-              <w:rPr>
-                <w:rFonts w:ascii="Arial" w:eastAsia="Times New Roman" w:hAnsi="Arial" w:cs="Arial"/>
-                <w:color w:val="000000"/>
-                <w:kern w:val="0"/>
-                <w:lang w:eastAsia="en-IN"/>
-                <w14:ligatures w14:val="none"/>
-              </w:rPr>
-            </w:pPr>
-            <w:r>
-              <w:rPr>
-                <w:rFonts w:ascii="Arial" w:eastAsia="Times New Roman" w:hAnsi="Arial" w:cs="Arial"/>
-                <w:color w:val="000000"/>
-                <w:kern w:val="0"/>
-                <w:lang w:val="en-US" w:eastAsia="en-IN"/>
-                <w14:ligatures w14:val="none"/>
-              </w:rPr>
-              <w:t>2</w:t>
-            </w:r>
-          </w:p>
-        </w:tc>
-        <w:tc>
-          <w:tcPr>
-            <w:tcW w:w="1079" w:type="pct"/>
-            <w:tcBorders>
-              <w:top w:val="nil"/>
-              <w:left w:val="nil"/>
-              <w:bottom w:val="single" w:sz="4" w:space="0" w:color="auto"/>
-              <w:right w:val="single" w:sz="4" w:space="0" w:color="auto"/>
-            </w:tcBorders>
-            <w:vAlign w:val="center"/>
-            <w:hideMark/>
-          </w:tcPr>
-          <w:p>
-            <w:pPr>
-              <w:spacing w:after="0" w:line="240" w:lineRule="auto"/>
-              <w:jc w:val="center"/>
-              <w:rPr>
-                <w:rFonts w:ascii="Arial" w:eastAsia="Times New Roman" w:hAnsi="Arial" w:cs="Arial"/>
-                <w:color w:val="000000"/>
-                <w:kern w:val="0"/>
-                <w:lang w:eastAsia="en-IN"/>
-                <w14:ligatures w14:val="none"/>
-              </w:rPr>
-            </w:pPr>
-            <w:r>
-              <w:rPr>
-                <w:rFonts w:ascii="Arial" w:eastAsia="Times New Roman" w:hAnsi="Arial" w:cs="Arial"/>
-                <w:color w:val="000000"/>
-                <w:kern w:val="0"/>
-                <w:lang w:val="en-US" w:eastAsia="en-IN"/>
-                <w14:ligatures w14:val="none"/>
-              </w:rPr>
-              <w:t> </w:t>
-            </w:r>
-          </w:p>
-        </w:tc>
-        <w:tc>
-          <w:tcPr>
-            <w:tcW w:w="1128" w:type="pct"/>
-            <w:tcBorders>
-              <w:top w:val="nil"/>
-              <w:left w:val="nil"/>
-              <w:bottom w:val="single" w:sz="4" w:space="0" w:color="auto"/>
-              <w:right w:val="single" w:sz="4" w:space="0" w:color="auto"/>
-            </w:tcBorders>
-            <w:vAlign w:val="center"/>
-            <w:hideMark/>
-          </w:tcPr>
-          <w:p>
-            <w:pPr>
-              <w:spacing w:after="0" w:line="240" w:lineRule="auto"/>
-              <w:jc w:val="center"/>
-              <w:rPr>
-                <w:rFonts w:ascii="Arial" w:eastAsia="Times New Roman" w:hAnsi="Arial" w:cs="Arial"/>
-                <w:color w:val="000000"/>
-                <w:kern w:val="0"/>
-                <w:lang w:eastAsia="en-IN"/>
-                <w14:ligatures w14:val="none"/>
-              </w:rPr>
-            </w:pPr>
-            <w:r>
-              <w:rPr>
-                <w:rFonts w:ascii="Arial" w:eastAsia="Times New Roman" w:hAnsi="Arial" w:cs="Arial"/>
-                <w:color w:val="000000"/>
-                <w:kern w:val="0"/>
-                <w:lang w:val="en-US" w:eastAsia="en-IN"/>
-                <w14:ligatures w14:val="none"/>
-              </w:rPr>
-              <w:t> </w:t>
-            </w:r>
-          </w:p>
-        </w:tc>
-        <w:tc>
-          <w:tcPr>
-            <w:tcW w:w="1159" w:type="pct"/>
-            <w:tcBorders>
-              <w:top w:val="nil"/>
-              <w:left w:val="nil"/>
-              <w:bottom w:val="single" w:sz="4" w:space="0" w:color="auto"/>
-              <w:right w:val="single" w:sz="4" w:space="0" w:color="auto"/>
-            </w:tcBorders>
-            <w:vAlign w:val="center"/>
-            <w:hideMark/>
-          </w:tcPr>
-          <w:p>
-            <w:pPr>
-              <w:spacing w:after="0" w:line="240" w:lineRule="auto"/>
-              <w:jc w:val="center"/>
-              <w:rPr>
-                <w:rFonts w:ascii="Arial" w:eastAsia="Times New Roman" w:hAnsi="Arial" w:cs="Arial"/>
-                <w:color w:val="000000"/>
-                <w:kern w:val="0"/>
-                <w:lang w:eastAsia="en-IN"/>
-                <w14:ligatures w14:val="none"/>
-              </w:rPr>
-            </w:pPr>
-            <w:r>
-              <w:rPr>
-                <w:rFonts w:ascii="Arial" w:eastAsia="Times New Roman" w:hAnsi="Arial" w:cs="Arial"/>
-                <w:color w:val="000000"/>
-                <w:kern w:val="0"/>
-                <w:lang w:val="en-US" w:eastAsia="en-IN"/>
-                <w14:ligatures w14:val="none"/>
-              </w:rPr>
-              <w:t> </w:t>
-            </w:r>
-          </w:p>
-        </w:tc>
-      </w:tr>
-      <w:tr>
-        <w:trPr>
-          <w:trHeight w:val="340"/>
-        </w:trPr>
-        <w:tc>
-          <w:tcPr>
-            <w:tcW w:w="1634" w:type="pct"/>
-            <w:tcBorders>
-              <w:top w:val="nil"/>
-              <w:left w:val="single" w:sz="4" w:space="0" w:color="auto"/>
-              <w:bottom w:val="single" w:sz="4" w:space="0" w:color="auto"/>
-              <w:right w:val="single" w:sz="4" w:space="0" w:color="auto"/>
-            </w:tcBorders>
-            <w:vAlign w:val="center"/>
-            <w:hideMark/>
-          </w:tcPr>
-          <w:p>
-            <w:pPr>
-              <w:spacing w:after="0" w:line="240" w:lineRule="auto"/>
-              <w:jc w:val="center"/>
-              <w:rPr>
-                <w:rFonts w:ascii="Arial" w:eastAsia="Times New Roman" w:hAnsi="Arial" w:cs="Arial"/>
-                <w:color w:val="000000"/>
-                <w:kern w:val="0"/>
-                <w:lang w:eastAsia="en-IN"/>
-                <w14:ligatures w14:val="none"/>
-              </w:rPr>
-            </w:pPr>
-            <w:r>
-              <w:rPr>
-                <w:rFonts w:ascii="Arial" w:eastAsia="Times New Roman" w:hAnsi="Arial" w:cs="Arial"/>
-                <w:color w:val="000000"/>
-                <w:kern w:val="0"/>
-                <w:lang w:val="en-US" w:eastAsia="en-IN"/>
-                <w14:ligatures w14:val="none"/>
-              </w:rPr>
-              <w:t>3</w:t>
-            </w:r>
-          </w:p>
-        </w:tc>
-        <w:tc>
-          <w:tcPr>
-            <w:tcW w:w="1079" w:type="pct"/>
-            <w:tcBorders>
-              <w:top w:val="nil"/>
-              <w:left w:val="nil"/>
-              <w:bottom w:val="single" w:sz="4" w:space="0" w:color="auto"/>
-              <w:right w:val="single" w:sz="4" w:space="0" w:color="auto"/>
-            </w:tcBorders>
-            <w:vAlign w:val="center"/>
-            <w:hideMark/>
-          </w:tcPr>
-          <w:p>
-            <w:pPr>
-              <w:spacing w:after="0" w:line="240" w:lineRule="auto"/>
-              <w:jc w:val="center"/>
-              <w:rPr>
-                <w:rFonts w:ascii="Arial" w:eastAsia="Times New Roman" w:hAnsi="Arial" w:cs="Arial"/>
-                <w:color w:val="000000"/>
-                <w:kern w:val="0"/>
-                <w:lang w:eastAsia="en-IN"/>
-                <w14:ligatures w14:val="none"/>
-              </w:rPr>
-            </w:pPr>
-            <w:r>
-              <w:rPr>
-                <w:rFonts w:ascii="Arial" w:eastAsia="Times New Roman" w:hAnsi="Arial" w:cs="Arial"/>
-                <w:color w:val="000000"/>
-                <w:kern w:val="0"/>
-                <w:lang w:val="en-US" w:eastAsia="en-IN"/>
-                <w14:ligatures w14:val="none"/>
-              </w:rPr>
-              <w:t> </w:t>
-            </w:r>
-          </w:p>
-        </w:tc>
-        <w:tc>
-          <w:tcPr>
-            <w:tcW w:w="1128" w:type="pct"/>
-            <w:tcBorders>
-              <w:top w:val="nil"/>
-              <w:left w:val="nil"/>
-              <w:bottom w:val="single" w:sz="4" w:space="0" w:color="auto"/>
-              <w:right w:val="single" w:sz="4" w:space="0" w:color="auto"/>
-            </w:tcBorders>
-            <w:vAlign w:val="center"/>
-            <w:hideMark/>
-          </w:tcPr>
-          <w:p>
-            <w:pPr>
-              <w:spacing w:after="0" w:line="240" w:lineRule="auto"/>
-              <w:jc w:val="center"/>
-              <w:rPr>
-                <w:rFonts w:ascii="Arial" w:eastAsia="Times New Roman" w:hAnsi="Arial" w:cs="Arial"/>
-                <w:color w:val="000000"/>
-                <w:kern w:val="0"/>
-                <w:lang w:eastAsia="en-IN"/>
-                <w14:ligatures w14:val="none"/>
-              </w:rPr>
-            </w:pPr>
-            <w:r>
-              <w:rPr>
-                <w:rFonts w:ascii="Arial" w:eastAsia="Times New Roman" w:hAnsi="Arial" w:cs="Arial"/>
-                <w:color w:val="000000"/>
-                <w:kern w:val="0"/>
-                <w:lang w:val="en-US" w:eastAsia="en-IN"/>
-                <w14:ligatures w14:val="none"/>
-              </w:rPr>
-              <w:t> </w:t>
-            </w:r>
-          </w:p>
-        </w:tc>
-        <w:tc>
-          <w:tcPr>
-            <w:tcW w:w="1159" w:type="pct"/>
-            <w:tcBorders>
-              <w:top w:val="nil"/>
-              <w:left w:val="nil"/>
-              <w:bottom w:val="single" w:sz="4" w:space="0" w:color="auto"/>
-              <w:right w:val="single" w:sz="4" w:space="0" w:color="auto"/>
-            </w:tcBorders>
-            <w:vAlign w:val="center"/>
-            <w:hideMark/>
-          </w:tcPr>
-          <w:p>
-            <w:pPr>
-              <w:spacing w:after="0" w:line="240" w:lineRule="auto"/>
-              <w:jc w:val="center"/>
-              <w:rPr>
-                <w:rFonts w:ascii="Arial" w:eastAsia="Times New Roman" w:hAnsi="Arial" w:cs="Arial"/>
-                <w:color w:val="000000"/>
-                <w:kern w:val="0"/>
-                <w:lang w:eastAsia="en-IN"/>
-                <w14:ligatures w14:val="none"/>
-              </w:rPr>
-            </w:pPr>
-            <w:r>
-              <w:rPr>
-                <w:rFonts w:ascii="Arial" w:eastAsia="Times New Roman" w:hAnsi="Arial" w:cs="Arial"/>
-                <w:color w:val="000000"/>
-                <w:kern w:val="0"/>
-                <w:lang w:val="en-US" w:eastAsia="en-IN"/>
-                <w14:ligatures w14:val="none"/>
-              </w:rPr>
-              <w:t> </w:t>
-            </w:r>
-          </w:p>
-        </w:tc>
-      </w:tr>
-      <w:tr>
-        <w:trPr>
-          <w:trHeight w:val="340"/>
-        </w:trPr>
-        <w:tc>
-          <w:tcPr>
-            <w:tcW w:w="1634" w:type="pct"/>
-            <w:tcBorders>
-              <w:top w:val="nil"/>
-              <w:left w:val="single" w:sz="4" w:space="0" w:color="auto"/>
-              <w:bottom w:val="single" w:sz="4" w:space="0" w:color="auto"/>
-              <w:right w:val="single" w:sz="4" w:space="0" w:color="auto"/>
-            </w:tcBorders>
-            <w:vAlign w:val="center"/>
-            <w:hideMark/>
-          </w:tcPr>
-          <w:p>
-            <w:pPr>
-              <w:spacing w:after="0" w:line="240" w:lineRule="auto"/>
-              <w:jc w:val="center"/>
-              <w:rPr>
-                <w:rFonts w:ascii="Arial" w:eastAsia="Times New Roman" w:hAnsi="Arial" w:cs="Arial"/>
-                <w:color w:val="000000"/>
-                <w:kern w:val="0"/>
-                <w:lang w:eastAsia="en-IN"/>
-                <w14:ligatures w14:val="none"/>
-              </w:rPr>
-            </w:pPr>
-            <w:r>
-              <w:rPr>
-                <w:rFonts w:ascii="Arial" w:eastAsia="Times New Roman" w:hAnsi="Arial" w:cs="Arial"/>
-                <w:color w:val="000000"/>
-                <w:kern w:val="0"/>
-                <w:lang w:val="en-US" w:eastAsia="en-IN"/>
-                <w14:ligatures w14:val="none"/>
-              </w:rPr>
-              <w:t>4</w:t>
-            </w:r>
-          </w:p>
-        </w:tc>
-        <w:tc>
-          <w:tcPr>
-            <w:tcW w:w="1079" w:type="pct"/>
-            <w:tcBorders>
-              <w:top w:val="nil"/>
-              <w:left w:val="nil"/>
-              <w:bottom w:val="single" w:sz="4" w:space="0" w:color="auto"/>
-              <w:right w:val="single" w:sz="4" w:space="0" w:color="auto"/>
-            </w:tcBorders>
-            <w:vAlign w:val="center"/>
-            <w:hideMark/>
-          </w:tcPr>
-          <w:p>
-            <w:pPr>
-              <w:spacing w:after="0" w:line="240" w:lineRule="auto"/>
-              <w:jc w:val="center"/>
-              <w:rPr>
-                <w:rFonts w:ascii="Arial" w:eastAsia="Times New Roman" w:hAnsi="Arial" w:cs="Arial"/>
-                <w:color w:val="000000"/>
-                <w:kern w:val="0"/>
-                <w:lang w:eastAsia="en-IN"/>
-                <w14:ligatures w14:val="none"/>
-              </w:rPr>
-            </w:pPr>
-            <w:r>
-              <w:rPr>
-                <w:rFonts w:ascii="Arial" w:eastAsia="Times New Roman" w:hAnsi="Arial" w:cs="Arial"/>
-                <w:color w:val="000000"/>
-                <w:kern w:val="0"/>
-                <w:lang w:val="en-US" w:eastAsia="en-IN"/>
-                <w14:ligatures w14:val="none"/>
-              </w:rPr>
-              <w:t> </w:t>
-            </w:r>
-          </w:p>
-        </w:tc>
-        <w:tc>
-          <w:tcPr>
-            <w:tcW w:w="1128" w:type="pct"/>
-            <w:tcBorders>
-              <w:top w:val="nil"/>
-              <w:left w:val="nil"/>
-              <w:bottom w:val="single" w:sz="4" w:space="0" w:color="auto"/>
-              <w:right w:val="single" w:sz="4" w:space="0" w:color="auto"/>
-            </w:tcBorders>
-            <w:vAlign w:val="center"/>
-            <w:hideMark/>
-          </w:tcPr>
-          <w:p>
-            <w:pPr>
-              <w:spacing w:after="0" w:line="240" w:lineRule="auto"/>
-              <w:jc w:val="center"/>
-              <w:rPr>
-                <w:rFonts w:ascii="Arial" w:eastAsia="Times New Roman" w:hAnsi="Arial" w:cs="Arial"/>
-                <w:color w:val="000000"/>
-                <w:kern w:val="0"/>
-                <w:lang w:eastAsia="en-IN"/>
-                <w14:ligatures w14:val="none"/>
-              </w:rPr>
-            </w:pPr>
-            <w:r>
-              <w:rPr>
-                <w:rFonts w:ascii="Arial" w:eastAsia="Times New Roman" w:hAnsi="Arial" w:cs="Arial"/>
-                <w:color w:val="000000"/>
-                <w:kern w:val="0"/>
-                <w:lang w:val="en-US" w:eastAsia="en-IN"/>
-                <w14:ligatures w14:val="none"/>
-              </w:rPr>
-              <w:t> </w:t>
-            </w:r>
-          </w:p>
-        </w:tc>
-        <w:tc>
-          <w:tcPr>
-            <w:tcW w:w="1159" w:type="pct"/>
-            <w:tcBorders>
-              <w:top w:val="nil"/>
-              <w:left w:val="nil"/>
-              <w:bottom w:val="single" w:sz="4" w:space="0" w:color="auto"/>
-              <w:right w:val="single" w:sz="4" w:space="0" w:color="auto"/>
-            </w:tcBorders>
-            <w:vAlign w:val="center"/>
-            <w:hideMark/>
-          </w:tcPr>
-          <w:p>
-            <w:pPr>
-              <w:spacing w:after="0" w:line="240" w:lineRule="auto"/>
-              <w:jc w:val="center"/>
-              <w:rPr>
-                <w:rFonts w:ascii="Arial" w:eastAsia="Times New Roman" w:hAnsi="Arial" w:cs="Arial"/>
-                <w:color w:val="000000"/>
-                <w:kern w:val="0"/>
-                <w:lang w:eastAsia="en-IN"/>
-                <w14:ligatures w14:val="none"/>
-              </w:rPr>
-            </w:pPr>
-            <w:r>
-              <w:rPr>
-                <w:rFonts w:ascii="Arial" w:eastAsia="Times New Roman" w:hAnsi="Arial" w:cs="Arial"/>
-                <w:color w:val="000000"/>
-                <w:kern w:val="0"/>
-                <w:lang w:val="en-US" w:eastAsia="en-IN"/>
-                <w14:ligatures w14:val="none"/>
-              </w:rPr>
-              <w:t> </w:t>
-            </w:r>
-          </w:p>
-        </w:tc>
-      </w:tr>
-      <w:tr>
-        <w:trPr>
-          <w:trHeight w:val="340"/>
-        </w:trPr>
-        <w:tc>
-          <w:tcPr>
-            <w:tcW w:w="1634" w:type="pct"/>
-            <w:tcBorders>
-              <w:top w:val="nil"/>
-              <w:left w:val="single" w:sz="4" w:space="0" w:color="auto"/>
-              <w:bottom w:val="single" w:sz="4" w:space="0" w:color="auto"/>
-              <w:right w:val="single" w:sz="4" w:space="0" w:color="auto"/>
-            </w:tcBorders>
-            <w:vAlign w:val="center"/>
-            <w:hideMark/>
-          </w:tcPr>
-          <w:p>
-            <w:pPr>
-              <w:spacing w:after="0" w:line="240" w:lineRule="auto"/>
-              <w:jc w:val="center"/>
-              <w:rPr>
-                <w:rFonts w:ascii="Arial" w:eastAsia="Times New Roman" w:hAnsi="Arial" w:cs="Arial"/>
-                <w:color w:val="000000"/>
-                <w:kern w:val="0"/>
-                <w:lang w:eastAsia="en-IN"/>
-                <w14:ligatures w14:val="none"/>
-              </w:rPr>
-            </w:pPr>
-            <w:r>
-              <w:rPr>
-                <w:rFonts w:ascii="Arial" w:eastAsia="Times New Roman" w:hAnsi="Arial" w:cs="Arial"/>
-                <w:color w:val="000000"/>
-                <w:kern w:val="0"/>
-                <w:lang w:val="en-US" w:eastAsia="en-IN"/>
-                <w14:ligatures w14:val="none"/>
-              </w:rPr>
-              <w:t>5</w:t>
-            </w:r>
-          </w:p>
-        </w:tc>
-        <w:tc>
-          <w:tcPr>
-            <w:tcW w:w="1079" w:type="pct"/>
-            <w:tcBorders>
-              <w:top w:val="nil"/>
-              <w:left w:val="nil"/>
-              <w:bottom w:val="single" w:sz="4" w:space="0" w:color="auto"/>
-              <w:right w:val="single" w:sz="4" w:space="0" w:color="auto"/>
-            </w:tcBorders>
-            <w:vAlign w:val="center"/>
-            <w:hideMark/>
-          </w:tcPr>
-          <w:p>
-            <w:pPr>
-              <w:spacing w:after="0" w:line="240" w:lineRule="auto"/>
-              <w:jc w:val="center"/>
-              <w:rPr>
-                <w:rFonts w:ascii="Arial" w:eastAsia="Times New Roman" w:hAnsi="Arial" w:cs="Arial"/>
-                <w:color w:val="000000"/>
-                <w:kern w:val="0"/>
-                <w:lang w:eastAsia="en-IN"/>
-                <w14:ligatures w14:val="none"/>
-              </w:rPr>
-            </w:pPr>
-            <w:r>
-              <w:rPr>
-                <w:rFonts w:ascii="Arial" w:eastAsia="Times New Roman" w:hAnsi="Arial" w:cs="Arial"/>
-                <w:color w:val="000000"/>
-                <w:kern w:val="0"/>
-                <w:lang w:val="en-US" w:eastAsia="en-IN"/>
-                <w14:ligatures w14:val="none"/>
-              </w:rPr>
-              <w:t> </w:t>
-            </w:r>
-          </w:p>
-        </w:tc>
-        <w:tc>
-          <w:tcPr>
-            <w:tcW w:w="1128" w:type="pct"/>
-            <w:tcBorders>
-              <w:top w:val="nil"/>
-              <w:left w:val="nil"/>
-              <w:bottom w:val="single" w:sz="4" w:space="0" w:color="auto"/>
-              <w:right w:val="single" w:sz="4" w:space="0" w:color="auto"/>
-            </w:tcBorders>
-            <w:vAlign w:val="center"/>
-            <w:hideMark/>
-          </w:tcPr>
-          <w:p>
-            <w:pPr>
-              <w:spacing w:after="0" w:line="240" w:lineRule="auto"/>
-              <w:jc w:val="center"/>
-              <w:rPr>
-                <w:rFonts w:ascii="Arial" w:eastAsia="Times New Roman" w:hAnsi="Arial" w:cs="Arial"/>
-                <w:color w:val="000000"/>
-                <w:kern w:val="0"/>
-                <w:lang w:eastAsia="en-IN"/>
-                <w14:ligatures w14:val="none"/>
-              </w:rPr>
-            </w:pPr>
-            <w:r>
-              <w:rPr>
-                <w:rFonts w:ascii="Arial" w:eastAsia="Times New Roman" w:hAnsi="Arial" w:cs="Arial"/>
-                <w:color w:val="000000"/>
-                <w:kern w:val="0"/>
-                <w:lang w:val="en-US" w:eastAsia="en-IN"/>
-                <w14:ligatures w14:val="none"/>
-              </w:rPr>
-              <w:t> </w:t>
-            </w:r>
-          </w:p>
-        </w:tc>
-        <w:tc>
-          <w:tcPr>
-            <w:tcW w:w="1159" w:type="pct"/>
-            <w:tcBorders>
-              <w:top w:val="nil"/>
-              <w:left w:val="nil"/>
-              <w:bottom w:val="single" w:sz="4" w:space="0" w:color="auto"/>
-              <w:right w:val="single" w:sz="4" w:space="0" w:color="auto"/>
-            </w:tcBorders>
-            <w:vAlign w:val="center"/>
-            <w:hideMark/>
-          </w:tcPr>
-          <w:p>
-            <w:pPr>
-              <w:spacing w:after="0" w:line="240" w:lineRule="auto"/>
-              <w:jc w:val="center"/>
-              <w:rPr>
-                <w:rFonts w:ascii="Arial" w:eastAsia="Times New Roman" w:hAnsi="Arial" w:cs="Arial"/>
-                <w:color w:val="000000"/>
-                <w:kern w:val="0"/>
-                <w:lang w:eastAsia="en-IN"/>
-                <w14:ligatures w14:val="none"/>
-              </w:rPr>
-            </w:pPr>
-            <w:r>
-              <w:rPr>
-                <w:rFonts w:ascii="Arial" w:eastAsia="Times New Roman" w:hAnsi="Arial" w:cs="Arial"/>
-                <w:color w:val="000000"/>
-                <w:kern w:val="0"/>
-                <w:lang w:val="en-US" w:eastAsia="en-IN"/>
-                <w14:ligatures w14:val="none"/>
-              </w:rPr>
-              <w:t> </w:t>
-            </w:r>
-          </w:p>
-        </w:tc>
-      </w:tr>
-      <w:tr>
-        <w:trPr>
-          <w:trHeight w:val="340"/>
-        </w:trPr>
-        <w:tc>
-          <w:tcPr>
-            <w:tcW w:w="1634" w:type="pct"/>
-            <w:tcBorders>
-              <w:top w:val="nil"/>
-              <w:left w:val="single" w:sz="4" w:space="0" w:color="auto"/>
-              <w:bottom w:val="single" w:sz="4" w:space="0" w:color="auto"/>
-              <w:right w:val="single" w:sz="4" w:space="0" w:color="auto"/>
-            </w:tcBorders>
-            <w:vAlign w:val="center"/>
-            <w:hideMark/>
-          </w:tcPr>
-          <w:p>
-            <w:pPr>
-              <w:spacing w:after="0" w:line="240" w:lineRule="auto"/>
-              <w:jc w:val="center"/>
-              <w:rPr>
-                <w:rFonts w:ascii="Arial" w:eastAsia="Times New Roman" w:hAnsi="Arial" w:cs="Arial"/>
-                <w:color w:val="000000"/>
-                <w:kern w:val="0"/>
-                <w:lang w:eastAsia="en-IN"/>
-                <w14:ligatures w14:val="none"/>
-              </w:rPr>
-            </w:pPr>
-            <w:r>
-              <w:rPr>
-                <w:rFonts w:ascii="Arial" w:eastAsia="Times New Roman" w:hAnsi="Arial" w:cs="Arial"/>
-                <w:color w:val="000000"/>
-                <w:kern w:val="0"/>
-                <w:lang w:val="en-US" w:eastAsia="en-IN"/>
-                <w14:ligatures w14:val="none"/>
-              </w:rPr>
-              <w:t>6</w:t>
-            </w:r>
-          </w:p>
-        </w:tc>
-        <w:tc>
-          <w:tcPr>
-            <w:tcW w:w="1079" w:type="pct"/>
-            <w:tcBorders>
-              <w:top w:val="nil"/>
-              <w:left w:val="nil"/>
-              <w:bottom w:val="single" w:sz="4" w:space="0" w:color="auto"/>
-              <w:right w:val="single" w:sz="4" w:space="0" w:color="auto"/>
-            </w:tcBorders>
-            <w:vAlign w:val="center"/>
-            <w:hideMark/>
-          </w:tcPr>
-          <w:p>
-            <w:pPr>
-              <w:spacing w:after="0" w:line="240" w:lineRule="auto"/>
-              <w:jc w:val="center"/>
-              <w:rPr>
-                <w:rFonts w:ascii="Arial" w:eastAsia="Times New Roman" w:hAnsi="Arial" w:cs="Arial"/>
-                <w:color w:val="000000"/>
-                <w:kern w:val="0"/>
-                <w:lang w:eastAsia="en-IN"/>
-                <w14:ligatures w14:val="none"/>
-              </w:rPr>
-            </w:pPr>
-            <w:r>
-              <w:rPr>
-                <w:rFonts w:ascii="Arial" w:eastAsia="Times New Roman" w:hAnsi="Arial" w:cs="Arial"/>
-                <w:color w:val="000000"/>
-                <w:kern w:val="0"/>
-                <w:lang w:val="en-US" w:eastAsia="en-IN"/>
-                <w14:ligatures w14:val="none"/>
-              </w:rPr>
-              <w:t> </w:t>
-            </w:r>
-          </w:p>
-        </w:tc>
-        <w:tc>
-          <w:tcPr>
-            <w:tcW w:w="1128" w:type="pct"/>
-            <w:tcBorders>
-              <w:top w:val="nil"/>
-              <w:left w:val="nil"/>
-              <w:bottom w:val="single" w:sz="4" w:space="0" w:color="auto"/>
-              <w:right w:val="single" w:sz="4" w:space="0" w:color="auto"/>
-            </w:tcBorders>
-            <w:vAlign w:val="center"/>
-            <w:hideMark/>
-          </w:tcPr>
-          <w:p>
-            <w:pPr>
-              <w:spacing w:after="0" w:line="240" w:lineRule="auto"/>
-              <w:jc w:val="center"/>
-              <w:rPr>
-                <w:rFonts w:ascii="Arial" w:eastAsia="Times New Roman" w:hAnsi="Arial" w:cs="Arial"/>
-                <w:color w:val="000000"/>
-                <w:kern w:val="0"/>
-                <w:lang w:eastAsia="en-IN"/>
-                <w14:ligatures w14:val="none"/>
-              </w:rPr>
-            </w:pPr>
-            <w:r>
-              <w:rPr>
-                <w:rFonts w:ascii="Arial" w:eastAsia="Times New Roman" w:hAnsi="Arial" w:cs="Arial"/>
-                <w:color w:val="000000"/>
-                <w:kern w:val="0"/>
-                <w:lang w:val="en-US" w:eastAsia="en-IN"/>
-                <w14:ligatures w14:val="none"/>
-              </w:rPr>
-              <w:t> </w:t>
-            </w:r>
-          </w:p>
-        </w:tc>
-        <w:tc>
-          <w:tcPr>
-            <w:tcW w:w="1159" w:type="pct"/>
-            <w:tcBorders>
-              <w:top w:val="nil"/>
-              <w:left w:val="nil"/>
-              <w:bottom w:val="single" w:sz="4" w:space="0" w:color="auto"/>
-              <w:right w:val="single" w:sz="4" w:space="0" w:color="auto"/>
-            </w:tcBorders>
-            <w:vAlign w:val="center"/>
-            <w:hideMark/>
-          </w:tcPr>
-          <w:p>
-            <w:pPr>
-              <w:spacing w:after="0" w:line="240" w:lineRule="auto"/>
-              <w:jc w:val="center"/>
-              <w:rPr>
-                <w:rFonts w:ascii="Arial" w:eastAsia="Times New Roman" w:hAnsi="Arial" w:cs="Arial"/>
-                <w:color w:val="000000"/>
-                <w:kern w:val="0"/>
-                <w:lang w:eastAsia="en-IN"/>
-                <w14:ligatures w14:val="none"/>
-              </w:rPr>
-            </w:pPr>
-            <w:r>
-              <w:rPr>
-                <w:rFonts w:ascii="Arial" w:eastAsia="Times New Roman" w:hAnsi="Arial" w:cs="Arial"/>
-                <w:color w:val="000000"/>
-                <w:kern w:val="0"/>
-                <w:lang w:val="en-US" w:eastAsia="en-IN"/>
-                <w14:ligatures w14:val="none"/>
-              </w:rPr>
-              <w:t> </w:t>
-            </w:r>
-          </w:p>
-        </w:tc>
-      </w:tr>
-      <w:tr>
-        <w:trPr>
-          <w:trHeight w:val="340"/>
-        </w:trPr>
-        <w:tc>
-          <w:tcPr>
-            <w:tcW w:w="1634" w:type="pct"/>
-            <w:tcBorders>
-              <w:top w:val="nil"/>
-              <w:left w:val="single" w:sz="4" w:space="0" w:color="auto"/>
-              <w:bottom w:val="single" w:sz="4" w:space="0" w:color="auto"/>
-              <w:right w:val="single" w:sz="4" w:space="0" w:color="auto"/>
-            </w:tcBorders>
-            <w:vAlign w:val="center"/>
-            <w:hideMark/>
-          </w:tcPr>
-          <w:p>
-            <w:pPr>
-              <w:spacing w:after="0" w:line="240" w:lineRule="auto"/>
-              <w:jc w:val="center"/>
-              <w:rPr>
-                <w:rFonts w:ascii="Arial" w:eastAsia="Times New Roman" w:hAnsi="Arial" w:cs="Arial"/>
-                <w:color w:val="000000"/>
-                <w:kern w:val="0"/>
-                <w:lang w:eastAsia="en-IN"/>
-                <w14:ligatures w14:val="none"/>
-              </w:rPr>
-            </w:pPr>
-            <w:r>
-              <w:rPr>
-                <w:rFonts w:ascii="Arial" w:eastAsia="Times New Roman" w:hAnsi="Arial" w:cs="Arial"/>
-                <w:color w:val="000000"/>
-                <w:kern w:val="0"/>
-                <w:lang w:val="en-US" w:eastAsia="en-IN"/>
-                <w14:ligatures w14:val="none"/>
-              </w:rPr>
-              <w:t>7</w:t>
-            </w:r>
-          </w:p>
-        </w:tc>
-        <w:tc>
-          <w:tcPr>
-            <w:tcW w:w="1079" w:type="pct"/>
-            <w:tcBorders>
-              <w:top w:val="nil"/>
-              <w:left w:val="nil"/>
-              <w:bottom w:val="single" w:sz="4" w:space="0" w:color="auto"/>
-              <w:right w:val="single" w:sz="4" w:space="0" w:color="auto"/>
-            </w:tcBorders>
-            <w:vAlign w:val="center"/>
-            <w:hideMark/>
-          </w:tcPr>
-          <w:p>
-            <w:pPr>
-              <w:spacing w:after="0" w:line="240" w:lineRule="auto"/>
-              <w:jc w:val="center"/>
-              <w:rPr>
-                <w:rFonts w:ascii="Arial" w:eastAsia="Times New Roman" w:hAnsi="Arial" w:cs="Arial"/>
-                <w:color w:val="000000"/>
-                <w:kern w:val="0"/>
-                <w:lang w:eastAsia="en-IN"/>
-                <w14:ligatures w14:val="none"/>
-              </w:rPr>
-            </w:pPr>
-            <w:r>
-              <w:rPr>
-                <w:rFonts w:ascii="Arial" w:eastAsia="Times New Roman" w:hAnsi="Arial" w:cs="Arial"/>
-                <w:color w:val="000000"/>
-                <w:kern w:val="0"/>
-                <w:lang w:val="en-US" w:eastAsia="en-IN"/>
-                <w14:ligatures w14:val="none"/>
-              </w:rPr>
-              <w:t> </w:t>
-            </w:r>
-          </w:p>
-        </w:tc>
-        <w:tc>
-          <w:tcPr>
-            <w:tcW w:w="1128" w:type="pct"/>
-            <w:tcBorders>
-              <w:top w:val="nil"/>
-              <w:left w:val="nil"/>
-              <w:bottom w:val="single" w:sz="4" w:space="0" w:color="auto"/>
-              <w:right w:val="single" w:sz="4" w:space="0" w:color="auto"/>
-            </w:tcBorders>
-            <w:vAlign w:val="center"/>
-            <w:hideMark/>
-          </w:tcPr>
-          <w:p>
-            <w:pPr>
-              <w:spacing w:after="0" w:line="240" w:lineRule="auto"/>
-              <w:jc w:val="center"/>
-              <w:rPr>
-                <w:rFonts w:ascii="Arial" w:eastAsia="Times New Roman" w:hAnsi="Arial" w:cs="Arial"/>
-                <w:color w:val="000000"/>
-                <w:kern w:val="0"/>
-                <w:lang w:eastAsia="en-IN"/>
-                <w14:ligatures w14:val="none"/>
-              </w:rPr>
-            </w:pPr>
-            <w:r>
-              <w:rPr>
-                <w:rFonts w:ascii="Arial" w:eastAsia="Times New Roman" w:hAnsi="Arial" w:cs="Arial"/>
-                <w:color w:val="000000"/>
-                <w:kern w:val="0"/>
-                <w:lang w:val="en-US" w:eastAsia="en-IN"/>
-                <w14:ligatures w14:val="none"/>
-              </w:rPr>
-              <w:t> </w:t>
-            </w:r>
-          </w:p>
-        </w:tc>
-        <w:tc>
-          <w:tcPr>
-            <w:tcW w:w="1159" w:type="pct"/>
-            <w:tcBorders>
-              <w:top w:val="nil"/>
-              <w:left w:val="nil"/>
-              <w:bottom w:val="single" w:sz="4" w:space="0" w:color="auto"/>
-              <w:right w:val="single" w:sz="4" w:space="0" w:color="auto"/>
-            </w:tcBorders>
-            <w:vAlign w:val="center"/>
-            <w:hideMark/>
-          </w:tcPr>
-          <w:p>
-            <w:pPr>
-              <w:spacing w:after="0" w:line="240" w:lineRule="auto"/>
-              <w:jc w:val="center"/>
-              <w:rPr>
-                <w:rFonts w:ascii="Arial" w:eastAsia="Times New Roman" w:hAnsi="Arial" w:cs="Arial"/>
-                <w:color w:val="000000"/>
-                <w:kern w:val="0"/>
-                <w:lang w:eastAsia="en-IN"/>
-                <w14:ligatures w14:val="none"/>
-              </w:rPr>
-            </w:pPr>
-            <w:r>
-              <w:rPr>
-                <w:rFonts w:ascii="Arial" w:eastAsia="Times New Roman" w:hAnsi="Arial" w:cs="Arial"/>
-                <w:color w:val="000000"/>
-                <w:kern w:val="0"/>
-                <w:lang w:val="en-US" w:eastAsia="en-IN"/>
-                <w14:ligatures w14:val="none"/>
-              </w:rPr>
-              <w:t> </w:t>
-            </w:r>
-          </w:p>
-        </w:tc>
-      </w:tr>
-      <w:tr>
-        <w:trPr>
-          <w:trHeight w:val="340"/>
-        </w:trPr>
-        <w:tc>
-          <w:tcPr>
-            <w:tcW w:w="1634" w:type="pct"/>
-            <w:tcBorders>
-              <w:top w:val="nil"/>
-              <w:left w:val="single" w:sz="4" w:space="0" w:color="auto"/>
-              <w:bottom w:val="single" w:sz="4" w:space="0" w:color="auto"/>
-              <w:right w:val="single" w:sz="4" w:space="0" w:color="auto"/>
-            </w:tcBorders>
-            <w:vAlign w:val="center"/>
-            <w:hideMark/>
-          </w:tcPr>
-          <w:p>
-            <w:pPr>
-              <w:spacing w:after="0" w:line="240" w:lineRule="auto"/>
-              <w:jc w:val="center"/>
-              <w:rPr>
-                <w:rFonts w:ascii="Arial" w:eastAsia="Times New Roman" w:hAnsi="Arial" w:cs="Arial"/>
-                <w:color w:val="000000"/>
-                <w:kern w:val="0"/>
-                <w:lang w:eastAsia="en-IN"/>
-                <w14:ligatures w14:val="none"/>
-              </w:rPr>
-            </w:pPr>
-            <w:r>
-              <w:rPr>
-                <w:rFonts w:ascii="Arial" w:eastAsia="Times New Roman" w:hAnsi="Arial" w:cs="Arial"/>
-                <w:color w:val="000000"/>
-                <w:kern w:val="0"/>
-                <w:lang w:val="en-US" w:eastAsia="en-IN"/>
-                <w14:ligatures w14:val="none"/>
-              </w:rPr>
-              <w:t>8</w:t>
-            </w:r>
-          </w:p>
-        </w:tc>
-        <w:tc>
-          <w:tcPr>
-            <w:tcW w:w="1079" w:type="pct"/>
-            <w:tcBorders>
-              <w:top w:val="nil"/>
-              <w:left w:val="nil"/>
-              <w:bottom w:val="single" w:sz="4" w:space="0" w:color="auto"/>
-              <w:right w:val="single" w:sz="4" w:space="0" w:color="auto"/>
-            </w:tcBorders>
-            <w:vAlign w:val="center"/>
-            <w:hideMark/>
-          </w:tcPr>
-          <w:p>
-            <w:pPr>
-              <w:spacing w:after="0" w:line="240" w:lineRule="auto"/>
-              <w:jc w:val="center"/>
-              <w:rPr>
-                <w:rFonts w:ascii="Arial" w:eastAsia="Times New Roman" w:hAnsi="Arial" w:cs="Arial"/>
-                <w:color w:val="000000"/>
-                <w:kern w:val="0"/>
-                <w:lang w:eastAsia="en-IN"/>
-                <w14:ligatures w14:val="none"/>
-              </w:rPr>
-            </w:pPr>
-            <w:r>
-              <w:rPr>
-                <w:rFonts w:ascii="Arial" w:eastAsia="Times New Roman" w:hAnsi="Arial" w:cs="Arial"/>
-                <w:color w:val="000000"/>
-                <w:kern w:val="0"/>
-                <w:lang w:val="en-US" w:eastAsia="en-IN"/>
-                <w14:ligatures w14:val="none"/>
-              </w:rPr>
-              <w:t> </w:t>
-            </w:r>
-          </w:p>
-        </w:tc>
-        <w:tc>
-          <w:tcPr>
-            <w:tcW w:w="1128" w:type="pct"/>
-            <w:tcBorders>
-              <w:top w:val="nil"/>
-              <w:left w:val="nil"/>
-              <w:bottom w:val="single" w:sz="4" w:space="0" w:color="auto"/>
-              <w:right w:val="single" w:sz="4" w:space="0" w:color="auto"/>
-            </w:tcBorders>
-            <w:vAlign w:val="center"/>
-            <w:hideMark/>
-          </w:tcPr>
-          <w:p>
-            <w:pPr>
-              <w:spacing w:after="0" w:line="240" w:lineRule="auto"/>
-              <w:jc w:val="center"/>
-              <w:rPr>
-                <w:rFonts w:ascii="Arial" w:eastAsia="Times New Roman" w:hAnsi="Arial" w:cs="Arial"/>
-                <w:color w:val="000000"/>
-                <w:kern w:val="0"/>
-                <w:lang w:eastAsia="en-IN"/>
-                <w14:ligatures w14:val="none"/>
-              </w:rPr>
-            </w:pPr>
-            <w:r>
-              <w:rPr>
-                <w:rFonts w:ascii="Arial" w:eastAsia="Times New Roman" w:hAnsi="Arial" w:cs="Arial"/>
-                <w:color w:val="000000"/>
-                <w:kern w:val="0"/>
-                <w:lang w:val="en-US" w:eastAsia="en-IN"/>
-                <w14:ligatures w14:val="none"/>
-              </w:rPr>
-              <w:t> </w:t>
-            </w:r>
-          </w:p>
-        </w:tc>
-        <w:tc>
-          <w:tcPr>
-            <w:tcW w:w="1159" w:type="pct"/>
-            <w:tcBorders>
-              <w:top w:val="nil"/>
-              <w:left w:val="nil"/>
-              <w:bottom w:val="single" w:sz="4" w:space="0" w:color="auto"/>
-              <w:right w:val="single" w:sz="4" w:space="0" w:color="auto"/>
-            </w:tcBorders>
-            <w:vAlign w:val="center"/>
-            <w:hideMark/>
-          </w:tcPr>
-          <w:p>
-            <w:pPr>
-              <w:spacing w:after="0" w:line="240" w:lineRule="auto"/>
-              <w:jc w:val="center"/>
-              <w:rPr>
-                <w:rFonts w:ascii="Arial" w:eastAsia="Times New Roman" w:hAnsi="Arial" w:cs="Arial"/>
-                <w:color w:val="000000"/>
-                <w:kern w:val="0"/>
-                <w:lang w:eastAsia="en-IN"/>
-                <w14:ligatures w14:val="none"/>
-              </w:rPr>
-            </w:pPr>
-            <w:r>
-              <w:rPr>
-                <w:rFonts w:ascii="Arial" w:eastAsia="Times New Roman" w:hAnsi="Arial" w:cs="Arial"/>
-                <w:color w:val="000000"/>
-                <w:kern w:val="0"/>
-                <w:lang w:val="en-US" w:eastAsia="en-IN"/>
-                <w14:ligatures w14:val="none"/>
-              </w:rPr>
-              <w:t> </w:t>
-            </w:r>
-          </w:p>
-        </w:tc>
-      </w:tr>
-      <w:tr>
-        <w:trPr>
-          <w:trHeight w:val="340"/>
-        </w:trPr>
-        <w:tc>
-          <w:tcPr>
-            <w:tcW w:w="1634" w:type="pct"/>
-            <w:tcBorders>
-              <w:top w:val="nil"/>
-              <w:left w:val="single" w:sz="4" w:space="0" w:color="auto"/>
-              <w:bottom w:val="single" w:sz="4" w:space="0" w:color="auto"/>
-              <w:right w:val="single" w:sz="4" w:space="0" w:color="auto"/>
-            </w:tcBorders>
-            <w:vAlign w:val="center"/>
-            <w:hideMark/>
-          </w:tcPr>
-          <w:p>
-            <w:pPr>
-              <w:spacing w:after="0" w:line="240" w:lineRule="auto"/>
-              <w:jc w:val="center"/>
-              <w:rPr>
-                <w:rFonts w:ascii="Arial" w:eastAsia="Times New Roman" w:hAnsi="Arial" w:cs="Arial"/>
-                <w:color w:val="000000"/>
-                <w:kern w:val="0"/>
-                <w:lang w:eastAsia="en-IN"/>
-                <w14:ligatures w14:val="none"/>
-              </w:rPr>
-            </w:pPr>
-            <w:r>
-              <w:rPr>
-                <w:rFonts w:ascii="Arial" w:eastAsia="Times New Roman" w:hAnsi="Arial" w:cs="Arial"/>
-                <w:color w:val="000000"/>
-                <w:kern w:val="0"/>
-                <w:lang w:val="en-US" w:eastAsia="en-IN"/>
-                <w14:ligatures w14:val="none"/>
-              </w:rPr>
-              <w:t>9</w:t>
-            </w:r>
-          </w:p>
-        </w:tc>
-        <w:tc>
-          <w:tcPr>
-            <w:tcW w:w="1079" w:type="pct"/>
-            <w:tcBorders>
-              <w:top w:val="nil"/>
-              <w:left w:val="nil"/>
-              <w:bottom w:val="single" w:sz="4" w:space="0" w:color="auto"/>
-              <w:right w:val="single" w:sz="4" w:space="0" w:color="auto"/>
-            </w:tcBorders>
-            <w:vAlign w:val="center"/>
-            <w:hideMark/>
-          </w:tcPr>
-          <w:p>
-            <w:pPr>
-              <w:spacing w:after="0" w:line="240" w:lineRule="auto"/>
-              <w:jc w:val="center"/>
-              <w:rPr>
-                <w:rFonts w:ascii="Arial" w:eastAsia="Times New Roman" w:hAnsi="Arial" w:cs="Arial"/>
-                <w:color w:val="000000"/>
-                <w:kern w:val="0"/>
-                <w:lang w:eastAsia="en-IN"/>
-                <w14:ligatures w14:val="none"/>
-              </w:rPr>
-            </w:pPr>
-            <w:r>
-              <w:rPr>
-                <w:rFonts w:ascii="Arial" w:eastAsia="Times New Roman" w:hAnsi="Arial" w:cs="Arial"/>
-                <w:color w:val="000000"/>
-                <w:kern w:val="0"/>
-                <w:lang w:val="en-US" w:eastAsia="en-IN"/>
-                <w14:ligatures w14:val="none"/>
-              </w:rPr>
-              <w:t> </w:t>
-            </w:r>
-          </w:p>
-        </w:tc>
-        <w:tc>
-          <w:tcPr>
-            <w:tcW w:w="1128" w:type="pct"/>
-            <w:tcBorders>
-              <w:top w:val="nil"/>
-              <w:left w:val="nil"/>
-              <w:bottom w:val="single" w:sz="4" w:space="0" w:color="auto"/>
-              <w:right w:val="single" w:sz="4" w:space="0" w:color="auto"/>
-            </w:tcBorders>
-            <w:vAlign w:val="center"/>
-            <w:hideMark/>
-          </w:tcPr>
-          <w:p>
-            <w:pPr>
-              <w:spacing w:after="0" w:line="240" w:lineRule="auto"/>
-              <w:jc w:val="center"/>
-              <w:rPr>
-                <w:rFonts w:ascii="Arial" w:eastAsia="Times New Roman" w:hAnsi="Arial" w:cs="Arial"/>
-                <w:color w:val="000000"/>
-                <w:kern w:val="0"/>
-                <w:lang w:eastAsia="en-IN"/>
-                <w14:ligatures w14:val="none"/>
-              </w:rPr>
-            </w:pPr>
-            <w:r>
-              <w:rPr>
-                <w:rFonts w:ascii="Arial" w:eastAsia="Times New Roman" w:hAnsi="Arial" w:cs="Arial"/>
-                <w:color w:val="000000"/>
-                <w:kern w:val="0"/>
-                <w:lang w:val="en-US" w:eastAsia="en-IN"/>
-                <w14:ligatures w14:val="none"/>
-              </w:rPr>
-              <w:t> </w:t>
-            </w:r>
-          </w:p>
-        </w:tc>
-        <w:tc>
-          <w:tcPr>
-            <w:tcW w:w="1159" w:type="pct"/>
-            <w:tcBorders>
-              <w:top w:val="nil"/>
-              <w:left w:val="nil"/>
-              <w:bottom w:val="single" w:sz="4" w:space="0" w:color="auto"/>
-              <w:right w:val="single" w:sz="4" w:space="0" w:color="auto"/>
-            </w:tcBorders>
-            <w:vAlign w:val="center"/>
-            <w:hideMark/>
-          </w:tcPr>
-          <w:p>
-            <w:pPr>
-              <w:spacing w:after="0" w:line="240" w:lineRule="auto"/>
-              <w:jc w:val="center"/>
-              <w:rPr>
-                <w:rFonts w:ascii="Arial" w:eastAsia="Times New Roman" w:hAnsi="Arial" w:cs="Arial"/>
-                <w:color w:val="000000"/>
-                <w:kern w:val="0"/>
-                <w:lang w:eastAsia="en-IN"/>
-                <w14:ligatures w14:val="none"/>
-              </w:rPr>
-            </w:pPr>
-            <w:r>
-              <w:rPr>
-                <w:rFonts w:ascii="Arial" w:eastAsia="Times New Roman" w:hAnsi="Arial" w:cs="Arial"/>
-                <w:color w:val="000000"/>
-                <w:kern w:val="0"/>
-                <w:lang w:val="en-US" w:eastAsia="en-IN"/>
-                <w14:ligatures w14:val="none"/>
-              </w:rPr>
-              <w:t> </w:t>
-            </w:r>
-          </w:p>
-        </w:tc>
-      </w:tr>
-      <w:tr>
-        <w:trPr>
-          <w:trHeight w:val="340"/>
-        </w:trPr>
-        <w:tc>
-          <w:tcPr>
-            <w:tcW w:w="1634" w:type="pct"/>
-            <w:tcBorders>
-              <w:top w:val="nil"/>
-              <w:left w:val="single" w:sz="4" w:space="0" w:color="auto"/>
-              <w:bottom w:val="single" w:sz="4" w:space="0" w:color="auto"/>
-              <w:right w:val="single" w:sz="4" w:space="0" w:color="auto"/>
-            </w:tcBorders>
-            <w:vAlign w:val="center"/>
-            <w:hideMark/>
-          </w:tcPr>
-          <w:p>
-            <w:pPr>
-              <w:spacing w:after="0" w:line="240" w:lineRule="auto"/>
-              <w:jc w:val="center"/>
-              <w:rPr>
-                <w:rFonts w:ascii="Arial" w:eastAsia="Times New Roman" w:hAnsi="Arial" w:cs="Arial"/>
-                <w:color w:val="000000"/>
-                <w:kern w:val="0"/>
-                <w:lang w:eastAsia="en-IN"/>
-                <w14:ligatures w14:val="none"/>
-              </w:rPr>
-            </w:pPr>
-            <w:r>
-              <w:rPr>
-                <w:rFonts w:ascii="Arial" w:eastAsia="Times New Roman" w:hAnsi="Arial" w:cs="Arial"/>
-                <w:color w:val="000000"/>
-                <w:kern w:val="0"/>
-                <w:lang w:val="en-US" w:eastAsia="en-IN"/>
-                <w14:ligatures w14:val="none"/>
-              </w:rPr>
-              <w:t>10</w:t>
-            </w:r>
-          </w:p>
-        </w:tc>
-        <w:tc>
-          <w:tcPr>
-            <w:tcW w:w="1079" w:type="pct"/>
-            <w:tcBorders>
-              <w:top w:val="nil"/>
-              <w:left w:val="nil"/>
-              <w:bottom w:val="single" w:sz="4" w:space="0" w:color="auto"/>
-              <w:right w:val="single" w:sz="4" w:space="0" w:color="auto"/>
-            </w:tcBorders>
-            <w:vAlign w:val="center"/>
-            <w:hideMark/>
-          </w:tcPr>
-          <w:p>
-            <w:pPr>
-              <w:spacing w:after="0" w:line="240" w:lineRule="auto"/>
-              <w:jc w:val="center"/>
-              <w:rPr>
-                <w:rFonts w:ascii="Arial" w:eastAsia="Times New Roman" w:hAnsi="Arial" w:cs="Arial"/>
-                <w:color w:val="000000"/>
-                <w:kern w:val="0"/>
-                <w:lang w:eastAsia="en-IN"/>
-                <w14:ligatures w14:val="none"/>
-              </w:rPr>
-            </w:pPr>
-            <w:r>
-              <w:rPr>
-                <w:rFonts w:ascii="Arial" w:eastAsia="Times New Roman" w:hAnsi="Arial" w:cs="Arial"/>
-                <w:color w:val="000000"/>
-                <w:kern w:val="0"/>
-                <w:lang w:val="en-US" w:eastAsia="en-IN"/>
-                <w14:ligatures w14:val="none"/>
-              </w:rPr>
-              <w:t> </w:t>
-            </w:r>
-          </w:p>
-        </w:tc>
-        <w:tc>
-          <w:tcPr>
-            <w:tcW w:w="1128" w:type="pct"/>
-            <w:tcBorders>
-              <w:top w:val="nil"/>
-              <w:left w:val="nil"/>
-              <w:bottom w:val="single" w:sz="4" w:space="0" w:color="auto"/>
-              <w:right w:val="single" w:sz="4" w:space="0" w:color="auto"/>
-            </w:tcBorders>
-            <w:vAlign w:val="center"/>
-            <w:hideMark/>
-          </w:tcPr>
-          <w:p>
-            <w:pPr>
-              <w:spacing w:after="0" w:line="240" w:lineRule="auto"/>
-              <w:jc w:val="center"/>
-              <w:rPr>
-                <w:rFonts w:ascii="Arial" w:eastAsia="Times New Roman" w:hAnsi="Arial" w:cs="Arial"/>
-                <w:color w:val="000000"/>
-                <w:kern w:val="0"/>
-                <w:lang w:eastAsia="en-IN"/>
-                <w14:ligatures w14:val="none"/>
-              </w:rPr>
-            </w:pPr>
-            <w:r>
-              <w:rPr>
-                <w:rFonts w:ascii="Arial" w:eastAsia="Times New Roman" w:hAnsi="Arial" w:cs="Arial"/>
-                <w:color w:val="000000"/>
-                <w:kern w:val="0"/>
-                <w:lang w:val="en-US" w:eastAsia="en-IN"/>
-                <w14:ligatures w14:val="none"/>
-              </w:rPr>
-              <w:t> </w:t>
-            </w:r>
-          </w:p>
-        </w:tc>
-        <w:tc>
-          <w:tcPr>
-            <w:tcW w:w="1159" w:type="pct"/>
-            <w:tcBorders>
-              <w:top w:val="nil"/>
-              <w:left w:val="nil"/>
-              <w:bottom w:val="single" w:sz="4" w:space="0" w:color="auto"/>
-              <w:right w:val="single" w:sz="4" w:space="0" w:color="auto"/>
-            </w:tcBorders>
-            <w:vAlign w:val="center"/>
-            <w:hideMark/>
-          </w:tcPr>
-          <w:p>
-            <w:pPr>
-              <w:spacing w:after="0" w:line="240" w:lineRule="auto"/>
-              <w:jc w:val="center"/>
-              <w:rPr>
-                <w:rFonts w:ascii="Arial" w:eastAsia="Times New Roman" w:hAnsi="Arial" w:cs="Arial"/>
-                <w:color w:val="000000"/>
-                <w:kern w:val="0"/>
-                <w:lang w:eastAsia="en-IN"/>
-                <w14:ligatures w14:val="none"/>
-              </w:rPr>
-            </w:pPr>
-            <w:r>
-              <w:rPr>
-                <w:rFonts w:ascii="Arial" w:eastAsia="Times New Roman" w:hAnsi="Arial" w:cs="Arial"/>
-                <w:color w:val="000000"/>
-                <w:kern w:val="0"/>
-                <w:lang w:val="en-US" w:eastAsia="en-IN"/>
-                <w14:ligatures w14:val="none"/>
-              </w:rPr>
-              <w:t> </w:t>
-            </w:r>
-          </w:p>
-        </w:tc>
-      </w:tr>
-      <w:tr>
-        <w:trPr>
-          <w:trHeight w:val="340"/>
-        </w:trPr>
-        <w:tc>
-          <w:tcPr>
-            <w:tcW w:w="1634" w:type="pct"/>
-            <w:tcBorders>
-              <w:top w:val="nil"/>
-              <w:left w:val="single" w:sz="4" w:space="0" w:color="auto"/>
-              <w:bottom w:val="single" w:sz="4" w:space="0" w:color="auto"/>
-              <w:right w:val="single" w:sz="4" w:space="0" w:color="auto"/>
-            </w:tcBorders>
-            <w:vAlign w:val="center"/>
-            <w:hideMark/>
-          </w:tcPr>
-          <w:p>
-            <w:pPr>
-              <w:spacing w:after="0" w:line="240" w:lineRule="auto"/>
-              <w:jc w:val="center"/>
-              <w:rPr>
-                <w:rFonts w:ascii="Arial" w:eastAsia="Times New Roman" w:hAnsi="Arial" w:cs="Arial"/>
-                <w:color w:val="000000"/>
-                <w:kern w:val="0"/>
-                <w:lang w:eastAsia="en-IN"/>
-                <w14:ligatures w14:val="none"/>
-              </w:rPr>
-            </w:pPr>
-            <w:r>
-              <w:rPr>
-                <w:rFonts w:ascii="Arial" w:eastAsia="Times New Roman" w:hAnsi="Arial" w:cs="Arial"/>
-                <w:color w:val="000000"/>
-                <w:kern w:val="0"/>
-                <w:lang w:val="en-US" w:eastAsia="en-IN"/>
-                <w14:ligatures w14:val="none"/>
-              </w:rPr>
-              <w:t>11</w:t>
-            </w:r>
-          </w:p>
-        </w:tc>
-        <w:tc>
-          <w:tcPr>
-            <w:tcW w:w="1079" w:type="pct"/>
-            <w:tcBorders>
-              <w:top w:val="nil"/>
-              <w:left w:val="nil"/>
-              <w:bottom w:val="single" w:sz="4" w:space="0" w:color="auto"/>
-              <w:right w:val="single" w:sz="4" w:space="0" w:color="auto"/>
-            </w:tcBorders>
-            <w:vAlign w:val="center"/>
-            <w:hideMark/>
-          </w:tcPr>
-          <w:p>
-            <w:pPr>
-              <w:spacing w:after="0" w:line="240" w:lineRule="auto"/>
-              <w:jc w:val="center"/>
-              <w:rPr>
-                <w:rFonts w:ascii="Arial" w:eastAsia="Times New Roman" w:hAnsi="Arial" w:cs="Arial"/>
-                <w:color w:val="000000"/>
-                <w:kern w:val="0"/>
-                <w:lang w:eastAsia="en-IN"/>
-                <w14:ligatures w14:val="none"/>
-              </w:rPr>
-            </w:pPr>
-            <w:r>
-              <w:rPr>
-                <w:rFonts w:ascii="Arial" w:eastAsia="Times New Roman" w:hAnsi="Arial" w:cs="Arial"/>
-                <w:color w:val="000000"/>
-                <w:kern w:val="0"/>
-                <w:lang w:val="en-US" w:eastAsia="en-IN"/>
-                <w14:ligatures w14:val="none"/>
-              </w:rPr>
-              <w:t> </w:t>
-            </w:r>
-          </w:p>
-        </w:tc>
-        <w:tc>
-          <w:tcPr>
-            <w:tcW w:w="1128" w:type="pct"/>
-            <w:tcBorders>
-              <w:top w:val="nil"/>
-              <w:left w:val="nil"/>
-              <w:bottom w:val="single" w:sz="4" w:space="0" w:color="auto"/>
-              <w:right w:val="single" w:sz="4" w:space="0" w:color="auto"/>
-            </w:tcBorders>
-            <w:vAlign w:val="center"/>
-            <w:hideMark/>
-          </w:tcPr>
-          <w:p>
-            <w:pPr>
-              <w:spacing w:after="0" w:line="240" w:lineRule="auto"/>
-              <w:jc w:val="center"/>
-              <w:rPr>
-                <w:rFonts w:ascii="Arial" w:eastAsia="Times New Roman" w:hAnsi="Arial" w:cs="Arial"/>
-                <w:color w:val="000000"/>
-                <w:kern w:val="0"/>
-                <w:lang w:eastAsia="en-IN"/>
-                <w14:ligatures w14:val="none"/>
-              </w:rPr>
-            </w:pPr>
-            <w:r>
-              <w:rPr>
-                <w:rFonts w:ascii="Arial" w:eastAsia="Times New Roman" w:hAnsi="Arial" w:cs="Arial"/>
-                <w:color w:val="000000"/>
-                <w:kern w:val="0"/>
-                <w:lang w:val="en-US" w:eastAsia="en-IN"/>
-                <w14:ligatures w14:val="none"/>
-              </w:rPr>
-              <w:t> </w:t>
-            </w:r>
-          </w:p>
-        </w:tc>
-        <w:tc>
-          <w:tcPr>
-            <w:tcW w:w="1159" w:type="pct"/>
-            <w:tcBorders>
-              <w:top w:val="nil"/>
-              <w:left w:val="nil"/>
-              <w:bottom w:val="single" w:sz="4" w:space="0" w:color="auto"/>
-              <w:right w:val="single" w:sz="4" w:space="0" w:color="auto"/>
-            </w:tcBorders>
-            <w:vAlign w:val="center"/>
-            <w:hideMark/>
-          </w:tcPr>
-          <w:p>
-            <w:pPr>
-              <w:spacing w:after="0" w:line="240" w:lineRule="auto"/>
-              <w:jc w:val="center"/>
-              <w:rPr>
-                <w:rFonts w:ascii="Arial" w:eastAsia="Times New Roman" w:hAnsi="Arial" w:cs="Arial"/>
-                <w:color w:val="000000"/>
-                <w:kern w:val="0"/>
-                <w:lang w:eastAsia="en-IN"/>
-                <w14:ligatures w14:val="none"/>
-              </w:rPr>
-            </w:pPr>
-            <w:r>
-              <w:rPr>
-                <w:rFonts w:ascii="Arial" w:eastAsia="Times New Roman" w:hAnsi="Arial" w:cs="Arial"/>
-                <w:color w:val="000000"/>
-                <w:kern w:val="0"/>
-                <w:lang w:val="en-US" w:eastAsia="en-IN"/>
-                <w14:ligatures w14:val="none"/>
-              </w:rPr>
-              <w:t> </w:t>
-            </w:r>
-          </w:p>
-        </w:tc>
-      </w:tr>
-      <w:tr>
-        <w:trPr>
-          <w:trHeight w:val="340"/>
-        </w:trPr>
-        <w:tc>
-          <w:tcPr>
-            <w:tcW w:w="1634" w:type="pct"/>
-            <w:tcBorders>
-              <w:top w:val="nil"/>
-              <w:left w:val="single" w:sz="4" w:space="0" w:color="auto"/>
-              <w:bottom w:val="single" w:sz="4" w:space="0" w:color="auto"/>
-              <w:right w:val="single" w:sz="4" w:space="0" w:color="auto"/>
-            </w:tcBorders>
-            <w:vAlign w:val="center"/>
-            <w:hideMark/>
-          </w:tcPr>
-          <w:p>
-            <w:pPr>
-              <w:spacing w:after="0" w:line="240" w:lineRule="auto"/>
-              <w:jc w:val="center"/>
-              <w:rPr>
-                <w:rFonts w:ascii="Arial" w:eastAsia="Times New Roman" w:hAnsi="Arial" w:cs="Arial"/>
-                <w:color w:val="000000"/>
-                <w:kern w:val="0"/>
-                <w:lang w:eastAsia="en-IN"/>
-                <w14:ligatures w14:val="none"/>
-              </w:rPr>
-            </w:pPr>
-            <w:r>
-              <w:rPr>
-                <w:rFonts w:ascii="Arial" w:eastAsia="Times New Roman" w:hAnsi="Arial" w:cs="Arial"/>
-                <w:color w:val="000000"/>
-                <w:kern w:val="0"/>
-                <w:lang w:val="en-US" w:eastAsia="en-IN"/>
-                <w14:ligatures w14:val="none"/>
-              </w:rPr>
-              <w:t>12</w:t>
-            </w:r>
-          </w:p>
-        </w:tc>
-        <w:tc>
-          <w:tcPr>
-            <w:tcW w:w="1079" w:type="pct"/>
-            <w:tcBorders>
-              <w:top w:val="nil"/>
-              <w:left w:val="nil"/>
-              <w:bottom w:val="single" w:sz="4" w:space="0" w:color="auto"/>
-              <w:right w:val="single" w:sz="4" w:space="0" w:color="auto"/>
-            </w:tcBorders>
-            <w:vAlign w:val="center"/>
-            <w:hideMark/>
-          </w:tcPr>
-          <w:p>
-            <w:pPr>
-              <w:spacing w:after="0" w:line="240" w:lineRule="auto"/>
-              <w:jc w:val="center"/>
-              <w:rPr>
-                <w:rFonts w:ascii="Arial" w:eastAsia="Times New Roman" w:hAnsi="Arial" w:cs="Arial"/>
-                <w:color w:val="000000"/>
-                <w:kern w:val="0"/>
-                <w:lang w:eastAsia="en-IN"/>
-                <w14:ligatures w14:val="none"/>
-              </w:rPr>
-            </w:pPr>
-            <w:r>
-              <w:rPr>
-                <w:rFonts w:ascii="Arial" w:eastAsia="Times New Roman" w:hAnsi="Arial" w:cs="Arial"/>
-                <w:color w:val="000000"/>
-                <w:kern w:val="0"/>
-                <w:lang w:val="en-US" w:eastAsia="en-IN"/>
-                <w14:ligatures w14:val="none"/>
-              </w:rPr>
-              <w:t> </w:t>
-            </w:r>
-          </w:p>
-        </w:tc>
-        <w:tc>
-          <w:tcPr>
-            <w:tcW w:w="1128" w:type="pct"/>
-            <w:tcBorders>
-              <w:top w:val="nil"/>
-              <w:left w:val="nil"/>
-              <w:bottom w:val="single" w:sz="4" w:space="0" w:color="auto"/>
-              <w:right w:val="single" w:sz="4" w:space="0" w:color="auto"/>
-            </w:tcBorders>
-            <w:vAlign w:val="center"/>
-            <w:hideMark/>
-          </w:tcPr>
-          <w:p>
-            <w:pPr>
-              <w:spacing w:after="0" w:line="240" w:lineRule="auto"/>
-              <w:jc w:val="center"/>
-              <w:rPr>
-                <w:rFonts w:ascii="Arial" w:eastAsia="Times New Roman" w:hAnsi="Arial" w:cs="Arial"/>
-                <w:color w:val="000000"/>
-                <w:kern w:val="0"/>
-                <w:lang w:eastAsia="en-IN"/>
-                <w14:ligatures w14:val="none"/>
-              </w:rPr>
-            </w:pPr>
-            <w:r>
-              <w:rPr>
-                <w:rFonts w:ascii="Arial" w:eastAsia="Times New Roman" w:hAnsi="Arial" w:cs="Arial"/>
-                <w:color w:val="000000"/>
-                <w:kern w:val="0"/>
-                <w:lang w:val="en-US" w:eastAsia="en-IN"/>
-                <w14:ligatures w14:val="none"/>
-              </w:rPr>
-              <w:t> </w:t>
-            </w:r>
-          </w:p>
-        </w:tc>
-        <w:tc>
-          <w:tcPr>
-            <w:tcW w:w="1159" w:type="pct"/>
-            <w:tcBorders>
-              <w:top w:val="nil"/>
-              <w:left w:val="nil"/>
-              <w:bottom w:val="single" w:sz="4" w:space="0" w:color="auto"/>
-              <w:right w:val="single" w:sz="4" w:space="0" w:color="auto"/>
-            </w:tcBorders>
-            <w:vAlign w:val="center"/>
-            <w:hideMark/>
-          </w:tcPr>
-          <w:p>
-            <w:pPr>
-              <w:spacing w:after="0" w:line="240" w:lineRule="auto"/>
-              <w:jc w:val="center"/>
-              <w:rPr>
-                <w:rFonts w:ascii="Arial" w:eastAsia="Times New Roman" w:hAnsi="Arial" w:cs="Arial"/>
-                <w:color w:val="000000"/>
-                <w:kern w:val="0"/>
-                <w:lang w:eastAsia="en-IN"/>
-                <w14:ligatures w14:val="none"/>
-              </w:rPr>
-            </w:pPr>
-            <w:r>
-              <w:rPr>
-                <w:rFonts w:ascii="Arial" w:eastAsia="Times New Roman" w:hAnsi="Arial" w:cs="Arial"/>
-                <w:color w:val="000000"/>
-                <w:kern w:val="0"/>
-                <w:lang w:val="en-US" w:eastAsia="en-IN"/>
-                <w14:ligatures w14:val="none"/>
-              </w:rPr>
-              <w:t> </w:t>
-            </w:r>
-          </w:p>
-        </w:tc>
-      </w:tr>
-      <w:tr>
-        <w:trPr>
-          <w:trHeight w:val="340"/>
-        </w:trPr>
-        <w:tc>
-          <w:tcPr>
-            <w:tcW w:w="1634" w:type="pct"/>
-            <w:tcBorders>
-              <w:top w:val="nil"/>
-              <w:left w:val="single" w:sz="4" w:space="0" w:color="auto"/>
-              <w:bottom w:val="single" w:sz="4" w:space="0" w:color="auto"/>
-              <w:right w:val="single" w:sz="4" w:space="0" w:color="auto"/>
-            </w:tcBorders>
-            <w:vAlign w:val="center"/>
-            <w:hideMark/>
-          </w:tcPr>
-          <w:p>
-            <w:pPr>
-              <w:spacing w:after="0" w:line="240" w:lineRule="auto"/>
-              <w:jc w:val="center"/>
-              <w:rPr>
-                <w:rFonts w:ascii="Arial" w:eastAsia="Times New Roman" w:hAnsi="Arial" w:cs="Arial"/>
-                <w:color w:val="000000"/>
-                <w:kern w:val="0"/>
-                <w:lang w:eastAsia="en-IN"/>
-                <w14:ligatures w14:val="none"/>
-              </w:rPr>
-            </w:pPr>
-            <w:r>
-              <w:rPr>
-                <w:rFonts w:ascii="Arial" w:eastAsia="Times New Roman" w:hAnsi="Arial" w:cs="Arial"/>
-                <w:color w:val="000000"/>
-                <w:kern w:val="0"/>
-                <w:lang w:val="en-US" w:eastAsia="en-IN"/>
-                <w14:ligatures w14:val="none"/>
-              </w:rPr>
-              <w:t>13</w:t>
-            </w:r>
-          </w:p>
-        </w:tc>
-        <w:tc>
-          <w:tcPr>
-            <w:tcW w:w="1079" w:type="pct"/>
-            <w:tcBorders>
-              <w:top w:val="nil"/>
-              <w:left w:val="nil"/>
-              <w:bottom w:val="single" w:sz="4" w:space="0" w:color="auto"/>
-              <w:right w:val="single" w:sz="4" w:space="0" w:color="auto"/>
-            </w:tcBorders>
-            <w:vAlign w:val="center"/>
-            <w:hideMark/>
-          </w:tcPr>
-          <w:p>
-            <w:pPr>
-              <w:spacing w:after="0" w:line="240" w:lineRule="auto"/>
-              <w:jc w:val="center"/>
-              <w:rPr>
-                <w:rFonts w:ascii="Arial" w:eastAsia="Times New Roman" w:hAnsi="Arial" w:cs="Arial"/>
-                <w:color w:val="000000"/>
-                <w:kern w:val="0"/>
-                <w:lang w:eastAsia="en-IN"/>
-                <w14:ligatures w14:val="none"/>
-              </w:rPr>
-            </w:pPr>
-            <w:r>
-              <w:rPr>
-                <w:rFonts w:ascii="Arial" w:eastAsia="Times New Roman" w:hAnsi="Arial" w:cs="Arial"/>
-                <w:color w:val="000000"/>
-                <w:kern w:val="0"/>
-                <w:lang w:val="en-US" w:eastAsia="en-IN"/>
-                <w14:ligatures w14:val="none"/>
-              </w:rPr>
-              <w:t> </w:t>
-            </w:r>
-          </w:p>
-        </w:tc>
-        <w:tc>
-          <w:tcPr>
-            <w:tcW w:w="1128" w:type="pct"/>
-            <w:tcBorders>
-              <w:top w:val="nil"/>
-              <w:left w:val="nil"/>
-              <w:bottom w:val="single" w:sz="4" w:space="0" w:color="auto"/>
-              <w:right w:val="single" w:sz="4" w:space="0" w:color="auto"/>
-            </w:tcBorders>
-            <w:vAlign w:val="center"/>
-            <w:hideMark/>
-          </w:tcPr>
-          <w:p>
-            <w:pPr>
-              <w:spacing w:after="0" w:line="240" w:lineRule="auto"/>
-              <w:jc w:val="center"/>
-              <w:rPr>
-                <w:rFonts w:ascii="Arial" w:eastAsia="Times New Roman" w:hAnsi="Arial" w:cs="Arial"/>
-                <w:color w:val="000000"/>
-                <w:kern w:val="0"/>
-                <w:lang w:eastAsia="en-IN"/>
-                <w14:ligatures w14:val="none"/>
-              </w:rPr>
-            </w:pPr>
-            <w:r>
-              <w:rPr>
-                <w:rFonts w:ascii="Arial" w:eastAsia="Times New Roman" w:hAnsi="Arial" w:cs="Arial"/>
-                <w:color w:val="000000"/>
-                <w:kern w:val="0"/>
-                <w:lang w:val="en-US" w:eastAsia="en-IN"/>
-                <w14:ligatures w14:val="none"/>
-              </w:rPr>
-              <w:t> </w:t>
-            </w:r>
-          </w:p>
-        </w:tc>
-        <w:tc>
-          <w:tcPr>
-            <w:tcW w:w="1159" w:type="pct"/>
-            <w:tcBorders>
-              <w:top w:val="nil"/>
-              <w:left w:val="nil"/>
-              <w:bottom w:val="single" w:sz="4" w:space="0" w:color="auto"/>
-              <w:right w:val="single" w:sz="4" w:space="0" w:color="auto"/>
-            </w:tcBorders>
-            <w:vAlign w:val="center"/>
-            <w:hideMark/>
-          </w:tcPr>
-          <w:p>
-            <w:pPr>
-              <w:spacing w:after="0" w:line="240" w:lineRule="auto"/>
-              <w:jc w:val="center"/>
-              <w:rPr>
-                <w:rFonts w:ascii="Arial" w:eastAsia="Times New Roman" w:hAnsi="Arial" w:cs="Arial"/>
-                <w:color w:val="000000"/>
-                <w:kern w:val="0"/>
-                <w:lang w:eastAsia="en-IN"/>
-                <w14:ligatures w14:val="none"/>
-              </w:rPr>
-            </w:pPr>
-            <w:r>
-              <w:rPr>
-                <w:rFonts w:ascii="Arial" w:eastAsia="Times New Roman" w:hAnsi="Arial" w:cs="Arial"/>
-                <w:color w:val="000000"/>
-                <w:kern w:val="0"/>
-                <w:lang w:val="en-US" w:eastAsia="en-IN"/>
-                <w14:ligatures w14:val="none"/>
-              </w:rPr>
-              <w:t> </w:t>
-            </w:r>
-          </w:p>
-        </w:tc>
-      </w:tr>
-      <w:tr>
-        <w:trPr>
-          <w:trHeight w:val="340"/>
-        </w:trPr>
-        <w:tc>
-          <w:tcPr>
-            <w:tcW w:w="1634" w:type="pct"/>
-            <w:tcBorders>
-              <w:top w:val="nil"/>
-              <w:left w:val="single" w:sz="4" w:space="0" w:color="auto"/>
-              <w:bottom w:val="single" w:sz="4" w:space="0" w:color="auto"/>
-              <w:right w:val="single" w:sz="4" w:space="0" w:color="auto"/>
-            </w:tcBorders>
-            <w:vAlign w:val="center"/>
-            <w:hideMark/>
-          </w:tcPr>
-          <w:p>
-            <w:pPr>
-              <w:spacing w:after="0" w:line="240" w:lineRule="auto"/>
-              <w:jc w:val="center"/>
-              <w:rPr>
-                <w:rFonts w:ascii="Arial" w:eastAsia="Times New Roman" w:hAnsi="Arial" w:cs="Arial"/>
-                <w:color w:val="000000"/>
-                <w:kern w:val="0"/>
-                <w:lang w:eastAsia="en-IN"/>
-                <w14:ligatures w14:val="none"/>
-              </w:rPr>
-            </w:pPr>
-            <w:r>
-              <w:rPr>
-                <w:rFonts w:ascii="Arial" w:eastAsia="Times New Roman" w:hAnsi="Arial" w:cs="Arial"/>
-                <w:color w:val="000000"/>
-                <w:kern w:val="0"/>
-                <w:lang w:val="en-US" w:eastAsia="en-IN"/>
-                <w14:ligatures w14:val="none"/>
-              </w:rPr>
-              <w:t>14</w:t>
-            </w:r>
-          </w:p>
-        </w:tc>
-        <w:tc>
-          <w:tcPr>
-            <w:tcW w:w="1079" w:type="pct"/>
-            <w:tcBorders>
-              <w:top w:val="nil"/>
-              <w:left w:val="nil"/>
-              <w:bottom w:val="single" w:sz="4" w:space="0" w:color="auto"/>
-              <w:right w:val="single" w:sz="4" w:space="0" w:color="auto"/>
-            </w:tcBorders>
-            <w:vAlign w:val="center"/>
-            <w:hideMark/>
-          </w:tcPr>
-          <w:p>
-            <w:pPr>
-              <w:spacing w:after="0" w:line="240" w:lineRule="auto"/>
-              <w:jc w:val="center"/>
-              <w:rPr>
-                <w:rFonts w:ascii="Arial" w:eastAsia="Times New Roman" w:hAnsi="Arial" w:cs="Arial"/>
-                <w:color w:val="000000"/>
-                <w:kern w:val="0"/>
-                <w:lang w:eastAsia="en-IN"/>
-                <w14:ligatures w14:val="none"/>
-              </w:rPr>
-            </w:pPr>
-            <w:r>
-              <w:rPr>
-                <w:rFonts w:ascii="Arial" w:eastAsia="Times New Roman" w:hAnsi="Arial" w:cs="Arial"/>
-                <w:color w:val="000000"/>
-                <w:kern w:val="0"/>
-                <w:lang w:val="en-US" w:eastAsia="en-IN"/>
-                <w14:ligatures w14:val="none"/>
-              </w:rPr>
-              <w:t> </w:t>
-            </w:r>
-          </w:p>
-        </w:tc>
-        <w:tc>
-          <w:tcPr>
-            <w:tcW w:w="1128" w:type="pct"/>
-            <w:tcBorders>
-              <w:top w:val="nil"/>
-              <w:left w:val="nil"/>
-              <w:bottom w:val="single" w:sz="4" w:space="0" w:color="auto"/>
-              <w:right w:val="single" w:sz="4" w:space="0" w:color="auto"/>
-            </w:tcBorders>
-            <w:vAlign w:val="center"/>
-            <w:hideMark/>
-          </w:tcPr>
-          <w:p>
-            <w:pPr>
-              <w:spacing w:after="0" w:line="240" w:lineRule="auto"/>
-              <w:jc w:val="center"/>
-              <w:rPr>
-                <w:rFonts w:ascii="Arial" w:eastAsia="Times New Roman" w:hAnsi="Arial" w:cs="Arial"/>
-                <w:color w:val="000000"/>
-                <w:kern w:val="0"/>
-                <w:lang w:eastAsia="en-IN"/>
-                <w14:ligatures w14:val="none"/>
-              </w:rPr>
-            </w:pPr>
-            <w:r>
-              <w:rPr>
-                <w:rFonts w:ascii="Arial" w:eastAsia="Times New Roman" w:hAnsi="Arial" w:cs="Arial"/>
-                <w:color w:val="000000"/>
-                <w:kern w:val="0"/>
-                <w:lang w:val="en-US" w:eastAsia="en-IN"/>
-                <w14:ligatures w14:val="none"/>
-              </w:rPr>
-              <w:t> </w:t>
-            </w:r>
-          </w:p>
-        </w:tc>
-        <w:tc>
-          <w:tcPr>
-            <w:tcW w:w="1159" w:type="pct"/>
-            <w:tcBorders>
-              <w:top w:val="nil"/>
-              <w:left w:val="nil"/>
-              <w:bottom w:val="single" w:sz="4" w:space="0" w:color="auto"/>
-              <w:right w:val="single" w:sz="4" w:space="0" w:color="auto"/>
-            </w:tcBorders>
-            <w:vAlign w:val="center"/>
-            <w:hideMark/>
-          </w:tcPr>
-          <w:p>
-            <w:pPr>
-              <w:spacing w:after="0" w:line="240" w:lineRule="auto"/>
-              <w:jc w:val="center"/>
-              <w:rPr>
-                <w:rFonts w:ascii="Arial" w:eastAsia="Times New Roman" w:hAnsi="Arial" w:cs="Arial"/>
-                <w:color w:val="000000"/>
-                <w:kern w:val="0"/>
-                <w:lang w:eastAsia="en-IN"/>
-                <w14:ligatures w14:val="none"/>
-              </w:rPr>
-            </w:pPr>
-            <w:r>
-              <w:rPr>
-                <w:rFonts w:ascii="Arial" w:eastAsia="Times New Roman" w:hAnsi="Arial" w:cs="Arial"/>
-                <w:color w:val="000000"/>
-                <w:kern w:val="0"/>
-                <w:lang w:val="en-US" w:eastAsia="en-IN"/>
-                <w14:ligatures w14:val="none"/>
-              </w:rPr>
-              <w:t> </w:t>
-            </w:r>
-          </w:p>
-        </w:tc>
-      </w:tr>
-      <w:tr>
-        <w:trPr>
-          <w:trHeight w:val="340"/>
-        </w:trPr>
-        <w:tc>
-          <w:tcPr>
-            <w:tcW w:w="1634" w:type="pct"/>
-            <w:tcBorders>
-              <w:top w:val="nil"/>
-              <w:left w:val="single" w:sz="4" w:space="0" w:color="auto"/>
-              <w:bottom w:val="single" w:sz="4" w:space="0" w:color="auto"/>
-              <w:right w:val="single" w:sz="4" w:space="0" w:color="auto"/>
-            </w:tcBorders>
-            <w:vAlign w:val="center"/>
-            <w:hideMark/>
-          </w:tcPr>
-          <w:p>
-            <w:pPr>
-              <w:spacing w:after="0" w:line="240" w:lineRule="auto"/>
-              <w:jc w:val="center"/>
-              <w:rPr>
-                <w:rFonts w:ascii="Arial" w:eastAsia="Times New Roman" w:hAnsi="Arial" w:cs="Arial"/>
-                <w:color w:val="000000"/>
-                <w:kern w:val="0"/>
-                <w:lang w:eastAsia="en-IN"/>
-                <w14:ligatures w14:val="none"/>
-              </w:rPr>
-            </w:pPr>
-            <w:r>
-              <w:rPr>
-                <w:rFonts w:ascii="Arial" w:eastAsia="Times New Roman" w:hAnsi="Arial" w:cs="Arial"/>
-                <w:color w:val="000000"/>
-                <w:kern w:val="0"/>
-                <w:lang w:val="en-US" w:eastAsia="en-IN"/>
-                <w14:ligatures w14:val="none"/>
-              </w:rPr>
-              <w:lastRenderedPageBreak/>
-              <w:t>15</w:t>
-            </w:r>
-          </w:p>
-        </w:tc>
-        <w:tc>
-          <w:tcPr>
-            <w:tcW w:w="1079" w:type="pct"/>
-            <w:tcBorders>
-              <w:top w:val="nil"/>
-              <w:left w:val="nil"/>
-              <w:bottom w:val="single" w:sz="4" w:space="0" w:color="auto"/>
-              <w:right w:val="single" w:sz="4" w:space="0" w:color="auto"/>
-            </w:tcBorders>
-            <w:vAlign w:val="center"/>
-            <w:hideMark/>
-          </w:tcPr>
-          <w:p>
-            <w:pPr>
-              <w:spacing w:after="0" w:line="240" w:lineRule="auto"/>
-              <w:jc w:val="center"/>
-              <w:rPr>
-                <w:rFonts w:ascii="Arial" w:eastAsia="Times New Roman" w:hAnsi="Arial" w:cs="Arial"/>
-                <w:color w:val="000000"/>
-                <w:kern w:val="0"/>
-                <w:lang w:eastAsia="en-IN"/>
-                <w14:ligatures w14:val="none"/>
-              </w:rPr>
-            </w:pPr>
-            <w:r>
-              <w:rPr>
-                <w:rFonts w:ascii="Arial" w:eastAsia="Times New Roman" w:hAnsi="Arial" w:cs="Arial"/>
-                <w:color w:val="000000"/>
-                <w:kern w:val="0"/>
-                <w:lang w:val="en-US" w:eastAsia="en-IN"/>
-                <w14:ligatures w14:val="none"/>
-              </w:rPr>
-              <w:t> </w:t>
-            </w:r>
-          </w:p>
-        </w:tc>
-        <w:tc>
-          <w:tcPr>
-            <w:tcW w:w="1128" w:type="pct"/>
-            <w:tcBorders>
-              <w:top w:val="nil"/>
-              <w:left w:val="nil"/>
-              <w:bottom w:val="single" w:sz="4" w:space="0" w:color="auto"/>
-              <w:right w:val="single" w:sz="4" w:space="0" w:color="auto"/>
-            </w:tcBorders>
-            <w:vAlign w:val="center"/>
-            <w:hideMark/>
-          </w:tcPr>
-          <w:p>
-            <w:pPr>
-              <w:spacing w:after="0" w:line="240" w:lineRule="auto"/>
-              <w:jc w:val="center"/>
-              <w:rPr>
-                <w:rFonts w:ascii="Arial" w:eastAsia="Times New Roman" w:hAnsi="Arial" w:cs="Arial"/>
-                <w:color w:val="000000"/>
-                <w:kern w:val="0"/>
-                <w:lang w:eastAsia="en-IN"/>
-                <w14:ligatures w14:val="none"/>
-              </w:rPr>
-            </w:pPr>
-            <w:r>
-              <w:rPr>
-                <w:rFonts w:ascii="Arial" w:eastAsia="Times New Roman" w:hAnsi="Arial" w:cs="Arial"/>
-                <w:color w:val="000000"/>
-                <w:kern w:val="0"/>
-                <w:lang w:val="en-US" w:eastAsia="en-IN"/>
-                <w14:ligatures w14:val="none"/>
-              </w:rPr>
-              <w:t> </w:t>
-            </w:r>
-          </w:p>
-        </w:tc>
-        <w:tc>
-          <w:tcPr>
-            <w:tcW w:w="1159" w:type="pct"/>
-            <w:tcBorders>
-              <w:top w:val="nil"/>
-              <w:left w:val="nil"/>
-              <w:bottom w:val="single" w:sz="4" w:space="0" w:color="auto"/>
-              <w:right w:val="single" w:sz="4" w:space="0" w:color="auto"/>
-            </w:tcBorders>
-            <w:vAlign w:val="center"/>
-            <w:hideMark/>
-          </w:tcPr>
-          <w:p>
-            <w:pPr>
-              <w:spacing w:after="0" w:line="240" w:lineRule="auto"/>
-              <w:jc w:val="center"/>
-              <w:rPr>
-                <w:rFonts w:ascii="Arial" w:eastAsia="Times New Roman" w:hAnsi="Arial" w:cs="Arial"/>
-                <w:color w:val="000000"/>
-                <w:kern w:val="0"/>
-                <w:lang w:eastAsia="en-IN"/>
-                <w14:ligatures w14:val="none"/>
-              </w:rPr>
-            </w:pPr>
-            <w:r>
-              <w:rPr>
-                <w:rFonts w:ascii="Arial" w:eastAsia="Times New Roman" w:hAnsi="Arial" w:cs="Arial"/>
-                <w:color w:val="000000"/>
-                <w:kern w:val="0"/>
-                <w:lang w:val="en-US" w:eastAsia="en-IN"/>
-                <w14:ligatures w14:val="none"/>
-              </w:rPr>
-              <w:t> </w:t>
-            </w:r>
-          </w:p>
-        </w:tc>
-      </w:tr>
-      <w:tr>
-        <w:trPr>
-          <w:trHeight w:val="340"/>
-        </w:trPr>
-        <w:tc>
-          <w:tcPr>
-            <w:tcW w:w="1634" w:type="pct"/>
-            <w:tcBorders>
-              <w:top w:val="nil"/>
-              <w:left w:val="single" w:sz="4" w:space="0" w:color="auto"/>
-              <w:bottom w:val="single" w:sz="4" w:space="0" w:color="auto"/>
-              <w:right w:val="single" w:sz="4" w:space="0" w:color="auto"/>
-            </w:tcBorders>
-            <w:vAlign w:val="center"/>
-            <w:hideMark/>
-          </w:tcPr>
-          <w:p>
-            <w:pPr>
-              <w:spacing w:after="0" w:line="240" w:lineRule="auto"/>
-              <w:jc w:val="center"/>
-              <w:rPr>
-                <w:rFonts w:ascii="Arial" w:eastAsia="Times New Roman" w:hAnsi="Arial" w:cs="Arial"/>
-                <w:color w:val="000000"/>
-                <w:kern w:val="0"/>
-                <w:lang w:eastAsia="en-IN"/>
-                <w14:ligatures w14:val="none"/>
-              </w:rPr>
-            </w:pPr>
-            <w:r>
-              <w:rPr>
-                <w:rFonts w:ascii="Arial" w:eastAsia="Times New Roman" w:hAnsi="Arial" w:cs="Arial"/>
-                <w:color w:val="000000"/>
-                <w:kern w:val="0"/>
-                <w:lang w:val="en-US" w:eastAsia="en-IN"/>
-                <w14:ligatures w14:val="none"/>
-              </w:rPr>
-              <w:t>16</w:t>
-            </w:r>
-          </w:p>
-        </w:tc>
-        <w:tc>
-          <w:tcPr>
-            <w:tcW w:w="1079" w:type="pct"/>
-            <w:tcBorders>
-              <w:top w:val="nil"/>
-              <w:left w:val="nil"/>
-              <w:bottom w:val="single" w:sz="4" w:space="0" w:color="auto"/>
-              <w:right w:val="single" w:sz="4" w:space="0" w:color="auto"/>
-            </w:tcBorders>
-            <w:vAlign w:val="center"/>
-            <w:hideMark/>
-          </w:tcPr>
-          <w:p>
-            <w:pPr>
-              <w:spacing w:after="0" w:line="240" w:lineRule="auto"/>
-              <w:jc w:val="center"/>
-              <w:rPr>
-                <w:rFonts w:ascii="Arial" w:eastAsia="Times New Roman" w:hAnsi="Arial" w:cs="Arial"/>
-                <w:color w:val="000000"/>
-                <w:kern w:val="0"/>
-                <w:lang w:eastAsia="en-IN"/>
-                <w14:ligatures w14:val="none"/>
-              </w:rPr>
-            </w:pPr>
-            <w:r>
-              <w:rPr>
-                <w:rFonts w:ascii="Arial" w:eastAsia="Times New Roman" w:hAnsi="Arial" w:cs="Arial"/>
-                <w:color w:val="000000"/>
-                <w:kern w:val="0"/>
-                <w:lang w:val="en-US" w:eastAsia="en-IN"/>
-                <w14:ligatures w14:val="none"/>
-              </w:rPr>
-              <w:t> </w:t>
-            </w:r>
-          </w:p>
-        </w:tc>
-        <w:tc>
-          <w:tcPr>
-            <w:tcW w:w="1128" w:type="pct"/>
-            <w:tcBorders>
-              <w:top w:val="nil"/>
-              <w:left w:val="nil"/>
-              <w:bottom w:val="single" w:sz="4" w:space="0" w:color="auto"/>
-              <w:right w:val="single" w:sz="4" w:space="0" w:color="auto"/>
-            </w:tcBorders>
-            <w:vAlign w:val="center"/>
-            <w:hideMark/>
-          </w:tcPr>
-          <w:p>
-            <w:pPr>
-              <w:spacing w:after="0" w:line="240" w:lineRule="auto"/>
-              <w:jc w:val="center"/>
-              <w:rPr>
-                <w:rFonts w:ascii="Arial" w:eastAsia="Times New Roman" w:hAnsi="Arial" w:cs="Arial"/>
-                <w:color w:val="000000"/>
-                <w:kern w:val="0"/>
-                <w:lang w:eastAsia="en-IN"/>
-                <w14:ligatures w14:val="none"/>
-              </w:rPr>
-            </w:pPr>
-            <w:r>
-              <w:rPr>
-                <w:rFonts w:ascii="Arial" w:eastAsia="Times New Roman" w:hAnsi="Arial" w:cs="Arial"/>
-                <w:color w:val="000000"/>
-                <w:kern w:val="0"/>
-                <w:lang w:val="en-US" w:eastAsia="en-IN"/>
-                <w14:ligatures w14:val="none"/>
-              </w:rPr>
-              <w:t> </w:t>
-            </w:r>
-          </w:p>
-        </w:tc>
-        <w:tc>
-          <w:tcPr>
-            <w:tcW w:w="1159" w:type="pct"/>
-            <w:tcBorders>
-              <w:top w:val="nil"/>
-              <w:left w:val="nil"/>
-              <w:bottom w:val="single" w:sz="4" w:space="0" w:color="auto"/>
-              <w:right w:val="single" w:sz="4" w:space="0" w:color="auto"/>
-            </w:tcBorders>
-            <w:vAlign w:val="center"/>
-            <w:hideMark/>
-          </w:tcPr>
-          <w:p>
-            <w:pPr>
-              <w:spacing w:after="0" w:line="240" w:lineRule="auto"/>
-              <w:jc w:val="center"/>
-              <w:rPr>
-                <w:rFonts w:ascii="Arial" w:eastAsia="Times New Roman" w:hAnsi="Arial" w:cs="Arial"/>
-                <w:color w:val="000000"/>
-                <w:kern w:val="0"/>
-                <w:lang w:eastAsia="en-IN"/>
-                <w14:ligatures w14:val="none"/>
-              </w:rPr>
-            </w:pPr>
-            <w:r>
-              <w:rPr>
-                <w:rFonts w:ascii="Arial" w:eastAsia="Times New Roman" w:hAnsi="Arial" w:cs="Arial"/>
-                <w:color w:val="000000"/>
-                <w:kern w:val="0"/>
-                <w:lang w:val="en-US" w:eastAsia="en-IN"/>
-                <w14:ligatures w14:val="none"/>
-              </w:rPr>
-              <w:t> </w:t>
-            </w:r>
-          </w:p>
-        </w:tc>
-      </w:tr>
-      <w:tr>
-        <w:trPr>
-          <w:trHeight w:val="340"/>
-        </w:trPr>
-        <w:tc>
-          <w:tcPr>
-            <w:tcW w:w="1634" w:type="pct"/>
-            <w:tcBorders>
-              <w:top w:val="nil"/>
-              <w:left w:val="single" w:sz="4" w:space="0" w:color="auto"/>
-              <w:bottom w:val="single" w:sz="4" w:space="0" w:color="auto"/>
-              <w:right w:val="single" w:sz="4" w:space="0" w:color="auto"/>
-            </w:tcBorders>
-            <w:vAlign w:val="center"/>
-            <w:hideMark/>
-          </w:tcPr>
-          <w:p>
-            <w:pPr>
-              <w:spacing w:after="0" w:line="240" w:lineRule="auto"/>
-              <w:jc w:val="center"/>
-              <w:rPr>
-                <w:rFonts w:ascii="Arial" w:eastAsia="Times New Roman" w:hAnsi="Arial" w:cs="Arial"/>
-                <w:color w:val="000000"/>
-                <w:kern w:val="0"/>
-                <w:lang w:eastAsia="en-IN"/>
-                <w14:ligatures w14:val="none"/>
-              </w:rPr>
-            </w:pPr>
-            <w:r>
-              <w:rPr>
-                <w:rFonts w:ascii="Arial" w:eastAsia="Times New Roman" w:hAnsi="Arial" w:cs="Arial"/>
-                <w:color w:val="000000"/>
-                <w:kern w:val="0"/>
-                <w:lang w:val="en-US" w:eastAsia="en-IN"/>
-                <w14:ligatures w14:val="none"/>
-              </w:rPr>
-              <w:t>17</w:t>
-            </w:r>
-          </w:p>
-        </w:tc>
-        <w:tc>
-          <w:tcPr>
-            <w:tcW w:w="1079" w:type="pct"/>
-            <w:tcBorders>
-              <w:top w:val="nil"/>
-              <w:left w:val="nil"/>
-              <w:bottom w:val="single" w:sz="4" w:space="0" w:color="auto"/>
-              <w:right w:val="single" w:sz="4" w:space="0" w:color="auto"/>
-            </w:tcBorders>
-            <w:vAlign w:val="center"/>
-            <w:hideMark/>
-          </w:tcPr>
-          <w:p>
-            <w:pPr>
-              <w:spacing w:after="0" w:line="240" w:lineRule="auto"/>
-              <w:jc w:val="center"/>
-              <w:rPr>
-                <w:rFonts w:ascii="Arial" w:eastAsia="Times New Roman" w:hAnsi="Arial" w:cs="Arial"/>
-                <w:color w:val="000000"/>
-                <w:kern w:val="0"/>
-                <w:lang w:eastAsia="en-IN"/>
-                <w14:ligatures w14:val="none"/>
-              </w:rPr>
-            </w:pPr>
-            <w:r>
-              <w:rPr>
-                <w:rFonts w:ascii="Arial" w:eastAsia="Times New Roman" w:hAnsi="Arial" w:cs="Arial"/>
-                <w:color w:val="000000"/>
-                <w:kern w:val="0"/>
-                <w:lang w:val="en-US" w:eastAsia="en-IN"/>
-                <w14:ligatures w14:val="none"/>
-              </w:rPr>
-              <w:t> </w:t>
-            </w:r>
-          </w:p>
-        </w:tc>
-        <w:tc>
-          <w:tcPr>
-            <w:tcW w:w="1128" w:type="pct"/>
-            <w:tcBorders>
-              <w:top w:val="nil"/>
-              <w:left w:val="nil"/>
-              <w:bottom w:val="single" w:sz="4" w:space="0" w:color="auto"/>
-              <w:right w:val="single" w:sz="4" w:space="0" w:color="auto"/>
-            </w:tcBorders>
-            <w:vAlign w:val="center"/>
-            <w:hideMark/>
-          </w:tcPr>
-          <w:p>
-            <w:pPr>
-              <w:spacing w:after="0" w:line="240" w:lineRule="auto"/>
-              <w:jc w:val="center"/>
-              <w:rPr>
-                <w:rFonts w:ascii="Arial" w:eastAsia="Times New Roman" w:hAnsi="Arial" w:cs="Arial"/>
-                <w:color w:val="000000"/>
-                <w:kern w:val="0"/>
-                <w:lang w:eastAsia="en-IN"/>
-                <w14:ligatures w14:val="none"/>
-              </w:rPr>
-            </w:pPr>
-            <w:r>
-              <w:rPr>
-                <w:rFonts w:ascii="Arial" w:eastAsia="Times New Roman" w:hAnsi="Arial" w:cs="Arial"/>
-                <w:color w:val="000000"/>
-                <w:kern w:val="0"/>
-                <w:lang w:val="en-US" w:eastAsia="en-IN"/>
-                <w14:ligatures w14:val="none"/>
-              </w:rPr>
-              <w:t> </w:t>
-            </w:r>
-          </w:p>
-        </w:tc>
-        <w:tc>
-          <w:tcPr>
-            <w:tcW w:w="1159" w:type="pct"/>
-            <w:tcBorders>
-              <w:top w:val="nil"/>
-              <w:left w:val="nil"/>
-              <w:bottom w:val="single" w:sz="4" w:space="0" w:color="auto"/>
-              <w:right w:val="single" w:sz="4" w:space="0" w:color="auto"/>
-            </w:tcBorders>
-            <w:vAlign w:val="center"/>
-            <w:hideMark/>
-          </w:tcPr>
-          <w:p>
-            <w:pPr>
-              <w:spacing w:after="0" w:line="240" w:lineRule="auto"/>
-              <w:jc w:val="center"/>
-              <w:rPr>
-                <w:rFonts w:ascii="Arial" w:eastAsia="Times New Roman" w:hAnsi="Arial" w:cs="Arial"/>
-                <w:color w:val="000000"/>
-                <w:kern w:val="0"/>
-                <w:lang w:eastAsia="en-IN"/>
-                <w14:ligatures w14:val="none"/>
-              </w:rPr>
-            </w:pPr>
-            <w:r>
-              <w:rPr>
-                <w:rFonts w:ascii="Arial" w:eastAsia="Times New Roman" w:hAnsi="Arial" w:cs="Arial"/>
-                <w:color w:val="000000"/>
-                <w:kern w:val="0"/>
-                <w:lang w:val="en-US" w:eastAsia="en-IN"/>
-                <w14:ligatures w14:val="none"/>
-              </w:rPr>
-              <w:t> </w:t>
-            </w:r>
-          </w:p>
-        </w:tc>
-      </w:tr>
-      <w:tr>
-        <w:trPr>
-          <w:trHeight w:val="340"/>
-        </w:trPr>
-        <w:tc>
-          <w:tcPr>
-            <w:tcW w:w="5000" w:type="pct"/>
-            <w:gridSpan w:val="4"/>
-            <w:tcBorders>
-              <w:top w:val="single" w:sz="4" w:space="0" w:color="auto"/>
-              <w:left w:val="single" w:sz="4" w:space="0" w:color="auto"/>
-              <w:bottom w:val="single" w:sz="4" w:space="0" w:color="auto"/>
-              <w:right w:val="single" w:sz="4" w:space="0" w:color="auto"/>
-            </w:tcBorders>
-            <w:vAlign w:val="center"/>
-            <w:hideMark/>
-          </w:tcPr>
-          <w:p>
-            <w:pPr>
-              <w:spacing w:after="0" w:line="240" w:lineRule="auto"/>
-              <w:jc w:val="center"/>
-              <w:rPr>
-                <w:rFonts w:ascii="Arial" w:eastAsia="Times New Roman" w:hAnsi="Arial" w:cs="Arial"/>
-                <w:b/>
-                <w:bCs/>
-                <w:color w:val="000000"/>
-                <w:kern w:val="0"/>
-                <w:lang w:eastAsia="en-IN"/>
-                <w14:ligatures w14:val="none"/>
-              </w:rPr>
-            </w:pPr>
-            <w:r>
-              <w:rPr>
-                <w:rFonts w:ascii="Arial" w:eastAsia="Times New Roman" w:hAnsi="Arial" w:cs="Arial"/>
-                <w:b/>
-                <w:bCs/>
-                <w:color w:val="000000"/>
-                <w:kern w:val="0"/>
-                <w:lang w:val="en-US" w:eastAsia="en-IN"/>
-                <w14:ligatures w14:val="none"/>
-              </w:rPr>
-              <w:t>Average Harmonic Current Results</w:t>
-            </w:r>
-          </w:p>
-        </w:tc>
-      </w:tr>
-      <w:tr>
-        <w:trPr>
-          <w:trHeight w:val="340"/>
-        </w:trPr>
-        <w:tc>
-          <w:tcPr>
-            <w:tcW w:w="1634" w:type="pct"/>
-            <w:tcBorders>
-              <w:top w:val="nil"/>
-              <w:left w:val="single" w:sz="4" w:space="0" w:color="auto"/>
-              <w:bottom w:val="single" w:sz="4" w:space="0" w:color="auto"/>
-              <w:right w:val="single" w:sz="4" w:space="0" w:color="auto"/>
-            </w:tcBorders>
-            <w:vAlign w:val="center"/>
-            <w:hideMark/>
-          </w:tcPr>
-          <w:p>
-            <w:pPr>
-              <w:spacing w:after="0" w:line="240" w:lineRule="auto"/>
-              <w:jc w:val="center"/>
-              <w:rPr>
-                <w:rFonts w:ascii="Arial" w:eastAsia="Times New Roman" w:hAnsi="Arial" w:cs="Arial"/>
-                <w:b/>
-                <w:bCs/>
-                <w:color w:val="000000"/>
-                <w:kern w:val="0"/>
-                <w:lang w:eastAsia="en-IN"/>
-                <w14:ligatures w14:val="none"/>
-              </w:rPr>
-            </w:pPr>
-            <w:r>
-              <w:rPr>
-                <w:rFonts w:ascii="Arial" w:eastAsia="Times New Roman" w:hAnsi="Arial" w:cs="Arial"/>
-                <w:b/>
-                <w:bCs/>
-                <w:color w:val="000000"/>
-                <w:kern w:val="0"/>
-                <w:lang w:val="en-US" w:eastAsia="en-IN"/>
-                <w14:ligatures w14:val="none"/>
-              </w:rPr>
-              <w:t>Harmonics</w:t>
-            </w:r>
-          </w:p>
-        </w:tc>
-        <w:tc>
-          <w:tcPr>
-            <w:tcW w:w="1079" w:type="pct"/>
-            <w:tcBorders>
-              <w:top w:val="nil"/>
-              <w:left w:val="nil"/>
-              <w:bottom w:val="single" w:sz="4" w:space="0" w:color="auto"/>
-              <w:right w:val="single" w:sz="4" w:space="0" w:color="auto"/>
-            </w:tcBorders>
-            <w:vAlign w:val="center"/>
-            <w:hideMark/>
-          </w:tcPr>
-          <w:p>
-            <w:pPr>
-              <w:spacing w:after="0" w:line="240" w:lineRule="auto"/>
-              <w:jc w:val="center"/>
-              <w:rPr>
-                <w:rFonts w:ascii="Arial" w:eastAsia="Times New Roman" w:hAnsi="Arial" w:cs="Arial"/>
-                <w:b/>
-                <w:bCs/>
-                <w:color w:val="000000"/>
-                <w:kern w:val="0"/>
-                <w:lang w:eastAsia="en-IN"/>
-                <w14:ligatures w14:val="none"/>
-              </w:rPr>
-            </w:pPr>
-            <w:proofErr w:type="spellStart"/>
-            <w:r>
-              <w:rPr>
-                <w:rFonts w:ascii="Arial" w:eastAsia="Times New Roman" w:hAnsi="Arial" w:cs="Arial"/>
-                <w:b/>
-                <w:bCs/>
-                <w:color w:val="000000"/>
-                <w:kern w:val="0"/>
-                <w:lang w:val="en-US" w:eastAsia="en-IN"/>
-                <w14:ligatures w14:val="none"/>
-              </w:rPr>
-              <w:t>I</w:t>
-            </w:r>
-            <w:r>
-              <w:rPr>
-                <w:rFonts w:ascii="Arial" w:eastAsia="Times New Roman" w:hAnsi="Arial" w:cs="Arial"/>
-                <w:b/>
-                <w:bCs/>
-                <w:color w:val="000000"/>
-                <w:kern w:val="0"/>
-                <w:vertAlign w:val="subscript"/>
-                <w:lang w:val="en-US" w:eastAsia="en-IN"/>
-                <w14:ligatures w14:val="none"/>
-              </w:rPr>
-              <w:t>eff</w:t>
-            </w:r>
-            <w:proofErr w:type="spellEnd"/>
-            <w:r>
-              <w:rPr>
-                <w:rFonts w:ascii="Arial" w:eastAsia="Times New Roman" w:hAnsi="Arial" w:cs="Arial"/>
-                <w:b/>
-                <w:bCs/>
-                <w:color w:val="000000"/>
-                <w:kern w:val="0"/>
-                <w:lang w:val="en-US" w:eastAsia="en-IN"/>
-                <w14:ligatures w14:val="none"/>
-              </w:rPr>
-              <w:t xml:space="preserve"> (A)</w:t>
-            </w:r>
-          </w:p>
-        </w:tc>
-        <w:tc>
-          <w:tcPr>
-            <w:tcW w:w="1128" w:type="pct"/>
-            <w:tcBorders>
-              <w:top w:val="nil"/>
-              <w:left w:val="nil"/>
-              <w:bottom w:val="single" w:sz="4" w:space="0" w:color="auto"/>
-              <w:right w:val="single" w:sz="4" w:space="0" w:color="auto"/>
-            </w:tcBorders>
-            <w:vAlign w:val="center"/>
-            <w:hideMark/>
-          </w:tcPr>
-          <w:p>
-            <w:pPr>
-              <w:spacing w:after="0" w:line="240" w:lineRule="auto"/>
-              <w:jc w:val="center"/>
-              <w:rPr>
-                <w:rFonts w:ascii="Arial" w:eastAsia="Times New Roman" w:hAnsi="Arial" w:cs="Arial"/>
-                <w:b/>
-                <w:bCs/>
-                <w:color w:val="000000"/>
-                <w:kern w:val="0"/>
-                <w:lang w:eastAsia="en-IN"/>
-                <w14:ligatures w14:val="none"/>
-              </w:rPr>
-            </w:pPr>
-            <w:r>
-              <w:rPr>
-                <w:rFonts w:ascii="Arial" w:eastAsia="Times New Roman" w:hAnsi="Arial" w:cs="Arial"/>
-                <w:b/>
-                <w:bCs/>
-                <w:color w:val="000000"/>
-                <w:kern w:val="0"/>
-                <w:lang w:val="en-US" w:eastAsia="en-IN"/>
-                <w14:ligatures w14:val="none"/>
-              </w:rPr>
-              <w:t>% of limit</w:t>
-            </w:r>
-          </w:p>
-        </w:tc>
-        <w:tc>
-          <w:tcPr>
-            <w:tcW w:w="1159" w:type="pct"/>
-            <w:tcBorders>
-              <w:top w:val="nil"/>
-              <w:left w:val="nil"/>
-              <w:bottom w:val="single" w:sz="4" w:space="0" w:color="auto"/>
-              <w:right w:val="single" w:sz="4" w:space="0" w:color="auto"/>
-            </w:tcBorders>
-            <w:vAlign w:val="center"/>
-            <w:hideMark/>
-          </w:tcPr>
-          <w:p>
-            <w:pPr>
-              <w:spacing w:after="0" w:line="240" w:lineRule="auto"/>
-              <w:jc w:val="center"/>
-              <w:rPr>
-                <w:rFonts w:ascii="Arial" w:eastAsia="Times New Roman" w:hAnsi="Arial" w:cs="Arial"/>
-                <w:b/>
-                <w:bCs/>
-                <w:color w:val="000000"/>
-                <w:kern w:val="0"/>
-                <w:lang w:eastAsia="en-IN"/>
-                <w14:ligatures w14:val="none"/>
-              </w:rPr>
-            </w:pPr>
-            <w:r>
-              <w:rPr>
-                <w:rFonts w:ascii="Arial" w:eastAsia="Times New Roman" w:hAnsi="Arial" w:cs="Arial"/>
-                <w:b/>
-                <w:bCs/>
-                <w:color w:val="000000"/>
-                <w:kern w:val="0"/>
-                <w:lang w:val="en-US" w:eastAsia="en-IN"/>
-                <w14:ligatures w14:val="none"/>
-              </w:rPr>
-              <w:t>Limit (A)</w:t>
-            </w:r>
-          </w:p>
-        </w:tc>
-      </w:tr>
-      <w:tr>
-        <w:trPr>
-          <w:trHeight w:val="340"/>
-        </w:trPr>
-        <w:tc>
-          <w:tcPr>
-            <w:tcW w:w="1634" w:type="pct"/>
-            <w:tcBorders>
-              <w:top w:val="nil"/>
-              <w:left w:val="single" w:sz="4" w:space="0" w:color="auto"/>
-              <w:bottom w:val="single" w:sz="4" w:space="0" w:color="auto"/>
-              <w:right w:val="single" w:sz="4" w:space="0" w:color="auto"/>
-            </w:tcBorders>
-            <w:vAlign w:val="center"/>
-            <w:hideMark/>
-          </w:tcPr>
-          <w:p>
-            <w:pPr>
-              <w:spacing w:after="0" w:line="240" w:lineRule="auto"/>
-              <w:jc w:val="center"/>
-              <w:rPr>
-                <w:rFonts w:ascii="Arial" w:eastAsia="Times New Roman" w:hAnsi="Arial" w:cs="Arial"/>
-                <w:color w:val="000000"/>
-                <w:kern w:val="0"/>
-                <w:lang w:eastAsia="en-IN"/>
-                <w14:ligatures w14:val="none"/>
-              </w:rPr>
-            </w:pPr>
-            <w:r>
-              <w:rPr>
-                <w:rFonts w:ascii="Arial" w:eastAsia="Times New Roman" w:hAnsi="Arial" w:cs="Arial"/>
-                <w:color w:val="000000"/>
-                <w:kern w:val="0"/>
-                <w:lang w:val="en-US" w:eastAsia="en-IN"/>
-                <w14:ligatures w14:val="none"/>
-              </w:rPr>
-              <w:t>18</w:t>
-            </w:r>
-          </w:p>
-        </w:tc>
-        <w:tc>
-          <w:tcPr>
-            <w:tcW w:w="1079" w:type="pct"/>
-            <w:tcBorders>
-              <w:top w:val="nil"/>
-              <w:left w:val="nil"/>
-              <w:bottom w:val="single" w:sz="4" w:space="0" w:color="auto"/>
-              <w:right w:val="single" w:sz="4" w:space="0" w:color="auto"/>
-            </w:tcBorders>
-            <w:vAlign w:val="center"/>
-            <w:hideMark/>
-          </w:tcPr>
-          <w:p>
-            <w:pPr>
-              <w:spacing w:after="0" w:line="240" w:lineRule="auto"/>
-              <w:jc w:val="center"/>
-              <w:rPr>
-                <w:rFonts w:ascii="Arial" w:eastAsia="Times New Roman" w:hAnsi="Arial" w:cs="Arial"/>
-                <w:color w:val="000000"/>
-                <w:kern w:val="0"/>
-                <w:lang w:eastAsia="en-IN"/>
-                <w14:ligatures w14:val="none"/>
-              </w:rPr>
-            </w:pPr>
-            <w:r>
-              <w:rPr>
-                <w:rFonts w:ascii="Arial" w:eastAsia="Times New Roman" w:hAnsi="Arial" w:cs="Arial"/>
-                <w:color w:val="000000"/>
-                <w:kern w:val="0"/>
-                <w:lang w:val="en-US" w:eastAsia="en-IN"/>
-                <w14:ligatures w14:val="none"/>
-              </w:rPr>
-              <w:t> </w:t>
-            </w:r>
-          </w:p>
-        </w:tc>
-        <w:tc>
-          <w:tcPr>
-            <w:tcW w:w="1128" w:type="pct"/>
-            <w:tcBorders>
-              <w:top w:val="nil"/>
-              <w:left w:val="nil"/>
-              <w:bottom w:val="single" w:sz="4" w:space="0" w:color="auto"/>
-              <w:right w:val="single" w:sz="4" w:space="0" w:color="auto"/>
-            </w:tcBorders>
-            <w:vAlign w:val="center"/>
-            <w:hideMark/>
-          </w:tcPr>
-          <w:p>
-            <w:pPr>
-              <w:spacing w:after="0" w:line="240" w:lineRule="auto"/>
-              <w:jc w:val="center"/>
-              <w:rPr>
-                <w:rFonts w:ascii="Arial" w:eastAsia="Times New Roman" w:hAnsi="Arial" w:cs="Arial"/>
-                <w:color w:val="000000"/>
-                <w:kern w:val="0"/>
-                <w:lang w:eastAsia="en-IN"/>
-                <w14:ligatures w14:val="none"/>
-              </w:rPr>
-            </w:pPr>
-            <w:r>
-              <w:rPr>
-                <w:rFonts w:ascii="Arial" w:eastAsia="Times New Roman" w:hAnsi="Arial" w:cs="Arial"/>
-                <w:color w:val="000000"/>
-                <w:kern w:val="0"/>
-                <w:lang w:val="en-US" w:eastAsia="en-IN"/>
-                <w14:ligatures w14:val="none"/>
-              </w:rPr>
-              <w:t> </w:t>
-            </w:r>
-          </w:p>
-        </w:tc>
-        <w:tc>
-          <w:tcPr>
-            <w:tcW w:w="1159" w:type="pct"/>
-            <w:tcBorders>
-              <w:top w:val="nil"/>
-              <w:left w:val="nil"/>
-              <w:bottom w:val="single" w:sz="4" w:space="0" w:color="auto"/>
-              <w:right w:val="single" w:sz="4" w:space="0" w:color="auto"/>
-            </w:tcBorders>
-            <w:vAlign w:val="center"/>
-            <w:hideMark/>
-          </w:tcPr>
-          <w:p>
-            <w:pPr>
-              <w:spacing w:after="0" w:line="240" w:lineRule="auto"/>
-              <w:jc w:val="center"/>
-              <w:rPr>
-                <w:rFonts w:ascii="Arial" w:eastAsia="Times New Roman" w:hAnsi="Arial" w:cs="Arial"/>
-                <w:color w:val="000000"/>
-                <w:kern w:val="0"/>
-                <w:lang w:eastAsia="en-IN"/>
-                <w14:ligatures w14:val="none"/>
-              </w:rPr>
-            </w:pPr>
-            <w:r>
-              <w:rPr>
-                <w:rFonts w:ascii="Arial" w:eastAsia="Times New Roman" w:hAnsi="Arial" w:cs="Arial"/>
-                <w:color w:val="000000"/>
-                <w:kern w:val="0"/>
-                <w:lang w:val="en-US" w:eastAsia="en-IN"/>
-                <w14:ligatures w14:val="none"/>
-              </w:rPr>
-              <w:t> </w:t>
-            </w:r>
-          </w:p>
-        </w:tc>
-      </w:tr>
-      <w:tr>
-        <w:trPr>
-          <w:trHeight w:val="340"/>
-        </w:trPr>
-        <w:tc>
-          <w:tcPr>
-            <w:tcW w:w="1634" w:type="pct"/>
-            <w:tcBorders>
-              <w:top w:val="nil"/>
-              <w:left w:val="single" w:sz="4" w:space="0" w:color="auto"/>
-              <w:bottom w:val="single" w:sz="4" w:space="0" w:color="auto"/>
-              <w:right w:val="single" w:sz="4" w:space="0" w:color="auto"/>
-            </w:tcBorders>
-            <w:vAlign w:val="center"/>
-            <w:hideMark/>
-          </w:tcPr>
-          <w:p>
-            <w:pPr>
-              <w:spacing w:after="0" w:line="240" w:lineRule="auto"/>
-              <w:jc w:val="center"/>
-              <w:rPr>
-                <w:rFonts w:ascii="Arial" w:eastAsia="Times New Roman" w:hAnsi="Arial" w:cs="Arial"/>
-                <w:color w:val="000000"/>
-                <w:kern w:val="0"/>
-                <w:lang w:eastAsia="en-IN"/>
-                <w14:ligatures w14:val="none"/>
-              </w:rPr>
-            </w:pPr>
-            <w:r>
-              <w:rPr>
-                <w:rFonts w:ascii="Arial" w:eastAsia="Times New Roman" w:hAnsi="Arial" w:cs="Arial"/>
-                <w:color w:val="000000"/>
-                <w:kern w:val="0"/>
-                <w:lang w:val="en-US" w:eastAsia="en-IN"/>
-                <w14:ligatures w14:val="none"/>
-              </w:rPr>
-              <w:t>19</w:t>
-            </w:r>
-          </w:p>
-        </w:tc>
-        <w:tc>
-          <w:tcPr>
-            <w:tcW w:w="1079" w:type="pct"/>
-            <w:tcBorders>
-              <w:top w:val="nil"/>
-              <w:left w:val="nil"/>
-              <w:bottom w:val="single" w:sz="4" w:space="0" w:color="auto"/>
-              <w:right w:val="single" w:sz="4" w:space="0" w:color="auto"/>
-            </w:tcBorders>
-            <w:vAlign w:val="center"/>
-            <w:hideMark/>
-          </w:tcPr>
-          <w:p>
-            <w:pPr>
-              <w:spacing w:after="0" w:line="240" w:lineRule="auto"/>
-              <w:jc w:val="center"/>
-              <w:rPr>
-                <w:rFonts w:ascii="Arial" w:eastAsia="Times New Roman" w:hAnsi="Arial" w:cs="Arial"/>
-                <w:color w:val="000000"/>
-                <w:kern w:val="0"/>
-                <w:lang w:eastAsia="en-IN"/>
-                <w14:ligatures w14:val="none"/>
-              </w:rPr>
-            </w:pPr>
-            <w:r>
-              <w:rPr>
-                <w:rFonts w:ascii="Arial" w:eastAsia="Times New Roman" w:hAnsi="Arial" w:cs="Arial"/>
-                <w:color w:val="000000"/>
-                <w:kern w:val="0"/>
-                <w:lang w:val="en-US" w:eastAsia="en-IN"/>
-                <w14:ligatures w14:val="none"/>
-              </w:rPr>
-              <w:t> </w:t>
-            </w:r>
-          </w:p>
-        </w:tc>
-        <w:tc>
-          <w:tcPr>
-            <w:tcW w:w="1128" w:type="pct"/>
-            <w:tcBorders>
-              <w:top w:val="nil"/>
-              <w:left w:val="nil"/>
-              <w:bottom w:val="single" w:sz="4" w:space="0" w:color="auto"/>
-              <w:right w:val="single" w:sz="4" w:space="0" w:color="auto"/>
-            </w:tcBorders>
-            <w:vAlign w:val="center"/>
-            <w:hideMark/>
-          </w:tcPr>
-          <w:p>
-            <w:pPr>
-              <w:spacing w:after="0" w:line="240" w:lineRule="auto"/>
-              <w:jc w:val="center"/>
-              <w:rPr>
-                <w:rFonts w:ascii="Arial" w:eastAsia="Times New Roman" w:hAnsi="Arial" w:cs="Arial"/>
-                <w:color w:val="000000"/>
-                <w:kern w:val="0"/>
-                <w:lang w:eastAsia="en-IN"/>
-                <w14:ligatures w14:val="none"/>
-              </w:rPr>
-            </w:pPr>
-            <w:r>
-              <w:rPr>
-                <w:rFonts w:ascii="Arial" w:eastAsia="Times New Roman" w:hAnsi="Arial" w:cs="Arial"/>
-                <w:color w:val="000000"/>
-                <w:kern w:val="0"/>
-                <w:lang w:val="en-US" w:eastAsia="en-IN"/>
-                <w14:ligatures w14:val="none"/>
-              </w:rPr>
-              <w:t> </w:t>
-            </w:r>
-          </w:p>
-        </w:tc>
-        <w:tc>
-          <w:tcPr>
-            <w:tcW w:w="1159" w:type="pct"/>
-            <w:tcBorders>
-              <w:top w:val="nil"/>
-              <w:left w:val="nil"/>
-              <w:bottom w:val="single" w:sz="4" w:space="0" w:color="auto"/>
-              <w:right w:val="single" w:sz="4" w:space="0" w:color="auto"/>
-            </w:tcBorders>
-            <w:vAlign w:val="center"/>
-            <w:hideMark/>
-          </w:tcPr>
-          <w:p>
-            <w:pPr>
-              <w:spacing w:after="0" w:line="240" w:lineRule="auto"/>
-              <w:jc w:val="center"/>
-              <w:rPr>
-                <w:rFonts w:ascii="Arial" w:eastAsia="Times New Roman" w:hAnsi="Arial" w:cs="Arial"/>
-                <w:color w:val="000000"/>
-                <w:kern w:val="0"/>
-                <w:lang w:eastAsia="en-IN"/>
-                <w14:ligatures w14:val="none"/>
-              </w:rPr>
-            </w:pPr>
-            <w:r>
-              <w:rPr>
-                <w:rFonts w:ascii="Arial" w:eastAsia="Times New Roman" w:hAnsi="Arial" w:cs="Arial"/>
-                <w:color w:val="000000"/>
-                <w:kern w:val="0"/>
-                <w:lang w:val="en-US" w:eastAsia="en-IN"/>
-                <w14:ligatures w14:val="none"/>
-              </w:rPr>
-              <w:t> </w:t>
-            </w:r>
-          </w:p>
-        </w:tc>
-      </w:tr>
-      <w:tr>
-        <w:trPr>
-          <w:trHeight w:val="340"/>
-        </w:trPr>
-        <w:tc>
-          <w:tcPr>
-            <w:tcW w:w="1634" w:type="pct"/>
-            <w:tcBorders>
-              <w:top w:val="single" w:sz="4" w:space="0" w:color="auto"/>
-              <w:left w:val="single" w:sz="4" w:space="0" w:color="auto"/>
-              <w:bottom w:val="single" w:sz="4" w:space="0" w:color="auto"/>
-              <w:right w:val="single" w:sz="4" w:space="0" w:color="auto"/>
-            </w:tcBorders>
-            <w:vAlign w:val="center"/>
-            <w:hideMark/>
-          </w:tcPr>
-          <w:p>
-            <w:pPr>
-              <w:spacing w:after="0" w:line="240" w:lineRule="auto"/>
-              <w:jc w:val="center"/>
-              <w:rPr>
-                <w:rFonts w:ascii="Arial" w:eastAsia="Times New Roman" w:hAnsi="Arial" w:cs="Arial"/>
-                <w:color w:val="000000"/>
-                <w:kern w:val="0"/>
-                <w:lang w:eastAsia="en-IN"/>
-                <w14:ligatures w14:val="none"/>
-              </w:rPr>
-            </w:pPr>
-            <w:r>
-              <w:rPr>
-                <w:rFonts w:ascii="Arial" w:eastAsia="Times New Roman" w:hAnsi="Arial" w:cs="Arial"/>
-                <w:color w:val="000000"/>
-                <w:kern w:val="0"/>
-                <w:lang w:val="en-US" w:eastAsia="en-IN"/>
-                <w14:ligatures w14:val="none"/>
-              </w:rPr>
-              <w:t>20</w:t>
-            </w:r>
-          </w:p>
-        </w:tc>
-        <w:tc>
-          <w:tcPr>
-            <w:tcW w:w="1079" w:type="pct"/>
-            <w:tcBorders>
-              <w:top w:val="single" w:sz="4" w:space="0" w:color="auto"/>
-              <w:left w:val="single" w:sz="4" w:space="0" w:color="auto"/>
-              <w:bottom w:val="single" w:sz="4" w:space="0" w:color="auto"/>
-              <w:right w:val="single" w:sz="4" w:space="0" w:color="auto"/>
-            </w:tcBorders>
-            <w:vAlign w:val="center"/>
-            <w:hideMark/>
-          </w:tcPr>
-          <w:p>
-            <w:pPr>
-              <w:spacing w:after="0" w:line="240" w:lineRule="auto"/>
-              <w:jc w:val="center"/>
-              <w:rPr>
-                <w:rFonts w:ascii="Arial" w:eastAsia="Times New Roman" w:hAnsi="Arial" w:cs="Arial"/>
-                <w:color w:val="000000"/>
-                <w:kern w:val="0"/>
-                <w:lang w:eastAsia="en-IN"/>
-                <w14:ligatures w14:val="none"/>
-              </w:rPr>
-            </w:pPr>
-            <w:r>
-              <w:rPr>
-                <w:rFonts w:ascii="Arial" w:eastAsia="Times New Roman" w:hAnsi="Arial" w:cs="Arial"/>
-                <w:color w:val="000000"/>
-                <w:kern w:val="0"/>
-                <w:lang w:val="en-US" w:eastAsia="en-IN"/>
-                <w14:ligatures w14:val="none"/>
-              </w:rPr>
-              <w:t> </w:t>
-            </w:r>
-          </w:p>
-        </w:tc>
-        <w:tc>
-          <w:tcPr>
-            <w:tcW w:w="1128" w:type="pct"/>
-            <w:tcBorders>
-              <w:top w:val="single" w:sz="4" w:space="0" w:color="auto"/>
-              <w:left w:val="single" w:sz="4" w:space="0" w:color="auto"/>
-              <w:bottom w:val="single" w:sz="4" w:space="0" w:color="auto"/>
-              <w:right w:val="single" w:sz="4" w:space="0" w:color="auto"/>
-            </w:tcBorders>
-            <w:vAlign w:val="center"/>
-            <w:hideMark/>
-          </w:tcPr>
-          <w:p>
-            <w:pPr>
-              <w:spacing w:after="0" w:line="240" w:lineRule="auto"/>
-              <w:jc w:val="center"/>
-              <w:rPr>
-                <w:rFonts w:ascii="Arial" w:eastAsia="Times New Roman" w:hAnsi="Arial" w:cs="Arial"/>
-                <w:color w:val="000000"/>
-                <w:kern w:val="0"/>
-                <w:lang w:eastAsia="en-IN"/>
-                <w14:ligatures w14:val="none"/>
-              </w:rPr>
-            </w:pPr>
-            <w:r>
-              <w:rPr>
-                <w:rFonts w:ascii="Arial" w:eastAsia="Times New Roman" w:hAnsi="Arial" w:cs="Arial"/>
-                <w:color w:val="000000"/>
-                <w:kern w:val="0"/>
-                <w:lang w:val="en-US" w:eastAsia="en-IN"/>
-                <w14:ligatures w14:val="none"/>
-              </w:rPr>
-              <w:t> </w:t>
-            </w:r>
-          </w:p>
-        </w:tc>
-        <w:tc>
-          <w:tcPr>
-            <w:tcW w:w="1159" w:type="pct"/>
-            <w:tcBorders>
-              <w:top w:val="single" w:sz="4" w:space="0" w:color="auto"/>
-              <w:left w:val="single" w:sz="4" w:space="0" w:color="auto"/>
-              <w:bottom w:val="single" w:sz="4" w:space="0" w:color="auto"/>
-              <w:right w:val="single" w:sz="4" w:space="0" w:color="auto"/>
-            </w:tcBorders>
-            <w:vAlign w:val="center"/>
-            <w:hideMark/>
-          </w:tcPr>
-          <w:p>
-            <w:pPr>
-              <w:spacing w:after="0" w:line="240" w:lineRule="auto"/>
-              <w:jc w:val="center"/>
-              <w:rPr>
-                <w:rFonts w:ascii="Arial" w:eastAsia="Times New Roman" w:hAnsi="Arial" w:cs="Arial"/>
-                <w:color w:val="000000"/>
-                <w:kern w:val="0"/>
-                <w:lang w:eastAsia="en-IN"/>
-                <w14:ligatures w14:val="none"/>
-              </w:rPr>
-            </w:pPr>
-            <w:r>
-              <w:rPr>
-                <w:rFonts w:ascii="Arial" w:eastAsia="Times New Roman" w:hAnsi="Arial" w:cs="Arial"/>
-                <w:color w:val="000000"/>
-                <w:kern w:val="0"/>
-                <w:lang w:val="en-US" w:eastAsia="en-IN"/>
-                <w14:ligatures w14:val="none"/>
-              </w:rPr>
-              <w:t> </w:t>
-            </w:r>
-          </w:p>
-        </w:tc>
-      </w:tr>
-      <w:tr>
-        <w:trPr>
-          <w:trHeight w:val="340"/>
-        </w:trPr>
-        <w:tc>
-          <w:tcPr>
-            <w:tcW w:w="1634" w:type="pct"/>
-            <w:tcBorders>
-              <w:top w:val="single" w:sz="4" w:space="0" w:color="auto"/>
-              <w:left w:val="single" w:sz="4" w:space="0" w:color="auto"/>
-              <w:bottom w:val="single" w:sz="4" w:space="0" w:color="auto"/>
-              <w:right w:val="single" w:sz="4" w:space="0" w:color="auto"/>
-            </w:tcBorders>
-            <w:vAlign w:val="center"/>
-            <w:hideMark/>
-          </w:tcPr>
-          <w:p>
-            <w:pPr>
-              <w:spacing w:after="0" w:line="240" w:lineRule="auto"/>
-              <w:jc w:val="center"/>
-              <w:rPr>
-                <w:rFonts w:ascii="Arial" w:eastAsia="Times New Roman" w:hAnsi="Arial" w:cs="Arial"/>
-                <w:color w:val="000000"/>
-                <w:kern w:val="0"/>
-                <w:lang w:eastAsia="en-IN"/>
-                <w14:ligatures w14:val="none"/>
-              </w:rPr>
-            </w:pPr>
-            <w:r>
-              <w:rPr>
-                <w:rFonts w:ascii="Arial" w:eastAsia="Times New Roman" w:hAnsi="Arial" w:cs="Arial"/>
-                <w:color w:val="000000"/>
-                <w:kern w:val="0"/>
-                <w:lang w:val="en-US" w:eastAsia="en-IN"/>
-                <w14:ligatures w14:val="none"/>
-              </w:rPr>
-              <w:t>21</w:t>
-            </w:r>
-          </w:p>
-        </w:tc>
-        <w:tc>
-          <w:tcPr>
-            <w:tcW w:w="1079" w:type="pct"/>
-            <w:tcBorders>
-              <w:top w:val="single" w:sz="4" w:space="0" w:color="auto"/>
-              <w:left w:val="nil"/>
-              <w:bottom w:val="single" w:sz="4" w:space="0" w:color="auto"/>
-              <w:right w:val="single" w:sz="4" w:space="0" w:color="auto"/>
-            </w:tcBorders>
-            <w:vAlign w:val="center"/>
-            <w:hideMark/>
-          </w:tcPr>
-          <w:p>
-            <w:pPr>
-              <w:spacing w:after="0" w:line="240" w:lineRule="auto"/>
-              <w:jc w:val="center"/>
-              <w:rPr>
-                <w:rFonts w:ascii="Arial" w:eastAsia="Times New Roman" w:hAnsi="Arial" w:cs="Arial"/>
-                <w:color w:val="000000"/>
-                <w:kern w:val="0"/>
-                <w:lang w:eastAsia="en-IN"/>
-                <w14:ligatures w14:val="none"/>
-              </w:rPr>
-            </w:pPr>
-            <w:r>
-              <w:rPr>
-                <w:rFonts w:ascii="Arial" w:eastAsia="Times New Roman" w:hAnsi="Arial" w:cs="Arial"/>
-                <w:color w:val="000000"/>
-                <w:kern w:val="0"/>
-                <w:lang w:val="en-US" w:eastAsia="en-IN"/>
-                <w14:ligatures w14:val="none"/>
-              </w:rPr>
-              <w:t> </w:t>
-            </w:r>
-          </w:p>
-        </w:tc>
-        <w:tc>
-          <w:tcPr>
-            <w:tcW w:w="1128" w:type="pct"/>
-            <w:tcBorders>
-              <w:top w:val="single" w:sz="4" w:space="0" w:color="auto"/>
-              <w:left w:val="nil"/>
-              <w:bottom w:val="single" w:sz="4" w:space="0" w:color="auto"/>
-              <w:right w:val="single" w:sz="4" w:space="0" w:color="auto"/>
-            </w:tcBorders>
-            <w:vAlign w:val="center"/>
-            <w:hideMark/>
-          </w:tcPr>
-          <w:p>
-            <w:pPr>
-              <w:spacing w:after="0" w:line="240" w:lineRule="auto"/>
-              <w:jc w:val="center"/>
-              <w:rPr>
-                <w:rFonts w:ascii="Arial" w:eastAsia="Times New Roman" w:hAnsi="Arial" w:cs="Arial"/>
-                <w:color w:val="000000"/>
-                <w:kern w:val="0"/>
-                <w:lang w:eastAsia="en-IN"/>
-                <w14:ligatures w14:val="none"/>
-              </w:rPr>
-            </w:pPr>
-            <w:r>
-              <w:rPr>
-                <w:rFonts w:ascii="Arial" w:eastAsia="Times New Roman" w:hAnsi="Arial" w:cs="Arial"/>
-                <w:color w:val="000000"/>
-                <w:kern w:val="0"/>
-                <w:lang w:val="en-US" w:eastAsia="en-IN"/>
-                <w14:ligatures w14:val="none"/>
-              </w:rPr>
-              <w:t> </w:t>
-            </w:r>
-          </w:p>
-        </w:tc>
-        <w:tc>
-          <w:tcPr>
-            <w:tcW w:w="1159" w:type="pct"/>
-            <w:tcBorders>
-              <w:top w:val="single" w:sz="4" w:space="0" w:color="auto"/>
-              <w:left w:val="nil"/>
-              <w:bottom w:val="single" w:sz="4" w:space="0" w:color="auto"/>
-              <w:right w:val="single" w:sz="4" w:space="0" w:color="auto"/>
-            </w:tcBorders>
-            <w:vAlign w:val="center"/>
-            <w:hideMark/>
-          </w:tcPr>
-          <w:p>
-            <w:pPr>
-              <w:spacing w:after="0" w:line="240" w:lineRule="auto"/>
-              <w:jc w:val="center"/>
-              <w:rPr>
-                <w:rFonts w:ascii="Arial" w:eastAsia="Times New Roman" w:hAnsi="Arial" w:cs="Arial"/>
-                <w:color w:val="000000"/>
-                <w:kern w:val="0"/>
-                <w:lang w:eastAsia="en-IN"/>
-                <w14:ligatures w14:val="none"/>
-              </w:rPr>
-            </w:pPr>
-            <w:r>
-              <w:rPr>
-                <w:rFonts w:ascii="Arial" w:eastAsia="Times New Roman" w:hAnsi="Arial" w:cs="Arial"/>
-                <w:color w:val="000000"/>
-                <w:kern w:val="0"/>
-                <w:lang w:val="en-US" w:eastAsia="en-IN"/>
-                <w14:ligatures w14:val="none"/>
-              </w:rPr>
-              <w:t> </w:t>
-            </w:r>
-          </w:p>
-        </w:tc>
-      </w:tr>
-      <w:tr>
-        <w:trPr>
-          <w:trHeight w:val="340"/>
-        </w:trPr>
-        <w:tc>
-          <w:tcPr>
-            <w:tcW w:w="1634" w:type="pct"/>
-            <w:tcBorders>
-              <w:top w:val="nil"/>
-              <w:left w:val="single" w:sz="4" w:space="0" w:color="auto"/>
-              <w:bottom w:val="single" w:sz="4" w:space="0" w:color="auto"/>
-              <w:right w:val="single" w:sz="4" w:space="0" w:color="auto"/>
-            </w:tcBorders>
-            <w:vAlign w:val="center"/>
-            <w:hideMark/>
-          </w:tcPr>
-          <w:p>
-            <w:pPr>
-              <w:spacing w:after="0" w:line="240" w:lineRule="auto"/>
-              <w:jc w:val="center"/>
-              <w:rPr>
-                <w:rFonts w:ascii="Arial" w:eastAsia="Times New Roman" w:hAnsi="Arial" w:cs="Arial"/>
-                <w:color w:val="000000"/>
-                <w:kern w:val="0"/>
-                <w:lang w:eastAsia="en-IN"/>
-                <w14:ligatures w14:val="none"/>
-              </w:rPr>
-            </w:pPr>
-            <w:r>
-              <w:rPr>
-                <w:rFonts w:ascii="Arial" w:eastAsia="Times New Roman" w:hAnsi="Arial" w:cs="Arial"/>
-                <w:color w:val="000000"/>
-                <w:kern w:val="0"/>
-                <w:lang w:val="en-US" w:eastAsia="en-IN"/>
-                <w14:ligatures w14:val="none"/>
-              </w:rPr>
-              <w:t>22</w:t>
-            </w:r>
-          </w:p>
-        </w:tc>
-        <w:tc>
-          <w:tcPr>
-            <w:tcW w:w="1079" w:type="pct"/>
-            <w:tcBorders>
-              <w:top w:val="nil"/>
-              <w:left w:val="nil"/>
-              <w:bottom w:val="single" w:sz="4" w:space="0" w:color="auto"/>
-              <w:right w:val="single" w:sz="4" w:space="0" w:color="auto"/>
-            </w:tcBorders>
-            <w:vAlign w:val="center"/>
-            <w:hideMark/>
-          </w:tcPr>
-          <w:p>
-            <w:pPr>
-              <w:spacing w:after="0" w:line="240" w:lineRule="auto"/>
-              <w:jc w:val="center"/>
-              <w:rPr>
-                <w:rFonts w:ascii="Arial" w:eastAsia="Times New Roman" w:hAnsi="Arial" w:cs="Arial"/>
-                <w:color w:val="000000"/>
-                <w:kern w:val="0"/>
-                <w:lang w:eastAsia="en-IN"/>
-                <w14:ligatures w14:val="none"/>
-              </w:rPr>
-            </w:pPr>
-            <w:r>
-              <w:rPr>
-                <w:rFonts w:ascii="Arial" w:eastAsia="Times New Roman" w:hAnsi="Arial" w:cs="Arial"/>
-                <w:color w:val="000000"/>
-                <w:kern w:val="0"/>
-                <w:lang w:val="en-US" w:eastAsia="en-IN"/>
-                <w14:ligatures w14:val="none"/>
-              </w:rPr>
-              <w:t> </w:t>
-            </w:r>
-          </w:p>
-        </w:tc>
-        <w:tc>
-          <w:tcPr>
-            <w:tcW w:w="1128" w:type="pct"/>
-            <w:tcBorders>
-              <w:top w:val="nil"/>
-              <w:left w:val="nil"/>
-              <w:bottom w:val="single" w:sz="4" w:space="0" w:color="auto"/>
-              <w:right w:val="single" w:sz="4" w:space="0" w:color="auto"/>
-            </w:tcBorders>
-            <w:vAlign w:val="center"/>
-            <w:hideMark/>
-          </w:tcPr>
-          <w:p>
-            <w:pPr>
-              <w:spacing w:after="0" w:line="240" w:lineRule="auto"/>
-              <w:jc w:val="center"/>
-              <w:rPr>
-                <w:rFonts w:ascii="Arial" w:eastAsia="Times New Roman" w:hAnsi="Arial" w:cs="Arial"/>
-                <w:color w:val="000000"/>
-                <w:kern w:val="0"/>
-                <w:lang w:eastAsia="en-IN"/>
-                <w14:ligatures w14:val="none"/>
-              </w:rPr>
-            </w:pPr>
-            <w:r>
-              <w:rPr>
-                <w:rFonts w:ascii="Arial" w:eastAsia="Times New Roman" w:hAnsi="Arial" w:cs="Arial"/>
-                <w:color w:val="000000"/>
-                <w:kern w:val="0"/>
-                <w:lang w:val="en-US" w:eastAsia="en-IN"/>
-                <w14:ligatures w14:val="none"/>
-              </w:rPr>
-              <w:t> </w:t>
-            </w:r>
-          </w:p>
-        </w:tc>
-        <w:tc>
-          <w:tcPr>
-            <w:tcW w:w="1159" w:type="pct"/>
-            <w:tcBorders>
-              <w:top w:val="nil"/>
-              <w:left w:val="nil"/>
-              <w:bottom w:val="single" w:sz="4" w:space="0" w:color="auto"/>
-              <w:right w:val="single" w:sz="4" w:space="0" w:color="auto"/>
-            </w:tcBorders>
-            <w:vAlign w:val="center"/>
-            <w:hideMark/>
-          </w:tcPr>
-          <w:p>
-            <w:pPr>
-              <w:spacing w:after="0" w:line="240" w:lineRule="auto"/>
-              <w:jc w:val="center"/>
-              <w:rPr>
-                <w:rFonts w:ascii="Arial" w:eastAsia="Times New Roman" w:hAnsi="Arial" w:cs="Arial"/>
-                <w:color w:val="000000"/>
-                <w:kern w:val="0"/>
-                <w:lang w:eastAsia="en-IN"/>
-                <w14:ligatures w14:val="none"/>
-              </w:rPr>
-            </w:pPr>
-            <w:r>
-              <w:rPr>
-                <w:rFonts w:ascii="Arial" w:eastAsia="Times New Roman" w:hAnsi="Arial" w:cs="Arial"/>
-                <w:color w:val="000000"/>
-                <w:kern w:val="0"/>
-                <w:lang w:val="en-US" w:eastAsia="en-IN"/>
-                <w14:ligatures w14:val="none"/>
-              </w:rPr>
-              <w:t> </w:t>
-            </w:r>
-          </w:p>
-        </w:tc>
-      </w:tr>
-      <w:tr>
-        <w:trPr>
-          <w:trHeight w:val="340"/>
-        </w:trPr>
-        <w:tc>
-          <w:tcPr>
-            <w:tcW w:w="1634" w:type="pct"/>
-            <w:tcBorders>
-              <w:top w:val="nil"/>
-              <w:left w:val="single" w:sz="4" w:space="0" w:color="auto"/>
-              <w:bottom w:val="single" w:sz="4" w:space="0" w:color="auto"/>
-              <w:right w:val="single" w:sz="4" w:space="0" w:color="auto"/>
-            </w:tcBorders>
-            <w:vAlign w:val="center"/>
-            <w:hideMark/>
-          </w:tcPr>
-          <w:p>
-            <w:pPr>
-              <w:spacing w:after="0" w:line="240" w:lineRule="auto"/>
-              <w:jc w:val="center"/>
-              <w:rPr>
-                <w:rFonts w:ascii="Arial" w:eastAsia="Times New Roman" w:hAnsi="Arial" w:cs="Arial"/>
-                <w:color w:val="000000"/>
-                <w:kern w:val="0"/>
-                <w:lang w:eastAsia="en-IN"/>
-                <w14:ligatures w14:val="none"/>
-              </w:rPr>
-            </w:pPr>
-            <w:r>
-              <w:rPr>
-                <w:rFonts w:ascii="Arial" w:eastAsia="Times New Roman" w:hAnsi="Arial" w:cs="Arial"/>
-                <w:color w:val="000000"/>
-                <w:kern w:val="0"/>
-                <w:lang w:val="en-US" w:eastAsia="en-IN"/>
-                <w14:ligatures w14:val="none"/>
-              </w:rPr>
-              <w:t>23</w:t>
-            </w:r>
-          </w:p>
-        </w:tc>
-        <w:tc>
-          <w:tcPr>
-            <w:tcW w:w="1079" w:type="pct"/>
-            <w:tcBorders>
-              <w:top w:val="nil"/>
-              <w:left w:val="nil"/>
-              <w:bottom w:val="single" w:sz="4" w:space="0" w:color="auto"/>
-              <w:right w:val="single" w:sz="4" w:space="0" w:color="auto"/>
-            </w:tcBorders>
-            <w:vAlign w:val="center"/>
-            <w:hideMark/>
-          </w:tcPr>
-          <w:p>
-            <w:pPr>
-              <w:spacing w:after="0" w:line="240" w:lineRule="auto"/>
-              <w:jc w:val="center"/>
-              <w:rPr>
-                <w:rFonts w:ascii="Arial" w:eastAsia="Times New Roman" w:hAnsi="Arial" w:cs="Arial"/>
-                <w:color w:val="000000"/>
-                <w:kern w:val="0"/>
-                <w:lang w:eastAsia="en-IN"/>
-                <w14:ligatures w14:val="none"/>
-              </w:rPr>
-            </w:pPr>
-            <w:r>
-              <w:rPr>
-                <w:rFonts w:ascii="Arial" w:eastAsia="Times New Roman" w:hAnsi="Arial" w:cs="Arial"/>
-                <w:color w:val="000000"/>
-                <w:kern w:val="0"/>
-                <w:lang w:val="en-US" w:eastAsia="en-IN"/>
-                <w14:ligatures w14:val="none"/>
-              </w:rPr>
-              <w:t> </w:t>
-            </w:r>
-          </w:p>
-        </w:tc>
-        <w:tc>
-          <w:tcPr>
-            <w:tcW w:w="1128" w:type="pct"/>
-            <w:tcBorders>
-              <w:top w:val="nil"/>
-              <w:left w:val="nil"/>
-              <w:bottom w:val="single" w:sz="4" w:space="0" w:color="auto"/>
-              <w:right w:val="single" w:sz="4" w:space="0" w:color="auto"/>
-            </w:tcBorders>
-            <w:vAlign w:val="center"/>
-            <w:hideMark/>
-          </w:tcPr>
-          <w:p>
-            <w:pPr>
-              <w:spacing w:after="0" w:line="240" w:lineRule="auto"/>
-              <w:jc w:val="center"/>
-              <w:rPr>
-                <w:rFonts w:ascii="Arial" w:eastAsia="Times New Roman" w:hAnsi="Arial" w:cs="Arial"/>
-                <w:color w:val="000000"/>
-                <w:kern w:val="0"/>
-                <w:lang w:eastAsia="en-IN"/>
-                <w14:ligatures w14:val="none"/>
-              </w:rPr>
-            </w:pPr>
-            <w:r>
-              <w:rPr>
-                <w:rFonts w:ascii="Arial" w:eastAsia="Times New Roman" w:hAnsi="Arial" w:cs="Arial"/>
-                <w:color w:val="000000"/>
-                <w:kern w:val="0"/>
-                <w:lang w:val="en-US" w:eastAsia="en-IN"/>
-                <w14:ligatures w14:val="none"/>
-              </w:rPr>
-              <w:t> </w:t>
-            </w:r>
-          </w:p>
-        </w:tc>
-        <w:tc>
-          <w:tcPr>
-            <w:tcW w:w="1159" w:type="pct"/>
-            <w:tcBorders>
-              <w:top w:val="nil"/>
-              <w:left w:val="nil"/>
-              <w:bottom w:val="single" w:sz="4" w:space="0" w:color="auto"/>
-              <w:right w:val="single" w:sz="4" w:space="0" w:color="auto"/>
-            </w:tcBorders>
-            <w:vAlign w:val="center"/>
-            <w:hideMark/>
-          </w:tcPr>
-          <w:p>
-            <w:pPr>
-              <w:spacing w:after="0" w:line="240" w:lineRule="auto"/>
-              <w:jc w:val="center"/>
-              <w:rPr>
-                <w:rFonts w:ascii="Arial" w:eastAsia="Times New Roman" w:hAnsi="Arial" w:cs="Arial"/>
-                <w:color w:val="000000"/>
-                <w:kern w:val="0"/>
-                <w:lang w:eastAsia="en-IN"/>
-                <w14:ligatures w14:val="none"/>
-              </w:rPr>
-            </w:pPr>
-            <w:r>
-              <w:rPr>
-                <w:rFonts w:ascii="Arial" w:eastAsia="Times New Roman" w:hAnsi="Arial" w:cs="Arial"/>
-                <w:color w:val="000000"/>
-                <w:kern w:val="0"/>
-                <w:lang w:val="en-US" w:eastAsia="en-IN"/>
-                <w14:ligatures w14:val="none"/>
-              </w:rPr>
-              <w:t> </w:t>
-            </w:r>
-          </w:p>
-        </w:tc>
-      </w:tr>
-      <w:tr>
-        <w:trPr>
-          <w:trHeight w:val="340"/>
-        </w:trPr>
-        <w:tc>
-          <w:tcPr>
-            <w:tcW w:w="1634" w:type="pct"/>
-            <w:tcBorders>
-              <w:top w:val="nil"/>
-              <w:left w:val="single" w:sz="4" w:space="0" w:color="auto"/>
-              <w:bottom w:val="single" w:sz="4" w:space="0" w:color="auto"/>
-              <w:right w:val="single" w:sz="4" w:space="0" w:color="auto"/>
-            </w:tcBorders>
-            <w:vAlign w:val="center"/>
-            <w:hideMark/>
-          </w:tcPr>
-          <w:p>
-            <w:pPr>
-              <w:spacing w:after="0" w:line="240" w:lineRule="auto"/>
-              <w:jc w:val="center"/>
-              <w:rPr>
-                <w:rFonts w:ascii="Arial" w:eastAsia="Times New Roman" w:hAnsi="Arial" w:cs="Arial"/>
-                <w:color w:val="000000"/>
-                <w:kern w:val="0"/>
-                <w:lang w:eastAsia="en-IN"/>
-                <w14:ligatures w14:val="none"/>
-              </w:rPr>
-            </w:pPr>
-            <w:r>
-              <w:rPr>
-                <w:rFonts w:ascii="Arial" w:eastAsia="Times New Roman" w:hAnsi="Arial" w:cs="Arial"/>
-                <w:color w:val="000000"/>
-                <w:kern w:val="0"/>
-                <w:lang w:val="en-US" w:eastAsia="en-IN"/>
-                <w14:ligatures w14:val="none"/>
-              </w:rPr>
-              <w:t>24</w:t>
-            </w:r>
-          </w:p>
-        </w:tc>
-        <w:tc>
-          <w:tcPr>
-            <w:tcW w:w="1079" w:type="pct"/>
-            <w:tcBorders>
-              <w:top w:val="nil"/>
-              <w:left w:val="nil"/>
-              <w:bottom w:val="single" w:sz="4" w:space="0" w:color="auto"/>
-              <w:right w:val="single" w:sz="4" w:space="0" w:color="auto"/>
-            </w:tcBorders>
-            <w:vAlign w:val="center"/>
-            <w:hideMark/>
-          </w:tcPr>
-          <w:p>
-            <w:pPr>
-              <w:spacing w:after="0" w:line="240" w:lineRule="auto"/>
-              <w:jc w:val="center"/>
-              <w:rPr>
-                <w:rFonts w:ascii="Arial" w:eastAsia="Times New Roman" w:hAnsi="Arial" w:cs="Arial"/>
-                <w:color w:val="000000"/>
-                <w:kern w:val="0"/>
-                <w:lang w:eastAsia="en-IN"/>
-                <w14:ligatures w14:val="none"/>
-              </w:rPr>
-            </w:pPr>
-            <w:r>
-              <w:rPr>
-                <w:rFonts w:ascii="Arial" w:eastAsia="Times New Roman" w:hAnsi="Arial" w:cs="Arial"/>
-                <w:color w:val="000000"/>
-                <w:kern w:val="0"/>
-                <w:lang w:val="en-US" w:eastAsia="en-IN"/>
-                <w14:ligatures w14:val="none"/>
-              </w:rPr>
-              <w:t> </w:t>
-            </w:r>
-          </w:p>
-        </w:tc>
-        <w:tc>
-          <w:tcPr>
-            <w:tcW w:w="1128" w:type="pct"/>
-            <w:tcBorders>
-              <w:top w:val="nil"/>
-              <w:left w:val="nil"/>
-              <w:bottom w:val="single" w:sz="4" w:space="0" w:color="auto"/>
-              <w:right w:val="single" w:sz="4" w:space="0" w:color="auto"/>
-            </w:tcBorders>
-            <w:vAlign w:val="center"/>
-            <w:hideMark/>
-          </w:tcPr>
-          <w:p>
-            <w:pPr>
-              <w:spacing w:after="0" w:line="240" w:lineRule="auto"/>
-              <w:jc w:val="center"/>
-              <w:rPr>
-                <w:rFonts w:ascii="Arial" w:eastAsia="Times New Roman" w:hAnsi="Arial" w:cs="Arial"/>
-                <w:color w:val="000000"/>
-                <w:kern w:val="0"/>
-                <w:lang w:eastAsia="en-IN"/>
-                <w14:ligatures w14:val="none"/>
-              </w:rPr>
-            </w:pPr>
-            <w:r>
-              <w:rPr>
-                <w:rFonts w:ascii="Arial" w:eastAsia="Times New Roman" w:hAnsi="Arial" w:cs="Arial"/>
-                <w:color w:val="000000"/>
-                <w:kern w:val="0"/>
-                <w:lang w:val="en-US" w:eastAsia="en-IN"/>
-                <w14:ligatures w14:val="none"/>
-              </w:rPr>
-              <w:t> </w:t>
-            </w:r>
-          </w:p>
-        </w:tc>
-        <w:tc>
-          <w:tcPr>
-            <w:tcW w:w="1159" w:type="pct"/>
-            <w:tcBorders>
-              <w:top w:val="nil"/>
-              <w:left w:val="nil"/>
-              <w:bottom w:val="single" w:sz="4" w:space="0" w:color="auto"/>
-              <w:right w:val="single" w:sz="4" w:space="0" w:color="auto"/>
-            </w:tcBorders>
-            <w:vAlign w:val="center"/>
-            <w:hideMark/>
-          </w:tcPr>
-          <w:p>
-            <w:pPr>
-              <w:spacing w:after="0" w:line="240" w:lineRule="auto"/>
-              <w:jc w:val="center"/>
-              <w:rPr>
-                <w:rFonts w:ascii="Arial" w:eastAsia="Times New Roman" w:hAnsi="Arial" w:cs="Arial"/>
-                <w:color w:val="000000"/>
-                <w:kern w:val="0"/>
-                <w:lang w:eastAsia="en-IN"/>
-                <w14:ligatures w14:val="none"/>
-              </w:rPr>
-            </w:pPr>
-            <w:r>
-              <w:rPr>
-                <w:rFonts w:ascii="Arial" w:eastAsia="Times New Roman" w:hAnsi="Arial" w:cs="Arial"/>
-                <w:color w:val="000000"/>
-                <w:kern w:val="0"/>
-                <w:lang w:val="en-US" w:eastAsia="en-IN"/>
-                <w14:ligatures w14:val="none"/>
-              </w:rPr>
-              <w:t> </w:t>
-            </w:r>
-          </w:p>
-        </w:tc>
-      </w:tr>
-      <w:tr>
-        <w:trPr>
-          <w:trHeight w:val="340"/>
-        </w:trPr>
-        <w:tc>
-          <w:tcPr>
-            <w:tcW w:w="1634" w:type="pct"/>
-            <w:tcBorders>
-              <w:top w:val="nil"/>
-              <w:left w:val="single" w:sz="4" w:space="0" w:color="auto"/>
-              <w:bottom w:val="single" w:sz="4" w:space="0" w:color="auto"/>
-              <w:right w:val="single" w:sz="4" w:space="0" w:color="auto"/>
-            </w:tcBorders>
-            <w:vAlign w:val="center"/>
-            <w:hideMark/>
-          </w:tcPr>
-          <w:p>
-            <w:pPr>
-              <w:spacing w:after="0" w:line="240" w:lineRule="auto"/>
-              <w:jc w:val="center"/>
-              <w:rPr>
-                <w:rFonts w:ascii="Arial" w:eastAsia="Times New Roman" w:hAnsi="Arial" w:cs="Arial"/>
-                <w:color w:val="000000"/>
-                <w:kern w:val="0"/>
-                <w:lang w:eastAsia="en-IN"/>
-                <w14:ligatures w14:val="none"/>
-              </w:rPr>
-            </w:pPr>
-            <w:r>
-              <w:rPr>
-                <w:rFonts w:ascii="Arial" w:eastAsia="Times New Roman" w:hAnsi="Arial" w:cs="Arial"/>
-                <w:color w:val="000000"/>
-                <w:kern w:val="0"/>
-                <w:lang w:val="en-US" w:eastAsia="en-IN"/>
-                <w14:ligatures w14:val="none"/>
-              </w:rPr>
-              <w:t>25</w:t>
-            </w:r>
-          </w:p>
-        </w:tc>
-        <w:tc>
-          <w:tcPr>
-            <w:tcW w:w="1079" w:type="pct"/>
-            <w:tcBorders>
-              <w:top w:val="nil"/>
-              <w:left w:val="nil"/>
-              <w:bottom w:val="single" w:sz="4" w:space="0" w:color="auto"/>
-              <w:right w:val="single" w:sz="4" w:space="0" w:color="auto"/>
-            </w:tcBorders>
-            <w:vAlign w:val="center"/>
-            <w:hideMark/>
-          </w:tcPr>
-          <w:p>
-            <w:pPr>
-              <w:spacing w:after="0" w:line="240" w:lineRule="auto"/>
-              <w:jc w:val="center"/>
-              <w:rPr>
-                <w:rFonts w:ascii="Arial" w:eastAsia="Times New Roman" w:hAnsi="Arial" w:cs="Arial"/>
-                <w:color w:val="000000"/>
-                <w:kern w:val="0"/>
-                <w:lang w:eastAsia="en-IN"/>
-                <w14:ligatures w14:val="none"/>
-              </w:rPr>
-            </w:pPr>
-            <w:r>
-              <w:rPr>
-                <w:rFonts w:ascii="Arial" w:eastAsia="Times New Roman" w:hAnsi="Arial" w:cs="Arial"/>
-                <w:color w:val="000000"/>
-                <w:kern w:val="0"/>
-                <w:lang w:val="en-US" w:eastAsia="en-IN"/>
-                <w14:ligatures w14:val="none"/>
-              </w:rPr>
-              <w:t> </w:t>
-            </w:r>
-          </w:p>
-        </w:tc>
-        <w:tc>
-          <w:tcPr>
-            <w:tcW w:w="1128" w:type="pct"/>
-            <w:tcBorders>
-              <w:top w:val="nil"/>
-              <w:left w:val="nil"/>
-              <w:bottom w:val="single" w:sz="4" w:space="0" w:color="auto"/>
-              <w:right w:val="single" w:sz="4" w:space="0" w:color="auto"/>
-            </w:tcBorders>
-            <w:vAlign w:val="center"/>
-            <w:hideMark/>
-          </w:tcPr>
-          <w:p>
-            <w:pPr>
-              <w:spacing w:after="0" w:line="240" w:lineRule="auto"/>
-              <w:jc w:val="center"/>
-              <w:rPr>
-                <w:rFonts w:ascii="Arial" w:eastAsia="Times New Roman" w:hAnsi="Arial" w:cs="Arial"/>
-                <w:color w:val="000000"/>
-                <w:kern w:val="0"/>
-                <w:lang w:eastAsia="en-IN"/>
-                <w14:ligatures w14:val="none"/>
-              </w:rPr>
-            </w:pPr>
-            <w:r>
-              <w:rPr>
-                <w:rFonts w:ascii="Arial" w:eastAsia="Times New Roman" w:hAnsi="Arial" w:cs="Arial"/>
-                <w:color w:val="000000"/>
-                <w:kern w:val="0"/>
-                <w:lang w:val="en-US" w:eastAsia="en-IN"/>
-                <w14:ligatures w14:val="none"/>
-              </w:rPr>
-              <w:t> </w:t>
-            </w:r>
-          </w:p>
-        </w:tc>
-        <w:tc>
-          <w:tcPr>
-            <w:tcW w:w="1159" w:type="pct"/>
-            <w:tcBorders>
-              <w:top w:val="nil"/>
-              <w:left w:val="nil"/>
-              <w:bottom w:val="single" w:sz="4" w:space="0" w:color="auto"/>
-              <w:right w:val="single" w:sz="4" w:space="0" w:color="auto"/>
-            </w:tcBorders>
-            <w:vAlign w:val="center"/>
-            <w:hideMark/>
-          </w:tcPr>
-          <w:p>
-            <w:pPr>
-              <w:spacing w:after="0" w:line="240" w:lineRule="auto"/>
-              <w:jc w:val="center"/>
-              <w:rPr>
-                <w:rFonts w:ascii="Arial" w:eastAsia="Times New Roman" w:hAnsi="Arial" w:cs="Arial"/>
-                <w:color w:val="000000"/>
-                <w:kern w:val="0"/>
-                <w:lang w:eastAsia="en-IN"/>
-                <w14:ligatures w14:val="none"/>
-              </w:rPr>
-            </w:pPr>
-            <w:r>
-              <w:rPr>
-                <w:rFonts w:ascii="Arial" w:eastAsia="Times New Roman" w:hAnsi="Arial" w:cs="Arial"/>
-                <w:color w:val="000000"/>
-                <w:kern w:val="0"/>
-                <w:lang w:val="en-US" w:eastAsia="en-IN"/>
-                <w14:ligatures w14:val="none"/>
-              </w:rPr>
-              <w:t> </w:t>
-            </w:r>
-          </w:p>
-        </w:tc>
-      </w:tr>
-      <w:tr>
-        <w:trPr>
-          <w:trHeight w:val="340"/>
-        </w:trPr>
-        <w:tc>
-          <w:tcPr>
-            <w:tcW w:w="1634" w:type="pct"/>
-            <w:tcBorders>
-              <w:top w:val="nil"/>
-              <w:left w:val="single" w:sz="4" w:space="0" w:color="auto"/>
-              <w:bottom w:val="single" w:sz="4" w:space="0" w:color="auto"/>
-              <w:right w:val="single" w:sz="4" w:space="0" w:color="auto"/>
-            </w:tcBorders>
-            <w:vAlign w:val="center"/>
-            <w:hideMark/>
-          </w:tcPr>
-          <w:p>
-            <w:pPr>
-              <w:spacing w:after="0" w:line="240" w:lineRule="auto"/>
-              <w:jc w:val="center"/>
-              <w:rPr>
-                <w:rFonts w:ascii="Arial" w:eastAsia="Times New Roman" w:hAnsi="Arial" w:cs="Arial"/>
-                <w:color w:val="000000"/>
-                <w:kern w:val="0"/>
-                <w:lang w:eastAsia="en-IN"/>
-                <w14:ligatures w14:val="none"/>
-              </w:rPr>
-            </w:pPr>
-            <w:r>
-              <w:rPr>
-                <w:rFonts w:ascii="Arial" w:eastAsia="Times New Roman" w:hAnsi="Arial" w:cs="Arial"/>
-                <w:color w:val="000000"/>
-                <w:kern w:val="0"/>
-                <w:lang w:val="en-US" w:eastAsia="en-IN"/>
-                <w14:ligatures w14:val="none"/>
-              </w:rPr>
-              <w:t>26</w:t>
-            </w:r>
-          </w:p>
-        </w:tc>
-        <w:tc>
-          <w:tcPr>
-            <w:tcW w:w="1079" w:type="pct"/>
-            <w:tcBorders>
-              <w:top w:val="nil"/>
-              <w:left w:val="nil"/>
-              <w:bottom w:val="single" w:sz="4" w:space="0" w:color="auto"/>
-              <w:right w:val="single" w:sz="4" w:space="0" w:color="auto"/>
-            </w:tcBorders>
-            <w:vAlign w:val="center"/>
-            <w:hideMark/>
-          </w:tcPr>
-          <w:p>
-            <w:pPr>
-              <w:spacing w:after="0" w:line="240" w:lineRule="auto"/>
-              <w:jc w:val="center"/>
-              <w:rPr>
-                <w:rFonts w:ascii="Arial" w:eastAsia="Times New Roman" w:hAnsi="Arial" w:cs="Arial"/>
-                <w:color w:val="000000"/>
-                <w:kern w:val="0"/>
-                <w:lang w:eastAsia="en-IN"/>
-                <w14:ligatures w14:val="none"/>
-              </w:rPr>
-            </w:pPr>
-            <w:r>
-              <w:rPr>
-                <w:rFonts w:ascii="Arial" w:eastAsia="Times New Roman" w:hAnsi="Arial" w:cs="Arial"/>
-                <w:color w:val="000000"/>
-                <w:kern w:val="0"/>
-                <w:lang w:val="en-US" w:eastAsia="en-IN"/>
-                <w14:ligatures w14:val="none"/>
-              </w:rPr>
-              <w:t> </w:t>
-            </w:r>
-          </w:p>
-        </w:tc>
-        <w:tc>
-          <w:tcPr>
-            <w:tcW w:w="1128" w:type="pct"/>
-            <w:tcBorders>
-              <w:top w:val="nil"/>
-              <w:left w:val="nil"/>
-              <w:bottom w:val="single" w:sz="4" w:space="0" w:color="auto"/>
-              <w:right w:val="single" w:sz="4" w:space="0" w:color="auto"/>
-            </w:tcBorders>
-            <w:vAlign w:val="center"/>
-            <w:hideMark/>
-          </w:tcPr>
-          <w:p>
-            <w:pPr>
-              <w:spacing w:after="0" w:line="240" w:lineRule="auto"/>
-              <w:jc w:val="center"/>
-              <w:rPr>
-                <w:rFonts w:ascii="Arial" w:eastAsia="Times New Roman" w:hAnsi="Arial" w:cs="Arial"/>
-                <w:color w:val="000000"/>
-                <w:kern w:val="0"/>
-                <w:lang w:eastAsia="en-IN"/>
-                <w14:ligatures w14:val="none"/>
-              </w:rPr>
-            </w:pPr>
-            <w:r>
-              <w:rPr>
-                <w:rFonts w:ascii="Arial" w:eastAsia="Times New Roman" w:hAnsi="Arial" w:cs="Arial"/>
-                <w:color w:val="000000"/>
-                <w:kern w:val="0"/>
-                <w:lang w:val="en-US" w:eastAsia="en-IN"/>
-                <w14:ligatures w14:val="none"/>
-              </w:rPr>
-              <w:t> </w:t>
-            </w:r>
-          </w:p>
-        </w:tc>
-        <w:tc>
-          <w:tcPr>
-            <w:tcW w:w="1159" w:type="pct"/>
-            <w:tcBorders>
-              <w:top w:val="nil"/>
-              <w:left w:val="nil"/>
-              <w:bottom w:val="single" w:sz="4" w:space="0" w:color="auto"/>
-              <w:right w:val="single" w:sz="4" w:space="0" w:color="auto"/>
-            </w:tcBorders>
-            <w:vAlign w:val="center"/>
-            <w:hideMark/>
-          </w:tcPr>
-          <w:p>
-            <w:pPr>
-              <w:spacing w:after="0" w:line="240" w:lineRule="auto"/>
-              <w:jc w:val="center"/>
-              <w:rPr>
-                <w:rFonts w:ascii="Arial" w:eastAsia="Times New Roman" w:hAnsi="Arial" w:cs="Arial"/>
-                <w:color w:val="000000"/>
-                <w:kern w:val="0"/>
-                <w:lang w:eastAsia="en-IN"/>
-                <w14:ligatures w14:val="none"/>
-              </w:rPr>
-            </w:pPr>
-            <w:r>
-              <w:rPr>
-                <w:rFonts w:ascii="Arial" w:eastAsia="Times New Roman" w:hAnsi="Arial" w:cs="Arial"/>
-                <w:color w:val="000000"/>
-                <w:kern w:val="0"/>
-                <w:lang w:val="en-US" w:eastAsia="en-IN"/>
-                <w14:ligatures w14:val="none"/>
-              </w:rPr>
-              <w:t> </w:t>
-            </w:r>
-          </w:p>
-        </w:tc>
-      </w:tr>
-      <w:tr>
-        <w:trPr>
-          <w:trHeight w:val="340"/>
-        </w:trPr>
-        <w:tc>
-          <w:tcPr>
-            <w:tcW w:w="1634" w:type="pct"/>
-            <w:tcBorders>
-              <w:top w:val="nil"/>
-              <w:left w:val="single" w:sz="4" w:space="0" w:color="auto"/>
-              <w:bottom w:val="single" w:sz="4" w:space="0" w:color="auto"/>
-              <w:right w:val="single" w:sz="4" w:space="0" w:color="auto"/>
-            </w:tcBorders>
-            <w:vAlign w:val="center"/>
-            <w:hideMark/>
-          </w:tcPr>
-          <w:p>
-            <w:pPr>
-              <w:spacing w:after="0" w:line="240" w:lineRule="auto"/>
-              <w:jc w:val="center"/>
-              <w:rPr>
-                <w:rFonts w:ascii="Arial" w:eastAsia="Times New Roman" w:hAnsi="Arial" w:cs="Arial"/>
-                <w:color w:val="000000"/>
-                <w:kern w:val="0"/>
-                <w:lang w:eastAsia="en-IN"/>
-                <w14:ligatures w14:val="none"/>
-              </w:rPr>
-            </w:pPr>
-            <w:r>
-              <w:rPr>
-                <w:rFonts w:ascii="Arial" w:eastAsia="Times New Roman" w:hAnsi="Arial" w:cs="Arial"/>
-                <w:color w:val="000000"/>
-                <w:kern w:val="0"/>
-                <w:lang w:val="en-US" w:eastAsia="en-IN"/>
-                <w14:ligatures w14:val="none"/>
-              </w:rPr>
-              <w:t>27</w:t>
-            </w:r>
-          </w:p>
-        </w:tc>
-        <w:tc>
-          <w:tcPr>
-            <w:tcW w:w="1079" w:type="pct"/>
-            <w:tcBorders>
-              <w:top w:val="nil"/>
-              <w:left w:val="nil"/>
-              <w:bottom w:val="single" w:sz="4" w:space="0" w:color="auto"/>
-              <w:right w:val="single" w:sz="4" w:space="0" w:color="auto"/>
-            </w:tcBorders>
-            <w:vAlign w:val="center"/>
-            <w:hideMark/>
-          </w:tcPr>
-          <w:p>
-            <w:pPr>
-              <w:spacing w:after="0" w:line="240" w:lineRule="auto"/>
-              <w:jc w:val="center"/>
-              <w:rPr>
-                <w:rFonts w:ascii="Arial" w:eastAsia="Times New Roman" w:hAnsi="Arial" w:cs="Arial"/>
-                <w:color w:val="000000"/>
-                <w:kern w:val="0"/>
-                <w:lang w:eastAsia="en-IN"/>
-                <w14:ligatures w14:val="none"/>
-              </w:rPr>
-            </w:pPr>
-            <w:r>
-              <w:rPr>
-                <w:rFonts w:ascii="Arial" w:eastAsia="Times New Roman" w:hAnsi="Arial" w:cs="Arial"/>
-                <w:color w:val="000000"/>
-                <w:kern w:val="0"/>
-                <w:lang w:val="en-US" w:eastAsia="en-IN"/>
-                <w14:ligatures w14:val="none"/>
-              </w:rPr>
-              <w:t> </w:t>
-            </w:r>
-          </w:p>
-        </w:tc>
-        <w:tc>
-          <w:tcPr>
-            <w:tcW w:w="1128" w:type="pct"/>
-            <w:tcBorders>
-              <w:top w:val="nil"/>
-              <w:left w:val="nil"/>
-              <w:bottom w:val="single" w:sz="4" w:space="0" w:color="auto"/>
-              <w:right w:val="single" w:sz="4" w:space="0" w:color="auto"/>
-            </w:tcBorders>
-            <w:vAlign w:val="center"/>
-            <w:hideMark/>
-          </w:tcPr>
-          <w:p>
-            <w:pPr>
-              <w:spacing w:after="0" w:line="240" w:lineRule="auto"/>
-              <w:jc w:val="center"/>
-              <w:rPr>
-                <w:rFonts w:ascii="Arial" w:eastAsia="Times New Roman" w:hAnsi="Arial" w:cs="Arial"/>
-                <w:color w:val="000000"/>
-                <w:kern w:val="0"/>
-                <w:lang w:eastAsia="en-IN"/>
-                <w14:ligatures w14:val="none"/>
-              </w:rPr>
-            </w:pPr>
-            <w:r>
-              <w:rPr>
-                <w:rFonts w:ascii="Arial" w:eastAsia="Times New Roman" w:hAnsi="Arial" w:cs="Arial"/>
-                <w:color w:val="000000"/>
-                <w:kern w:val="0"/>
-                <w:lang w:val="en-US" w:eastAsia="en-IN"/>
-                <w14:ligatures w14:val="none"/>
-              </w:rPr>
-              <w:t> </w:t>
-            </w:r>
-          </w:p>
-        </w:tc>
-        <w:tc>
-          <w:tcPr>
-            <w:tcW w:w="1159" w:type="pct"/>
-            <w:tcBorders>
-              <w:top w:val="nil"/>
-              <w:left w:val="nil"/>
-              <w:bottom w:val="single" w:sz="4" w:space="0" w:color="auto"/>
-              <w:right w:val="single" w:sz="4" w:space="0" w:color="auto"/>
-            </w:tcBorders>
-            <w:vAlign w:val="center"/>
-            <w:hideMark/>
-          </w:tcPr>
-          <w:p>
-            <w:pPr>
-              <w:spacing w:after="0" w:line="240" w:lineRule="auto"/>
-              <w:jc w:val="center"/>
-              <w:rPr>
-                <w:rFonts w:ascii="Arial" w:eastAsia="Times New Roman" w:hAnsi="Arial" w:cs="Arial"/>
-                <w:color w:val="000000"/>
-                <w:kern w:val="0"/>
-                <w:lang w:eastAsia="en-IN"/>
-                <w14:ligatures w14:val="none"/>
-              </w:rPr>
-            </w:pPr>
-            <w:r>
-              <w:rPr>
-                <w:rFonts w:ascii="Arial" w:eastAsia="Times New Roman" w:hAnsi="Arial" w:cs="Arial"/>
-                <w:color w:val="000000"/>
-                <w:kern w:val="0"/>
-                <w:lang w:val="en-US" w:eastAsia="en-IN"/>
-                <w14:ligatures w14:val="none"/>
-              </w:rPr>
-              <w:t> </w:t>
-            </w:r>
-          </w:p>
-        </w:tc>
-      </w:tr>
-      <w:tr>
-        <w:trPr>
-          <w:trHeight w:val="340"/>
-        </w:trPr>
-        <w:tc>
-          <w:tcPr>
-            <w:tcW w:w="1634" w:type="pct"/>
-            <w:tcBorders>
-              <w:top w:val="nil"/>
-              <w:left w:val="single" w:sz="4" w:space="0" w:color="auto"/>
-              <w:bottom w:val="single" w:sz="4" w:space="0" w:color="auto"/>
-              <w:right w:val="single" w:sz="4" w:space="0" w:color="auto"/>
-            </w:tcBorders>
-            <w:vAlign w:val="center"/>
-            <w:hideMark/>
-          </w:tcPr>
-          <w:p>
-            <w:pPr>
-              <w:spacing w:after="0" w:line="240" w:lineRule="auto"/>
-              <w:jc w:val="center"/>
-              <w:rPr>
-                <w:rFonts w:ascii="Arial" w:eastAsia="Times New Roman" w:hAnsi="Arial" w:cs="Arial"/>
-                <w:color w:val="000000"/>
-                <w:kern w:val="0"/>
-                <w:lang w:eastAsia="en-IN"/>
-                <w14:ligatures w14:val="none"/>
-              </w:rPr>
-            </w:pPr>
-            <w:r>
-              <w:rPr>
-                <w:rFonts w:ascii="Arial" w:eastAsia="Times New Roman" w:hAnsi="Arial" w:cs="Arial"/>
-                <w:color w:val="000000"/>
-                <w:kern w:val="0"/>
-                <w:lang w:val="en-US" w:eastAsia="en-IN"/>
-                <w14:ligatures w14:val="none"/>
-              </w:rPr>
-              <w:t>28</w:t>
-            </w:r>
-          </w:p>
-        </w:tc>
-        <w:tc>
-          <w:tcPr>
-            <w:tcW w:w="1079" w:type="pct"/>
-            <w:tcBorders>
-              <w:top w:val="nil"/>
-              <w:left w:val="nil"/>
-              <w:bottom w:val="single" w:sz="4" w:space="0" w:color="auto"/>
-              <w:right w:val="single" w:sz="4" w:space="0" w:color="auto"/>
-            </w:tcBorders>
-            <w:vAlign w:val="center"/>
-            <w:hideMark/>
-          </w:tcPr>
-          <w:p>
-            <w:pPr>
-              <w:spacing w:after="0" w:line="240" w:lineRule="auto"/>
-              <w:jc w:val="center"/>
-              <w:rPr>
-                <w:rFonts w:ascii="Arial" w:eastAsia="Times New Roman" w:hAnsi="Arial" w:cs="Arial"/>
-                <w:color w:val="000000"/>
-                <w:kern w:val="0"/>
-                <w:lang w:eastAsia="en-IN"/>
-                <w14:ligatures w14:val="none"/>
-              </w:rPr>
-            </w:pPr>
-            <w:r>
-              <w:rPr>
-                <w:rFonts w:ascii="Arial" w:eastAsia="Times New Roman" w:hAnsi="Arial" w:cs="Arial"/>
-                <w:color w:val="000000"/>
-                <w:kern w:val="0"/>
-                <w:lang w:val="en-US" w:eastAsia="en-IN"/>
-                <w14:ligatures w14:val="none"/>
-              </w:rPr>
-              <w:t> </w:t>
-            </w:r>
-          </w:p>
-        </w:tc>
-        <w:tc>
-          <w:tcPr>
-            <w:tcW w:w="1128" w:type="pct"/>
-            <w:tcBorders>
-              <w:top w:val="nil"/>
-              <w:left w:val="nil"/>
-              <w:bottom w:val="single" w:sz="4" w:space="0" w:color="auto"/>
-              <w:right w:val="single" w:sz="4" w:space="0" w:color="auto"/>
-            </w:tcBorders>
-            <w:vAlign w:val="center"/>
-            <w:hideMark/>
-          </w:tcPr>
-          <w:p>
-            <w:pPr>
-              <w:spacing w:after="0" w:line="240" w:lineRule="auto"/>
-              <w:jc w:val="center"/>
-              <w:rPr>
-                <w:rFonts w:ascii="Arial" w:eastAsia="Times New Roman" w:hAnsi="Arial" w:cs="Arial"/>
-                <w:color w:val="000000"/>
-                <w:kern w:val="0"/>
-                <w:lang w:eastAsia="en-IN"/>
-                <w14:ligatures w14:val="none"/>
-              </w:rPr>
-            </w:pPr>
-            <w:r>
-              <w:rPr>
-                <w:rFonts w:ascii="Arial" w:eastAsia="Times New Roman" w:hAnsi="Arial" w:cs="Arial"/>
-                <w:color w:val="000000"/>
-                <w:kern w:val="0"/>
-                <w:lang w:val="en-US" w:eastAsia="en-IN"/>
-                <w14:ligatures w14:val="none"/>
-              </w:rPr>
-              <w:t> </w:t>
-            </w:r>
-          </w:p>
-        </w:tc>
-        <w:tc>
-          <w:tcPr>
-            <w:tcW w:w="1159" w:type="pct"/>
-            <w:tcBorders>
-              <w:top w:val="nil"/>
-              <w:left w:val="nil"/>
-              <w:bottom w:val="single" w:sz="4" w:space="0" w:color="auto"/>
-              <w:right w:val="single" w:sz="4" w:space="0" w:color="auto"/>
-            </w:tcBorders>
-            <w:vAlign w:val="center"/>
-            <w:hideMark/>
-          </w:tcPr>
-          <w:p>
-            <w:pPr>
-              <w:spacing w:after="0" w:line="240" w:lineRule="auto"/>
-              <w:jc w:val="center"/>
-              <w:rPr>
-                <w:rFonts w:ascii="Arial" w:eastAsia="Times New Roman" w:hAnsi="Arial" w:cs="Arial"/>
-                <w:color w:val="000000"/>
-                <w:kern w:val="0"/>
-                <w:lang w:eastAsia="en-IN"/>
-                <w14:ligatures w14:val="none"/>
-              </w:rPr>
-            </w:pPr>
-            <w:r>
-              <w:rPr>
-                <w:rFonts w:ascii="Arial" w:eastAsia="Times New Roman" w:hAnsi="Arial" w:cs="Arial"/>
-                <w:color w:val="000000"/>
-                <w:kern w:val="0"/>
-                <w:lang w:val="en-US" w:eastAsia="en-IN"/>
-                <w14:ligatures w14:val="none"/>
-              </w:rPr>
-              <w:t> </w:t>
-            </w:r>
-          </w:p>
-        </w:tc>
-      </w:tr>
-      <w:tr>
-        <w:trPr>
-          <w:trHeight w:val="340"/>
-        </w:trPr>
-        <w:tc>
-          <w:tcPr>
-            <w:tcW w:w="1634" w:type="pct"/>
-            <w:tcBorders>
-              <w:top w:val="nil"/>
-              <w:left w:val="single" w:sz="4" w:space="0" w:color="auto"/>
-              <w:bottom w:val="single" w:sz="4" w:space="0" w:color="auto"/>
-              <w:right w:val="single" w:sz="4" w:space="0" w:color="auto"/>
-            </w:tcBorders>
-            <w:vAlign w:val="center"/>
-            <w:hideMark/>
-          </w:tcPr>
-          <w:p>
-            <w:pPr>
-              <w:spacing w:after="0" w:line="240" w:lineRule="auto"/>
-              <w:jc w:val="center"/>
-              <w:rPr>
-                <w:rFonts w:ascii="Arial" w:eastAsia="Times New Roman" w:hAnsi="Arial" w:cs="Arial"/>
-                <w:color w:val="000000"/>
-                <w:kern w:val="0"/>
-                <w:lang w:eastAsia="en-IN"/>
-                <w14:ligatures w14:val="none"/>
-              </w:rPr>
-            </w:pPr>
-            <w:r>
-              <w:rPr>
-                <w:rFonts w:ascii="Arial" w:eastAsia="Times New Roman" w:hAnsi="Arial" w:cs="Arial"/>
-                <w:color w:val="000000"/>
-                <w:kern w:val="0"/>
-                <w:lang w:val="en-US" w:eastAsia="en-IN"/>
-                <w14:ligatures w14:val="none"/>
-              </w:rPr>
-              <w:t>29</w:t>
-            </w:r>
-          </w:p>
-        </w:tc>
-        <w:tc>
-          <w:tcPr>
-            <w:tcW w:w="1079" w:type="pct"/>
-            <w:tcBorders>
-              <w:top w:val="nil"/>
-              <w:left w:val="nil"/>
-              <w:bottom w:val="single" w:sz="4" w:space="0" w:color="auto"/>
-              <w:right w:val="single" w:sz="4" w:space="0" w:color="auto"/>
-            </w:tcBorders>
-            <w:vAlign w:val="center"/>
-            <w:hideMark/>
-          </w:tcPr>
-          <w:p>
-            <w:pPr>
-              <w:spacing w:after="0" w:line="240" w:lineRule="auto"/>
-              <w:jc w:val="center"/>
-              <w:rPr>
-                <w:rFonts w:ascii="Arial" w:eastAsia="Times New Roman" w:hAnsi="Arial" w:cs="Arial"/>
-                <w:color w:val="000000"/>
-                <w:kern w:val="0"/>
-                <w:lang w:eastAsia="en-IN"/>
-                <w14:ligatures w14:val="none"/>
-              </w:rPr>
-            </w:pPr>
-            <w:r>
-              <w:rPr>
-                <w:rFonts w:ascii="Arial" w:eastAsia="Times New Roman" w:hAnsi="Arial" w:cs="Arial"/>
-                <w:color w:val="000000"/>
-                <w:kern w:val="0"/>
-                <w:lang w:val="en-US" w:eastAsia="en-IN"/>
-                <w14:ligatures w14:val="none"/>
-              </w:rPr>
-              <w:t> </w:t>
-            </w:r>
-          </w:p>
-        </w:tc>
-        <w:tc>
-          <w:tcPr>
-            <w:tcW w:w="1128" w:type="pct"/>
-            <w:tcBorders>
-              <w:top w:val="nil"/>
-              <w:left w:val="nil"/>
-              <w:bottom w:val="single" w:sz="4" w:space="0" w:color="auto"/>
-              <w:right w:val="single" w:sz="4" w:space="0" w:color="auto"/>
-            </w:tcBorders>
-            <w:vAlign w:val="center"/>
-            <w:hideMark/>
-          </w:tcPr>
-          <w:p>
-            <w:pPr>
-              <w:spacing w:after="0" w:line="240" w:lineRule="auto"/>
-              <w:jc w:val="center"/>
-              <w:rPr>
-                <w:rFonts w:ascii="Arial" w:eastAsia="Times New Roman" w:hAnsi="Arial" w:cs="Arial"/>
-                <w:color w:val="000000"/>
-                <w:kern w:val="0"/>
-                <w:lang w:eastAsia="en-IN"/>
-                <w14:ligatures w14:val="none"/>
-              </w:rPr>
-            </w:pPr>
-            <w:r>
-              <w:rPr>
-                <w:rFonts w:ascii="Arial" w:eastAsia="Times New Roman" w:hAnsi="Arial" w:cs="Arial"/>
-                <w:color w:val="000000"/>
-                <w:kern w:val="0"/>
-                <w:lang w:val="en-US" w:eastAsia="en-IN"/>
-                <w14:ligatures w14:val="none"/>
-              </w:rPr>
-              <w:t> </w:t>
-            </w:r>
-          </w:p>
-        </w:tc>
-        <w:tc>
-          <w:tcPr>
-            <w:tcW w:w="1159" w:type="pct"/>
-            <w:tcBorders>
-              <w:top w:val="nil"/>
-              <w:left w:val="nil"/>
-              <w:bottom w:val="single" w:sz="4" w:space="0" w:color="auto"/>
-              <w:right w:val="single" w:sz="4" w:space="0" w:color="auto"/>
-            </w:tcBorders>
-            <w:vAlign w:val="center"/>
-            <w:hideMark/>
-          </w:tcPr>
-          <w:p>
-            <w:pPr>
-              <w:spacing w:after="0" w:line="240" w:lineRule="auto"/>
-              <w:jc w:val="center"/>
-              <w:rPr>
-                <w:rFonts w:ascii="Arial" w:eastAsia="Times New Roman" w:hAnsi="Arial" w:cs="Arial"/>
-                <w:color w:val="000000"/>
-                <w:kern w:val="0"/>
-                <w:lang w:eastAsia="en-IN"/>
-                <w14:ligatures w14:val="none"/>
-              </w:rPr>
-            </w:pPr>
-            <w:r>
-              <w:rPr>
-                <w:rFonts w:ascii="Arial" w:eastAsia="Times New Roman" w:hAnsi="Arial" w:cs="Arial"/>
-                <w:color w:val="000000"/>
-                <w:kern w:val="0"/>
-                <w:lang w:val="en-US" w:eastAsia="en-IN"/>
-                <w14:ligatures w14:val="none"/>
-              </w:rPr>
-              <w:t> </w:t>
-            </w:r>
-          </w:p>
-        </w:tc>
-      </w:tr>
-      <w:tr>
-        <w:trPr>
-          <w:trHeight w:val="340"/>
-        </w:trPr>
-        <w:tc>
-          <w:tcPr>
-            <w:tcW w:w="1634" w:type="pct"/>
-            <w:tcBorders>
-              <w:top w:val="nil"/>
-              <w:left w:val="single" w:sz="4" w:space="0" w:color="auto"/>
-              <w:bottom w:val="single" w:sz="4" w:space="0" w:color="auto"/>
-              <w:right w:val="single" w:sz="4" w:space="0" w:color="auto"/>
-            </w:tcBorders>
-            <w:vAlign w:val="center"/>
-            <w:hideMark/>
-          </w:tcPr>
-          <w:p>
-            <w:pPr>
-              <w:spacing w:after="0" w:line="240" w:lineRule="auto"/>
-              <w:jc w:val="center"/>
-              <w:rPr>
-                <w:rFonts w:ascii="Arial" w:eastAsia="Times New Roman" w:hAnsi="Arial" w:cs="Arial"/>
-                <w:color w:val="000000"/>
-                <w:kern w:val="0"/>
-                <w:lang w:eastAsia="en-IN"/>
-                <w14:ligatures w14:val="none"/>
-              </w:rPr>
-            </w:pPr>
-            <w:r>
-              <w:rPr>
-                <w:rFonts w:ascii="Arial" w:eastAsia="Times New Roman" w:hAnsi="Arial" w:cs="Arial"/>
-                <w:color w:val="000000"/>
-                <w:kern w:val="0"/>
-                <w:lang w:val="en-US" w:eastAsia="en-IN"/>
-                <w14:ligatures w14:val="none"/>
-              </w:rPr>
-              <w:t>30</w:t>
-            </w:r>
-          </w:p>
-        </w:tc>
-        <w:tc>
-          <w:tcPr>
-            <w:tcW w:w="1079" w:type="pct"/>
-            <w:tcBorders>
-              <w:top w:val="nil"/>
-              <w:left w:val="nil"/>
-              <w:bottom w:val="single" w:sz="4" w:space="0" w:color="auto"/>
-              <w:right w:val="single" w:sz="4" w:space="0" w:color="auto"/>
-            </w:tcBorders>
-            <w:vAlign w:val="center"/>
-            <w:hideMark/>
-          </w:tcPr>
-          <w:p>
-            <w:pPr>
-              <w:spacing w:after="0" w:line="240" w:lineRule="auto"/>
-              <w:jc w:val="center"/>
-              <w:rPr>
-                <w:rFonts w:ascii="Arial" w:eastAsia="Times New Roman" w:hAnsi="Arial" w:cs="Arial"/>
-                <w:color w:val="000000"/>
-                <w:kern w:val="0"/>
-                <w:lang w:eastAsia="en-IN"/>
-                <w14:ligatures w14:val="none"/>
-              </w:rPr>
-            </w:pPr>
-            <w:r>
-              <w:rPr>
-                <w:rFonts w:ascii="Arial" w:eastAsia="Times New Roman" w:hAnsi="Arial" w:cs="Arial"/>
-                <w:color w:val="000000"/>
-                <w:kern w:val="0"/>
-                <w:lang w:val="en-US" w:eastAsia="en-IN"/>
-                <w14:ligatures w14:val="none"/>
-              </w:rPr>
-              <w:t> </w:t>
-            </w:r>
-          </w:p>
-        </w:tc>
-        <w:tc>
-          <w:tcPr>
-            <w:tcW w:w="1128" w:type="pct"/>
-            <w:tcBorders>
-              <w:top w:val="nil"/>
-              <w:left w:val="nil"/>
-              <w:bottom w:val="single" w:sz="4" w:space="0" w:color="auto"/>
-              <w:right w:val="single" w:sz="4" w:space="0" w:color="auto"/>
-            </w:tcBorders>
-            <w:vAlign w:val="center"/>
-            <w:hideMark/>
-          </w:tcPr>
-          <w:p>
-            <w:pPr>
-              <w:spacing w:after="0" w:line="240" w:lineRule="auto"/>
-              <w:jc w:val="center"/>
-              <w:rPr>
-                <w:rFonts w:ascii="Arial" w:eastAsia="Times New Roman" w:hAnsi="Arial" w:cs="Arial"/>
-                <w:color w:val="000000"/>
-                <w:kern w:val="0"/>
-                <w:lang w:eastAsia="en-IN"/>
-                <w14:ligatures w14:val="none"/>
-              </w:rPr>
-            </w:pPr>
-            <w:r>
-              <w:rPr>
-                <w:rFonts w:ascii="Arial" w:eastAsia="Times New Roman" w:hAnsi="Arial" w:cs="Arial"/>
-                <w:color w:val="000000"/>
-                <w:kern w:val="0"/>
-                <w:lang w:val="en-US" w:eastAsia="en-IN"/>
-                <w14:ligatures w14:val="none"/>
-              </w:rPr>
-              <w:t> </w:t>
-            </w:r>
-          </w:p>
-        </w:tc>
-        <w:tc>
-          <w:tcPr>
-            <w:tcW w:w="1159" w:type="pct"/>
-            <w:tcBorders>
-              <w:top w:val="nil"/>
-              <w:left w:val="nil"/>
-              <w:bottom w:val="single" w:sz="4" w:space="0" w:color="auto"/>
-              <w:right w:val="single" w:sz="4" w:space="0" w:color="auto"/>
-            </w:tcBorders>
-            <w:vAlign w:val="center"/>
-            <w:hideMark/>
-          </w:tcPr>
-          <w:p>
-            <w:pPr>
-              <w:spacing w:after="0" w:line="240" w:lineRule="auto"/>
-              <w:jc w:val="center"/>
-              <w:rPr>
-                <w:rFonts w:ascii="Arial" w:eastAsia="Times New Roman" w:hAnsi="Arial" w:cs="Arial"/>
-                <w:color w:val="000000"/>
-                <w:kern w:val="0"/>
-                <w:lang w:eastAsia="en-IN"/>
-                <w14:ligatures w14:val="none"/>
-              </w:rPr>
-            </w:pPr>
-            <w:r>
-              <w:rPr>
-                <w:rFonts w:ascii="Arial" w:eastAsia="Times New Roman" w:hAnsi="Arial" w:cs="Arial"/>
-                <w:color w:val="000000"/>
-                <w:kern w:val="0"/>
-                <w:lang w:val="en-US" w:eastAsia="en-IN"/>
-                <w14:ligatures w14:val="none"/>
-              </w:rPr>
-              <w:t> </w:t>
-            </w:r>
-          </w:p>
-        </w:tc>
-      </w:tr>
-      <w:tr>
-        <w:trPr>
-          <w:trHeight w:val="340"/>
-        </w:trPr>
-        <w:tc>
-          <w:tcPr>
-            <w:tcW w:w="1634" w:type="pct"/>
-            <w:tcBorders>
-              <w:top w:val="nil"/>
-              <w:left w:val="single" w:sz="4" w:space="0" w:color="auto"/>
-              <w:bottom w:val="single" w:sz="4" w:space="0" w:color="auto"/>
-              <w:right w:val="single" w:sz="4" w:space="0" w:color="auto"/>
-            </w:tcBorders>
-            <w:vAlign w:val="center"/>
-            <w:hideMark/>
-          </w:tcPr>
-          <w:p>
-            <w:pPr>
-              <w:spacing w:after="0" w:line="240" w:lineRule="auto"/>
-              <w:jc w:val="center"/>
-              <w:rPr>
-                <w:rFonts w:ascii="Arial" w:eastAsia="Times New Roman" w:hAnsi="Arial" w:cs="Arial"/>
-                <w:color w:val="000000"/>
-                <w:kern w:val="0"/>
-                <w:lang w:eastAsia="en-IN"/>
-                <w14:ligatures w14:val="none"/>
-              </w:rPr>
-            </w:pPr>
-            <w:r>
-              <w:rPr>
-                <w:rFonts w:ascii="Arial" w:eastAsia="Times New Roman" w:hAnsi="Arial" w:cs="Arial"/>
-                <w:color w:val="000000"/>
-                <w:kern w:val="0"/>
-                <w:lang w:val="en-US" w:eastAsia="en-IN"/>
-                <w14:ligatures w14:val="none"/>
-              </w:rPr>
-              <w:t>31</w:t>
-            </w:r>
-          </w:p>
-        </w:tc>
-        <w:tc>
-          <w:tcPr>
-            <w:tcW w:w="1079" w:type="pct"/>
-            <w:tcBorders>
-              <w:top w:val="nil"/>
-              <w:left w:val="nil"/>
-              <w:bottom w:val="single" w:sz="4" w:space="0" w:color="auto"/>
-              <w:right w:val="single" w:sz="4" w:space="0" w:color="auto"/>
-            </w:tcBorders>
-            <w:vAlign w:val="center"/>
-            <w:hideMark/>
-          </w:tcPr>
-          <w:p>
-            <w:pPr>
-              <w:spacing w:after="0" w:line="240" w:lineRule="auto"/>
-              <w:jc w:val="center"/>
-              <w:rPr>
-                <w:rFonts w:ascii="Arial" w:eastAsia="Times New Roman" w:hAnsi="Arial" w:cs="Arial"/>
-                <w:color w:val="000000"/>
-                <w:kern w:val="0"/>
-                <w:lang w:eastAsia="en-IN"/>
-                <w14:ligatures w14:val="none"/>
-              </w:rPr>
-            </w:pPr>
-            <w:r>
-              <w:rPr>
-                <w:rFonts w:ascii="Arial" w:eastAsia="Times New Roman" w:hAnsi="Arial" w:cs="Arial"/>
-                <w:color w:val="000000"/>
-                <w:kern w:val="0"/>
-                <w:lang w:val="en-US" w:eastAsia="en-IN"/>
-                <w14:ligatures w14:val="none"/>
-              </w:rPr>
-              <w:t> </w:t>
-            </w:r>
-          </w:p>
-        </w:tc>
-        <w:tc>
-          <w:tcPr>
-            <w:tcW w:w="1128" w:type="pct"/>
-            <w:tcBorders>
-              <w:top w:val="nil"/>
-              <w:left w:val="nil"/>
-              <w:bottom w:val="single" w:sz="4" w:space="0" w:color="auto"/>
-              <w:right w:val="single" w:sz="4" w:space="0" w:color="auto"/>
-            </w:tcBorders>
-            <w:vAlign w:val="center"/>
-            <w:hideMark/>
-          </w:tcPr>
-          <w:p>
-            <w:pPr>
-              <w:spacing w:after="0" w:line="240" w:lineRule="auto"/>
-              <w:jc w:val="center"/>
-              <w:rPr>
-                <w:rFonts w:ascii="Arial" w:eastAsia="Times New Roman" w:hAnsi="Arial" w:cs="Arial"/>
-                <w:color w:val="000000"/>
-                <w:kern w:val="0"/>
-                <w:lang w:eastAsia="en-IN"/>
-                <w14:ligatures w14:val="none"/>
-              </w:rPr>
-            </w:pPr>
-            <w:r>
-              <w:rPr>
-                <w:rFonts w:ascii="Arial" w:eastAsia="Times New Roman" w:hAnsi="Arial" w:cs="Arial"/>
-                <w:color w:val="000000"/>
-                <w:kern w:val="0"/>
-                <w:lang w:val="en-US" w:eastAsia="en-IN"/>
-                <w14:ligatures w14:val="none"/>
-              </w:rPr>
-              <w:t> </w:t>
-            </w:r>
-          </w:p>
-        </w:tc>
-        <w:tc>
-          <w:tcPr>
-            <w:tcW w:w="1159" w:type="pct"/>
-            <w:tcBorders>
-              <w:top w:val="nil"/>
-              <w:left w:val="nil"/>
-              <w:bottom w:val="single" w:sz="4" w:space="0" w:color="auto"/>
-              <w:right w:val="single" w:sz="4" w:space="0" w:color="auto"/>
-            </w:tcBorders>
-            <w:vAlign w:val="center"/>
-            <w:hideMark/>
-          </w:tcPr>
-          <w:p>
-            <w:pPr>
-              <w:spacing w:after="0" w:line="240" w:lineRule="auto"/>
-              <w:jc w:val="center"/>
-              <w:rPr>
-                <w:rFonts w:ascii="Arial" w:eastAsia="Times New Roman" w:hAnsi="Arial" w:cs="Arial"/>
-                <w:color w:val="000000"/>
-                <w:kern w:val="0"/>
-                <w:lang w:eastAsia="en-IN"/>
-                <w14:ligatures w14:val="none"/>
-              </w:rPr>
-            </w:pPr>
-            <w:r>
-              <w:rPr>
-                <w:rFonts w:ascii="Arial" w:eastAsia="Times New Roman" w:hAnsi="Arial" w:cs="Arial"/>
-                <w:color w:val="000000"/>
-                <w:kern w:val="0"/>
-                <w:lang w:val="en-US" w:eastAsia="en-IN"/>
-                <w14:ligatures w14:val="none"/>
-              </w:rPr>
-              <w:t> </w:t>
-            </w:r>
-          </w:p>
-        </w:tc>
-      </w:tr>
-      <w:tr>
-        <w:trPr>
-          <w:trHeight w:val="340"/>
-        </w:trPr>
-        <w:tc>
-          <w:tcPr>
-            <w:tcW w:w="1634" w:type="pct"/>
-            <w:tcBorders>
-              <w:top w:val="nil"/>
-              <w:left w:val="single" w:sz="4" w:space="0" w:color="auto"/>
-              <w:bottom w:val="single" w:sz="4" w:space="0" w:color="auto"/>
-              <w:right w:val="single" w:sz="4" w:space="0" w:color="auto"/>
-            </w:tcBorders>
-            <w:vAlign w:val="center"/>
-            <w:hideMark/>
-          </w:tcPr>
-          <w:p>
-            <w:pPr>
-              <w:spacing w:after="0" w:line="240" w:lineRule="auto"/>
-              <w:jc w:val="center"/>
-              <w:rPr>
-                <w:rFonts w:ascii="Arial" w:eastAsia="Times New Roman" w:hAnsi="Arial" w:cs="Arial"/>
-                <w:color w:val="000000"/>
-                <w:kern w:val="0"/>
-                <w:lang w:eastAsia="en-IN"/>
-                <w14:ligatures w14:val="none"/>
-              </w:rPr>
-            </w:pPr>
-            <w:r>
-              <w:rPr>
-                <w:rFonts w:ascii="Arial" w:eastAsia="Times New Roman" w:hAnsi="Arial" w:cs="Arial"/>
-                <w:color w:val="000000"/>
-                <w:kern w:val="0"/>
-                <w:lang w:val="en-US" w:eastAsia="en-IN"/>
-                <w14:ligatures w14:val="none"/>
-              </w:rPr>
-              <w:t>32</w:t>
-            </w:r>
-          </w:p>
-        </w:tc>
-        <w:tc>
-          <w:tcPr>
-            <w:tcW w:w="1079" w:type="pct"/>
-            <w:tcBorders>
-              <w:top w:val="nil"/>
-              <w:left w:val="nil"/>
-              <w:bottom w:val="single" w:sz="4" w:space="0" w:color="auto"/>
-              <w:right w:val="single" w:sz="4" w:space="0" w:color="auto"/>
-            </w:tcBorders>
-            <w:vAlign w:val="center"/>
-            <w:hideMark/>
-          </w:tcPr>
-          <w:p>
-            <w:pPr>
-              <w:spacing w:after="0" w:line="240" w:lineRule="auto"/>
-              <w:jc w:val="center"/>
-              <w:rPr>
-                <w:rFonts w:ascii="Arial" w:eastAsia="Times New Roman" w:hAnsi="Arial" w:cs="Arial"/>
-                <w:color w:val="000000"/>
-                <w:kern w:val="0"/>
-                <w:lang w:eastAsia="en-IN"/>
-                <w14:ligatures w14:val="none"/>
-              </w:rPr>
-            </w:pPr>
-            <w:r>
-              <w:rPr>
-                <w:rFonts w:ascii="Arial" w:eastAsia="Times New Roman" w:hAnsi="Arial" w:cs="Arial"/>
-                <w:color w:val="000000"/>
-                <w:kern w:val="0"/>
-                <w:lang w:val="en-US" w:eastAsia="en-IN"/>
-                <w14:ligatures w14:val="none"/>
-              </w:rPr>
-              <w:t> </w:t>
-            </w:r>
-          </w:p>
-        </w:tc>
-        <w:tc>
-          <w:tcPr>
-            <w:tcW w:w="1128" w:type="pct"/>
-            <w:tcBorders>
-              <w:top w:val="nil"/>
-              <w:left w:val="nil"/>
-              <w:bottom w:val="single" w:sz="4" w:space="0" w:color="auto"/>
-              <w:right w:val="single" w:sz="4" w:space="0" w:color="auto"/>
-            </w:tcBorders>
-            <w:vAlign w:val="center"/>
-            <w:hideMark/>
-          </w:tcPr>
-          <w:p>
-            <w:pPr>
-              <w:spacing w:after="0" w:line="240" w:lineRule="auto"/>
-              <w:jc w:val="center"/>
-              <w:rPr>
-                <w:rFonts w:ascii="Arial" w:eastAsia="Times New Roman" w:hAnsi="Arial" w:cs="Arial"/>
-                <w:color w:val="000000"/>
-                <w:kern w:val="0"/>
-                <w:lang w:eastAsia="en-IN"/>
-                <w14:ligatures w14:val="none"/>
-              </w:rPr>
-            </w:pPr>
-            <w:r>
-              <w:rPr>
-                <w:rFonts w:ascii="Arial" w:eastAsia="Times New Roman" w:hAnsi="Arial" w:cs="Arial"/>
-                <w:color w:val="000000"/>
-                <w:kern w:val="0"/>
-                <w:lang w:val="en-US" w:eastAsia="en-IN"/>
-                <w14:ligatures w14:val="none"/>
-              </w:rPr>
-              <w:t> </w:t>
-            </w:r>
-          </w:p>
-        </w:tc>
-        <w:tc>
-          <w:tcPr>
-            <w:tcW w:w="1159" w:type="pct"/>
-            <w:tcBorders>
-              <w:top w:val="nil"/>
-              <w:left w:val="nil"/>
-              <w:bottom w:val="single" w:sz="4" w:space="0" w:color="auto"/>
-              <w:right w:val="single" w:sz="4" w:space="0" w:color="auto"/>
-            </w:tcBorders>
-            <w:vAlign w:val="center"/>
-            <w:hideMark/>
-          </w:tcPr>
-          <w:p>
-            <w:pPr>
-              <w:spacing w:after="0" w:line="240" w:lineRule="auto"/>
-              <w:jc w:val="center"/>
-              <w:rPr>
-                <w:rFonts w:ascii="Arial" w:eastAsia="Times New Roman" w:hAnsi="Arial" w:cs="Arial"/>
-                <w:color w:val="000000"/>
-                <w:kern w:val="0"/>
-                <w:lang w:eastAsia="en-IN"/>
-                <w14:ligatures w14:val="none"/>
-              </w:rPr>
-            </w:pPr>
-            <w:r>
-              <w:rPr>
-                <w:rFonts w:ascii="Arial" w:eastAsia="Times New Roman" w:hAnsi="Arial" w:cs="Arial"/>
-                <w:color w:val="000000"/>
-                <w:kern w:val="0"/>
-                <w:lang w:val="en-US" w:eastAsia="en-IN"/>
-                <w14:ligatures w14:val="none"/>
-              </w:rPr>
-              <w:t> </w:t>
-            </w:r>
-          </w:p>
-        </w:tc>
-      </w:tr>
-      <w:tr>
-        <w:trPr>
-          <w:trHeight w:val="340"/>
-        </w:trPr>
-        <w:tc>
-          <w:tcPr>
-            <w:tcW w:w="1634" w:type="pct"/>
-            <w:tcBorders>
-              <w:top w:val="nil"/>
-              <w:left w:val="single" w:sz="4" w:space="0" w:color="auto"/>
-              <w:bottom w:val="single" w:sz="4" w:space="0" w:color="auto"/>
-              <w:right w:val="single" w:sz="4" w:space="0" w:color="auto"/>
-            </w:tcBorders>
-            <w:vAlign w:val="center"/>
-            <w:hideMark/>
-          </w:tcPr>
-          <w:p>
-            <w:pPr>
-              <w:spacing w:after="0" w:line="240" w:lineRule="auto"/>
-              <w:jc w:val="center"/>
-              <w:rPr>
-                <w:rFonts w:ascii="Arial" w:eastAsia="Times New Roman" w:hAnsi="Arial" w:cs="Arial"/>
-                <w:color w:val="000000"/>
-                <w:kern w:val="0"/>
-                <w:lang w:eastAsia="en-IN"/>
-                <w14:ligatures w14:val="none"/>
-              </w:rPr>
-            </w:pPr>
-            <w:r>
-              <w:rPr>
-                <w:rFonts w:ascii="Arial" w:eastAsia="Times New Roman" w:hAnsi="Arial" w:cs="Arial"/>
-                <w:color w:val="000000"/>
-                <w:kern w:val="0"/>
-                <w:lang w:val="en-US" w:eastAsia="en-IN"/>
-                <w14:ligatures w14:val="none"/>
-              </w:rPr>
-              <w:t>33</w:t>
-            </w:r>
-          </w:p>
-        </w:tc>
-        <w:tc>
-          <w:tcPr>
-            <w:tcW w:w="1079" w:type="pct"/>
-            <w:tcBorders>
-              <w:top w:val="nil"/>
-              <w:left w:val="nil"/>
-              <w:bottom w:val="single" w:sz="4" w:space="0" w:color="auto"/>
-              <w:right w:val="single" w:sz="4" w:space="0" w:color="auto"/>
-            </w:tcBorders>
-            <w:vAlign w:val="center"/>
-            <w:hideMark/>
-          </w:tcPr>
-          <w:p>
-            <w:pPr>
-              <w:spacing w:after="0" w:line="240" w:lineRule="auto"/>
-              <w:jc w:val="center"/>
-              <w:rPr>
-                <w:rFonts w:ascii="Arial" w:eastAsia="Times New Roman" w:hAnsi="Arial" w:cs="Arial"/>
-                <w:color w:val="000000"/>
-                <w:kern w:val="0"/>
-                <w:lang w:eastAsia="en-IN"/>
-                <w14:ligatures w14:val="none"/>
-              </w:rPr>
-            </w:pPr>
-            <w:r>
-              <w:rPr>
-                <w:rFonts w:ascii="Arial" w:eastAsia="Times New Roman" w:hAnsi="Arial" w:cs="Arial"/>
-                <w:color w:val="000000"/>
-                <w:kern w:val="0"/>
-                <w:lang w:val="en-US" w:eastAsia="en-IN"/>
-                <w14:ligatures w14:val="none"/>
-              </w:rPr>
-              <w:t> </w:t>
-            </w:r>
-          </w:p>
-        </w:tc>
-        <w:tc>
-          <w:tcPr>
-            <w:tcW w:w="1128" w:type="pct"/>
-            <w:tcBorders>
-              <w:top w:val="nil"/>
-              <w:left w:val="nil"/>
-              <w:bottom w:val="single" w:sz="4" w:space="0" w:color="auto"/>
-              <w:right w:val="single" w:sz="4" w:space="0" w:color="auto"/>
-            </w:tcBorders>
-            <w:vAlign w:val="center"/>
-            <w:hideMark/>
-          </w:tcPr>
-          <w:p>
-            <w:pPr>
-              <w:spacing w:after="0" w:line="240" w:lineRule="auto"/>
-              <w:jc w:val="center"/>
-              <w:rPr>
-                <w:rFonts w:ascii="Arial" w:eastAsia="Times New Roman" w:hAnsi="Arial" w:cs="Arial"/>
-                <w:color w:val="000000"/>
-                <w:kern w:val="0"/>
-                <w:lang w:eastAsia="en-IN"/>
-                <w14:ligatures w14:val="none"/>
-              </w:rPr>
-            </w:pPr>
-            <w:r>
-              <w:rPr>
-                <w:rFonts w:ascii="Arial" w:eastAsia="Times New Roman" w:hAnsi="Arial" w:cs="Arial"/>
-                <w:color w:val="000000"/>
-                <w:kern w:val="0"/>
-                <w:lang w:val="en-US" w:eastAsia="en-IN"/>
-                <w14:ligatures w14:val="none"/>
-              </w:rPr>
-              <w:t> </w:t>
-            </w:r>
-          </w:p>
-        </w:tc>
-        <w:tc>
-          <w:tcPr>
-            <w:tcW w:w="1159" w:type="pct"/>
-            <w:tcBorders>
-              <w:top w:val="nil"/>
-              <w:left w:val="nil"/>
-              <w:bottom w:val="single" w:sz="4" w:space="0" w:color="auto"/>
-              <w:right w:val="single" w:sz="4" w:space="0" w:color="auto"/>
-            </w:tcBorders>
-            <w:vAlign w:val="center"/>
-            <w:hideMark/>
-          </w:tcPr>
-          <w:p>
-            <w:pPr>
-              <w:spacing w:after="0" w:line="240" w:lineRule="auto"/>
-              <w:jc w:val="center"/>
-              <w:rPr>
-                <w:rFonts w:ascii="Arial" w:eastAsia="Times New Roman" w:hAnsi="Arial" w:cs="Arial"/>
-                <w:color w:val="000000"/>
-                <w:kern w:val="0"/>
-                <w:lang w:eastAsia="en-IN"/>
-                <w14:ligatures w14:val="none"/>
-              </w:rPr>
-            </w:pPr>
-            <w:r>
-              <w:rPr>
-                <w:rFonts w:ascii="Arial" w:eastAsia="Times New Roman" w:hAnsi="Arial" w:cs="Arial"/>
-                <w:color w:val="000000"/>
-                <w:kern w:val="0"/>
-                <w:lang w:val="en-US" w:eastAsia="en-IN"/>
-                <w14:ligatures w14:val="none"/>
-              </w:rPr>
-              <w:t> </w:t>
-            </w:r>
-          </w:p>
-        </w:tc>
-      </w:tr>
-      <w:tr>
-        <w:trPr>
-          <w:trHeight w:val="340"/>
-        </w:trPr>
-        <w:tc>
-          <w:tcPr>
-            <w:tcW w:w="1634" w:type="pct"/>
-            <w:tcBorders>
-              <w:top w:val="nil"/>
-              <w:left w:val="single" w:sz="4" w:space="0" w:color="auto"/>
-              <w:bottom w:val="single" w:sz="4" w:space="0" w:color="auto"/>
-              <w:right w:val="single" w:sz="4" w:space="0" w:color="auto"/>
-            </w:tcBorders>
-            <w:vAlign w:val="center"/>
-            <w:hideMark/>
-          </w:tcPr>
-          <w:p>
-            <w:pPr>
-              <w:spacing w:after="0" w:line="240" w:lineRule="auto"/>
-              <w:jc w:val="center"/>
-              <w:rPr>
-                <w:rFonts w:ascii="Arial" w:eastAsia="Times New Roman" w:hAnsi="Arial" w:cs="Arial"/>
-                <w:color w:val="000000"/>
-                <w:kern w:val="0"/>
-                <w:lang w:eastAsia="en-IN"/>
-                <w14:ligatures w14:val="none"/>
-              </w:rPr>
-            </w:pPr>
-            <w:r>
-              <w:rPr>
-                <w:rFonts w:ascii="Arial" w:eastAsia="Times New Roman" w:hAnsi="Arial" w:cs="Arial"/>
-                <w:color w:val="000000"/>
-                <w:kern w:val="0"/>
-                <w:lang w:val="en-US" w:eastAsia="en-IN"/>
-                <w14:ligatures w14:val="none"/>
-              </w:rPr>
-              <w:t>34</w:t>
-            </w:r>
-          </w:p>
-        </w:tc>
-        <w:tc>
-          <w:tcPr>
-            <w:tcW w:w="1079" w:type="pct"/>
-            <w:tcBorders>
-              <w:top w:val="nil"/>
-              <w:left w:val="nil"/>
-              <w:bottom w:val="single" w:sz="4" w:space="0" w:color="auto"/>
-              <w:right w:val="single" w:sz="4" w:space="0" w:color="auto"/>
-            </w:tcBorders>
-            <w:vAlign w:val="center"/>
-            <w:hideMark/>
-          </w:tcPr>
-          <w:p>
-            <w:pPr>
-              <w:spacing w:after="0" w:line="240" w:lineRule="auto"/>
-              <w:jc w:val="center"/>
-              <w:rPr>
-                <w:rFonts w:ascii="Arial" w:eastAsia="Times New Roman" w:hAnsi="Arial" w:cs="Arial"/>
-                <w:color w:val="000000"/>
-                <w:kern w:val="0"/>
-                <w:lang w:eastAsia="en-IN"/>
-                <w14:ligatures w14:val="none"/>
-              </w:rPr>
-            </w:pPr>
-            <w:r>
-              <w:rPr>
-                <w:rFonts w:ascii="Arial" w:eastAsia="Times New Roman" w:hAnsi="Arial" w:cs="Arial"/>
-                <w:color w:val="000000"/>
-                <w:kern w:val="0"/>
-                <w:lang w:val="en-US" w:eastAsia="en-IN"/>
-                <w14:ligatures w14:val="none"/>
-              </w:rPr>
-              <w:t> </w:t>
-            </w:r>
-          </w:p>
-        </w:tc>
-        <w:tc>
-          <w:tcPr>
-            <w:tcW w:w="1128" w:type="pct"/>
-            <w:tcBorders>
-              <w:top w:val="nil"/>
-              <w:left w:val="nil"/>
-              <w:bottom w:val="single" w:sz="4" w:space="0" w:color="auto"/>
-              <w:right w:val="single" w:sz="4" w:space="0" w:color="auto"/>
-            </w:tcBorders>
-            <w:vAlign w:val="center"/>
-            <w:hideMark/>
-          </w:tcPr>
-          <w:p>
-            <w:pPr>
-              <w:spacing w:after="0" w:line="240" w:lineRule="auto"/>
-              <w:jc w:val="center"/>
-              <w:rPr>
-                <w:rFonts w:ascii="Arial" w:eastAsia="Times New Roman" w:hAnsi="Arial" w:cs="Arial"/>
-                <w:color w:val="000000"/>
-                <w:kern w:val="0"/>
-                <w:lang w:eastAsia="en-IN"/>
-                <w14:ligatures w14:val="none"/>
-              </w:rPr>
-            </w:pPr>
-            <w:r>
-              <w:rPr>
-                <w:rFonts w:ascii="Arial" w:eastAsia="Times New Roman" w:hAnsi="Arial" w:cs="Arial"/>
-                <w:color w:val="000000"/>
-                <w:kern w:val="0"/>
-                <w:lang w:val="en-US" w:eastAsia="en-IN"/>
-                <w14:ligatures w14:val="none"/>
-              </w:rPr>
-              <w:t> </w:t>
-            </w:r>
-          </w:p>
-        </w:tc>
-        <w:tc>
-          <w:tcPr>
-            <w:tcW w:w="1159" w:type="pct"/>
-            <w:tcBorders>
-              <w:top w:val="nil"/>
-              <w:left w:val="nil"/>
-              <w:bottom w:val="single" w:sz="4" w:space="0" w:color="auto"/>
-              <w:right w:val="single" w:sz="4" w:space="0" w:color="auto"/>
-            </w:tcBorders>
-            <w:vAlign w:val="center"/>
-            <w:hideMark/>
-          </w:tcPr>
-          <w:p>
-            <w:pPr>
-              <w:spacing w:after="0" w:line="240" w:lineRule="auto"/>
-              <w:jc w:val="center"/>
-              <w:rPr>
-                <w:rFonts w:ascii="Arial" w:eastAsia="Times New Roman" w:hAnsi="Arial" w:cs="Arial"/>
-                <w:color w:val="000000"/>
-                <w:kern w:val="0"/>
-                <w:lang w:eastAsia="en-IN"/>
-                <w14:ligatures w14:val="none"/>
-              </w:rPr>
-            </w:pPr>
-            <w:r>
-              <w:rPr>
-                <w:rFonts w:ascii="Arial" w:eastAsia="Times New Roman" w:hAnsi="Arial" w:cs="Arial"/>
-                <w:color w:val="000000"/>
-                <w:kern w:val="0"/>
-                <w:lang w:val="en-US" w:eastAsia="en-IN"/>
-                <w14:ligatures w14:val="none"/>
-              </w:rPr>
-              <w:t> </w:t>
-            </w:r>
-          </w:p>
-        </w:tc>
-      </w:tr>
-      <w:tr>
-        <w:trPr>
-          <w:trHeight w:val="340"/>
-        </w:trPr>
-        <w:tc>
-          <w:tcPr>
-            <w:tcW w:w="1634" w:type="pct"/>
-            <w:tcBorders>
-              <w:top w:val="nil"/>
-              <w:left w:val="single" w:sz="4" w:space="0" w:color="auto"/>
-              <w:bottom w:val="single" w:sz="4" w:space="0" w:color="auto"/>
-              <w:right w:val="single" w:sz="4" w:space="0" w:color="auto"/>
-            </w:tcBorders>
-            <w:vAlign w:val="center"/>
-            <w:hideMark/>
-          </w:tcPr>
-          <w:p>
-            <w:pPr>
-              <w:spacing w:after="0" w:line="240" w:lineRule="auto"/>
-              <w:jc w:val="center"/>
-              <w:rPr>
-                <w:rFonts w:ascii="Arial" w:eastAsia="Times New Roman" w:hAnsi="Arial" w:cs="Arial"/>
-                <w:color w:val="000000"/>
-                <w:kern w:val="0"/>
-                <w:lang w:eastAsia="en-IN"/>
-                <w14:ligatures w14:val="none"/>
-              </w:rPr>
-            </w:pPr>
-            <w:r>
-              <w:rPr>
-                <w:rFonts w:ascii="Arial" w:eastAsia="Times New Roman" w:hAnsi="Arial" w:cs="Arial"/>
-                <w:color w:val="000000"/>
-                <w:kern w:val="0"/>
-                <w:lang w:val="en-US" w:eastAsia="en-IN"/>
-                <w14:ligatures w14:val="none"/>
-              </w:rPr>
-              <w:t>35</w:t>
-            </w:r>
-          </w:p>
-        </w:tc>
-        <w:tc>
-          <w:tcPr>
-            <w:tcW w:w="1079" w:type="pct"/>
-            <w:tcBorders>
-              <w:top w:val="nil"/>
-              <w:left w:val="nil"/>
-              <w:bottom w:val="single" w:sz="4" w:space="0" w:color="auto"/>
-              <w:right w:val="single" w:sz="4" w:space="0" w:color="auto"/>
-            </w:tcBorders>
-            <w:vAlign w:val="center"/>
-            <w:hideMark/>
-          </w:tcPr>
-          <w:p>
-            <w:pPr>
-              <w:spacing w:after="0" w:line="240" w:lineRule="auto"/>
-              <w:jc w:val="center"/>
-              <w:rPr>
-                <w:rFonts w:ascii="Arial" w:eastAsia="Times New Roman" w:hAnsi="Arial" w:cs="Arial"/>
-                <w:color w:val="000000"/>
-                <w:kern w:val="0"/>
-                <w:lang w:eastAsia="en-IN"/>
-                <w14:ligatures w14:val="none"/>
-              </w:rPr>
-            </w:pPr>
-            <w:r>
-              <w:rPr>
-                <w:rFonts w:ascii="Arial" w:eastAsia="Times New Roman" w:hAnsi="Arial" w:cs="Arial"/>
-                <w:color w:val="000000"/>
-                <w:kern w:val="0"/>
-                <w:lang w:val="en-US" w:eastAsia="en-IN"/>
-                <w14:ligatures w14:val="none"/>
-              </w:rPr>
-              <w:t> </w:t>
-            </w:r>
-          </w:p>
-        </w:tc>
-        <w:tc>
-          <w:tcPr>
-            <w:tcW w:w="1128" w:type="pct"/>
-            <w:tcBorders>
-              <w:top w:val="nil"/>
-              <w:left w:val="nil"/>
-              <w:bottom w:val="single" w:sz="4" w:space="0" w:color="auto"/>
-              <w:right w:val="single" w:sz="4" w:space="0" w:color="auto"/>
-            </w:tcBorders>
-            <w:vAlign w:val="center"/>
-            <w:hideMark/>
-          </w:tcPr>
-          <w:p>
-            <w:pPr>
-              <w:spacing w:after="0" w:line="240" w:lineRule="auto"/>
-              <w:jc w:val="center"/>
-              <w:rPr>
-                <w:rFonts w:ascii="Arial" w:eastAsia="Times New Roman" w:hAnsi="Arial" w:cs="Arial"/>
-                <w:color w:val="000000"/>
-                <w:kern w:val="0"/>
-                <w:lang w:eastAsia="en-IN"/>
-                <w14:ligatures w14:val="none"/>
-              </w:rPr>
-            </w:pPr>
-            <w:r>
-              <w:rPr>
-                <w:rFonts w:ascii="Arial" w:eastAsia="Times New Roman" w:hAnsi="Arial" w:cs="Arial"/>
-                <w:color w:val="000000"/>
-                <w:kern w:val="0"/>
-                <w:lang w:val="en-US" w:eastAsia="en-IN"/>
-                <w14:ligatures w14:val="none"/>
-              </w:rPr>
-              <w:t> </w:t>
-            </w:r>
-          </w:p>
-        </w:tc>
-        <w:tc>
-          <w:tcPr>
-            <w:tcW w:w="1159" w:type="pct"/>
-            <w:tcBorders>
-              <w:top w:val="nil"/>
-              <w:left w:val="nil"/>
-              <w:bottom w:val="single" w:sz="4" w:space="0" w:color="auto"/>
-              <w:right w:val="single" w:sz="4" w:space="0" w:color="auto"/>
-            </w:tcBorders>
-            <w:vAlign w:val="center"/>
-            <w:hideMark/>
-          </w:tcPr>
-          <w:p>
-            <w:pPr>
-              <w:spacing w:after="0" w:line="240" w:lineRule="auto"/>
-              <w:jc w:val="center"/>
-              <w:rPr>
-                <w:rFonts w:ascii="Arial" w:eastAsia="Times New Roman" w:hAnsi="Arial" w:cs="Arial"/>
-                <w:color w:val="000000"/>
-                <w:kern w:val="0"/>
-                <w:lang w:eastAsia="en-IN"/>
-                <w14:ligatures w14:val="none"/>
-              </w:rPr>
-            </w:pPr>
-            <w:r>
-              <w:rPr>
-                <w:rFonts w:ascii="Arial" w:eastAsia="Times New Roman" w:hAnsi="Arial" w:cs="Arial"/>
-                <w:color w:val="000000"/>
-                <w:kern w:val="0"/>
-                <w:lang w:val="en-US" w:eastAsia="en-IN"/>
-                <w14:ligatures w14:val="none"/>
-              </w:rPr>
-              <w:t> </w:t>
-            </w:r>
-          </w:p>
-        </w:tc>
-      </w:tr>
-      <w:tr>
-        <w:trPr>
-          <w:trHeight w:val="340"/>
-        </w:trPr>
-        <w:tc>
-          <w:tcPr>
-            <w:tcW w:w="1634" w:type="pct"/>
-            <w:tcBorders>
-              <w:top w:val="nil"/>
-              <w:left w:val="single" w:sz="4" w:space="0" w:color="auto"/>
-              <w:bottom w:val="single" w:sz="4" w:space="0" w:color="auto"/>
-              <w:right w:val="single" w:sz="4" w:space="0" w:color="auto"/>
-            </w:tcBorders>
-            <w:vAlign w:val="center"/>
-            <w:hideMark/>
-          </w:tcPr>
-          <w:p>
-            <w:pPr>
-              <w:spacing w:after="0" w:line="240" w:lineRule="auto"/>
-              <w:jc w:val="center"/>
-              <w:rPr>
-                <w:rFonts w:ascii="Arial" w:eastAsia="Times New Roman" w:hAnsi="Arial" w:cs="Arial"/>
-                <w:color w:val="000000"/>
-                <w:kern w:val="0"/>
-                <w:lang w:eastAsia="en-IN"/>
-                <w14:ligatures w14:val="none"/>
-              </w:rPr>
-            </w:pPr>
-            <w:r>
-              <w:rPr>
-                <w:rFonts w:ascii="Arial" w:eastAsia="Times New Roman" w:hAnsi="Arial" w:cs="Arial"/>
-                <w:color w:val="000000"/>
-                <w:kern w:val="0"/>
-                <w:lang w:val="en-US" w:eastAsia="en-IN"/>
-                <w14:ligatures w14:val="none"/>
-              </w:rPr>
-              <w:t>36</w:t>
-            </w:r>
-          </w:p>
-        </w:tc>
-        <w:tc>
-          <w:tcPr>
-            <w:tcW w:w="1079" w:type="pct"/>
-            <w:tcBorders>
-              <w:top w:val="nil"/>
-              <w:left w:val="nil"/>
-              <w:bottom w:val="single" w:sz="4" w:space="0" w:color="auto"/>
-              <w:right w:val="single" w:sz="4" w:space="0" w:color="auto"/>
-            </w:tcBorders>
-            <w:vAlign w:val="center"/>
-            <w:hideMark/>
-          </w:tcPr>
-          <w:p>
-            <w:pPr>
-              <w:spacing w:after="0" w:line="240" w:lineRule="auto"/>
-              <w:jc w:val="center"/>
-              <w:rPr>
-                <w:rFonts w:ascii="Arial" w:eastAsia="Times New Roman" w:hAnsi="Arial" w:cs="Arial"/>
-                <w:color w:val="000000"/>
-                <w:kern w:val="0"/>
-                <w:lang w:eastAsia="en-IN"/>
-                <w14:ligatures w14:val="none"/>
-              </w:rPr>
-            </w:pPr>
-            <w:r>
-              <w:rPr>
-                <w:rFonts w:ascii="Arial" w:eastAsia="Times New Roman" w:hAnsi="Arial" w:cs="Arial"/>
-                <w:color w:val="000000"/>
-                <w:kern w:val="0"/>
-                <w:lang w:val="en-US" w:eastAsia="en-IN"/>
-                <w14:ligatures w14:val="none"/>
-              </w:rPr>
-              <w:t> </w:t>
-            </w:r>
-          </w:p>
-        </w:tc>
-        <w:tc>
-          <w:tcPr>
-            <w:tcW w:w="1128" w:type="pct"/>
-            <w:tcBorders>
-              <w:top w:val="nil"/>
-              <w:left w:val="nil"/>
-              <w:bottom w:val="single" w:sz="4" w:space="0" w:color="auto"/>
-              <w:right w:val="single" w:sz="4" w:space="0" w:color="auto"/>
-            </w:tcBorders>
-            <w:vAlign w:val="center"/>
-            <w:hideMark/>
-          </w:tcPr>
-          <w:p>
-            <w:pPr>
-              <w:spacing w:after="0" w:line="240" w:lineRule="auto"/>
-              <w:jc w:val="center"/>
-              <w:rPr>
-                <w:rFonts w:ascii="Arial" w:eastAsia="Times New Roman" w:hAnsi="Arial" w:cs="Arial"/>
-                <w:color w:val="000000"/>
-                <w:kern w:val="0"/>
-                <w:lang w:eastAsia="en-IN"/>
-                <w14:ligatures w14:val="none"/>
-              </w:rPr>
-            </w:pPr>
-            <w:r>
-              <w:rPr>
-                <w:rFonts w:ascii="Arial" w:eastAsia="Times New Roman" w:hAnsi="Arial" w:cs="Arial"/>
-                <w:color w:val="000000"/>
-                <w:kern w:val="0"/>
-                <w:lang w:val="en-US" w:eastAsia="en-IN"/>
-                <w14:ligatures w14:val="none"/>
-              </w:rPr>
-              <w:t> </w:t>
-            </w:r>
-          </w:p>
-        </w:tc>
-        <w:tc>
-          <w:tcPr>
-            <w:tcW w:w="1159" w:type="pct"/>
-            <w:tcBorders>
-              <w:top w:val="nil"/>
-              <w:left w:val="nil"/>
-              <w:bottom w:val="single" w:sz="4" w:space="0" w:color="auto"/>
-              <w:right w:val="single" w:sz="4" w:space="0" w:color="auto"/>
-            </w:tcBorders>
-            <w:vAlign w:val="center"/>
-            <w:hideMark/>
-          </w:tcPr>
-          <w:p>
-            <w:pPr>
-              <w:spacing w:after="0" w:line="240" w:lineRule="auto"/>
-              <w:jc w:val="center"/>
-              <w:rPr>
-                <w:rFonts w:ascii="Arial" w:eastAsia="Times New Roman" w:hAnsi="Arial" w:cs="Arial"/>
-                <w:color w:val="000000"/>
-                <w:kern w:val="0"/>
-                <w:lang w:eastAsia="en-IN"/>
-                <w14:ligatures w14:val="none"/>
-              </w:rPr>
-            </w:pPr>
-            <w:r>
-              <w:rPr>
-                <w:rFonts w:ascii="Arial" w:eastAsia="Times New Roman" w:hAnsi="Arial" w:cs="Arial"/>
-                <w:color w:val="000000"/>
-                <w:kern w:val="0"/>
-                <w:lang w:val="en-US" w:eastAsia="en-IN"/>
-                <w14:ligatures w14:val="none"/>
-              </w:rPr>
-              <w:t> </w:t>
-            </w:r>
-          </w:p>
-        </w:tc>
-      </w:tr>
-      <w:tr>
-        <w:trPr>
-          <w:trHeight w:val="340"/>
-        </w:trPr>
-        <w:tc>
-          <w:tcPr>
-            <w:tcW w:w="1634" w:type="pct"/>
-            <w:tcBorders>
-              <w:top w:val="nil"/>
-              <w:left w:val="single" w:sz="4" w:space="0" w:color="auto"/>
-              <w:bottom w:val="single" w:sz="4" w:space="0" w:color="auto"/>
-              <w:right w:val="single" w:sz="4" w:space="0" w:color="auto"/>
-            </w:tcBorders>
-            <w:vAlign w:val="center"/>
-            <w:hideMark/>
-          </w:tcPr>
-          <w:p>
-            <w:pPr>
-              <w:spacing w:after="0" w:line="240" w:lineRule="auto"/>
-              <w:jc w:val="center"/>
-              <w:rPr>
-                <w:rFonts w:ascii="Arial" w:eastAsia="Times New Roman" w:hAnsi="Arial" w:cs="Arial"/>
-                <w:color w:val="000000"/>
-                <w:kern w:val="0"/>
-                <w:lang w:eastAsia="en-IN"/>
-                <w14:ligatures w14:val="none"/>
-              </w:rPr>
-            </w:pPr>
-            <w:r>
-              <w:rPr>
-                <w:rFonts w:ascii="Arial" w:eastAsia="Times New Roman" w:hAnsi="Arial" w:cs="Arial"/>
-                <w:color w:val="000000"/>
-                <w:kern w:val="0"/>
-                <w:lang w:val="en-US" w:eastAsia="en-IN"/>
-                <w14:ligatures w14:val="none"/>
-              </w:rPr>
-              <w:t>37</w:t>
-            </w:r>
-          </w:p>
-        </w:tc>
-        <w:tc>
-          <w:tcPr>
-            <w:tcW w:w="1079" w:type="pct"/>
-            <w:tcBorders>
-              <w:top w:val="nil"/>
-              <w:left w:val="nil"/>
-              <w:bottom w:val="single" w:sz="4" w:space="0" w:color="auto"/>
-              <w:right w:val="single" w:sz="4" w:space="0" w:color="auto"/>
-            </w:tcBorders>
-            <w:vAlign w:val="center"/>
-            <w:hideMark/>
-          </w:tcPr>
-          <w:p>
-            <w:pPr>
-              <w:spacing w:after="0" w:line="240" w:lineRule="auto"/>
-              <w:jc w:val="center"/>
-              <w:rPr>
-                <w:rFonts w:ascii="Arial" w:eastAsia="Times New Roman" w:hAnsi="Arial" w:cs="Arial"/>
-                <w:color w:val="000000"/>
-                <w:kern w:val="0"/>
-                <w:lang w:eastAsia="en-IN"/>
-                <w14:ligatures w14:val="none"/>
-              </w:rPr>
-            </w:pPr>
-            <w:r>
-              <w:rPr>
-                <w:rFonts w:ascii="Arial" w:eastAsia="Times New Roman" w:hAnsi="Arial" w:cs="Arial"/>
-                <w:color w:val="000000"/>
-                <w:kern w:val="0"/>
-                <w:lang w:val="en-US" w:eastAsia="en-IN"/>
-                <w14:ligatures w14:val="none"/>
-              </w:rPr>
-              <w:t> </w:t>
-            </w:r>
-          </w:p>
-        </w:tc>
-        <w:tc>
-          <w:tcPr>
-            <w:tcW w:w="1128" w:type="pct"/>
-            <w:tcBorders>
-              <w:top w:val="nil"/>
-              <w:left w:val="nil"/>
-              <w:bottom w:val="single" w:sz="4" w:space="0" w:color="auto"/>
-              <w:right w:val="single" w:sz="4" w:space="0" w:color="auto"/>
-            </w:tcBorders>
-            <w:vAlign w:val="center"/>
-            <w:hideMark/>
-          </w:tcPr>
-          <w:p>
-            <w:pPr>
-              <w:spacing w:after="0" w:line="240" w:lineRule="auto"/>
-              <w:jc w:val="center"/>
-              <w:rPr>
-                <w:rFonts w:ascii="Arial" w:eastAsia="Times New Roman" w:hAnsi="Arial" w:cs="Arial"/>
-                <w:color w:val="000000"/>
-                <w:kern w:val="0"/>
-                <w:lang w:eastAsia="en-IN"/>
-                <w14:ligatures w14:val="none"/>
-              </w:rPr>
-            </w:pPr>
-            <w:r>
-              <w:rPr>
-                <w:rFonts w:ascii="Arial" w:eastAsia="Times New Roman" w:hAnsi="Arial" w:cs="Arial"/>
-                <w:color w:val="000000"/>
-                <w:kern w:val="0"/>
-                <w:lang w:val="en-US" w:eastAsia="en-IN"/>
-                <w14:ligatures w14:val="none"/>
-              </w:rPr>
-              <w:t> </w:t>
-            </w:r>
-          </w:p>
-        </w:tc>
-        <w:tc>
-          <w:tcPr>
-            <w:tcW w:w="1159" w:type="pct"/>
-            <w:tcBorders>
-              <w:top w:val="nil"/>
-              <w:left w:val="nil"/>
-              <w:bottom w:val="single" w:sz="4" w:space="0" w:color="auto"/>
-              <w:right w:val="single" w:sz="4" w:space="0" w:color="auto"/>
-            </w:tcBorders>
-            <w:vAlign w:val="center"/>
-            <w:hideMark/>
-          </w:tcPr>
-          <w:p>
-            <w:pPr>
-              <w:spacing w:after="0" w:line="240" w:lineRule="auto"/>
-              <w:jc w:val="center"/>
-              <w:rPr>
-                <w:rFonts w:ascii="Arial" w:eastAsia="Times New Roman" w:hAnsi="Arial" w:cs="Arial"/>
-                <w:color w:val="000000"/>
-                <w:kern w:val="0"/>
-                <w:lang w:eastAsia="en-IN"/>
-                <w14:ligatures w14:val="none"/>
-              </w:rPr>
-            </w:pPr>
-            <w:r>
-              <w:rPr>
-                <w:rFonts w:ascii="Arial" w:eastAsia="Times New Roman" w:hAnsi="Arial" w:cs="Arial"/>
-                <w:color w:val="000000"/>
-                <w:kern w:val="0"/>
-                <w:lang w:val="en-US" w:eastAsia="en-IN"/>
-                <w14:ligatures w14:val="none"/>
-              </w:rPr>
-              <w:t> </w:t>
-            </w:r>
-          </w:p>
-        </w:tc>
-      </w:tr>
-      <w:tr>
-        <w:trPr>
-          <w:trHeight w:val="340"/>
-        </w:trPr>
-        <w:tc>
-          <w:tcPr>
-            <w:tcW w:w="1634" w:type="pct"/>
-            <w:tcBorders>
-              <w:top w:val="nil"/>
-              <w:left w:val="single" w:sz="4" w:space="0" w:color="auto"/>
-              <w:bottom w:val="single" w:sz="4" w:space="0" w:color="auto"/>
-              <w:right w:val="single" w:sz="4" w:space="0" w:color="auto"/>
-            </w:tcBorders>
-            <w:vAlign w:val="center"/>
-            <w:hideMark/>
-          </w:tcPr>
-          <w:p>
-            <w:pPr>
-              <w:spacing w:after="0" w:line="240" w:lineRule="auto"/>
-              <w:jc w:val="center"/>
-              <w:rPr>
-                <w:rFonts w:ascii="Arial" w:eastAsia="Times New Roman" w:hAnsi="Arial" w:cs="Arial"/>
-                <w:color w:val="000000"/>
-                <w:kern w:val="0"/>
-                <w:lang w:eastAsia="en-IN"/>
-                <w14:ligatures w14:val="none"/>
-              </w:rPr>
-            </w:pPr>
-            <w:r>
-              <w:rPr>
-                <w:rFonts w:ascii="Arial" w:eastAsia="Times New Roman" w:hAnsi="Arial" w:cs="Arial"/>
-                <w:color w:val="000000"/>
-                <w:kern w:val="0"/>
-                <w:lang w:val="en-US" w:eastAsia="en-IN"/>
-                <w14:ligatures w14:val="none"/>
-              </w:rPr>
-              <w:t>38</w:t>
-            </w:r>
-          </w:p>
-        </w:tc>
-        <w:tc>
-          <w:tcPr>
-            <w:tcW w:w="1079" w:type="pct"/>
-            <w:tcBorders>
-              <w:top w:val="nil"/>
-              <w:left w:val="nil"/>
-              <w:bottom w:val="single" w:sz="4" w:space="0" w:color="auto"/>
-              <w:right w:val="single" w:sz="4" w:space="0" w:color="auto"/>
-            </w:tcBorders>
-            <w:vAlign w:val="center"/>
-            <w:hideMark/>
-          </w:tcPr>
-          <w:p>
-            <w:pPr>
-              <w:spacing w:after="0" w:line="240" w:lineRule="auto"/>
-              <w:jc w:val="center"/>
-              <w:rPr>
-                <w:rFonts w:ascii="Arial" w:eastAsia="Times New Roman" w:hAnsi="Arial" w:cs="Arial"/>
-                <w:color w:val="000000"/>
-                <w:kern w:val="0"/>
-                <w:lang w:eastAsia="en-IN"/>
-                <w14:ligatures w14:val="none"/>
-              </w:rPr>
-            </w:pPr>
-            <w:r>
-              <w:rPr>
-                <w:rFonts w:ascii="Arial" w:eastAsia="Times New Roman" w:hAnsi="Arial" w:cs="Arial"/>
-                <w:color w:val="000000"/>
-                <w:kern w:val="0"/>
-                <w:lang w:val="en-US" w:eastAsia="en-IN"/>
-                <w14:ligatures w14:val="none"/>
-              </w:rPr>
-              <w:t> </w:t>
-            </w:r>
-          </w:p>
-        </w:tc>
-        <w:tc>
-          <w:tcPr>
-            <w:tcW w:w="1128" w:type="pct"/>
-            <w:tcBorders>
-              <w:top w:val="nil"/>
-              <w:left w:val="nil"/>
-              <w:bottom w:val="single" w:sz="4" w:space="0" w:color="auto"/>
-              <w:right w:val="single" w:sz="4" w:space="0" w:color="auto"/>
-            </w:tcBorders>
-            <w:vAlign w:val="center"/>
-            <w:hideMark/>
-          </w:tcPr>
-          <w:p>
-            <w:pPr>
-              <w:spacing w:after="0" w:line="240" w:lineRule="auto"/>
-              <w:jc w:val="center"/>
-              <w:rPr>
-                <w:rFonts w:ascii="Arial" w:eastAsia="Times New Roman" w:hAnsi="Arial" w:cs="Arial"/>
-                <w:color w:val="000000"/>
-                <w:kern w:val="0"/>
-                <w:lang w:eastAsia="en-IN"/>
-                <w14:ligatures w14:val="none"/>
-              </w:rPr>
-            </w:pPr>
-            <w:r>
-              <w:rPr>
-                <w:rFonts w:ascii="Arial" w:eastAsia="Times New Roman" w:hAnsi="Arial" w:cs="Arial"/>
-                <w:color w:val="000000"/>
-                <w:kern w:val="0"/>
-                <w:lang w:val="en-US" w:eastAsia="en-IN"/>
-                <w14:ligatures w14:val="none"/>
-              </w:rPr>
-              <w:t> </w:t>
-            </w:r>
-          </w:p>
-        </w:tc>
-        <w:tc>
-          <w:tcPr>
-            <w:tcW w:w="1159" w:type="pct"/>
-            <w:tcBorders>
-              <w:top w:val="nil"/>
-              <w:left w:val="nil"/>
-              <w:bottom w:val="single" w:sz="4" w:space="0" w:color="auto"/>
-              <w:right w:val="single" w:sz="4" w:space="0" w:color="auto"/>
-            </w:tcBorders>
-            <w:vAlign w:val="center"/>
-            <w:hideMark/>
-          </w:tcPr>
-          <w:p>
-            <w:pPr>
-              <w:spacing w:after="0" w:line="240" w:lineRule="auto"/>
-              <w:jc w:val="center"/>
-              <w:rPr>
-                <w:rFonts w:ascii="Arial" w:eastAsia="Times New Roman" w:hAnsi="Arial" w:cs="Arial"/>
-                <w:color w:val="000000"/>
-                <w:kern w:val="0"/>
-                <w:lang w:eastAsia="en-IN"/>
-                <w14:ligatures w14:val="none"/>
-              </w:rPr>
-            </w:pPr>
-            <w:r>
-              <w:rPr>
-                <w:rFonts w:ascii="Arial" w:eastAsia="Times New Roman" w:hAnsi="Arial" w:cs="Arial"/>
-                <w:color w:val="000000"/>
-                <w:kern w:val="0"/>
-                <w:lang w:val="en-US" w:eastAsia="en-IN"/>
-                <w14:ligatures w14:val="none"/>
-              </w:rPr>
-              <w:t> </w:t>
-            </w:r>
-          </w:p>
-        </w:tc>
-      </w:tr>
-      <w:tr>
-        <w:trPr>
-          <w:trHeight w:val="340"/>
-        </w:trPr>
-        <w:tc>
-          <w:tcPr>
-            <w:tcW w:w="1634" w:type="pct"/>
-            <w:tcBorders>
-              <w:top w:val="nil"/>
-              <w:left w:val="single" w:sz="4" w:space="0" w:color="auto"/>
-              <w:bottom w:val="single" w:sz="4" w:space="0" w:color="auto"/>
-              <w:right w:val="single" w:sz="4" w:space="0" w:color="auto"/>
-            </w:tcBorders>
-            <w:vAlign w:val="center"/>
-            <w:hideMark/>
-          </w:tcPr>
-          <w:p>
-            <w:pPr>
-              <w:spacing w:after="0" w:line="240" w:lineRule="auto"/>
-              <w:jc w:val="center"/>
-              <w:rPr>
-                <w:rFonts w:ascii="Arial" w:eastAsia="Times New Roman" w:hAnsi="Arial" w:cs="Arial"/>
-                <w:color w:val="000000"/>
-                <w:kern w:val="0"/>
-                <w:lang w:eastAsia="en-IN"/>
-                <w14:ligatures w14:val="none"/>
-              </w:rPr>
-            </w:pPr>
-            <w:r>
-              <w:rPr>
-                <w:rFonts w:ascii="Arial" w:eastAsia="Times New Roman" w:hAnsi="Arial" w:cs="Arial"/>
-                <w:color w:val="000000"/>
-                <w:kern w:val="0"/>
-                <w:lang w:val="en-US" w:eastAsia="en-IN"/>
-                <w14:ligatures w14:val="none"/>
-              </w:rPr>
-              <w:t>39</w:t>
-            </w:r>
-          </w:p>
-        </w:tc>
-        <w:tc>
-          <w:tcPr>
-            <w:tcW w:w="1079" w:type="pct"/>
-            <w:tcBorders>
-              <w:top w:val="nil"/>
-              <w:left w:val="nil"/>
-              <w:bottom w:val="single" w:sz="4" w:space="0" w:color="auto"/>
-              <w:right w:val="single" w:sz="4" w:space="0" w:color="auto"/>
-            </w:tcBorders>
-            <w:vAlign w:val="center"/>
-            <w:hideMark/>
-          </w:tcPr>
-          <w:p>
-            <w:pPr>
-              <w:spacing w:after="0" w:line="240" w:lineRule="auto"/>
-              <w:jc w:val="center"/>
-              <w:rPr>
-                <w:rFonts w:ascii="Arial" w:eastAsia="Times New Roman" w:hAnsi="Arial" w:cs="Arial"/>
-                <w:color w:val="000000"/>
-                <w:kern w:val="0"/>
-                <w:lang w:eastAsia="en-IN"/>
-                <w14:ligatures w14:val="none"/>
-              </w:rPr>
-            </w:pPr>
-            <w:r>
-              <w:rPr>
-                <w:rFonts w:ascii="Arial" w:eastAsia="Times New Roman" w:hAnsi="Arial" w:cs="Arial"/>
-                <w:color w:val="000000"/>
-                <w:kern w:val="0"/>
-                <w:lang w:val="en-US" w:eastAsia="en-IN"/>
-                <w14:ligatures w14:val="none"/>
-              </w:rPr>
-              <w:t> </w:t>
-            </w:r>
-          </w:p>
-        </w:tc>
-        <w:tc>
-          <w:tcPr>
-            <w:tcW w:w="1128" w:type="pct"/>
-            <w:tcBorders>
-              <w:top w:val="nil"/>
-              <w:left w:val="nil"/>
-              <w:bottom w:val="single" w:sz="4" w:space="0" w:color="auto"/>
-              <w:right w:val="single" w:sz="4" w:space="0" w:color="auto"/>
-            </w:tcBorders>
-            <w:vAlign w:val="center"/>
-            <w:hideMark/>
-          </w:tcPr>
-          <w:p>
-            <w:pPr>
-              <w:spacing w:after="0" w:line="240" w:lineRule="auto"/>
-              <w:jc w:val="center"/>
-              <w:rPr>
-                <w:rFonts w:ascii="Arial" w:eastAsia="Times New Roman" w:hAnsi="Arial" w:cs="Arial"/>
-                <w:color w:val="000000"/>
-                <w:kern w:val="0"/>
-                <w:lang w:eastAsia="en-IN"/>
-                <w14:ligatures w14:val="none"/>
-              </w:rPr>
-            </w:pPr>
-            <w:r>
-              <w:rPr>
-                <w:rFonts w:ascii="Arial" w:eastAsia="Times New Roman" w:hAnsi="Arial" w:cs="Arial"/>
-                <w:color w:val="000000"/>
-                <w:kern w:val="0"/>
-                <w:lang w:val="en-US" w:eastAsia="en-IN"/>
-                <w14:ligatures w14:val="none"/>
-              </w:rPr>
-              <w:t> </w:t>
-            </w:r>
-          </w:p>
-        </w:tc>
-        <w:tc>
-          <w:tcPr>
-            <w:tcW w:w="1159" w:type="pct"/>
-            <w:tcBorders>
-              <w:top w:val="nil"/>
-              <w:left w:val="nil"/>
-              <w:bottom w:val="single" w:sz="4" w:space="0" w:color="auto"/>
-              <w:right w:val="single" w:sz="4" w:space="0" w:color="auto"/>
-            </w:tcBorders>
-            <w:vAlign w:val="center"/>
-            <w:hideMark/>
-          </w:tcPr>
-          <w:p>
-            <w:pPr>
-              <w:spacing w:after="0" w:line="240" w:lineRule="auto"/>
-              <w:jc w:val="center"/>
-              <w:rPr>
-                <w:rFonts w:ascii="Arial" w:eastAsia="Times New Roman" w:hAnsi="Arial" w:cs="Arial"/>
-                <w:color w:val="000000"/>
-                <w:kern w:val="0"/>
-                <w:lang w:eastAsia="en-IN"/>
-                <w14:ligatures w14:val="none"/>
-              </w:rPr>
-            </w:pPr>
-            <w:r>
-              <w:rPr>
-                <w:rFonts w:ascii="Arial" w:eastAsia="Times New Roman" w:hAnsi="Arial" w:cs="Arial"/>
-                <w:color w:val="000000"/>
-                <w:kern w:val="0"/>
-                <w:lang w:val="en-US" w:eastAsia="en-IN"/>
-                <w14:ligatures w14:val="none"/>
-              </w:rPr>
-              <w:t> </w:t>
-            </w:r>
-          </w:p>
-        </w:tc>
-      </w:tr>
-      <w:tr>
-        <w:trPr>
-          <w:trHeight w:val="340"/>
-        </w:trPr>
-        <w:tc>
-          <w:tcPr>
-            <w:tcW w:w="1634" w:type="pct"/>
-            <w:tcBorders>
-              <w:top w:val="nil"/>
-              <w:left w:val="single" w:sz="4" w:space="0" w:color="auto"/>
-              <w:bottom w:val="single" w:sz="4" w:space="0" w:color="auto"/>
-              <w:right w:val="single" w:sz="4" w:space="0" w:color="auto"/>
-            </w:tcBorders>
-            <w:vAlign w:val="center"/>
-            <w:hideMark/>
-          </w:tcPr>
-          <w:p>
-            <w:pPr>
-              <w:spacing w:after="0" w:line="240" w:lineRule="auto"/>
-              <w:jc w:val="center"/>
-              <w:rPr>
-                <w:rFonts w:ascii="Arial" w:eastAsia="Times New Roman" w:hAnsi="Arial" w:cs="Arial"/>
-                <w:color w:val="000000"/>
-                <w:kern w:val="0"/>
-                <w:lang w:eastAsia="en-IN"/>
-                <w14:ligatures w14:val="none"/>
-              </w:rPr>
-            </w:pPr>
-            <w:r>
-              <w:rPr>
-                <w:rFonts w:ascii="Arial" w:eastAsia="Times New Roman" w:hAnsi="Arial" w:cs="Arial"/>
-                <w:color w:val="000000"/>
-                <w:kern w:val="0"/>
-                <w:lang w:val="en-US" w:eastAsia="en-IN"/>
-                <w14:ligatures w14:val="none"/>
-              </w:rPr>
-              <w:t>40</w:t>
-            </w:r>
-          </w:p>
-        </w:tc>
-        <w:tc>
-          <w:tcPr>
-            <w:tcW w:w="1079" w:type="pct"/>
-            <w:tcBorders>
-              <w:top w:val="nil"/>
-              <w:left w:val="nil"/>
-              <w:bottom w:val="single" w:sz="4" w:space="0" w:color="auto"/>
-              <w:right w:val="single" w:sz="4" w:space="0" w:color="auto"/>
-            </w:tcBorders>
-            <w:vAlign w:val="center"/>
-            <w:hideMark/>
-          </w:tcPr>
-          <w:p>
-            <w:pPr>
-              <w:spacing w:after="0" w:line="240" w:lineRule="auto"/>
-              <w:jc w:val="center"/>
-              <w:rPr>
-                <w:rFonts w:ascii="Arial" w:eastAsia="Times New Roman" w:hAnsi="Arial" w:cs="Arial"/>
-                <w:color w:val="000000"/>
-                <w:kern w:val="0"/>
-                <w:lang w:eastAsia="en-IN"/>
-                <w14:ligatures w14:val="none"/>
-              </w:rPr>
-            </w:pPr>
-            <w:r>
-              <w:rPr>
-                <w:rFonts w:ascii="Arial" w:eastAsia="Times New Roman" w:hAnsi="Arial" w:cs="Arial"/>
-                <w:color w:val="000000"/>
-                <w:kern w:val="0"/>
-                <w:lang w:val="en-US" w:eastAsia="en-IN"/>
-                <w14:ligatures w14:val="none"/>
-              </w:rPr>
-              <w:t> </w:t>
-            </w:r>
-          </w:p>
-        </w:tc>
-        <w:tc>
-          <w:tcPr>
-            <w:tcW w:w="1128" w:type="pct"/>
-            <w:tcBorders>
-              <w:top w:val="nil"/>
-              <w:left w:val="nil"/>
-              <w:bottom w:val="single" w:sz="4" w:space="0" w:color="auto"/>
-              <w:right w:val="single" w:sz="4" w:space="0" w:color="auto"/>
-            </w:tcBorders>
-            <w:vAlign w:val="center"/>
-            <w:hideMark/>
-          </w:tcPr>
-          <w:p>
-            <w:pPr>
-              <w:spacing w:after="0" w:line="240" w:lineRule="auto"/>
-              <w:jc w:val="center"/>
-              <w:rPr>
-                <w:rFonts w:ascii="Arial" w:eastAsia="Times New Roman" w:hAnsi="Arial" w:cs="Arial"/>
-                <w:color w:val="000000"/>
-                <w:kern w:val="0"/>
-                <w:lang w:eastAsia="en-IN"/>
-                <w14:ligatures w14:val="none"/>
-              </w:rPr>
-            </w:pPr>
-            <w:r>
-              <w:rPr>
-                <w:rFonts w:ascii="Arial" w:eastAsia="Times New Roman" w:hAnsi="Arial" w:cs="Arial"/>
-                <w:color w:val="000000"/>
-                <w:kern w:val="0"/>
-                <w:lang w:val="en-US" w:eastAsia="en-IN"/>
-                <w14:ligatures w14:val="none"/>
-              </w:rPr>
-              <w:t> </w:t>
-            </w:r>
-          </w:p>
-        </w:tc>
-        <w:tc>
-          <w:tcPr>
-            <w:tcW w:w="1159" w:type="pct"/>
-            <w:tcBorders>
-              <w:top w:val="nil"/>
-              <w:left w:val="nil"/>
-              <w:bottom w:val="single" w:sz="4" w:space="0" w:color="auto"/>
-              <w:right w:val="single" w:sz="4" w:space="0" w:color="auto"/>
-            </w:tcBorders>
-            <w:vAlign w:val="center"/>
-            <w:hideMark/>
-          </w:tcPr>
-          <w:p>
-            <w:pPr>
-              <w:spacing w:after="0" w:line="240" w:lineRule="auto"/>
-              <w:jc w:val="center"/>
-              <w:rPr>
-                <w:rFonts w:ascii="Arial" w:eastAsia="Times New Roman" w:hAnsi="Arial" w:cs="Arial"/>
-                <w:color w:val="000000"/>
-                <w:kern w:val="0"/>
-                <w:lang w:eastAsia="en-IN"/>
-                <w14:ligatures w14:val="none"/>
-              </w:rPr>
-            </w:pPr>
-            <w:r>
-              <w:rPr>
-                <w:rFonts w:ascii="Arial" w:eastAsia="Times New Roman" w:hAnsi="Arial" w:cs="Arial"/>
-                <w:color w:val="000000"/>
-                <w:kern w:val="0"/>
-                <w:lang w:val="en-US" w:eastAsia="en-IN"/>
-                <w14:ligatures w14:val="none"/>
-              </w:rPr>
-              <w:t> </w:t>
-            </w:r>
-          </w:p>
+        <w:tc>
+          <w:tcPr>
+            <w:tcW w:type="dxa" w:w="2946"/>
+          </w:tcPr>
+          <w:p>
+            <w:r/>
+            <w:r>
+              <w:t>{%tr endfor %}</w:t>
+            </w:r>
+          </w:p>
+        </w:tc>
+        <w:tc>
+          <w:tcPr>
+            <w:tcW w:type="dxa" w:w="1946"/>
+          </w:tcPr>
+          <w:p/>
+        </w:tc>
+        <w:tc>
+          <w:tcPr>
+            <w:tcW w:type="dxa" w:w="2034"/>
+          </w:tcPr>
+          <w:p/>
+        </w:tc>
+        <w:tc>
+          <w:tcPr>
+            <w:tcW w:type="dxa" w:w="2090"/>
+          </w:tcPr>
+          <w:p/>
         </w:tc>
       </w:tr>
     </w:tbl>

--- a/datasheet_gen/word_templates/HARMONIC.docx
+++ b/datasheet_gen/word_templates/HARMONIC.docx
@@ -433,6 +433,7 @@
       <w:tr>
         <w:trPr>
           <w:trHeight w:val="737"/>
+          <w:tblHeader/>
         </w:trPr>
         <w:tc>
           <w:tcPr>
@@ -1394,7 +1395,7 @@
           <w:p>
             <w:r/>
             <w:r>
-              <w:t>{{ classification }}</w:t>
+              <w:t>{{r classification }}</w:t>
             </w:r>
           </w:p>
         </w:tc>
@@ -1731,7 +1732,7 @@
           <w:p>
             <w:r/>
             <w:r>
-              <w:t>{{ eut_configuration }}</w:t>
+              <w:t>{{ eut_configuration_col_1 }}</w:t>
             </w:r>
           </w:p>
         </w:tc>
@@ -1742,7 +1743,9 @@
           </w:tcPr>
           <w:p>
             <w:r/>
-            <w:r/>
+            <w:r>
+              <w:t>{{ eut_configuration_col_2 }}</w:t>
+            </w:r>
           </w:p>
         </w:tc>
       </w:tr>
@@ -2146,6 +2149,7 @@
       <w:tr>
         <w:trPr>
           <w:trHeight w:val="397"/>
+          <w:tblHeader/>
         </w:trPr>
         <w:tc>
           <w:tcPr>
@@ -2323,6 +2327,7 @@
       <w:tr>
         <w:trPr>
           <w:trHeight w:val="397"/>
+          <w:tblHeader/>
         </w:trPr>
         <w:tc>
           <w:tcPr>
@@ -2588,6 +2593,7 @@
       <w:tr>
         <w:trPr>
           <w:trHeight w:val="340"/>
+          <w:tblHeader/>
         </w:trPr>
         <w:tc>
           <w:tcPr>
@@ -2627,6 +2633,199 @@
                 <w14:ligatures w14:val="none"/>
               </w:rPr>
               <w:t>Average Harmonic Current Results</w:t>
+            </w:r>
+          </w:p>
+        </w:tc>
+      </w:tr>
+      <w:tr>
+        <w:trPr>
+          <w:trHeight w:val="340"/>
+          <w:tblHeader/>
+        </w:trPr>
+        <w:tc>
+          <w:tcPr>
+            <w:tcW w:w="1634" w:type="pct"/>
+            <w:tcBorders>
+              <w:top w:val="nil"/>
+              <w:left w:val="single" w:sz="4" w:space="0" w:color="auto"/>
+              <w:bottom w:val="single" w:sz="4" w:space="0" w:color="auto"/>
+              <w:right w:val="single" w:sz="4" w:space="0" w:color="auto"/>
+            </w:tcBorders>
+            <w:vAlign w:val="center"/>
+            <w:hideMark/>
+          </w:tcPr>
+          <w:p>
+            <w:pPr>
+              <w:spacing w:after="0" w:line="240" w:lineRule="auto"/>
+              <w:jc w:val="center"/>
+              <w:rPr>
+                <w:rFonts w:ascii="Arial" w:eastAsia="Times New Roman" w:hAnsi="Arial" w:cs="Arial"/>
+                <w:b/>
+                <w:bCs/>
+                <w:color w:val="000000"/>
+                <w:kern w:val="0"/>
+                <w:lang w:eastAsia="en-IN"/>
+                <w14:ligatures w14:val="none"/>
+              </w:rPr>
+            </w:pPr>
+            <w:r>
+              <w:rPr>
+                <w:rFonts w:ascii="Arial" w:eastAsia="Times New Roman" w:hAnsi="Arial" w:cs="Arial"/>
+                <w:b/>
+                <w:bCs/>
+                <w:color w:val="000000"/>
+                <w:kern w:val="0"/>
+                <w:lang w:val="en-US" w:eastAsia="en-IN"/>
+                <w14:ligatures w14:val="none"/>
+              </w:rPr>
+              <w:t>Harmonics</w:t>
+            </w:r>
+          </w:p>
+        </w:tc>
+        <w:tc>
+          <w:tcPr>
+            <w:tcW w:w="1079" w:type="pct"/>
+            <w:tcBorders>
+              <w:top w:val="nil"/>
+              <w:left w:val="nil"/>
+              <w:bottom w:val="single" w:sz="4" w:space="0" w:color="auto"/>
+              <w:right w:val="single" w:sz="4" w:space="0" w:color="auto"/>
+            </w:tcBorders>
+            <w:vAlign w:val="center"/>
+            <w:hideMark/>
+          </w:tcPr>
+          <w:p>
+            <w:pPr>
+              <w:spacing w:after="0" w:line="240" w:lineRule="auto"/>
+              <w:jc w:val="center"/>
+              <w:rPr>
+                <w:rFonts w:ascii="Arial" w:eastAsia="Times New Roman" w:hAnsi="Arial" w:cs="Arial"/>
+                <w:b/>
+                <w:bCs/>
+                <w:color w:val="000000"/>
+                <w:kern w:val="0"/>
+                <w:lang w:eastAsia="en-IN"/>
+                <w14:ligatures w14:val="none"/>
+              </w:rPr>
+            </w:pPr>
+            <w:proofErr w:type="spellStart"/>
+            <w:r>
+              <w:rPr>
+                <w:rFonts w:ascii="Arial" w:eastAsia="Times New Roman" w:hAnsi="Arial" w:cs="Arial"/>
+                <w:b/>
+                <w:bCs/>
+                <w:color w:val="000000"/>
+                <w:kern w:val="0"/>
+                <w:lang w:val="en-US" w:eastAsia="en-IN"/>
+                <w14:ligatures w14:val="none"/>
+              </w:rPr>
+              <w:t>I</w:t>
+            </w:r>
+            <w:r>
+              <w:rPr>
+                <w:rFonts w:ascii="Arial" w:eastAsia="Times New Roman" w:hAnsi="Arial" w:cs="Arial"/>
+                <w:b/>
+                <w:bCs/>
+                <w:color w:val="000000"/>
+                <w:kern w:val="0"/>
+                <w:vertAlign w:val="subscript"/>
+                <w:lang w:val="en-US" w:eastAsia="en-IN"/>
+                <w14:ligatures w14:val="none"/>
+              </w:rPr>
+              <w:t>eff</w:t>
+            </w:r>
+            <w:proofErr w:type="spellEnd"/>
+            <w:r>
+              <w:rPr>
+                <w:rFonts w:ascii="Arial" w:eastAsia="Times New Roman" w:hAnsi="Arial" w:cs="Arial"/>
+                <w:b/>
+                <w:bCs/>
+                <w:color w:val="000000"/>
+                <w:kern w:val="0"/>
+                <w:lang w:val="en-US" w:eastAsia="en-IN"/>
+                <w14:ligatures w14:val="none"/>
+              </w:rPr>
+              <w:t xml:space="preserve"> (A)</w:t>
+            </w:r>
+          </w:p>
+        </w:tc>
+        <w:tc>
+          <w:tcPr>
+            <w:tcW w:w="1128" w:type="pct"/>
+            <w:tcBorders>
+              <w:top w:val="nil"/>
+              <w:left w:val="nil"/>
+              <w:bottom w:val="single" w:sz="4" w:space="0" w:color="auto"/>
+              <w:right w:val="single" w:sz="4" w:space="0" w:color="auto"/>
+            </w:tcBorders>
+            <w:vAlign w:val="center"/>
+            <w:hideMark/>
+          </w:tcPr>
+          <w:p>
+            <w:pPr>
+              <w:spacing w:after="0" w:line="240" w:lineRule="auto"/>
+              <w:jc w:val="center"/>
+              <w:rPr>
+                <w:rFonts w:ascii="Arial" w:eastAsia="Times New Roman" w:hAnsi="Arial" w:cs="Arial"/>
+                <w:b/>
+                <w:bCs/>
+                <w:color w:val="000000"/>
+                <w:kern w:val="0"/>
+                <w:lang w:eastAsia="en-IN"/>
+                <w14:ligatures w14:val="none"/>
+              </w:rPr>
+            </w:pPr>
+            <w:r>
+              <w:rPr>
+                <w:rFonts w:ascii="Arial" w:eastAsia="Times New Roman" w:hAnsi="Arial" w:cs="Arial"/>
+                <w:b/>
+                <w:bCs/>
+                <w:color w:val="000000"/>
+                <w:kern w:val="0"/>
+                <w:lang w:val="en-US" w:eastAsia="en-IN"/>
+                <w14:ligatures w14:val="none"/>
+              </w:rPr>
+              <w:t>% of limit</w:t>
+            </w:r>
+          </w:p>
+        </w:tc>
+        <w:tc>
+          <w:tcPr>
+            <w:tcW w:w="1159" w:type="pct"/>
+            <w:tcBorders>
+              <w:top w:val="nil"/>
+              <w:left w:val="nil"/>
+              <w:bottom w:val="single" w:sz="4" w:space="0" w:color="auto"/>
+              <w:right w:val="single" w:sz="4" w:space="0" w:color="auto"/>
+            </w:tcBorders>
+            <w:vAlign w:val="center"/>
+            <w:hideMark/>
+          </w:tcPr>
+          <w:p>
+            <w:pPr>
+              <w:spacing w:after="0" w:line="240" w:lineRule="auto"/>
+              <w:jc w:val="center"/>
+              <w:rPr>
+                <w:rFonts w:ascii="Arial" w:eastAsia="Times New Roman" w:hAnsi="Arial" w:cs="Arial"/>
+                <w:b/>
+                <w:bCs/>
+                <w:color w:val="000000"/>
+                <w:kern w:val="0"/>
+                <w:lang w:eastAsia="en-IN"/>
+                <w14:ligatures w14:val="none"/>
+              </w:rPr>
+            </w:pPr>
+            <w:r>
+              <w:rPr>
+                <w:rFonts w:ascii="Arial" w:eastAsia="Times New Roman" w:hAnsi="Arial" w:cs="Arial"/>
+                <w:b/>
+                <w:bCs/>
+                <w:color w:val="000000"/>
+                <w:kern w:val="0"/>
+                <w:lang w:val="en-US" w:eastAsia="en-IN"/>
+                <w14:ligatures w14:val="none"/>
+              </w:rPr>
+              <w:t>Limit (A)</w:t>
             </w:r>
           </w:p>
         </w:tc>
@@ -2653,25 +2852,21 @@
               <w:jc w:val="center"/>
               <w:rPr>
                 <w:rFonts w:ascii="Arial" w:eastAsia="Times New Roman" w:hAnsi="Arial" w:cs="Arial"/>
-                <w:b/>
-                <w:bCs/>
-                <w:color w:val="000000"/>
-                <w:kern w:val="0"/>
-                <w:lang w:eastAsia="en-IN"/>
-                <w14:ligatures w14:val="none"/>
-              </w:rPr>
-            </w:pPr>
-            <w:r>
-              <w:rPr>
-                <w:rFonts w:ascii="Arial" w:eastAsia="Times New Roman" w:hAnsi="Arial" w:cs="Arial"/>
-                <w:b/>
-                <w:bCs/>
-                <w:color w:val="000000"/>
-                <w:kern w:val="0"/>
-                <w:lang w:val="en-US" w:eastAsia="en-IN"/>
-                <w14:ligatures w14:val="none"/>
-              </w:rPr>
-              <w:t>Harmonics</w:t>
+                <w:color w:val="000000"/>
+                <w:kern w:val="0"/>
+                <w:lang w:eastAsia="en-IN"/>
+                <w14:ligatures w14:val="none"/>
+              </w:rPr>
+            </w:pPr>
+            <w:r>
+              <w:rPr>
+                <w:rFonts w:ascii="Arial" w:eastAsia="Times New Roman" w:hAnsi="Arial" w:cs="Arial"/>
+                <w:color w:val="000000"/>
+                <w:kern w:val="0"/>
+                <w:lang w:val="en-US" w:eastAsia="en-IN"/>
+                <w14:ligatures w14:val="none"/>
+              </w:rPr>
+              <w:t>1</w:t>
             </w:r>
           </w:p>
         </w:tc>
@@ -2693,52 +2888,21 @@
               <w:jc w:val="center"/>
               <w:rPr>
                 <w:rFonts w:ascii="Arial" w:eastAsia="Times New Roman" w:hAnsi="Arial" w:cs="Arial"/>
-                <w:b/>
-                <w:bCs/>
-                <w:color w:val="000000"/>
-                <w:kern w:val="0"/>
-                <w:lang w:eastAsia="en-IN"/>
-                <w14:ligatures w14:val="none"/>
-              </w:rPr>
-            </w:pPr>
-            <w:proofErr w:type="spellStart"/>
-            <w:r>
-              <w:rPr>
-                <w:rFonts w:ascii="Arial" w:eastAsia="Times New Roman" w:hAnsi="Arial" w:cs="Arial"/>
-                <w:b/>
-                <w:bCs/>
-                <w:color w:val="000000"/>
-                <w:kern w:val="0"/>
-                <w:lang w:val="en-US" w:eastAsia="en-IN"/>
-                <w14:ligatures w14:val="none"/>
-              </w:rPr>
-              <w:t>I</w:t>
-            </w:r>
-            <w:r>
-              <w:rPr>
-                <w:rFonts w:ascii="Arial" w:eastAsia="Times New Roman" w:hAnsi="Arial" w:cs="Arial"/>
-                <w:b/>
-                <w:bCs/>
-                <w:color w:val="000000"/>
-                <w:kern w:val="0"/>
-                <w:vertAlign w:val="subscript"/>
-                <w:lang w:val="en-US" w:eastAsia="en-IN"/>
-                <w14:ligatures w14:val="none"/>
-              </w:rPr>
-              <w:t>eff</w:t>
-            </w:r>
-            <w:proofErr w:type="spellEnd"/>
-            <w:r>
-              <w:rPr>
-                <w:rFonts w:ascii="Arial" w:eastAsia="Times New Roman" w:hAnsi="Arial" w:cs="Arial"/>
-                <w:b/>
-                <w:bCs/>
-                <w:color w:val="000000"/>
-                <w:kern w:val="0"/>
-                <w:lang w:val="en-US" w:eastAsia="en-IN"/>
-                <w14:ligatures w14:val="none"/>
-              </w:rPr>
-              <w:t xml:space="preserve"> (A)</w:t>
+                <w:color w:val="000000"/>
+                <w:kern w:val="0"/>
+                <w:lang w:eastAsia="en-IN"/>
+                <w14:ligatures w14:val="none"/>
+              </w:rPr>
+            </w:pPr>
+            <w:r>
+              <w:rPr>
+                <w:rFonts w:ascii="Arial" w:eastAsia="Times New Roman" w:hAnsi="Arial" w:cs="Arial"/>
+                <w:color w:val="000000"/>
+                <w:kern w:val="0"/>
+                <w:lang w:val="en-US" w:eastAsia="en-IN"/>
+                <w14:ligatures w14:val="none"/>
+              </w:rPr>
+              <w:t> </w:t>
             </w:r>
           </w:p>
         </w:tc>
@@ -2760,25 +2924,21 @@
               <w:jc w:val="center"/>
               <w:rPr>
                 <w:rFonts w:ascii="Arial" w:eastAsia="Times New Roman" w:hAnsi="Arial" w:cs="Arial"/>
-                <w:b/>
-                <w:bCs/>
-                <w:color w:val="000000"/>
-                <w:kern w:val="0"/>
-                <w:lang w:eastAsia="en-IN"/>
-                <w14:ligatures w14:val="none"/>
-              </w:rPr>
-            </w:pPr>
-            <w:r>
-              <w:rPr>
-                <w:rFonts w:ascii="Arial" w:eastAsia="Times New Roman" w:hAnsi="Arial" w:cs="Arial"/>
-                <w:b/>
-                <w:bCs/>
-                <w:color w:val="000000"/>
-                <w:kern w:val="0"/>
-                <w:lang w:val="en-US" w:eastAsia="en-IN"/>
-                <w14:ligatures w14:val="none"/>
-              </w:rPr>
-              <w:t>% of limit</w:t>
+                <w:color w:val="000000"/>
+                <w:kern w:val="0"/>
+                <w:lang w:eastAsia="en-IN"/>
+                <w14:ligatures w14:val="none"/>
+              </w:rPr>
+            </w:pPr>
+            <w:r>
+              <w:rPr>
+                <w:rFonts w:ascii="Arial" w:eastAsia="Times New Roman" w:hAnsi="Arial" w:cs="Arial"/>
+                <w:color w:val="000000"/>
+                <w:kern w:val="0"/>
+                <w:lang w:val="en-US" w:eastAsia="en-IN"/>
+                <w14:ligatures w14:val="none"/>
+              </w:rPr>
+              <w:t> </w:t>
             </w:r>
           </w:p>
         </w:tc>
@@ -2800,58 +2960,23 @@
               <w:jc w:val="center"/>
               <w:rPr>
                 <w:rFonts w:ascii="Arial" w:eastAsia="Times New Roman" w:hAnsi="Arial" w:cs="Arial"/>
-                <w:b/>
-                <w:bCs/>
-                <w:color w:val="000000"/>
-                <w:kern w:val="0"/>
-                <w:lang w:eastAsia="en-IN"/>
-                <w14:ligatures w14:val="none"/>
-              </w:rPr>
-            </w:pPr>
-            <w:r>
-              <w:rPr>
-                <w:rFonts w:ascii="Arial" w:eastAsia="Times New Roman" w:hAnsi="Arial" w:cs="Arial"/>
-                <w:b/>
-                <w:bCs/>
-                <w:color w:val="000000"/>
-                <w:kern w:val="0"/>
-                <w:lang w:val="en-US" w:eastAsia="en-IN"/>
-                <w14:ligatures w14:val="none"/>
-              </w:rPr>
-              <w:t>Limit (A)</w:t>
-            </w:r>
-          </w:p>
-        </w:tc>
-      </w:tr>
-      <w:tr>
-        <w:tc>
-          <w:tcPr>
-            <w:tcW w:type="dxa" w:w="2946"/>
-          </w:tcPr>
-          <w:p>
-            <w:r/>
-            <w:r>
-              <w:t>{%tr for r in harmonic_results %}</w:t>
-            </w:r>
-          </w:p>
-        </w:tc>
-        <w:tc>
-          <w:tcPr>
-            <w:tcW w:type="dxa" w:w="1946"/>
-          </w:tcPr>
-          <w:p/>
-        </w:tc>
-        <w:tc>
-          <w:tcPr>
-            <w:tcW w:type="dxa" w:w="2034"/>
-          </w:tcPr>
-          <w:p/>
-        </w:tc>
-        <w:tc>
-          <w:tcPr>
-            <w:tcW w:type="dxa" w:w="2090"/>
-          </w:tcPr>
-          <w:p/>
+                <w:color w:val="000000"/>
+                <w:kern w:val="0"/>
+                <w:lang w:eastAsia="en-IN"/>
+                <w14:ligatures w14:val="none"/>
+              </w:rPr>
+            </w:pPr>
+            <w:r>
+              <w:rPr>
+                <w:rFonts w:ascii="Arial" w:eastAsia="Times New Roman" w:hAnsi="Arial" w:cs="Arial"/>
+                <w:color w:val="000000"/>
+                <w:kern w:val="0"/>
+                <w:lang w:val="en-US" w:eastAsia="en-IN"/>
+                <w14:ligatures w14:val="none"/>
+              </w:rPr>
+              <w:t> </w:t>
+            </w:r>
+          </w:p>
         </w:tc>
       </w:tr>
       <w:tr>
@@ -2871,9 +2996,26 @@
             <w:hideMark/>
           </w:tcPr>
           <w:p>
-            <w:r/>
-            <w:r>
-              <w:t>{{ r.c0 }}</w:t>
+            <w:pPr>
+              <w:spacing w:after="0" w:line="240" w:lineRule="auto"/>
+              <w:jc w:val="center"/>
+              <w:rPr>
+                <w:rFonts w:ascii="Arial" w:eastAsia="Times New Roman" w:hAnsi="Arial" w:cs="Arial"/>
+                <w:color w:val="000000"/>
+                <w:kern w:val="0"/>
+                <w:lang w:eastAsia="en-IN"/>
+                <w14:ligatures w14:val="none"/>
+              </w:rPr>
+            </w:pPr>
+            <w:r>
+              <w:rPr>
+                <w:rFonts w:ascii="Arial" w:eastAsia="Times New Roman" w:hAnsi="Arial" w:cs="Arial"/>
+                <w:color w:val="000000"/>
+                <w:kern w:val="0"/>
+                <w:lang w:val="en-US" w:eastAsia="en-IN"/>
+                <w14:ligatures w14:val="none"/>
+              </w:rPr>
+              <w:t>2</w:t>
             </w:r>
           </w:p>
         </w:tc>
@@ -2890,9 +3032,26 @@
             <w:hideMark/>
           </w:tcPr>
           <w:p>
-            <w:r/>
-            <w:r>
-              <w:t>{{ r.c1 }}</w:t>
+            <w:pPr>
+              <w:spacing w:after="0" w:line="240" w:lineRule="auto"/>
+              <w:jc w:val="center"/>
+              <w:rPr>
+                <w:rFonts w:ascii="Arial" w:eastAsia="Times New Roman" w:hAnsi="Arial" w:cs="Arial"/>
+                <w:color w:val="000000"/>
+                <w:kern w:val="0"/>
+                <w:lang w:eastAsia="en-IN"/>
+                <w14:ligatures w14:val="none"/>
+              </w:rPr>
+            </w:pPr>
+            <w:r>
+              <w:rPr>
+                <w:rFonts w:ascii="Arial" w:eastAsia="Times New Roman" w:hAnsi="Arial" w:cs="Arial"/>
+                <w:color w:val="000000"/>
+                <w:kern w:val="0"/>
+                <w:lang w:val="en-US" w:eastAsia="en-IN"/>
+                <w14:ligatures w14:val="none"/>
+              </w:rPr>
+              <w:t> </w:t>
             </w:r>
           </w:p>
         </w:tc>
@@ -2909,9 +3068,26 @@
             <w:hideMark/>
           </w:tcPr>
           <w:p>
-            <w:r/>
-            <w:r>
-              <w:t>{{ r.c2 }}</w:t>
+            <w:pPr>
+              <w:spacing w:after="0" w:line="240" w:lineRule="auto"/>
+              <w:jc w:val="center"/>
+              <w:rPr>
+                <w:rFonts w:ascii="Arial" w:eastAsia="Times New Roman" w:hAnsi="Arial" w:cs="Arial"/>
+                <w:color w:val="000000"/>
+                <w:kern w:val="0"/>
+                <w:lang w:eastAsia="en-IN"/>
+                <w14:ligatures w14:val="none"/>
+              </w:rPr>
+            </w:pPr>
+            <w:r>
+              <w:rPr>
+                <w:rFonts w:ascii="Arial" w:eastAsia="Times New Roman" w:hAnsi="Arial" w:cs="Arial"/>
+                <w:color w:val="000000"/>
+                <w:kern w:val="0"/>
+                <w:lang w:val="en-US" w:eastAsia="en-IN"/>
+                <w14:ligatures w14:val="none"/>
+              </w:rPr>
+              <w:t> </w:t>
             </w:r>
           </w:p>
         </w:tc>
@@ -2928,42 +3104,5691 @@
             <w:hideMark/>
           </w:tcPr>
           <w:p>
-            <w:r/>
-            <w:r>
-              <w:t>{{ r.c3 }}</w:t>
+            <w:pPr>
+              <w:spacing w:after="0" w:line="240" w:lineRule="auto"/>
+              <w:jc w:val="center"/>
+              <w:rPr>
+                <w:rFonts w:ascii="Arial" w:eastAsia="Times New Roman" w:hAnsi="Arial" w:cs="Arial"/>
+                <w:color w:val="000000"/>
+                <w:kern w:val="0"/>
+                <w:lang w:eastAsia="en-IN"/>
+                <w14:ligatures w14:val="none"/>
+              </w:rPr>
+            </w:pPr>
+            <w:r>
+              <w:rPr>
+                <w:rFonts w:ascii="Arial" w:eastAsia="Times New Roman" w:hAnsi="Arial" w:cs="Arial"/>
+                <w:color w:val="000000"/>
+                <w:kern w:val="0"/>
+                <w:lang w:val="en-US" w:eastAsia="en-IN"/>
+                <w14:ligatures w14:val="none"/>
+              </w:rPr>
+              <w:t> </w:t>
             </w:r>
           </w:p>
         </w:tc>
       </w:tr>
       <w:tr>
-        <w:tc>
-          <w:tcPr>
-            <w:tcW w:type="dxa" w:w="2946"/>
-          </w:tcPr>
-          <w:p>
-            <w:r/>
-            <w:r>
-              <w:t>{%tr endfor %}</w:t>
-            </w:r>
-          </w:p>
-        </w:tc>
-        <w:tc>
-          <w:tcPr>
-            <w:tcW w:type="dxa" w:w="1946"/>
-          </w:tcPr>
-          <w:p/>
-        </w:tc>
-        <w:tc>
-          <w:tcPr>
-            <w:tcW w:type="dxa" w:w="2034"/>
-          </w:tcPr>
-          <w:p/>
-        </w:tc>
-        <w:tc>
-          <w:tcPr>
-            <w:tcW w:type="dxa" w:w="2090"/>
-          </w:tcPr>
-          <w:p/>
+        <w:trPr>
+          <w:trHeight w:val="340"/>
+        </w:trPr>
+        <w:tc>
+          <w:tcPr>
+            <w:tcW w:w="1634" w:type="pct"/>
+            <w:tcBorders>
+              <w:top w:val="nil"/>
+              <w:left w:val="single" w:sz="4" w:space="0" w:color="auto"/>
+              <w:bottom w:val="single" w:sz="4" w:space="0" w:color="auto"/>
+              <w:right w:val="single" w:sz="4" w:space="0" w:color="auto"/>
+            </w:tcBorders>
+            <w:vAlign w:val="center"/>
+            <w:hideMark/>
+          </w:tcPr>
+          <w:p>
+            <w:pPr>
+              <w:spacing w:after="0" w:line="240" w:lineRule="auto"/>
+              <w:jc w:val="center"/>
+              <w:rPr>
+                <w:rFonts w:ascii="Arial" w:eastAsia="Times New Roman" w:hAnsi="Arial" w:cs="Arial"/>
+                <w:color w:val="000000"/>
+                <w:kern w:val="0"/>
+                <w:lang w:eastAsia="en-IN"/>
+                <w14:ligatures w14:val="none"/>
+              </w:rPr>
+            </w:pPr>
+            <w:r>
+              <w:rPr>
+                <w:rFonts w:ascii="Arial" w:eastAsia="Times New Roman" w:hAnsi="Arial" w:cs="Arial"/>
+                <w:color w:val="000000"/>
+                <w:kern w:val="0"/>
+                <w:lang w:val="en-US" w:eastAsia="en-IN"/>
+                <w14:ligatures w14:val="none"/>
+              </w:rPr>
+              <w:t>3</w:t>
+            </w:r>
+          </w:p>
+        </w:tc>
+        <w:tc>
+          <w:tcPr>
+            <w:tcW w:w="1079" w:type="pct"/>
+            <w:tcBorders>
+              <w:top w:val="nil"/>
+              <w:left w:val="nil"/>
+              <w:bottom w:val="single" w:sz="4" w:space="0" w:color="auto"/>
+              <w:right w:val="single" w:sz="4" w:space="0" w:color="auto"/>
+            </w:tcBorders>
+            <w:vAlign w:val="center"/>
+            <w:hideMark/>
+          </w:tcPr>
+          <w:p>
+            <w:pPr>
+              <w:spacing w:after="0" w:line="240" w:lineRule="auto"/>
+              <w:jc w:val="center"/>
+              <w:rPr>
+                <w:rFonts w:ascii="Arial" w:eastAsia="Times New Roman" w:hAnsi="Arial" w:cs="Arial"/>
+                <w:color w:val="000000"/>
+                <w:kern w:val="0"/>
+                <w:lang w:eastAsia="en-IN"/>
+                <w14:ligatures w14:val="none"/>
+              </w:rPr>
+            </w:pPr>
+            <w:r>
+              <w:rPr>
+                <w:rFonts w:ascii="Arial" w:eastAsia="Times New Roman" w:hAnsi="Arial" w:cs="Arial"/>
+                <w:color w:val="000000"/>
+                <w:kern w:val="0"/>
+                <w:lang w:val="en-US" w:eastAsia="en-IN"/>
+                <w14:ligatures w14:val="none"/>
+              </w:rPr>
+              <w:t> </w:t>
+            </w:r>
+          </w:p>
+        </w:tc>
+        <w:tc>
+          <w:tcPr>
+            <w:tcW w:w="1128" w:type="pct"/>
+            <w:tcBorders>
+              <w:top w:val="nil"/>
+              <w:left w:val="nil"/>
+              <w:bottom w:val="single" w:sz="4" w:space="0" w:color="auto"/>
+              <w:right w:val="single" w:sz="4" w:space="0" w:color="auto"/>
+            </w:tcBorders>
+            <w:vAlign w:val="center"/>
+            <w:hideMark/>
+          </w:tcPr>
+          <w:p>
+            <w:pPr>
+              <w:spacing w:after="0" w:line="240" w:lineRule="auto"/>
+              <w:jc w:val="center"/>
+              <w:rPr>
+                <w:rFonts w:ascii="Arial" w:eastAsia="Times New Roman" w:hAnsi="Arial" w:cs="Arial"/>
+                <w:color w:val="000000"/>
+                <w:kern w:val="0"/>
+                <w:lang w:eastAsia="en-IN"/>
+                <w14:ligatures w14:val="none"/>
+              </w:rPr>
+            </w:pPr>
+            <w:r>
+              <w:rPr>
+                <w:rFonts w:ascii="Arial" w:eastAsia="Times New Roman" w:hAnsi="Arial" w:cs="Arial"/>
+                <w:color w:val="000000"/>
+                <w:kern w:val="0"/>
+                <w:lang w:val="en-US" w:eastAsia="en-IN"/>
+                <w14:ligatures w14:val="none"/>
+              </w:rPr>
+              <w:t> </w:t>
+            </w:r>
+          </w:p>
+        </w:tc>
+        <w:tc>
+          <w:tcPr>
+            <w:tcW w:w="1159" w:type="pct"/>
+            <w:tcBorders>
+              <w:top w:val="nil"/>
+              <w:left w:val="nil"/>
+              <w:bottom w:val="single" w:sz="4" w:space="0" w:color="auto"/>
+              <w:right w:val="single" w:sz="4" w:space="0" w:color="auto"/>
+            </w:tcBorders>
+            <w:vAlign w:val="center"/>
+            <w:hideMark/>
+          </w:tcPr>
+          <w:p>
+            <w:pPr>
+              <w:spacing w:after="0" w:line="240" w:lineRule="auto"/>
+              <w:jc w:val="center"/>
+              <w:rPr>
+                <w:rFonts w:ascii="Arial" w:eastAsia="Times New Roman" w:hAnsi="Arial" w:cs="Arial"/>
+                <w:color w:val="000000"/>
+                <w:kern w:val="0"/>
+                <w:lang w:eastAsia="en-IN"/>
+                <w14:ligatures w14:val="none"/>
+              </w:rPr>
+            </w:pPr>
+            <w:r>
+              <w:rPr>
+                <w:rFonts w:ascii="Arial" w:eastAsia="Times New Roman" w:hAnsi="Arial" w:cs="Arial"/>
+                <w:color w:val="000000"/>
+                <w:kern w:val="0"/>
+                <w:lang w:val="en-US" w:eastAsia="en-IN"/>
+                <w14:ligatures w14:val="none"/>
+              </w:rPr>
+              <w:t> </w:t>
+            </w:r>
+          </w:p>
+        </w:tc>
+      </w:tr>
+      <w:tr>
+        <w:trPr>
+          <w:trHeight w:val="340"/>
+        </w:trPr>
+        <w:tc>
+          <w:tcPr>
+            <w:tcW w:w="1634" w:type="pct"/>
+            <w:tcBorders>
+              <w:top w:val="nil"/>
+              <w:left w:val="single" w:sz="4" w:space="0" w:color="auto"/>
+              <w:bottom w:val="single" w:sz="4" w:space="0" w:color="auto"/>
+              <w:right w:val="single" w:sz="4" w:space="0" w:color="auto"/>
+            </w:tcBorders>
+            <w:vAlign w:val="center"/>
+            <w:hideMark/>
+          </w:tcPr>
+          <w:p>
+            <w:pPr>
+              <w:spacing w:after="0" w:line="240" w:lineRule="auto"/>
+              <w:jc w:val="center"/>
+              <w:rPr>
+                <w:rFonts w:ascii="Arial" w:eastAsia="Times New Roman" w:hAnsi="Arial" w:cs="Arial"/>
+                <w:color w:val="000000"/>
+                <w:kern w:val="0"/>
+                <w:lang w:eastAsia="en-IN"/>
+                <w14:ligatures w14:val="none"/>
+              </w:rPr>
+            </w:pPr>
+            <w:r>
+              <w:rPr>
+                <w:rFonts w:ascii="Arial" w:eastAsia="Times New Roman" w:hAnsi="Arial" w:cs="Arial"/>
+                <w:color w:val="000000"/>
+                <w:kern w:val="0"/>
+                <w:lang w:val="en-US" w:eastAsia="en-IN"/>
+                <w14:ligatures w14:val="none"/>
+              </w:rPr>
+              <w:t>4</w:t>
+            </w:r>
+          </w:p>
+        </w:tc>
+        <w:tc>
+          <w:tcPr>
+            <w:tcW w:w="1079" w:type="pct"/>
+            <w:tcBorders>
+              <w:top w:val="nil"/>
+              <w:left w:val="nil"/>
+              <w:bottom w:val="single" w:sz="4" w:space="0" w:color="auto"/>
+              <w:right w:val="single" w:sz="4" w:space="0" w:color="auto"/>
+            </w:tcBorders>
+            <w:vAlign w:val="center"/>
+            <w:hideMark/>
+          </w:tcPr>
+          <w:p>
+            <w:pPr>
+              <w:spacing w:after="0" w:line="240" w:lineRule="auto"/>
+              <w:jc w:val="center"/>
+              <w:rPr>
+                <w:rFonts w:ascii="Arial" w:eastAsia="Times New Roman" w:hAnsi="Arial" w:cs="Arial"/>
+                <w:color w:val="000000"/>
+                <w:kern w:val="0"/>
+                <w:lang w:eastAsia="en-IN"/>
+                <w14:ligatures w14:val="none"/>
+              </w:rPr>
+            </w:pPr>
+            <w:r>
+              <w:rPr>
+                <w:rFonts w:ascii="Arial" w:eastAsia="Times New Roman" w:hAnsi="Arial" w:cs="Arial"/>
+                <w:color w:val="000000"/>
+                <w:kern w:val="0"/>
+                <w:lang w:val="en-US" w:eastAsia="en-IN"/>
+                <w14:ligatures w14:val="none"/>
+              </w:rPr>
+              <w:t> </w:t>
+            </w:r>
+          </w:p>
+        </w:tc>
+        <w:tc>
+          <w:tcPr>
+            <w:tcW w:w="1128" w:type="pct"/>
+            <w:tcBorders>
+              <w:top w:val="nil"/>
+              <w:left w:val="nil"/>
+              <w:bottom w:val="single" w:sz="4" w:space="0" w:color="auto"/>
+              <w:right w:val="single" w:sz="4" w:space="0" w:color="auto"/>
+            </w:tcBorders>
+            <w:vAlign w:val="center"/>
+            <w:hideMark/>
+          </w:tcPr>
+          <w:p>
+            <w:pPr>
+              <w:spacing w:after="0" w:line="240" w:lineRule="auto"/>
+              <w:jc w:val="center"/>
+              <w:rPr>
+                <w:rFonts w:ascii="Arial" w:eastAsia="Times New Roman" w:hAnsi="Arial" w:cs="Arial"/>
+                <w:color w:val="000000"/>
+                <w:kern w:val="0"/>
+                <w:lang w:eastAsia="en-IN"/>
+                <w14:ligatures w14:val="none"/>
+              </w:rPr>
+            </w:pPr>
+            <w:r>
+              <w:rPr>
+                <w:rFonts w:ascii="Arial" w:eastAsia="Times New Roman" w:hAnsi="Arial" w:cs="Arial"/>
+                <w:color w:val="000000"/>
+                <w:kern w:val="0"/>
+                <w:lang w:val="en-US" w:eastAsia="en-IN"/>
+                <w14:ligatures w14:val="none"/>
+              </w:rPr>
+              <w:t> </w:t>
+            </w:r>
+          </w:p>
+        </w:tc>
+        <w:tc>
+          <w:tcPr>
+            <w:tcW w:w="1159" w:type="pct"/>
+            <w:tcBorders>
+              <w:top w:val="nil"/>
+              <w:left w:val="nil"/>
+              <w:bottom w:val="single" w:sz="4" w:space="0" w:color="auto"/>
+              <w:right w:val="single" w:sz="4" w:space="0" w:color="auto"/>
+            </w:tcBorders>
+            <w:vAlign w:val="center"/>
+            <w:hideMark/>
+          </w:tcPr>
+          <w:p>
+            <w:pPr>
+              <w:spacing w:after="0" w:line="240" w:lineRule="auto"/>
+              <w:jc w:val="center"/>
+              <w:rPr>
+                <w:rFonts w:ascii="Arial" w:eastAsia="Times New Roman" w:hAnsi="Arial" w:cs="Arial"/>
+                <w:color w:val="000000"/>
+                <w:kern w:val="0"/>
+                <w:lang w:eastAsia="en-IN"/>
+                <w14:ligatures w14:val="none"/>
+              </w:rPr>
+            </w:pPr>
+            <w:r>
+              <w:rPr>
+                <w:rFonts w:ascii="Arial" w:eastAsia="Times New Roman" w:hAnsi="Arial" w:cs="Arial"/>
+                <w:color w:val="000000"/>
+                <w:kern w:val="0"/>
+                <w:lang w:val="en-US" w:eastAsia="en-IN"/>
+                <w14:ligatures w14:val="none"/>
+              </w:rPr>
+              <w:t> </w:t>
+            </w:r>
+          </w:p>
+        </w:tc>
+      </w:tr>
+      <w:tr>
+        <w:trPr>
+          <w:trHeight w:val="340"/>
+        </w:trPr>
+        <w:tc>
+          <w:tcPr>
+            <w:tcW w:w="1634" w:type="pct"/>
+            <w:tcBorders>
+              <w:top w:val="nil"/>
+              <w:left w:val="single" w:sz="4" w:space="0" w:color="auto"/>
+              <w:bottom w:val="single" w:sz="4" w:space="0" w:color="auto"/>
+              <w:right w:val="single" w:sz="4" w:space="0" w:color="auto"/>
+            </w:tcBorders>
+            <w:vAlign w:val="center"/>
+            <w:hideMark/>
+          </w:tcPr>
+          <w:p>
+            <w:pPr>
+              <w:spacing w:after="0" w:line="240" w:lineRule="auto"/>
+              <w:jc w:val="center"/>
+              <w:rPr>
+                <w:rFonts w:ascii="Arial" w:eastAsia="Times New Roman" w:hAnsi="Arial" w:cs="Arial"/>
+                <w:color w:val="000000"/>
+                <w:kern w:val="0"/>
+                <w:lang w:eastAsia="en-IN"/>
+                <w14:ligatures w14:val="none"/>
+              </w:rPr>
+            </w:pPr>
+            <w:r>
+              <w:rPr>
+                <w:rFonts w:ascii="Arial" w:eastAsia="Times New Roman" w:hAnsi="Arial" w:cs="Arial"/>
+                <w:color w:val="000000"/>
+                <w:kern w:val="0"/>
+                <w:lang w:val="en-US" w:eastAsia="en-IN"/>
+                <w14:ligatures w14:val="none"/>
+              </w:rPr>
+              <w:t>5</w:t>
+            </w:r>
+          </w:p>
+        </w:tc>
+        <w:tc>
+          <w:tcPr>
+            <w:tcW w:w="1079" w:type="pct"/>
+            <w:tcBorders>
+              <w:top w:val="nil"/>
+              <w:left w:val="nil"/>
+              <w:bottom w:val="single" w:sz="4" w:space="0" w:color="auto"/>
+              <w:right w:val="single" w:sz="4" w:space="0" w:color="auto"/>
+            </w:tcBorders>
+            <w:vAlign w:val="center"/>
+            <w:hideMark/>
+          </w:tcPr>
+          <w:p>
+            <w:pPr>
+              <w:spacing w:after="0" w:line="240" w:lineRule="auto"/>
+              <w:jc w:val="center"/>
+              <w:rPr>
+                <w:rFonts w:ascii="Arial" w:eastAsia="Times New Roman" w:hAnsi="Arial" w:cs="Arial"/>
+                <w:color w:val="000000"/>
+                <w:kern w:val="0"/>
+                <w:lang w:eastAsia="en-IN"/>
+                <w14:ligatures w14:val="none"/>
+              </w:rPr>
+            </w:pPr>
+            <w:r>
+              <w:rPr>
+                <w:rFonts w:ascii="Arial" w:eastAsia="Times New Roman" w:hAnsi="Arial" w:cs="Arial"/>
+                <w:color w:val="000000"/>
+                <w:kern w:val="0"/>
+                <w:lang w:val="en-US" w:eastAsia="en-IN"/>
+                <w14:ligatures w14:val="none"/>
+              </w:rPr>
+              <w:t> </w:t>
+            </w:r>
+          </w:p>
+        </w:tc>
+        <w:tc>
+          <w:tcPr>
+            <w:tcW w:w="1128" w:type="pct"/>
+            <w:tcBorders>
+              <w:top w:val="nil"/>
+              <w:left w:val="nil"/>
+              <w:bottom w:val="single" w:sz="4" w:space="0" w:color="auto"/>
+              <w:right w:val="single" w:sz="4" w:space="0" w:color="auto"/>
+            </w:tcBorders>
+            <w:vAlign w:val="center"/>
+            <w:hideMark/>
+          </w:tcPr>
+          <w:p>
+            <w:pPr>
+              <w:spacing w:after="0" w:line="240" w:lineRule="auto"/>
+              <w:jc w:val="center"/>
+              <w:rPr>
+                <w:rFonts w:ascii="Arial" w:eastAsia="Times New Roman" w:hAnsi="Arial" w:cs="Arial"/>
+                <w:color w:val="000000"/>
+                <w:kern w:val="0"/>
+                <w:lang w:eastAsia="en-IN"/>
+                <w14:ligatures w14:val="none"/>
+              </w:rPr>
+            </w:pPr>
+            <w:r>
+              <w:rPr>
+                <w:rFonts w:ascii="Arial" w:eastAsia="Times New Roman" w:hAnsi="Arial" w:cs="Arial"/>
+                <w:color w:val="000000"/>
+                <w:kern w:val="0"/>
+                <w:lang w:val="en-US" w:eastAsia="en-IN"/>
+                <w14:ligatures w14:val="none"/>
+              </w:rPr>
+              <w:t> </w:t>
+            </w:r>
+          </w:p>
+        </w:tc>
+        <w:tc>
+          <w:tcPr>
+            <w:tcW w:w="1159" w:type="pct"/>
+            <w:tcBorders>
+              <w:top w:val="nil"/>
+              <w:left w:val="nil"/>
+              <w:bottom w:val="single" w:sz="4" w:space="0" w:color="auto"/>
+              <w:right w:val="single" w:sz="4" w:space="0" w:color="auto"/>
+            </w:tcBorders>
+            <w:vAlign w:val="center"/>
+            <w:hideMark/>
+          </w:tcPr>
+          <w:p>
+            <w:pPr>
+              <w:spacing w:after="0" w:line="240" w:lineRule="auto"/>
+              <w:jc w:val="center"/>
+              <w:rPr>
+                <w:rFonts w:ascii="Arial" w:eastAsia="Times New Roman" w:hAnsi="Arial" w:cs="Arial"/>
+                <w:color w:val="000000"/>
+                <w:kern w:val="0"/>
+                <w:lang w:eastAsia="en-IN"/>
+                <w14:ligatures w14:val="none"/>
+              </w:rPr>
+            </w:pPr>
+            <w:r>
+              <w:rPr>
+                <w:rFonts w:ascii="Arial" w:eastAsia="Times New Roman" w:hAnsi="Arial" w:cs="Arial"/>
+                <w:color w:val="000000"/>
+                <w:kern w:val="0"/>
+                <w:lang w:val="en-US" w:eastAsia="en-IN"/>
+                <w14:ligatures w14:val="none"/>
+              </w:rPr>
+              <w:t> </w:t>
+            </w:r>
+          </w:p>
+        </w:tc>
+      </w:tr>
+      <w:tr>
+        <w:trPr>
+          <w:trHeight w:val="340"/>
+        </w:trPr>
+        <w:tc>
+          <w:tcPr>
+            <w:tcW w:w="1634" w:type="pct"/>
+            <w:tcBorders>
+              <w:top w:val="nil"/>
+              <w:left w:val="single" w:sz="4" w:space="0" w:color="auto"/>
+              <w:bottom w:val="single" w:sz="4" w:space="0" w:color="auto"/>
+              <w:right w:val="single" w:sz="4" w:space="0" w:color="auto"/>
+            </w:tcBorders>
+            <w:vAlign w:val="center"/>
+            <w:hideMark/>
+          </w:tcPr>
+          <w:p>
+            <w:pPr>
+              <w:spacing w:after="0" w:line="240" w:lineRule="auto"/>
+              <w:jc w:val="center"/>
+              <w:rPr>
+                <w:rFonts w:ascii="Arial" w:eastAsia="Times New Roman" w:hAnsi="Arial" w:cs="Arial"/>
+                <w:color w:val="000000"/>
+                <w:kern w:val="0"/>
+                <w:lang w:eastAsia="en-IN"/>
+                <w14:ligatures w14:val="none"/>
+              </w:rPr>
+            </w:pPr>
+            <w:r>
+              <w:rPr>
+                <w:rFonts w:ascii="Arial" w:eastAsia="Times New Roman" w:hAnsi="Arial" w:cs="Arial"/>
+                <w:color w:val="000000"/>
+                <w:kern w:val="0"/>
+                <w:lang w:val="en-US" w:eastAsia="en-IN"/>
+                <w14:ligatures w14:val="none"/>
+              </w:rPr>
+              <w:t>6</w:t>
+            </w:r>
+          </w:p>
+        </w:tc>
+        <w:tc>
+          <w:tcPr>
+            <w:tcW w:w="1079" w:type="pct"/>
+            <w:tcBorders>
+              <w:top w:val="nil"/>
+              <w:left w:val="nil"/>
+              <w:bottom w:val="single" w:sz="4" w:space="0" w:color="auto"/>
+              <w:right w:val="single" w:sz="4" w:space="0" w:color="auto"/>
+            </w:tcBorders>
+            <w:vAlign w:val="center"/>
+            <w:hideMark/>
+          </w:tcPr>
+          <w:p>
+            <w:pPr>
+              <w:spacing w:after="0" w:line="240" w:lineRule="auto"/>
+              <w:jc w:val="center"/>
+              <w:rPr>
+                <w:rFonts w:ascii="Arial" w:eastAsia="Times New Roman" w:hAnsi="Arial" w:cs="Arial"/>
+                <w:color w:val="000000"/>
+                <w:kern w:val="0"/>
+                <w:lang w:eastAsia="en-IN"/>
+                <w14:ligatures w14:val="none"/>
+              </w:rPr>
+            </w:pPr>
+            <w:r>
+              <w:rPr>
+                <w:rFonts w:ascii="Arial" w:eastAsia="Times New Roman" w:hAnsi="Arial" w:cs="Arial"/>
+                <w:color w:val="000000"/>
+                <w:kern w:val="0"/>
+                <w:lang w:val="en-US" w:eastAsia="en-IN"/>
+                <w14:ligatures w14:val="none"/>
+              </w:rPr>
+              <w:t> </w:t>
+            </w:r>
+          </w:p>
+        </w:tc>
+        <w:tc>
+          <w:tcPr>
+            <w:tcW w:w="1128" w:type="pct"/>
+            <w:tcBorders>
+              <w:top w:val="nil"/>
+              <w:left w:val="nil"/>
+              <w:bottom w:val="single" w:sz="4" w:space="0" w:color="auto"/>
+              <w:right w:val="single" w:sz="4" w:space="0" w:color="auto"/>
+            </w:tcBorders>
+            <w:vAlign w:val="center"/>
+            <w:hideMark/>
+          </w:tcPr>
+          <w:p>
+            <w:pPr>
+              <w:spacing w:after="0" w:line="240" w:lineRule="auto"/>
+              <w:jc w:val="center"/>
+              <w:rPr>
+                <w:rFonts w:ascii="Arial" w:eastAsia="Times New Roman" w:hAnsi="Arial" w:cs="Arial"/>
+                <w:color w:val="000000"/>
+                <w:kern w:val="0"/>
+                <w:lang w:eastAsia="en-IN"/>
+                <w14:ligatures w14:val="none"/>
+              </w:rPr>
+            </w:pPr>
+            <w:r>
+              <w:rPr>
+                <w:rFonts w:ascii="Arial" w:eastAsia="Times New Roman" w:hAnsi="Arial" w:cs="Arial"/>
+                <w:color w:val="000000"/>
+                <w:kern w:val="0"/>
+                <w:lang w:val="en-US" w:eastAsia="en-IN"/>
+                <w14:ligatures w14:val="none"/>
+              </w:rPr>
+              <w:t> </w:t>
+            </w:r>
+          </w:p>
+        </w:tc>
+        <w:tc>
+          <w:tcPr>
+            <w:tcW w:w="1159" w:type="pct"/>
+            <w:tcBorders>
+              <w:top w:val="nil"/>
+              <w:left w:val="nil"/>
+              <w:bottom w:val="single" w:sz="4" w:space="0" w:color="auto"/>
+              <w:right w:val="single" w:sz="4" w:space="0" w:color="auto"/>
+            </w:tcBorders>
+            <w:vAlign w:val="center"/>
+            <w:hideMark/>
+          </w:tcPr>
+          <w:p>
+            <w:pPr>
+              <w:spacing w:after="0" w:line="240" w:lineRule="auto"/>
+              <w:jc w:val="center"/>
+              <w:rPr>
+                <w:rFonts w:ascii="Arial" w:eastAsia="Times New Roman" w:hAnsi="Arial" w:cs="Arial"/>
+                <w:color w:val="000000"/>
+                <w:kern w:val="0"/>
+                <w:lang w:eastAsia="en-IN"/>
+                <w14:ligatures w14:val="none"/>
+              </w:rPr>
+            </w:pPr>
+            <w:r>
+              <w:rPr>
+                <w:rFonts w:ascii="Arial" w:eastAsia="Times New Roman" w:hAnsi="Arial" w:cs="Arial"/>
+                <w:color w:val="000000"/>
+                <w:kern w:val="0"/>
+                <w:lang w:val="en-US" w:eastAsia="en-IN"/>
+                <w14:ligatures w14:val="none"/>
+              </w:rPr>
+              <w:t> </w:t>
+            </w:r>
+          </w:p>
+        </w:tc>
+      </w:tr>
+      <w:tr>
+        <w:trPr>
+          <w:trHeight w:val="340"/>
+        </w:trPr>
+        <w:tc>
+          <w:tcPr>
+            <w:tcW w:w="1634" w:type="pct"/>
+            <w:tcBorders>
+              <w:top w:val="nil"/>
+              <w:left w:val="single" w:sz="4" w:space="0" w:color="auto"/>
+              <w:bottom w:val="single" w:sz="4" w:space="0" w:color="auto"/>
+              <w:right w:val="single" w:sz="4" w:space="0" w:color="auto"/>
+            </w:tcBorders>
+            <w:vAlign w:val="center"/>
+            <w:hideMark/>
+          </w:tcPr>
+          <w:p>
+            <w:pPr>
+              <w:spacing w:after="0" w:line="240" w:lineRule="auto"/>
+              <w:jc w:val="center"/>
+              <w:rPr>
+                <w:rFonts w:ascii="Arial" w:eastAsia="Times New Roman" w:hAnsi="Arial" w:cs="Arial"/>
+                <w:color w:val="000000"/>
+                <w:kern w:val="0"/>
+                <w:lang w:eastAsia="en-IN"/>
+                <w14:ligatures w14:val="none"/>
+              </w:rPr>
+            </w:pPr>
+            <w:r>
+              <w:rPr>
+                <w:rFonts w:ascii="Arial" w:eastAsia="Times New Roman" w:hAnsi="Arial" w:cs="Arial"/>
+                <w:color w:val="000000"/>
+                <w:kern w:val="0"/>
+                <w:lang w:val="en-US" w:eastAsia="en-IN"/>
+                <w14:ligatures w14:val="none"/>
+              </w:rPr>
+              <w:t>7</w:t>
+            </w:r>
+          </w:p>
+        </w:tc>
+        <w:tc>
+          <w:tcPr>
+            <w:tcW w:w="1079" w:type="pct"/>
+            <w:tcBorders>
+              <w:top w:val="nil"/>
+              <w:left w:val="nil"/>
+              <w:bottom w:val="single" w:sz="4" w:space="0" w:color="auto"/>
+              <w:right w:val="single" w:sz="4" w:space="0" w:color="auto"/>
+            </w:tcBorders>
+            <w:vAlign w:val="center"/>
+            <w:hideMark/>
+          </w:tcPr>
+          <w:p>
+            <w:pPr>
+              <w:spacing w:after="0" w:line="240" w:lineRule="auto"/>
+              <w:jc w:val="center"/>
+              <w:rPr>
+                <w:rFonts w:ascii="Arial" w:eastAsia="Times New Roman" w:hAnsi="Arial" w:cs="Arial"/>
+                <w:color w:val="000000"/>
+                <w:kern w:val="0"/>
+                <w:lang w:eastAsia="en-IN"/>
+                <w14:ligatures w14:val="none"/>
+              </w:rPr>
+            </w:pPr>
+            <w:r>
+              <w:rPr>
+                <w:rFonts w:ascii="Arial" w:eastAsia="Times New Roman" w:hAnsi="Arial" w:cs="Arial"/>
+                <w:color w:val="000000"/>
+                <w:kern w:val="0"/>
+                <w:lang w:val="en-US" w:eastAsia="en-IN"/>
+                <w14:ligatures w14:val="none"/>
+              </w:rPr>
+              <w:t> </w:t>
+            </w:r>
+          </w:p>
+        </w:tc>
+        <w:tc>
+          <w:tcPr>
+            <w:tcW w:w="1128" w:type="pct"/>
+            <w:tcBorders>
+              <w:top w:val="nil"/>
+              <w:left w:val="nil"/>
+              <w:bottom w:val="single" w:sz="4" w:space="0" w:color="auto"/>
+              <w:right w:val="single" w:sz="4" w:space="0" w:color="auto"/>
+            </w:tcBorders>
+            <w:vAlign w:val="center"/>
+            <w:hideMark/>
+          </w:tcPr>
+          <w:p>
+            <w:pPr>
+              <w:spacing w:after="0" w:line="240" w:lineRule="auto"/>
+              <w:jc w:val="center"/>
+              <w:rPr>
+                <w:rFonts w:ascii="Arial" w:eastAsia="Times New Roman" w:hAnsi="Arial" w:cs="Arial"/>
+                <w:color w:val="000000"/>
+                <w:kern w:val="0"/>
+                <w:lang w:eastAsia="en-IN"/>
+                <w14:ligatures w14:val="none"/>
+              </w:rPr>
+            </w:pPr>
+            <w:r>
+              <w:rPr>
+                <w:rFonts w:ascii="Arial" w:eastAsia="Times New Roman" w:hAnsi="Arial" w:cs="Arial"/>
+                <w:color w:val="000000"/>
+                <w:kern w:val="0"/>
+                <w:lang w:val="en-US" w:eastAsia="en-IN"/>
+                <w14:ligatures w14:val="none"/>
+              </w:rPr>
+              <w:t> </w:t>
+            </w:r>
+          </w:p>
+        </w:tc>
+        <w:tc>
+          <w:tcPr>
+            <w:tcW w:w="1159" w:type="pct"/>
+            <w:tcBorders>
+              <w:top w:val="nil"/>
+              <w:left w:val="nil"/>
+              <w:bottom w:val="single" w:sz="4" w:space="0" w:color="auto"/>
+              <w:right w:val="single" w:sz="4" w:space="0" w:color="auto"/>
+            </w:tcBorders>
+            <w:vAlign w:val="center"/>
+            <w:hideMark/>
+          </w:tcPr>
+          <w:p>
+            <w:pPr>
+              <w:spacing w:after="0" w:line="240" w:lineRule="auto"/>
+              <w:jc w:val="center"/>
+              <w:rPr>
+                <w:rFonts w:ascii="Arial" w:eastAsia="Times New Roman" w:hAnsi="Arial" w:cs="Arial"/>
+                <w:color w:val="000000"/>
+                <w:kern w:val="0"/>
+                <w:lang w:eastAsia="en-IN"/>
+                <w14:ligatures w14:val="none"/>
+              </w:rPr>
+            </w:pPr>
+            <w:r>
+              <w:rPr>
+                <w:rFonts w:ascii="Arial" w:eastAsia="Times New Roman" w:hAnsi="Arial" w:cs="Arial"/>
+                <w:color w:val="000000"/>
+                <w:kern w:val="0"/>
+                <w:lang w:val="en-US" w:eastAsia="en-IN"/>
+                <w14:ligatures w14:val="none"/>
+              </w:rPr>
+              <w:t> </w:t>
+            </w:r>
+          </w:p>
+        </w:tc>
+      </w:tr>
+      <w:tr>
+        <w:trPr>
+          <w:trHeight w:val="340"/>
+        </w:trPr>
+        <w:tc>
+          <w:tcPr>
+            <w:tcW w:w="1634" w:type="pct"/>
+            <w:tcBorders>
+              <w:top w:val="nil"/>
+              <w:left w:val="single" w:sz="4" w:space="0" w:color="auto"/>
+              <w:bottom w:val="single" w:sz="4" w:space="0" w:color="auto"/>
+              <w:right w:val="single" w:sz="4" w:space="0" w:color="auto"/>
+            </w:tcBorders>
+            <w:vAlign w:val="center"/>
+            <w:hideMark/>
+          </w:tcPr>
+          <w:p>
+            <w:pPr>
+              <w:spacing w:after="0" w:line="240" w:lineRule="auto"/>
+              <w:jc w:val="center"/>
+              <w:rPr>
+                <w:rFonts w:ascii="Arial" w:eastAsia="Times New Roman" w:hAnsi="Arial" w:cs="Arial"/>
+                <w:color w:val="000000"/>
+                <w:kern w:val="0"/>
+                <w:lang w:eastAsia="en-IN"/>
+                <w14:ligatures w14:val="none"/>
+              </w:rPr>
+            </w:pPr>
+            <w:r>
+              <w:rPr>
+                <w:rFonts w:ascii="Arial" w:eastAsia="Times New Roman" w:hAnsi="Arial" w:cs="Arial"/>
+                <w:color w:val="000000"/>
+                <w:kern w:val="0"/>
+                <w:lang w:val="en-US" w:eastAsia="en-IN"/>
+                <w14:ligatures w14:val="none"/>
+              </w:rPr>
+              <w:t>8</w:t>
+            </w:r>
+          </w:p>
+        </w:tc>
+        <w:tc>
+          <w:tcPr>
+            <w:tcW w:w="1079" w:type="pct"/>
+            <w:tcBorders>
+              <w:top w:val="nil"/>
+              <w:left w:val="nil"/>
+              <w:bottom w:val="single" w:sz="4" w:space="0" w:color="auto"/>
+              <w:right w:val="single" w:sz="4" w:space="0" w:color="auto"/>
+            </w:tcBorders>
+            <w:vAlign w:val="center"/>
+            <w:hideMark/>
+          </w:tcPr>
+          <w:p>
+            <w:pPr>
+              <w:spacing w:after="0" w:line="240" w:lineRule="auto"/>
+              <w:jc w:val="center"/>
+              <w:rPr>
+                <w:rFonts w:ascii="Arial" w:eastAsia="Times New Roman" w:hAnsi="Arial" w:cs="Arial"/>
+                <w:color w:val="000000"/>
+                <w:kern w:val="0"/>
+                <w:lang w:eastAsia="en-IN"/>
+                <w14:ligatures w14:val="none"/>
+              </w:rPr>
+            </w:pPr>
+            <w:r>
+              <w:rPr>
+                <w:rFonts w:ascii="Arial" w:eastAsia="Times New Roman" w:hAnsi="Arial" w:cs="Arial"/>
+                <w:color w:val="000000"/>
+                <w:kern w:val="0"/>
+                <w:lang w:val="en-US" w:eastAsia="en-IN"/>
+                <w14:ligatures w14:val="none"/>
+              </w:rPr>
+              <w:t> </w:t>
+            </w:r>
+          </w:p>
+        </w:tc>
+        <w:tc>
+          <w:tcPr>
+            <w:tcW w:w="1128" w:type="pct"/>
+            <w:tcBorders>
+              <w:top w:val="nil"/>
+              <w:left w:val="nil"/>
+              <w:bottom w:val="single" w:sz="4" w:space="0" w:color="auto"/>
+              <w:right w:val="single" w:sz="4" w:space="0" w:color="auto"/>
+            </w:tcBorders>
+            <w:vAlign w:val="center"/>
+            <w:hideMark/>
+          </w:tcPr>
+          <w:p>
+            <w:pPr>
+              <w:spacing w:after="0" w:line="240" w:lineRule="auto"/>
+              <w:jc w:val="center"/>
+              <w:rPr>
+                <w:rFonts w:ascii="Arial" w:eastAsia="Times New Roman" w:hAnsi="Arial" w:cs="Arial"/>
+                <w:color w:val="000000"/>
+                <w:kern w:val="0"/>
+                <w:lang w:eastAsia="en-IN"/>
+                <w14:ligatures w14:val="none"/>
+              </w:rPr>
+            </w:pPr>
+            <w:r>
+              <w:rPr>
+                <w:rFonts w:ascii="Arial" w:eastAsia="Times New Roman" w:hAnsi="Arial" w:cs="Arial"/>
+                <w:color w:val="000000"/>
+                <w:kern w:val="0"/>
+                <w:lang w:val="en-US" w:eastAsia="en-IN"/>
+                <w14:ligatures w14:val="none"/>
+              </w:rPr>
+              <w:t> </w:t>
+            </w:r>
+          </w:p>
+        </w:tc>
+        <w:tc>
+          <w:tcPr>
+            <w:tcW w:w="1159" w:type="pct"/>
+            <w:tcBorders>
+              <w:top w:val="nil"/>
+              <w:left w:val="nil"/>
+              <w:bottom w:val="single" w:sz="4" w:space="0" w:color="auto"/>
+              <w:right w:val="single" w:sz="4" w:space="0" w:color="auto"/>
+            </w:tcBorders>
+            <w:vAlign w:val="center"/>
+            <w:hideMark/>
+          </w:tcPr>
+          <w:p>
+            <w:pPr>
+              <w:spacing w:after="0" w:line="240" w:lineRule="auto"/>
+              <w:jc w:val="center"/>
+              <w:rPr>
+                <w:rFonts w:ascii="Arial" w:eastAsia="Times New Roman" w:hAnsi="Arial" w:cs="Arial"/>
+                <w:color w:val="000000"/>
+                <w:kern w:val="0"/>
+                <w:lang w:eastAsia="en-IN"/>
+                <w14:ligatures w14:val="none"/>
+              </w:rPr>
+            </w:pPr>
+            <w:r>
+              <w:rPr>
+                <w:rFonts w:ascii="Arial" w:eastAsia="Times New Roman" w:hAnsi="Arial" w:cs="Arial"/>
+                <w:color w:val="000000"/>
+                <w:kern w:val="0"/>
+                <w:lang w:val="en-US" w:eastAsia="en-IN"/>
+                <w14:ligatures w14:val="none"/>
+              </w:rPr>
+              <w:t> </w:t>
+            </w:r>
+          </w:p>
+        </w:tc>
+      </w:tr>
+      <w:tr>
+        <w:trPr>
+          <w:trHeight w:val="340"/>
+        </w:trPr>
+        <w:tc>
+          <w:tcPr>
+            <w:tcW w:w="1634" w:type="pct"/>
+            <w:tcBorders>
+              <w:top w:val="nil"/>
+              <w:left w:val="single" w:sz="4" w:space="0" w:color="auto"/>
+              <w:bottom w:val="single" w:sz="4" w:space="0" w:color="auto"/>
+              <w:right w:val="single" w:sz="4" w:space="0" w:color="auto"/>
+            </w:tcBorders>
+            <w:vAlign w:val="center"/>
+            <w:hideMark/>
+          </w:tcPr>
+          <w:p>
+            <w:pPr>
+              <w:spacing w:after="0" w:line="240" w:lineRule="auto"/>
+              <w:jc w:val="center"/>
+              <w:rPr>
+                <w:rFonts w:ascii="Arial" w:eastAsia="Times New Roman" w:hAnsi="Arial" w:cs="Arial"/>
+                <w:color w:val="000000"/>
+                <w:kern w:val="0"/>
+                <w:lang w:eastAsia="en-IN"/>
+                <w14:ligatures w14:val="none"/>
+              </w:rPr>
+            </w:pPr>
+            <w:r>
+              <w:rPr>
+                <w:rFonts w:ascii="Arial" w:eastAsia="Times New Roman" w:hAnsi="Arial" w:cs="Arial"/>
+                <w:color w:val="000000"/>
+                <w:kern w:val="0"/>
+                <w:lang w:val="en-US" w:eastAsia="en-IN"/>
+                <w14:ligatures w14:val="none"/>
+              </w:rPr>
+              <w:t>9</w:t>
+            </w:r>
+          </w:p>
+        </w:tc>
+        <w:tc>
+          <w:tcPr>
+            <w:tcW w:w="1079" w:type="pct"/>
+            <w:tcBorders>
+              <w:top w:val="nil"/>
+              <w:left w:val="nil"/>
+              <w:bottom w:val="single" w:sz="4" w:space="0" w:color="auto"/>
+              <w:right w:val="single" w:sz="4" w:space="0" w:color="auto"/>
+            </w:tcBorders>
+            <w:vAlign w:val="center"/>
+            <w:hideMark/>
+          </w:tcPr>
+          <w:p>
+            <w:pPr>
+              <w:spacing w:after="0" w:line="240" w:lineRule="auto"/>
+              <w:jc w:val="center"/>
+              <w:rPr>
+                <w:rFonts w:ascii="Arial" w:eastAsia="Times New Roman" w:hAnsi="Arial" w:cs="Arial"/>
+                <w:color w:val="000000"/>
+                <w:kern w:val="0"/>
+                <w:lang w:eastAsia="en-IN"/>
+                <w14:ligatures w14:val="none"/>
+              </w:rPr>
+            </w:pPr>
+            <w:r>
+              <w:rPr>
+                <w:rFonts w:ascii="Arial" w:eastAsia="Times New Roman" w:hAnsi="Arial" w:cs="Arial"/>
+                <w:color w:val="000000"/>
+                <w:kern w:val="0"/>
+                <w:lang w:val="en-US" w:eastAsia="en-IN"/>
+                <w14:ligatures w14:val="none"/>
+              </w:rPr>
+              <w:t> </w:t>
+            </w:r>
+          </w:p>
+        </w:tc>
+        <w:tc>
+          <w:tcPr>
+            <w:tcW w:w="1128" w:type="pct"/>
+            <w:tcBorders>
+              <w:top w:val="nil"/>
+              <w:left w:val="nil"/>
+              <w:bottom w:val="single" w:sz="4" w:space="0" w:color="auto"/>
+              <w:right w:val="single" w:sz="4" w:space="0" w:color="auto"/>
+            </w:tcBorders>
+            <w:vAlign w:val="center"/>
+            <w:hideMark/>
+          </w:tcPr>
+          <w:p>
+            <w:pPr>
+              <w:spacing w:after="0" w:line="240" w:lineRule="auto"/>
+              <w:jc w:val="center"/>
+              <w:rPr>
+                <w:rFonts w:ascii="Arial" w:eastAsia="Times New Roman" w:hAnsi="Arial" w:cs="Arial"/>
+                <w:color w:val="000000"/>
+                <w:kern w:val="0"/>
+                <w:lang w:eastAsia="en-IN"/>
+                <w14:ligatures w14:val="none"/>
+              </w:rPr>
+            </w:pPr>
+            <w:r>
+              <w:rPr>
+                <w:rFonts w:ascii="Arial" w:eastAsia="Times New Roman" w:hAnsi="Arial" w:cs="Arial"/>
+                <w:color w:val="000000"/>
+                <w:kern w:val="0"/>
+                <w:lang w:val="en-US" w:eastAsia="en-IN"/>
+                <w14:ligatures w14:val="none"/>
+              </w:rPr>
+              <w:t> </w:t>
+            </w:r>
+          </w:p>
+        </w:tc>
+        <w:tc>
+          <w:tcPr>
+            <w:tcW w:w="1159" w:type="pct"/>
+            <w:tcBorders>
+              <w:top w:val="nil"/>
+              <w:left w:val="nil"/>
+              <w:bottom w:val="single" w:sz="4" w:space="0" w:color="auto"/>
+              <w:right w:val="single" w:sz="4" w:space="0" w:color="auto"/>
+            </w:tcBorders>
+            <w:vAlign w:val="center"/>
+            <w:hideMark/>
+          </w:tcPr>
+          <w:p>
+            <w:pPr>
+              <w:spacing w:after="0" w:line="240" w:lineRule="auto"/>
+              <w:jc w:val="center"/>
+              <w:rPr>
+                <w:rFonts w:ascii="Arial" w:eastAsia="Times New Roman" w:hAnsi="Arial" w:cs="Arial"/>
+                <w:color w:val="000000"/>
+                <w:kern w:val="0"/>
+                <w:lang w:eastAsia="en-IN"/>
+                <w14:ligatures w14:val="none"/>
+              </w:rPr>
+            </w:pPr>
+            <w:r>
+              <w:rPr>
+                <w:rFonts w:ascii="Arial" w:eastAsia="Times New Roman" w:hAnsi="Arial" w:cs="Arial"/>
+                <w:color w:val="000000"/>
+                <w:kern w:val="0"/>
+                <w:lang w:val="en-US" w:eastAsia="en-IN"/>
+                <w14:ligatures w14:val="none"/>
+              </w:rPr>
+              <w:t> </w:t>
+            </w:r>
+          </w:p>
+        </w:tc>
+      </w:tr>
+      <w:tr>
+        <w:trPr>
+          <w:trHeight w:val="340"/>
+        </w:trPr>
+        <w:tc>
+          <w:tcPr>
+            <w:tcW w:w="1634" w:type="pct"/>
+            <w:tcBorders>
+              <w:top w:val="nil"/>
+              <w:left w:val="single" w:sz="4" w:space="0" w:color="auto"/>
+              <w:bottom w:val="single" w:sz="4" w:space="0" w:color="auto"/>
+              <w:right w:val="single" w:sz="4" w:space="0" w:color="auto"/>
+            </w:tcBorders>
+            <w:vAlign w:val="center"/>
+            <w:hideMark/>
+          </w:tcPr>
+          <w:p>
+            <w:pPr>
+              <w:spacing w:after="0" w:line="240" w:lineRule="auto"/>
+              <w:jc w:val="center"/>
+              <w:rPr>
+                <w:rFonts w:ascii="Arial" w:eastAsia="Times New Roman" w:hAnsi="Arial" w:cs="Arial"/>
+                <w:color w:val="000000"/>
+                <w:kern w:val="0"/>
+                <w:lang w:eastAsia="en-IN"/>
+                <w14:ligatures w14:val="none"/>
+              </w:rPr>
+            </w:pPr>
+            <w:r>
+              <w:rPr>
+                <w:rFonts w:ascii="Arial" w:eastAsia="Times New Roman" w:hAnsi="Arial" w:cs="Arial"/>
+                <w:color w:val="000000"/>
+                <w:kern w:val="0"/>
+                <w:lang w:val="en-US" w:eastAsia="en-IN"/>
+                <w14:ligatures w14:val="none"/>
+              </w:rPr>
+              <w:t>10</w:t>
+            </w:r>
+          </w:p>
+        </w:tc>
+        <w:tc>
+          <w:tcPr>
+            <w:tcW w:w="1079" w:type="pct"/>
+            <w:tcBorders>
+              <w:top w:val="nil"/>
+              <w:left w:val="nil"/>
+              <w:bottom w:val="single" w:sz="4" w:space="0" w:color="auto"/>
+              <w:right w:val="single" w:sz="4" w:space="0" w:color="auto"/>
+            </w:tcBorders>
+            <w:vAlign w:val="center"/>
+            <w:hideMark/>
+          </w:tcPr>
+          <w:p>
+            <w:pPr>
+              <w:spacing w:after="0" w:line="240" w:lineRule="auto"/>
+              <w:jc w:val="center"/>
+              <w:rPr>
+                <w:rFonts w:ascii="Arial" w:eastAsia="Times New Roman" w:hAnsi="Arial" w:cs="Arial"/>
+                <w:color w:val="000000"/>
+                <w:kern w:val="0"/>
+                <w:lang w:eastAsia="en-IN"/>
+                <w14:ligatures w14:val="none"/>
+              </w:rPr>
+            </w:pPr>
+            <w:r>
+              <w:rPr>
+                <w:rFonts w:ascii="Arial" w:eastAsia="Times New Roman" w:hAnsi="Arial" w:cs="Arial"/>
+                <w:color w:val="000000"/>
+                <w:kern w:val="0"/>
+                <w:lang w:val="en-US" w:eastAsia="en-IN"/>
+                <w14:ligatures w14:val="none"/>
+              </w:rPr>
+              <w:t> </w:t>
+            </w:r>
+          </w:p>
+        </w:tc>
+        <w:tc>
+          <w:tcPr>
+            <w:tcW w:w="1128" w:type="pct"/>
+            <w:tcBorders>
+              <w:top w:val="nil"/>
+              <w:left w:val="nil"/>
+              <w:bottom w:val="single" w:sz="4" w:space="0" w:color="auto"/>
+              <w:right w:val="single" w:sz="4" w:space="0" w:color="auto"/>
+            </w:tcBorders>
+            <w:vAlign w:val="center"/>
+            <w:hideMark/>
+          </w:tcPr>
+          <w:p>
+            <w:pPr>
+              <w:spacing w:after="0" w:line="240" w:lineRule="auto"/>
+              <w:jc w:val="center"/>
+              <w:rPr>
+                <w:rFonts w:ascii="Arial" w:eastAsia="Times New Roman" w:hAnsi="Arial" w:cs="Arial"/>
+                <w:color w:val="000000"/>
+                <w:kern w:val="0"/>
+                <w:lang w:eastAsia="en-IN"/>
+                <w14:ligatures w14:val="none"/>
+              </w:rPr>
+            </w:pPr>
+            <w:r>
+              <w:rPr>
+                <w:rFonts w:ascii="Arial" w:eastAsia="Times New Roman" w:hAnsi="Arial" w:cs="Arial"/>
+                <w:color w:val="000000"/>
+                <w:kern w:val="0"/>
+                <w:lang w:val="en-US" w:eastAsia="en-IN"/>
+                <w14:ligatures w14:val="none"/>
+              </w:rPr>
+              <w:t> </w:t>
+            </w:r>
+          </w:p>
+        </w:tc>
+        <w:tc>
+          <w:tcPr>
+            <w:tcW w:w="1159" w:type="pct"/>
+            <w:tcBorders>
+              <w:top w:val="nil"/>
+              <w:left w:val="nil"/>
+              <w:bottom w:val="single" w:sz="4" w:space="0" w:color="auto"/>
+              <w:right w:val="single" w:sz="4" w:space="0" w:color="auto"/>
+            </w:tcBorders>
+            <w:vAlign w:val="center"/>
+            <w:hideMark/>
+          </w:tcPr>
+          <w:p>
+            <w:pPr>
+              <w:spacing w:after="0" w:line="240" w:lineRule="auto"/>
+              <w:jc w:val="center"/>
+              <w:rPr>
+                <w:rFonts w:ascii="Arial" w:eastAsia="Times New Roman" w:hAnsi="Arial" w:cs="Arial"/>
+                <w:color w:val="000000"/>
+                <w:kern w:val="0"/>
+                <w:lang w:eastAsia="en-IN"/>
+                <w14:ligatures w14:val="none"/>
+              </w:rPr>
+            </w:pPr>
+            <w:r>
+              <w:rPr>
+                <w:rFonts w:ascii="Arial" w:eastAsia="Times New Roman" w:hAnsi="Arial" w:cs="Arial"/>
+                <w:color w:val="000000"/>
+                <w:kern w:val="0"/>
+                <w:lang w:val="en-US" w:eastAsia="en-IN"/>
+                <w14:ligatures w14:val="none"/>
+              </w:rPr>
+              <w:t> </w:t>
+            </w:r>
+          </w:p>
+        </w:tc>
+      </w:tr>
+      <w:tr>
+        <w:trPr>
+          <w:trHeight w:val="340"/>
+        </w:trPr>
+        <w:tc>
+          <w:tcPr>
+            <w:tcW w:w="1634" w:type="pct"/>
+            <w:tcBorders>
+              <w:top w:val="nil"/>
+              <w:left w:val="single" w:sz="4" w:space="0" w:color="auto"/>
+              <w:bottom w:val="single" w:sz="4" w:space="0" w:color="auto"/>
+              <w:right w:val="single" w:sz="4" w:space="0" w:color="auto"/>
+            </w:tcBorders>
+            <w:vAlign w:val="center"/>
+            <w:hideMark/>
+          </w:tcPr>
+          <w:p>
+            <w:pPr>
+              <w:spacing w:after="0" w:line="240" w:lineRule="auto"/>
+              <w:jc w:val="center"/>
+              <w:rPr>
+                <w:rFonts w:ascii="Arial" w:eastAsia="Times New Roman" w:hAnsi="Arial" w:cs="Arial"/>
+                <w:color w:val="000000"/>
+                <w:kern w:val="0"/>
+                <w:lang w:eastAsia="en-IN"/>
+                <w14:ligatures w14:val="none"/>
+              </w:rPr>
+            </w:pPr>
+            <w:r>
+              <w:rPr>
+                <w:rFonts w:ascii="Arial" w:eastAsia="Times New Roman" w:hAnsi="Arial" w:cs="Arial"/>
+                <w:color w:val="000000"/>
+                <w:kern w:val="0"/>
+                <w:lang w:val="en-US" w:eastAsia="en-IN"/>
+                <w14:ligatures w14:val="none"/>
+              </w:rPr>
+              <w:t>11</w:t>
+            </w:r>
+          </w:p>
+        </w:tc>
+        <w:tc>
+          <w:tcPr>
+            <w:tcW w:w="1079" w:type="pct"/>
+            <w:tcBorders>
+              <w:top w:val="nil"/>
+              <w:left w:val="nil"/>
+              <w:bottom w:val="single" w:sz="4" w:space="0" w:color="auto"/>
+              <w:right w:val="single" w:sz="4" w:space="0" w:color="auto"/>
+            </w:tcBorders>
+            <w:vAlign w:val="center"/>
+            <w:hideMark/>
+          </w:tcPr>
+          <w:p>
+            <w:pPr>
+              <w:spacing w:after="0" w:line="240" w:lineRule="auto"/>
+              <w:jc w:val="center"/>
+              <w:rPr>
+                <w:rFonts w:ascii="Arial" w:eastAsia="Times New Roman" w:hAnsi="Arial" w:cs="Arial"/>
+                <w:color w:val="000000"/>
+                <w:kern w:val="0"/>
+                <w:lang w:eastAsia="en-IN"/>
+                <w14:ligatures w14:val="none"/>
+              </w:rPr>
+            </w:pPr>
+            <w:r>
+              <w:rPr>
+                <w:rFonts w:ascii="Arial" w:eastAsia="Times New Roman" w:hAnsi="Arial" w:cs="Arial"/>
+                <w:color w:val="000000"/>
+                <w:kern w:val="0"/>
+                <w:lang w:val="en-US" w:eastAsia="en-IN"/>
+                <w14:ligatures w14:val="none"/>
+              </w:rPr>
+              <w:t> </w:t>
+            </w:r>
+          </w:p>
+        </w:tc>
+        <w:tc>
+          <w:tcPr>
+            <w:tcW w:w="1128" w:type="pct"/>
+            <w:tcBorders>
+              <w:top w:val="nil"/>
+              <w:left w:val="nil"/>
+              <w:bottom w:val="single" w:sz="4" w:space="0" w:color="auto"/>
+              <w:right w:val="single" w:sz="4" w:space="0" w:color="auto"/>
+            </w:tcBorders>
+            <w:vAlign w:val="center"/>
+            <w:hideMark/>
+          </w:tcPr>
+          <w:p>
+            <w:pPr>
+              <w:spacing w:after="0" w:line="240" w:lineRule="auto"/>
+              <w:jc w:val="center"/>
+              <w:rPr>
+                <w:rFonts w:ascii="Arial" w:eastAsia="Times New Roman" w:hAnsi="Arial" w:cs="Arial"/>
+                <w:color w:val="000000"/>
+                <w:kern w:val="0"/>
+                <w:lang w:eastAsia="en-IN"/>
+                <w14:ligatures w14:val="none"/>
+              </w:rPr>
+            </w:pPr>
+            <w:r>
+              <w:rPr>
+                <w:rFonts w:ascii="Arial" w:eastAsia="Times New Roman" w:hAnsi="Arial" w:cs="Arial"/>
+                <w:color w:val="000000"/>
+                <w:kern w:val="0"/>
+                <w:lang w:val="en-US" w:eastAsia="en-IN"/>
+                <w14:ligatures w14:val="none"/>
+              </w:rPr>
+              <w:t> </w:t>
+            </w:r>
+          </w:p>
+        </w:tc>
+        <w:tc>
+          <w:tcPr>
+            <w:tcW w:w="1159" w:type="pct"/>
+            <w:tcBorders>
+              <w:top w:val="nil"/>
+              <w:left w:val="nil"/>
+              <w:bottom w:val="single" w:sz="4" w:space="0" w:color="auto"/>
+              <w:right w:val="single" w:sz="4" w:space="0" w:color="auto"/>
+            </w:tcBorders>
+            <w:vAlign w:val="center"/>
+            <w:hideMark/>
+          </w:tcPr>
+          <w:p>
+            <w:pPr>
+              <w:spacing w:after="0" w:line="240" w:lineRule="auto"/>
+              <w:jc w:val="center"/>
+              <w:rPr>
+                <w:rFonts w:ascii="Arial" w:eastAsia="Times New Roman" w:hAnsi="Arial" w:cs="Arial"/>
+                <w:color w:val="000000"/>
+                <w:kern w:val="0"/>
+                <w:lang w:eastAsia="en-IN"/>
+                <w14:ligatures w14:val="none"/>
+              </w:rPr>
+            </w:pPr>
+            <w:r>
+              <w:rPr>
+                <w:rFonts w:ascii="Arial" w:eastAsia="Times New Roman" w:hAnsi="Arial" w:cs="Arial"/>
+                <w:color w:val="000000"/>
+                <w:kern w:val="0"/>
+                <w:lang w:val="en-US" w:eastAsia="en-IN"/>
+                <w14:ligatures w14:val="none"/>
+              </w:rPr>
+              <w:t> </w:t>
+            </w:r>
+          </w:p>
+        </w:tc>
+      </w:tr>
+      <w:tr>
+        <w:trPr>
+          <w:trHeight w:val="340"/>
+        </w:trPr>
+        <w:tc>
+          <w:tcPr>
+            <w:tcW w:w="1634" w:type="pct"/>
+            <w:tcBorders>
+              <w:top w:val="nil"/>
+              <w:left w:val="single" w:sz="4" w:space="0" w:color="auto"/>
+              <w:bottom w:val="single" w:sz="4" w:space="0" w:color="auto"/>
+              <w:right w:val="single" w:sz="4" w:space="0" w:color="auto"/>
+            </w:tcBorders>
+            <w:vAlign w:val="center"/>
+            <w:hideMark/>
+          </w:tcPr>
+          <w:p>
+            <w:pPr>
+              <w:spacing w:after="0" w:line="240" w:lineRule="auto"/>
+              <w:jc w:val="center"/>
+              <w:rPr>
+                <w:rFonts w:ascii="Arial" w:eastAsia="Times New Roman" w:hAnsi="Arial" w:cs="Arial"/>
+                <w:color w:val="000000"/>
+                <w:kern w:val="0"/>
+                <w:lang w:eastAsia="en-IN"/>
+                <w14:ligatures w14:val="none"/>
+              </w:rPr>
+            </w:pPr>
+            <w:r>
+              <w:rPr>
+                <w:rFonts w:ascii="Arial" w:eastAsia="Times New Roman" w:hAnsi="Arial" w:cs="Arial"/>
+                <w:color w:val="000000"/>
+                <w:kern w:val="0"/>
+                <w:lang w:val="en-US" w:eastAsia="en-IN"/>
+                <w14:ligatures w14:val="none"/>
+              </w:rPr>
+              <w:t>12</w:t>
+            </w:r>
+          </w:p>
+        </w:tc>
+        <w:tc>
+          <w:tcPr>
+            <w:tcW w:w="1079" w:type="pct"/>
+            <w:tcBorders>
+              <w:top w:val="nil"/>
+              <w:left w:val="nil"/>
+              <w:bottom w:val="single" w:sz="4" w:space="0" w:color="auto"/>
+              <w:right w:val="single" w:sz="4" w:space="0" w:color="auto"/>
+            </w:tcBorders>
+            <w:vAlign w:val="center"/>
+            <w:hideMark/>
+          </w:tcPr>
+          <w:p>
+            <w:pPr>
+              <w:spacing w:after="0" w:line="240" w:lineRule="auto"/>
+              <w:jc w:val="center"/>
+              <w:rPr>
+                <w:rFonts w:ascii="Arial" w:eastAsia="Times New Roman" w:hAnsi="Arial" w:cs="Arial"/>
+                <w:color w:val="000000"/>
+                <w:kern w:val="0"/>
+                <w:lang w:eastAsia="en-IN"/>
+                <w14:ligatures w14:val="none"/>
+              </w:rPr>
+            </w:pPr>
+            <w:r>
+              <w:rPr>
+                <w:rFonts w:ascii="Arial" w:eastAsia="Times New Roman" w:hAnsi="Arial" w:cs="Arial"/>
+                <w:color w:val="000000"/>
+                <w:kern w:val="0"/>
+                <w:lang w:val="en-US" w:eastAsia="en-IN"/>
+                <w14:ligatures w14:val="none"/>
+              </w:rPr>
+              <w:t> </w:t>
+            </w:r>
+          </w:p>
+        </w:tc>
+        <w:tc>
+          <w:tcPr>
+            <w:tcW w:w="1128" w:type="pct"/>
+            <w:tcBorders>
+              <w:top w:val="nil"/>
+              <w:left w:val="nil"/>
+              <w:bottom w:val="single" w:sz="4" w:space="0" w:color="auto"/>
+              <w:right w:val="single" w:sz="4" w:space="0" w:color="auto"/>
+            </w:tcBorders>
+            <w:vAlign w:val="center"/>
+            <w:hideMark/>
+          </w:tcPr>
+          <w:p>
+            <w:pPr>
+              <w:spacing w:after="0" w:line="240" w:lineRule="auto"/>
+              <w:jc w:val="center"/>
+              <w:rPr>
+                <w:rFonts w:ascii="Arial" w:eastAsia="Times New Roman" w:hAnsi="Arial" w:cs="Arial"/>
+                <w:color w:val="000000"/>
+                <w:kern w:val="0"/>
+                <w:lang w:eastAsia="en-IN"/>
+                <w14:ligatures w14:val="none"/>
+              </w:rPr>
+            </w:pPr>
+            <w:r>
+              <w:rPr>
+                <w:rFonts w:ascii="Arial" w:eastAsia="Times New Roman" w:hAnsi="Arial" w:cs="Arial"/>
+                <w:color w:val="000000"/>
+                <w:kern w:val="0"/>
+                <w:lang w:val="en-US" w:eastAsia="en-IN"/>
+                <w14:ligatures w14:val="none"/>
+              </w:rPr>
+              <w:t> </w:t>
+            </w:r>
+          </w:p>
+        </w:tc>
+        <w:tc>
+          <w:tcPr>
+            <w:tcW w:w="1159" w:type="pct"/>
+            <w:tcBorders>
+              <w:top w:val="nil"/>
+              <w:left w:val="nil"/>
+              <w:bottom w:val="single" w:sz="4" w:space="0" w:color="auto"/>
+              <w:right w:val="single" w:sz="4" w:space="0" w:color="auto"/>
+            </w:tcBorders>
+            <w:vAlign w:val="center"/>
+            <w:hideMark/>
+          </w:tcPr>
+          <w:p>
+            <w:pPr>
+              <w:spacing w:after="0" w:line="240" w:lineRule="auto"/>
+              <w:jc w:val="center"/>
+              <w:rPr>
+                <w:rFonts w:ascii="Arial" w:eastAsia="Times New Roman" w:hAnsi="Arial" w:cs="Arial"/>
+                <w:color w:val="000000"/>
+                <w:kern w:val="0"/>
+                <w:lang w:eastAsia="en-IN"/>
+                <w14:ligatures w14:val="none"/>
+              </w:rPr>
+            </w:pPr>
+            <w:r>
+              <w:rPr>
+                <w:rFonts w:ascii="Arial" w:eastAsia="Times New Roman" w:hAnsi="Arial" w:cs="Arial"/>
+                <w:color w:val="000000"/>
+                <w:kern w:val="0"/>
+                <w:lang w:val="en-US" w:eastAsia="en-IN"/>
+                <w14:ligatures w14:val="none"/>
+              </w:rPr>
+              <w:t> </w:t>
+            </w:r>
+          </w:p>
+        </w:tc>
+      </w:tr>
+      <w:tr>
+        <w:trPr>
+          <w:trHeight w:val="340"/>
+        </w:trPr>
+        <w:tc>
+          <w:tcPr>
+            <w:tcW w:w="1634" w:type="pct"/>
+            <w:tcBorders>
+              <w:top w:val="nil"/>
+              <w:left w:val="single" w:sz="4" w:space="0" w:color="auto"/>
+              <w:bottom w:val="single" w:sz="4" w:space="0" w:color="auto"/>
+              <w:right w:val="single" w:sz="4" w:space="0" w:color="auto"/>
+            </w:tcBorders>
+            <w:vAlign w:val="center"/>
+            <w:hideMark/>
+          </w:tcPr>
+          <w:p>
+            <w:pPr>
+              <w:spacing w:after="0" w:line="240" w:lineRule="auto"/>
+              <w:jc w:val="center"/>
+              <w:rPr>
+                <w:rFonts w:ascii="Arial" w:eastAsia="Times New Roman" w:hAnsi="Arial" w:cs="Arial"/>
+                <w:color w:val="000000"/>
+                <w:kern w:val="0"/>
+                <w:lang w:eastAsia="en-IN"/>
+                <w14:ligatures w14:val="none"/>
+              </w:rPr>
+            </w:pPr>
+            <w:r>
+              <w:rPr>
+                <w:rFonts w:ascii="Arial" w:eastAsia="Times New Roman" w:hAnsi="Arial" w:cs="Arial"/>
+                <w:color w:val="000000"/>
+                <w:kern w:val="0"/>
+                <w:lang w:val="en-US" w:eastAsia="en-IN"/>
+                <w14:ligatures w14:val="none"/>
+              </w:rPr>
+              <w:t>13</w:t>
+            </w:r>
+          </w:p>
+        </w:tc>
+        <w:tc>
+          <w:tcPr>
+            <w:tcW w:w="1079" w:type="pct"/>
+            <w:tcBorders>
+              <w:top w:val="nil"/>
+              <w:left w:val="nil"/>
+              <w:bottom w:val="single" w:sz="4" w:space="0" w:color="auto"/>
+              <w:right w:val="single" w:sz="4" w:space="0" w:color="auto"/>
+            </w:tcBorders>
+            <w:vAlign w:val="center"/>
+            <w:hideMark/>
+          </w:tcPr>
+          <w:p>
+            <w:pPr>
+              <w:spacing w:after="0" w:line="240" w:lineRule="auto"/>
+              <w:jc w:val="center"/>
+              <w:rPr>
+                <w:rFonts w:ascii="Arial" w:eastAsia="Times New Roman" w:hAnsi="Arial" w:cs="Arial"/>
+                <w:color w:val="000000"/>
+                <w:kern w:val="0"/>
+                <w:lang w:eastAsia="en-IN"/>
+                <w14:ligatures w14:val="none"/>
+              </w:rPr>
+            </w:pPr>
+            <w:r>
+              <w:rPr>
+                <w:rFonts w:ascii="Arial" w:eastAsia="Times New Roman" w:hAnsi="Arial" w:cs="Arial"/>
+                <w:color w:val="000000"/>
+                <w:kern w:val="0"/>
+                <w:lang w:val="en-US" w:eastAsia="en-IN"/>
+                <w14:ligatures w14:val="none"/>
+              </w:rPr>
+              <w:t> </w:t>
+            </w:r>
+          </w:p>
+        </w:tc>
+        <w:tc>
+          <w:tcPr>
+            <w:tcW w:w="1128" w:type="pct"/>
+            <w:tcBorders>
+              <w:top w:val="nil"/>
+              <w:left w:val="nil"/>
+              <w:bottom w:val="single" w:sz="4" w:space="0" w:color="auto"/>
+              <w:right w:val="single" w:sz="4" w:space="0" w:color="auto"/>
+            </w:tcBorders>
+            <w:vAlign w:val="center"/>
+            <w:hideMark/>
+          </w:tcPr>
+          <w:p>
+            <w:pPr>
+              <w:spacing w:after="0" w:line="240" w:lineRule="auto"/>
+              <w:jc w:val="center"/>
+              <w:rPr>
+                <w:rFonts w:ascii="Arial" w:eastAsia="Times New Roman" w:hAnsi="Arial" w:cs="Arial"/>
+                <w:color w:val="000000"/>
+                <w:kern w:val="0"/>
+                <w:lang w:eastAsia="en-IN"/>
+                <w14:ligatures w14:val="none"/>
+              </w:rPr>
+            </w:pPr>
+            <w:r>
+              <w:rPr>
+                <w:rFonts w:ascii="Arial" w:eastAsia="Times New Roman" w:hAnsi="Arial" w:cs="Arial"/>
+                <w:color w:val="000000"/>
+                <w:kern w:val="0"/>
+                <w:lang w:val="en-US" w:eastAsia="en-IN"/>
+                <w14:ligatures w14:val="none"/>
+              </w:rPr>
+              <w:t> </w:t>
+            </w:r>
+          </w:p>
+        </w:tc>
+        <w:tc>
+          <w:tcPr>
+            <w:tcW w:w="1159" w:type="pct"/>
+            <w:tcBorders>
+              <w:top w:val="nil"/>
+              <w:left w:val="nil"/>
+              <w:bottom w:val="single" w:sz="4" w:space="0" w:color="auto"/>
+              <w:right w:val="single" w:sz="4" w:space="0" w:color="auto"/>
+            </w:tcBorders>
+            <w:vAlign w:val="center"/>
+            <w:hideMark/>
+          </w:tcPr>
+          <w:p>
+            <w:pPr>
+              <w:spacing w:after="0" w:line="240" w:lineRule="auto"/>
+              <w:jc w:val="center"/>
+              <w:rPr>
+                <w:rFonts w:ascii="Arial" w:eastAsia="Times New Roman" w:hAnsi="Arial" w:cs="Arial"/>
+                <w:color w:val="000000"/>
+                <w:kern w:val="0"/>
+                <w:lang w:eastAsia="en-IN"/>
+                <w14:ligatures w14:val="none"/>
+              </w:rPr>
+            </w:pPr>
+            <w:r>
+              <w:rPr>
+                <w:rFonts w:ascii="Arial" w:eastAsia="Times New Roman" w:hAnsi="Arial" w:cs="Arial"/>
+                <w:color w:val="000000"/>
+                <w:kern w:val="0"/>
+                <w:lang w:val="en-US" w:eastAsia="en-IN"/>
+                <w14:ligatures w14:val="none"/>
+              </w:rPr>
+              <w:t> </w:t>
+            </w:r>
+          </w:p>
+        </w:tc>
+      </w:tr>
+      <w:tr>
+        <w:trPr>
+          <w:trHeight w:val="340"/>
+        </w:trPr>
+        <w:tc>
+          <w:tcPr>
+            <w:tcW w:w="1634" w:type="pct"/>
+            <w:tcBorders>
+              <w:top w:val="nil"/>
+              <w:left w:val="single" w:sz="4" w:space="0" w:color="auto"/>
+              <w:bottom w:val="single" w:sz="4" w:space="0" w:color="auto"/>
+              <w:right w:val="single" w:sz="4" w:space="0" w:color="auto"/>
+            </w:tcBorders>
+            <w:vAlign w:val="center"/>
+            <w:hideMark/>
+          </w:tcPr>
+          <w:p>
+            <w:pPr>
+              <w:spacing w:after="0" w:line="240" w:lineRule="auto"/>
+              <w:jc w:val="center"/>
+              <w:rPr>
+                <w:rFonts w:ascii="Arial" w:eastAsia="Times New Roman" w:hAnsi="Arial" w:cs="Arial"/>
+                <w:color w:val="000000"/>
+                <w:kern w:val="0"/>
+                <w:lang w:eastAsia="en-IN"/>
+                <w14:ligatures w14:val="none"/>
+              </w:rPr>
+            </w:pPr>
+            <w:r>
+              <w:rPr>
+                <w:rFonts w:ascii="Arial" w:eastAsia="Times New Roman" w:hAnsi="Arial" w:cs="Arial"/>
+                <w:color w:val="000000"/>
+                <w:kern w:val="0"/>
+                <w:lang w:val="en-US" w:eastAsia="en-IN"/>
+                <w14:ligatures w14:val="none"/>
+              </w:rPr>
+              <w:t>14</w:t>
+            </w:r>
+          </w:p>
+        </w:tc>
+        <w:tc>
+          <w:tcPr>
+            <w:tcW w:w="1079" w:type="pct"/>
+            <w:tcBorders>
+              <w:top w:val="nil"/>
+              <w:left w:val="nil"/>
+              <w:bottom w:val="single" w:sz="4" w:space="0" w:color="auto"/>
+              <w:right w:val="single" w:sz="4" w:space="0" w:color="auto"/>
+            </w:tcBorders>
+            <w:vAlign w:val="center"/>
+            <w:hideMark/>
+          </w:tcPr>
+          <w:p>
+            <w:pPr>
+              <w:spacing w:after="0" w:line="240" w:lineRule="auto"/>
+              <w:jc w:val="center"/>
+              <w:rPr>
+                <w:rFonts w:ascii="Arial" w:eastAsia="Times New Roman" w:hAnsi="Arial" w:cs="Arial"/>
+                <w:color w:val="000000"/>
+                <w:kern w:val="0"/>
+                <w:lang w:eastAsia="en-IN"/>
+                <w14:ligatures w14:val="none"/>
+              </w:rPr>
+            </w:pPr>
+            <w:r>
+              <w:rPr>
+                <w:rFonts w:ascii="Arial" w:eastAsia="Times New Roman" w:hAnsi="Arial" w:cs="Arial"/>
+                <w:color w:val="000000"/>
+                <w:kern w:val="0"/>
+                <w:lang w:val="en-US" w:eastAsia="en-IN"/>
+                <w14:ligatures w14:val="none"/>
+              </w:rPr>
+              <w:t> </w:t>
+            </w:r>
+          </w:p>
+        </w:tc>
+        <w:tc>
+          <w:tcPr>
+            <w:tcW w:w="1128" w:type="pct"/>
+            <w:tcBorders>
+              <w:top w:val="nil"/>
+              <w:left w:val="nil"/>
+              <w:bottom w:val="single" w:sz="4" w:space="0" w:color="auto"/>
+              <w:right w:val="single" w:sz="4" w:space="0" w:color="auto"/>
+            </w:tcBorders>
+            <w:vAlign w:val="center"/>
+            <w:hideMark/>
+          </w:tcPr>
+          <w:p>
+            <w:pPr>
+              <w:spacing w:after="0" w:line="240" w:lineRule="auto"/>
+              <w:jc w:val="center"/>
+              <w:rPr>
+                <w:rFonts w:ascii="Arial" w:eastAsia="Times New Roman" w:hAnsi="Arial" w:cs="Arial"/>
+                <w:color w:val="000000"/>
+                <w:kern w:val="0"/>
+                <w:lang w:eastAsia="en-IN"/>
+                <w14:ligatures w14:val="none"/>
+              </w:rPr>
+            </w:pPr>
+            <w:r>
+              <w:rPr>
+                <w:rFonts w:ascii="Arial" w:eastAsia="Times New Roman" w:hAnsi="Arial" w:cs="Arial"/>
+                <w:color w:val="000000"/>
+                <w:kern w:val="0"/>
+                <w:lang w:val="en-US" w:eastAsia="en-IN"/>
+                <w14:ligatures w14:val="none"/>
+              </w:rPr>
+              <w:t> </w:t>
+            </w:r>
+          </w:p>
+        </w:tc>
+        <w:tc>
+          <w:tcPr>
+            <w:tcW w:w="1159" w:type="pct"/>
+            <w:tcBorders>
+              <w:top w:val="nil"/>
+              <w:left w:val="nil"/>
+              <w:bottom w:val="single" w:sz="4" w:space="0" w:color="auto"/>
+              <w:right w:val="single" w:sz="4" w:space="0" w:color="auto"/>
+            </w:tcBorders>
+            <w:vAlign w:val="center"/>
+            <w:hideMark/>
+          </w:tcPr>
+          <w:p>
+            <w:pPr>
+              <w:spacing w:after="0" w:line="240" w:lineRule="auto"/>
+              <w:jc w:val="center"/>
+              <w:rPr>
+                <w:rFonts w:ascii="Arial" w:eastAsia="Times New Roman" w:hAnsi="Arial" w:cs="Arial"/>
+                <w:color w:val="000000"/>
+                <w:kern w:val="0"/>
+                <w:lang w:eastAsia="en-IN"/>
+                <w14:ligatures w14:val="none"/>
+              </w:rPr>
+            </w:pPr>
+            <w:r>
+              <w:rPr>
+                <w:rFonts w:ascii="Arial" w:eastAsia="Times New Roman" w:hAnsi="Arial" w:cs="Arial"/>
+                <w:color w:val="000000"/>
+                <w:kern w:val="0"/>
+                <w:lang w:val="en-US" w:eastAsia="en-IN"/>
+                <w14:ligatures w14:val="none"/>
+              </w:rPr>
+              <w:t> </w:t>
+            </w:r>
+          </w:p>
+        </w:tc>
+      </w:tr>
+      <w:tr>
+        <w:trPr>
+          <w:trHeight w:val="340"/>
+        </w:trPr>
+        <w:tc>
+          <w:tcPr>
+            <w:tcW w:w="1634" w:type="pct"/>
+            <w:tcBorders>
+              <w:top w:val="nil"/>
+              <w:left w:val="single" w:sz="4" w:space="0" w:color="auto"/>
+              <w:bottom w:val="single" w:sz="4" w:space="0" w:color="auto"/>
+              <w:right w:val="single" w:sz="4" w:space="0" w:color="auto"/>
+            </w:tcBorders>
+            <w:vAlign w:val="center"/>
+            <w:hideMark/>
+          </w:tcPr>
+          <w:p>
+            <w:pPr>
+              <w:spacing w:after="0" w:line="240" w:lineRule="auto"/>
+              <w:jc w:val="center"/>
+              <w:rPr>
+                <w:rFonts w:ascii="Arial" w:eastAsia="Times New Roman" w:hAnsi="Arial" w:cs="Arial"/>
+                <w:color w:val="000000"/>
+                <w:kern w:val="0"/>
+                <w:lang w:eastAsia="en-IN"/>
+                <w14:ligatures w14:val="none"/>
+              </w:rPr>
+            </w:pPr>
+            <w:r>
+              <w:rPr>
+                <w:rFonts w:ascii="Arial" w:eastAsia="Times New Roman" w:hAnsi="Arial" w:cs="Arial"/>
+                <w:color w:val="000000"/>
+                <w:kern w:val="0"/>
+                <w:lang w:val="en-US" w:eastAsia="en-IN"/>
+                <w14:ligatures w14:val="none"/>
+              </w:rPr>
+              <w:lastRenderedPageBreak/>
+              <w:t>15</w:t>
+            </w:r>
+          </w:p>
+        </w:tc>
+        <w:tc>
+          <w:tcPr>
+            <w:tcW w:w="1079" w:type="pct"/>
+            <w:tcBorders>
+              <w:top w:val="nil"/>
+              <w:left w:val="nil"/>
+              <w:bottom w:val="single" w:sz="4" w:space="0" w:color="auto"/>
+              <w:right w:val="single" w:sz="4" w:space="0" w:color="auto"/>
+            </w:tcBorders>
+            <w:vAlign w:val="center"/>
+            <w:hideMark/>
+          </w:tcPr>
+          <w:p>
+            <w:pPr>
+              <w:spacing w:after="0" w:line="240" w:lineRule="auto"/>
+              <w:jc w:val="center"/>
+              <w:rPr>
+                <w:rFonts w:ascii="Arial" w:eastAsia="Times New Roman" w:hAnsi="Arial" w:cs="Arial"/>
+                <w:color w:val="000000"/>
+                <w:kern w:val="0"/>
+                <w:lang w:eastAsia="en-IN"/>
+                <w14:ligatures w14:val="none"/>
+              </w:rPr>
+            </w:pPr>
+            <w:r>
+              <w:rPr>
+                <w:rFonts w:ascii="Arial" w:eastAsia="Times New Roman" w:hAnsi="Arial" w:cs="Arial"/>
+                <w:color w:val="000000"/>
+                <w:kern w:val="0"/>
+                <w:lang w:val="en-US" w:eastAsia="en-IN"/>
+                <w14:ligatures w14:val="none"/>
+              </w:rPr>
+              <w:t> </w:t>
+            </w:r>
+          </w:p>
+        </w:tc>
+        <w:tc>
+          <w:tcPr>
+            <w:tcW w:w="1128" w:type="pct"/>
+            <w:tcBorders>
+              <w:top w:val="nil"/>
+              <w:left w:val="nil"/>
+              <w:bottom w:val="single" w:sz="4" w:space="0" w:color="auto"/>
+              <w:right w:val="single" w:sz="4" w:space="0" w:color="auto"/>
+            </w:tcBorders>
+            <w:vAlign w:val="center"/>
+            <w:hideMark/>
+          </w:tcPr>
+          <w:p>
+            <w:pPr>
+              <w:spacing w:after="0" w:line="240" w:lineRule="auto"/>
+              <w:jc w:val="center"/>
+              <w:rPr>
+                <w:rFonts w:ascii="Arial" w:eastAsia="Times New Roman" w:hAnsi="Arial" w:cs="Arial"/>
+                <w:color w:val="000000"/>
+                <w:kern w:val="0"/>
+                <w:lang w:eastAsia="en-IN"/>
+                <w14:ligatures w14:val="none"/>
+              </w:rPr>
+            </w:pPr>
+            <w:r>
+              <w:rPr>
+                <w:rFonts w:ascii="Arial" w:eastAsia="Times New Roman" w:hAnsi="Arial" w:cs="Arial"/>
+                <w:color w:val="000000"/>
+                <w:kern w:val="0"/>
+                <w:lang w:val="en-US" w:eastAsia="en-IN"/>
+                <w14:ligatures w14:val="none"/>
+              </w:rPr>
+              <w:t> </w:t>
+            </w:r>
+          </w:p>
+        </w:tc>
+        <w:tc>
+          <w:tcPr>
+            <w:tcW w:w="1159" w:type="pct"/>
+            <w:tcBorders>
+              <w:top w:val="nil"/>
+              <w:left w:val="nil"/>
+              <w:bottom w:val="single" w:sz="4" w:space="0" w:color="auto"/>
+              <w:right w:val="single" w:sz="4" w:space="0" w:color="auto"/>
+            </w:tcBorders>
+            <w:vAlign w:val="center"/>
+            <w:hideMark/>
+          </w:tcPr>
+          <w:p>
+            <w:pPr>
+              <w:spacing w:after="0" w:line="240" w:lineRule="auto"/>
+              <w:jc w:val="center"/>
+              <w:rPr>
+                <w:rFonts w:ascii="Arial" w:eastAsia="Times New Roman" w:hAnsi="Arial" w:cs="Arial"/>
+                <w:color w:val="000000"/>
+                <w:kern w:val="0"/>
+                <w:lang w:eastAsia="en-IN"/>
+                <w14:ligatures w14:val="none"/>
+              </w:rPr>
+            </w:pPr>
+            <w:r>
+              <w:rPr>
+                <w:rFonts w:ascii="Arial" w:eastAsia="Times New Roman" w:hAnsi="Arial" w:cs="Arial"/>
+                <w:color w:val="000000"/>
+                <w:kern w:val="0"/>
+                <w:lang w:val="en-US" w:eastAsia="en-IN"/>
+                <w14:ligatures w14:val="none"/>
+              </w:rPr>
+              <w:t> </w:t>
+            </w:r>
+          </w:p>
+        </w:tc>
+      </w:tr>
+      <w:tr>
+        <w:trPr>
+          <w:trHeight w:val="340"/>
+        </w:trPr>
+        <w:tc>
+          <w:tcPr>
+            <w:tcW w:w="1634" w:type="pct"/>
+            <w:tcBorders>
+              <w:top w:val="nil"/>
+              <w:left w:val="single" w:sz="4" w:space="0" w:color="auto"/>
+              <w:bottom w:val="single" w:sz="4" w:space="0" w:color="auto"/>
+              <w:right w:val="single" w:sz="4" w:space="0" w:color="auto"/>
+            </w:tcBorders>
+            <w:vAlign w:val="center"/>
+            <w:hideMark/>
+          </w:tcPr>
+          <w:p>
+            <w:pPr>
+              <w:spacing w:after="0" w:line="240" w:lineRule="auto"/>
+              <w:jc w:val="center"/>
+              <w:rPr>
+                <w:rFonts w:ascii="Arial" w:eastAsia="Times New Roman" w:hAnsi="Arial" w:cs="Arial"/>
+                <w:color w:val="000000"/>
+                <w:kern w:val="0"/>
+                <w:lang w:eastAsia="en-IN"/>
+                <w14:ligatures w14:val="none"/>
+              </w:rPr>
+            </w:pPr>
+            <w:r>
+              <w:rPr>
+                <w:rFonts w:ascii="Arial" w:eastAsia="Times New Roman" w:hAnsi="Arial" w:cs="Arial"/>
+                <w:color w:val="000000"/>
+                <w:kern w:val="0"/>
+                <w:lang w:val="en-US" w:eastAsia="en-IN"/>
+                <w14:ligatures w14:val="none"/>
+              </w:rPr>
+              <w:t>16</w:t>
+            </w:r>
+          </w:p>
+        </w:tc>
+        <w:tc>
+          <w:tcPr>
+            <w:tcW w:w="1079" w:type="pct"/>
+            <w:tcBorders>
+              <w:top w:val="nil"/>
+              <w:left w:val="nil"/>
+              <w:bottom w:val="single" w:sz="4" w:space="0" w:color="auto"/>
+              <w:right w:val="single" w:sz="4" w:space="0" w:color="auto"/>
+            </w:tcBorders>
+            <w:vAlign w:val="center"/>
+            <w:hideMark/>
+          </w:tcPr>
+          <w:p>
+            <w:pPr>
+              <w:spacing w:after="0" w:line="240" w:lineRule="auto"/>
+              <w:jc w:val="center"/>
+              <w:rPr>
+                <w:rFonts w:ascii="Arial" w:eastAsia="Times New Roman" w:hAnsi="Arial" w:cs="Arial"/>
+                <w:color w:val="000000"/>
+                <w:kern w:val="0"/>
+                <w:lang w:eastAsia="en-IN"/>
+                <w14:ligatures w14:val="none"/>
+              </w:rPr>
+            </w:pPr>
+            <w:r>
+              <w:rPr>
+                <w:rFonts w:ascii="Arial" w:eastAsia="Times New Roman" w:hAnsi="Arial" w:cs="Arial"/>
+                <w:color w:val="000000"/>
+                <w:kern w:val="0"/>
+                <w:lang w:val="en-US" w:eastAsia="en-IN"/>
+                <w14:ligatures w14:val="none"/>
+              </w:rPr>
+              <w:t> </w:t>
+            </w:r>
+          </w:p>
+        </w:tc>
+        <w:tc>
+          <w:tcPr>
+            <w:tcW w:w="1128" w:type="pct"/>
+            <w:tcBorders>
+              <w:top w:val="nil"/>
+              <w:left w:val="nil"/>
+              <w:bottom w:val="single" w:sz="4" w:space="0" w:color="auto"/>
+              <w:right w:val="single" w:sz="4" w:space="0" w:color="auto"/>
+            </w:tcBorders>
+            <w:vAlign w:val="center"/>
+            <w:hideMark/>
+          </w:tcPr>
+          <w:p>
+            <w:pPr>
+              <w:spacing w:after="0" w:line="240" w:lineRule="auto"/>
+              <w:jc w:val="center"/>
+              <w:rPr>
+                <w:rFonts w:ascii="Arial" w:eastAsia="Times New Roman" w:hAnsi="Arial" w:cs="Arial"/>
+                <w:color w:val="000000"/>
+                <w:kern w:val="0"/>
+                <w:lang w:eastAsia="en-IN"/>
+                <w14:ligatures w14:val="none"/>
+              </w:rPr>
+            </w:pPr>
+            <w:r>
+              <w:rPr>
+                <w:rFonts w:ascii="Arial" w:eastAsia="Times New Roman" w:hAnsi="Arial" w:cs="Arial"/>
+                <w:color w:val="000000"/>
+                <w:kern w:val="0"/>
+                <w:lang w:val="en-US" w:eastAsia="en-IN"/>
+                <w14:ligatures w14:val="none"/>
+              </w:rPr>
+              <w:t> </w:t>
+            </w:r>
+          </w:p>
+        </w:tc>
+        <w:tc>
+          <w:tcPr>
+            <w:tcW w:w="1159" w:type="pct"/>
+            <w:tcBorders>
+              <w:top w:val="nil"/>
+              <w:left w:val="nil"/>
+              <w:bottom w:val="single" w:sz="4" w:space="0" w:color="auto"/>
+              <w:right w:val="single" w:sz="4" w:space="0" w:color="auto"/>
+            </w:tcBorders>
+            <w:vAlign w:val="center"/>
+            <w:hideMark/>
+          </w:tcPr>
+          <w:p>
+            <w:pPr>
+              <w:spacing w:after="0" w:line="240" w:lineRule="auto"/>
+              <w:jc w:val="center"/>
+              <w:rPr>
+                <w:rFonts w:ascii="Arial" w:eastAsia="Times New Roman" w:hAnsi="Arial" w:cs="Arial"/>
+                <w:color w:val="000000"/>
+                <w:kern w:val="0"/>
+                <w:lang w:eastAsia="en-IN"/>
+                <w14:ligatures w14:val="none"/>
+              </w:rPr>
+            </w:pPr>
+            <w:r>
+              <w:rPr>
+                <w:rFonts w:ascii="Arial" w:eastAsia="Times New Roman" w:hAnsi="Arial" w:cs="Arial"/>
+                <w:color w:val="000000"/>
+                <w:kern w:val="0"/>
+                <w:lang w:val="en-US" w:eastAsia="en-IN"/>
+                <w14:ligatures w14:val="none"/>
+              </w:rPr>
+              <w:t> </w:t>
+            </w:r>
+          </w:p>
+        </w:tc>
+      </w:tr>
+      <w:tr>
+        <w:trPr>
+          <w:trHeight w:val="340"/>
+        </w:trPr>
+        <w:tc>
+          <w:tcPr>
+            <w:tcW w:w="1634" w:type="pct"/>
+            <w:tcBorders>
+              <w:top w:val="nil"/>
+              <w:left w:val="single" w:sz="4" w:space="0" w:color="auto"/>
+              <w:bottom w:val="single" w:sz="4" w:space="0" w:color="auto"/>
+              <w:right w:val="single" w:sz="4" w:space="0" w:color="auto"/>
+            </w:tcBorders>
+            <w:vAlign w:val="center"/>
+            <w:hideMark/>
+          </w:tcPr>
+          <w:p>
+            <w:pPr>
+              <w:spacing w:after="0" w:line="240" w:lineRule="auto"/>
+              <w:jc w:val="center"/>
+              <w:rPr>
+                <w:rFonts w:ascii="Arial" w:eastAsia="Times New Roman" w:hAnsi="Arial" w:cs="Arial"/>
+                <w:color w:val="000000"/>
+                <w:kern w:val="0"/>
+                <w:lang w:eastAsia="en-IN"/>
+                <w14:ligatures w14:val="none"/>
+              </w:rPr>
+            </w:pPr>
+            <w:r>
+              <w:rPr>
+                <w:rFonts w:ascii="Arial" w:eastAsia="Times New Roman" w:hAnsi="Arial" w:cs="Arial"/>
+                <w:color w:val="000000"/>
+                <w:kern w:val="0"/>
+                <w:lang w:val="en-US" w:eastAsia="en-IN"/>
+                <w14:ligatures w14:val="none"/>
+              </w:rPr>
+              <w:t>17</w:t>
+            </w:r>
+          </w:p>
+        </w:tc>
+        <w:tc>
+          <w:tcPr>
+            <w:tcW w:w="1079" w:type="pct"/>
+            <w:tcBorders>
+              <w:top w:val="nil"/>
+              <w:left w:val="nil"/>
+              <w:bottom w:val="single" w:sz="4" w:space="0" w:color="auto"/>
+              <w:right w:val="single" w:sz="4" w:space="0" w:color="auto"/>
+            </w:tcBorders>
+            <w:vAlign w:val="center"/>
+            <w:hideMark/>
+          </w:tcPr>
+          <w:p>
+            <w:pPr>
+              <w:spacing w:after="0" w:line="240" w:lineRule="auto"/>
+              <w:jc w:val="center"/>
+              <w:rPr>
+                <w:rFonts w:ascii="Arial" w:eastAsia="Times New Roman" w:hAnsi="Arial" w:cs="Arial"/>
+                <w:color w:val="000000"/>
+                <w:kern w:val="0"/>
+                <w:lang w:eastAsia="en-IN"/>
+                <w14:ligatures w14:val="none"/>
+              </w:rPr>
+            </w:pPr>
+            <w:r>
+              <w:rPr>
+                <w:rFonts w:ascii="Arial" w:eastAsia="Times New Roman" w:hAnsi="Arial" w:cs="Arial"/>
+                <w:color w:val="000000"/>
+                <w:kern w:val="0"/>
+                <w:lang w:val="en-US" w:eastAsia="en-IN"/>
+                <w14:ligatures w14:val="none"/>
+              </w:rPr>
+              <w:t> </w:t>
+            </w:r>
+          </w:p>
+        </w:tc>
+        <w:tc>
+          <w:tcPr>
+            <w:tcW w:w="1128" w:type="pct"/>
+            <w:tcBorders>
+              <w:top w:val="nil"/>
+              <w:left w:val="nil"/>
+              <w:bottom w:val="single" w:sz="4" w:space="0" w:color="auto"/>
+              <w:right w:val="single" w:sz="4" w:space="0" w:color="auto"/>
+            </w:tcBorders>
+            <w:vAlign w:val="center"/>
+            <w:hideMark/>
+          </w:tcPr>
+          <w:p>
+            <w:pPr>
+              <w:spacing w:after="0" w:line="240" w:lineRule="auto"/>
+              <w:jc w:val="center"/>
+              <w:rPr>
+                <w:rFonts w:ascii="Arial" w:eastAsia="Times New Roman" w:hAnsi="Arial" w:cs="Arial"/>
+                <w:color w:val="000000"/>
+                <w:kern w:val="0"/>
+                <w:lang w:eastAsia="en-IN"/>
+                <w14:ligatures w14:val="none"/>
+              </w:rPr>
+            </w:pPr>
+            <w:r>
+              <w:rPr>
+                <w:rFonts w:ascii="Arial" w:eastAsia="Times New Roman" w:hAnsi="Arial" w:cs="Arial"/>
+                <w:color w:val="000000"/>
+                <w:kern w:val="0"/>
+                <w:lang w:val="en-US" w:eastAsia="en-IN"/>
+                <w14:ligatures w14:val="none"/>
+              </w:rPr>
+              <w:t> </w:t>
+            </w:r>
+          </w:p>
+        </w:tc>
+        <w:tc>
+          <w:tcPr>
+            <w:tcW w:w="1159" w:type="pct"/>
+            <w:tcBorders>
+              <w:top w:val="nil"/>
+              <w:left w:val="nil"/>
+              <w:bottom w:val="single" w:sz="4" w:space="0" w:color="auto"/>
+              <w:right w:val="single" w:sz="4" w:space="0" w:color="auto"/>
+            </w:tcBorders>
+            <w:vAlign w:val="center"/>
+            <w:hideMark/>
+          </w:tcPr>
+          <w:p>
+            <w:pPr>
+              <w:spacing w:after="0" w:line="240" w:lineRule="auto"/>
+              <w:jc w:val="center"/>
+              <w:rPr>
+                <w:rFonts w:ascii="Arial" w:eastAsia="Times New Roman" w:hAnsi="Arial" w:cs="Arial"/>
+                <w:color w:val="000000"/>
+                <w:kern w:val="0"/>
+                <w:lang w:eastAsia="en-IN"/>
+                <w14:ligatures w14:val="none"/>
+              </w:rPr>
+            </w:pPr>
+            <w:r>
+              <w:rPr>
+                <w:rFonts w:ascii="Arial" w:eastAsia="Times New Roman" w:hAnsi="Arial" w:cs="Arial"/>
+                <w:color w:val="000000"/>
+                <w:kern w:val="0"/>
+                <w:lang w:val="en-US" w:eastAsia="en-IN"/>
+                <w14:ligatures w14:val="none"/>
+              </w:rPr>
+              <w:t> </w:t>
+            </w:r>
+          </w:p>
+        </w:tc>
+      </w:tr>
+      <w:tr>
+        <w:trPr>
+          <w:trHeight w:val="340"/>
+        </w:trPr>
+        <w:tc>
+          <w:tcPr>
+            <w:tcW w:w="1634" w:type="pct"/>
+            <w:tcBorders>
+              <w:top w:val="nil"/>
+              <w:left w:val="single" w:sz="4" w:space="0" w:color="auto"/>
+              <w:bottom w:val="single" w:sz="4" w:space="0" w:color="auto"/>
+              <w:right w:val="single" w:sz="4" w:space="0" w:color="auto"/>
+            </w:tcBorders>
+            <w:vAlign w:val="center"/>
+            <w:hideMark/>
+          </w:tcPr>
+          <w:p>
+            <w:pPr>
+              <w:spacing w:after="0" w:line="240" w:lineRule="auto"/>
+              <w:jc w:val="center"/>
+              <w:rPr>
+                <w:rFonts w:ascii="Arial" w:eastAsia="Times New Roman" w:hAnsi="Arial" w:cs="Arial"/>
+                <w:color w:val="000000"/>
+                <w:kern w:val="0"/>
+                <w:lang w:eastAsia="en-IN"/>
+                <w14:ligatures w14:val="none"/>
+              </w:rPr>
+            </w:pPr>
+            <w:r>
+              <w:rPr>
+                <w:rFonts w:ascii="Arial" w:eastAsia="Times New Roman" w:hAnsi="Arial" w:cs="Arial"/>
+                <w:color w:val="000000"/>
+                <w:kern w:val="0"/>
+                <w:lang w:val="en-US" w:eastAsia="en-IN"/>
+                <w14:ligatures w14:val="none"/>
+              </w:rPr>
+              <w:t>18</w:t>
+            </w:r>
+          </w:p>
+        </w:tc>
+        <w:tc>
+          <w:tcPr>
+            <w:tcW w:w="1079" w:type="pct"/>
+            <w:tcBorders>
+              <w:top w:val="nil"/>
+              <w:left w:val="nil"/>
+              <w:bottom w:val="single" w:sz="4" w:space="0" w:color="auto"/>
+              <w:right w:val="single" w:sz="4" w:space="0" w:color="auto"/>
+            </w:tcBorders>
+            <w:vAlign w:val="center"/>
+            <w:hideMark/>
+          </w:tcPr>
+          <w:p>
+            <w:pPr>
+              <w:spacing w:after="0" w:line="240" w:lineRule="auto"/>
+              <w:jc w:val="center"/>
+              <w:rPr>
+                <w:rFonts w:ascii="Arial" w:eastAsia="Times New Roman" w:hAnsi="Arial" w:cs="Arial"/>
+                <w:color w:val="000000"/>
+                <w:kern w:val="0"/>
+                <w:lang w:eastAsia="en-IN"/>
+                <w14:ligatures w14:val="none"/>
+              </w:rPr>
+            </w:pPr>
+            <w:r>
+              <w:rPr>
+                <w:rFonts w:ascii="Arial" w:eastAsia="Times New Roman" w:hAnsi="Arial" w:cs="Arial"/>
+                <w:color w:val="000000"/>
+                <w:kern w:val="0"/>
+                <w:lang w:val="en-US" w:eastAsia="en-IN"/>
+                <w14:ligatures w14:val="none"/>
+              </w:rPr>
+              <w:t> </w:t>
+            </w:r>
+          </w:p>
+        </w:tc>
+        <w:tc>
+          <w:tcPr>
+            <w:tcW w:w="1128" w:type="pct"/>
+            <w:tcBorders>
+              <w:top w:val="nil"/>
+              <w:left w:val="nil"/>
+              <w:bottom w:val="single" w:sz="4" w:space="0" w:color="auto"/>
+              <w:right w:val="single" w:sz="4" w:space="0" w:color="auto"/>
+            </w:tcBorders>
+            <w:vAlign w:val="center"/>
+            <w:hideMark/>
+          </w:tcPr>
+          <w:p>
+            <w:pPr>
+              <w:spacing w:after="0" w:line="240" w:lineRule="auto"/>
+              <w:jc w:val="center"/>
+              <w:rPr>
+                <w:rFonts w:ascii="Arial" w:eastAsia="Times New Roman" w:hAnsi="Arial" w:cs="Arial"/>
+                <w:color w:val="000000"/>
+                <w:kern w:val="0"/>
+                <w:lang w:eastAsia="en-IN"/>
+                <w14:ligatures w14:val="none"/>
+              </w:rPr>
+            </w:pPr>
+            <w:r>
+              <w:rPr>
+                <w:rFonts w:ascii="Arial" w:eastAsia="Times New Roman" w:hAnsi="Arial" w:cs="Arial"/>
+                <w:color w:val="000000"/>
+                <w:kern w:val="0"/>
+                <w:lang w:val="en-US" w:eastAsia="en-IN"/>
+                <w14:ligatures w14:val="none"/>
+              </w:rPr>
+              <w:t> </w:t>
+            </w:r>
+          </w:p>
+        </w:tc>
+        <w:tc>
+          <w:tcPr>
+            <w:tcW w:w="1159" w:type="pct"/>
+            <w:tcBorders>
+              <w:top w:val="nil"/>
+              <w:left w:val="nil"/>
+              <w:bottom w:val="single" w:sz="4" w:space="0" w:color="auto"/>
+              <w:right w:val="single" w:sz="4" w:space="0" w:color="auto"/>
+            </w:tcBorders>
+            <w:vAlign w:val="center"/>
+            <w:hideMark/>
+          </w:tcPr>
+          <w:p>
+            <w:pPr>
+              <w:spacing w:after="0" w:line="240" w:lineRule="auto"/>
+              <w:jc w:val="center"/>
+              <w:rPr>
+                <w:rFonts w:ascii="Arial" w:eastAsia="Times New Roman" w:hAnsi="Arial" w:cs="Arial"/>
+                <w:color w:val="000000"/>
+                <w:kern w:val="0"/>
+                <w:lang w:eastAsia="en-IN"/>
+                <w14:ligatures w14:val="none"/>
+              </w:rPr>
+            </w:pPr>
+            <w:r>
+              <w:rPr>
+                <w:rFonts w:ascii="Arial" w:eastAsia="Times New Roman" w:hAnsi="Arial" w:cs="Arial"/>
+                <w:color w:val="000000"/>
+                <w:kern w:val="0"/>
+                <w:lang w:val="en-US" w:eastAsia="en-IN"/>
+                <w14:ligatures w14:val="none"/>
+              </w:rPr>
+              <w:t> </w:t>
+            </w:r>
+          </w:p>
+        </w:tc>
+      </w:tr>
+      <w:tr>
+        <w:trPr>
+          <w:trHeight w:val="340"/>
+        </w:trPr>
+        <w:tc>
+          <w:tcPr>
+            <w:tcW w:w="1634" w:type="pct"/>
+            <w:tcBorders>
+              <w:top w:val="nil"/>
+              <w:left w:val="single" w:sz="4" w:space="0" w:color="auto"/>
+              <w:bottom w:val="single" w:sz="4" w:space="0" w:color="auto"/>
+              <w:right w:val="single" w:sz="4" w:space="0" w:color="auto"/>
+            </w:tcBorders>
+            <w:vAlign w:val="center"/>
+            <w:hideMark/>
+          </w:tcPr>
+          <w:p>
+            <w:pPr>
+              <w:spacing w:after="0" w:line="240" w:lineRule="auto"/>
+              <w:jc w:val="center"/>
+              <w:rPr>
+                <w:rFonts w:ascii="Arial" w:eastAsia="Times New Roman" w:hAnsi="Arial" w:cs="Arial"/>
+                <w:color w:val="000000"/>
+                <w:kern w:val="0"/>
+                <w:lang w:eastAsia="en-IN"/>
+                <w14:ligatures w14:val="none"/>
+              </w:rPr>
+            </w:pPr>
+            <w:r>
+              <w:rPr>
+                <w:rFonts w:ascii="Arial" w:eastAsia="Times New Roman" w:hAnsi="Arial" w:cs="Arial"/>
+                <w:color w:val="000000"/>
+                <w:kern w:val="0"/>
+                <w:lang w:val="en-US" w:eastAsia="en-IN"/>
+                <w14:ligatures w14:val="none"/>
+              </w:rPr>
+              <w:t>19</w:t>
+            </w:r>
+          </w:p>
+        </w:tc>
+        <w:tc>
+          <w:tcPr>
+            <w:tcW w:w="1079" w:type="pct"/>
+            <w:tcBorders>
+              <w:top w:val="nil"/>
+              <w:left w:val="nil"/>
+              <w:bottom w:val="single" w:sz="4" w:space="0" w:color="auto"/>
+              <w:right w:val="single" w:sz="4" w:space="0" w:color="auto"/>
+            </w:tcBorders>
+            <w:vAlign w:val="center"/>
+            <w:hideMark/>
+          </w:tcPr>
+          <w:p>
+            <w:pPr>
+              <w:spacing w:after="0" w:line="240" w:lineRule="auto"/>
+              <w:jc w:val="center"/>
+              <w:rPr>
+                <w:rFonts w:ascii="Arial" w:eastAsia="Times New Roman" w:hAnsi="Arial" w:cs="Arial"/>
+                <w:color w:val="000000"/>
+                <w:kern w:val="0"/>
+                <w:lang w:eastAsia="en-IN"/>
+                <w14:ligatures w14:val="none"/>
+              </w:rPr>
+            </w:pPr>
+            <w:r>
+              <w:rPr>
+                <w:rFonts w:ascii="Arial" w:eastAsia="Times New Roman" w:hAnsi="Arial" w:cs="Arial"/>
+                <w:color w:val="000000"/>
+                <w:kern w:val="0"/>
+                <w:lang w:val="en-US" w:eastAsia="en-IN"/>
+                <w14:ligatures w14:val="none"/>
+              </w:rPr>
+              <w:t> </w:t>
+            </w:r>
+          </w:p>
+        </w:tc>
+        <w:tc>
+          <w:tcPr>
+            <w:tcW w:w="1128" w:type="pct"/>
+            <w:tcBorders>
+              <w:top w:val="nil"/>
+              <w:left w:val="nil"/>
+              <w:bottom w:val="single" w:sz="4" w:space="0" w:color="auto"/>
+              <w:right w:val="single" w:sz="4" w:space="0" w:color="auto"/>
+            </w:tcBorders>
+            <w:vAlign w:val="center"/>
+            <w:hideMark/>
+          </w:tcPr>
+          <w:p>
+            <w:pPr>
+              <w:spacing w:after="0" w:line="240" w:lineRule="auto"/>
+              <w:jc w:val="center"/>
+              <w:rPr>
+                <w:rFonts w:ascii="Arial" w:eastAsia="Times New Roman" w:hAnsi="Arial" w:cs="Arial"/>
+                <w:color w:val="000000"/>
+                <w:kern w:val="0"/>
+                <w:lang w:eastAsia="en-IN"/>
+                <w14:ligatures w14:val="none"/>
+              </w:rPr>
+            </w:pPr>
+            <w:r>
+              <w:rPr>
+                <w:rFonts w:ascii="Arial" w:eastAsia="Times New Roman" w:hAnsi="Arial" w:cs="Arial"/>
+                <w:color w:val="000000"/>
+                <w:kern w:val="0"/>
+                <w:lang w:val="en-US" w:eastAsia="en-IN"/>
+                <w14:ligatures w14:val="none"/>
+              </w:rPr>
+              <w:t> </w:t>
+            </w:r>
+          </w:p>
+        </w:tc>
+        <w:tc>
+          <w:tcPr>
+            <w:tcW w:w="1159" w:type="pct"/>
+            <w:tcBorders>
+              <w:top w:val="nil"/>
+              <w:left w:val="nil"/>
+              <w:bottom w:val="single" w:sz="4" w:space="0" w:color="auto"/>
+              <w:right w:val="single" w:sz="4" w:space="0" w:color="auto"/>
+            </w:tcBorders>
+            <w:vAlign w:val="center"/>
+            <w:hideMark/>
+          </w:tcPr>
+          <w:p>
+            <w:pPr>
+              <w:spacing w:after="0" w:line="240" w:lineRule="auto"/>
+              <w:jc w:val="center"/>
+              <w:rPr>
+                <w:rFonts w:ascii="Arial" w:eastAsia="Times New Roman" w:hAnsi="Arial" w:cs="Arial"/>
+                <w:color w:val="000000"/>
+                <w:kern w:val="0"/>
+                <w:lang w:eastAsia="en-IN"/>
+                <w14:ligatures w14:val="none"/>
+              </w:rPr>
+            </w:pPr>
+            <w:r>
+              <w:rPr>
+                <w:rFonts w:ascii="Arial" w:eastAsia="Times New Roman" w:hAnsi="Arial" w:cs="Arial"/>
+                <w:color w:val="000000"/>
+                <w:kern w:val="0"/>
+                <w:lang w:val="en-US" w:eastAsia="en-IN"/>
+                <w14:ligatures w14:val="none"/>
+              </w:rPr>
+              <w:t> </w:t>
+            </w:r>
+          </w:p>
+        </w:tc>
+      </w:tr>
+      <w:tr>
+        <w:trPr>
+          <w:trHeight w:val="340"/>
+        </w:trPr>
+        <w:tc>
+          <w:tcPr>
+            <w:tcW w:w="1634" w:type="pct"/>
+            <w:tcBorders>
+              <w:top w:val="single" w:sz="4" w:space="0" w:color="auto"/>
+              <w:left w:val="single" w:sz="4" w:space="0" w:color="auto"/>
+              <w:bottom w:val="single" w:sz="4" w:space="0" w:color="auto"/>
+              <w:right w:val="single" w:sz="4" w:space="0" w:color="auto"/>
+            </w:tcBorders>
+            <w:vAlign w:val="center"/>
+            <w:hideMark/>
+          </w:tcPr>
+          <w:p>
+            <w:pPr>
+              <w:spacing w:after="0" w:line="240" w:lineRule="auto"/>
+              <w:jc w:val="center"/>
+              <w:rPr>
+                <w:rFonts w:ascii="Arial" w:eastAsia="Times New Roman" w:hAnsi="Arial" w:cs="Arial"/>
+                <w:color w:val="000000"/>
+                <w:kern w:val="0"/>
+                <w:lang w:eastAsia="en-IN"/>
+                <w14:ligatures w14:val="none"/>
+              </w:rPr>
+            </w:pPr>
+            <w:r>
+              <w:rPr>
+                <w:rFonts w:ascii="Arial" w:eastAsia="Times New Roman" w:hAnsi="Arial" w:cs="Arial"/>
+                <w:color w:val="000000"/>
+                <w:kern w:val="0"/>
+                <w:lang w:val="en-US" w:eastAsia="en-IN"/>
+                <w14:ligatures w14:val="none"/>
+              </w:rPr>
+              <w:t>20</w:t>
+            </w:r>
+          </w:p>
+        </w:tc>
+        <w:tc>
+          <w:tcPr>
+            <w:tcW w:w="1079" w:type="pct"/>
+            <w:tcBorders>
+              <w:top w:val="single" w:sz="4" w:space="0" w:color="auto"/>
+              <w:left w:val="single" w:sz="4" w:space="0" w:color="auto"/>
+              <w:bottom w:val="single" w:sz="4" w:space="0" w:color="auto"/>
+              <w:right w:val="single" w:sz="4" w:space="0" w:color="auto"/>
+            </w:tcBorders>
+            <w:vAlign w:val="center"/>
+            <w:hideMark/>
+          </w:tcPr>
+          <w:p>
+            <w:pPr>
+              <w:spacing w:after="0" w:line="240" w:lineRule="auto"/>
+              <w:jc w:val="center"/>
+              <w:rPr>
+                <w:rFonts w:ascii="Arial" w:eastAsia="Times New Roman" w:hAnsi="Arial" w:cs="Arial"/>
+                <w:color w:val="000000"/>
+                <w:kern w:val="0"/>
+                <w:lang w:eastAsia="en-IN"/>
+                <w14:ligatures w14:val="none"/>
+              </w:rPr>
+            </w:pPr>
+            <w:r>
+              <w:rPr>
+                <w:rFonts w:ascii="Arial" w:eastAsia="Times New Roman" w:hAnsi="Arial" w:cs="Arial"/>
+                <w:color w:val="000000"/>
+                <w:kern w:val="0"/>
+                <w:lang w:val="en-US" w:eastAsia="en-IN"/>
+                <w14:ligatures w14:val="none"/>
+              </w:rPr>
+              <w:t> </w:t>
+            </w:r>
+          </w:p>
+        </w:tc>
+        <w:tc>
+          <w:tcPr>
+            <w:tcW w:w="1128" w:type="pct"/>
+            <w:tcBorders>
+              <w:top w:val="single" w:sz="4" w:space="0" w:color="auto"/>
+              <w:left w:val="single" w:sz="4" w:space="0" w:color="auto"/>
+              <w:bottom w:val="single" w:sz="4" w:space="0" w:color="auto"/>
+              <w:right w:val="single" w:sz="4" w:space="0" w:color="auto"/>
+            </w:tcBorders>
+            <w:vAlign w:val="center"/>
+            <w:hideMark/>
+          </w:tcPr>
+          <w:p>
+            <w:pPr>
+              <w:spacing w:after="0" w:line="240" w:lineRule="auto"/>
+              <w:jc w:val="center"/>
+              <w:rPr>
+                <w:rFonts w:ascii="Arial" w:eastAsia="Times New Roman" w:hAnsi="Arial" w:cs="Arial"/>
+                <w:color w:val="000000"/>
+                <w:kern w:val="0"/>
+                <w:lang w:eastAsia="en-IN"/>
+                <w14:ligatures w14:val="none"/>
+              </w:rPr>
+            </w:pPr>
+            <w:r>
+              <w:rPr>
+                <w:rFonts w:ascii="Arial" w:eastAsia="Times New Roman" w:hAnsi="Arial" w:cs="Arial"/>
+                <w:color w:val="000000"/>
+                <w:kern w:val="0"/>
+                <w:lang w:val="en-US" w:eastAsia="en-IN"/>
+                <w14:ligatures w14:val="none"/>
+              </w:rPr>
+              <w:t> </w:t>
+            </w:r>
+          </w:p>
+        </w:tc>
+        <w:tc>
+          <w:tcPr>
+            <w:tcW w:w="1159" w:type="pct"/>
+            <w:tcBorders>
+              <w:top w:val="single" w:sz="4" w:space="0" w:color="auto"/>
+              <w:left w:val="single" w:sz="4" w:space="0" w:color="auto"/>
+              <w:bottom w:val="single" w:sz="4" w:space="0" w:color="auto"/>
+              <w:right w:val="single" w:sz="4" w:space="0" w:color="auto"/>
+            </w:tcBorders>
+            <w:vAlign w:val="center"/>
+            <w:hideMark/>
+          </w:tcPr>
+          <w:p>
+            <w:pPr>
+              <w:spacing w:after="0" w:line="240" w:lineRule="auto"/>
+              <w:jc w:val="center"/>
+              <w:rPr>
+                <w:rFonts w:ascii="Arial" w:eastAsia="Times New Roman" w:hAnsi="Arial" w:cs="Arial"/>
+                <w:color w:val="000000"/>
+                <w:kern w:val="0"/>
+                <w:lang w:eastAsia="en-IN"/>
+                <w14:ligatures w14:val="none"/>
+              </w:rPr>
+            </w:pPr>
+            <w:r>
+              <w:rPr>
+                <w:rFonts w:ascii="Arial" w:eastAsia="Times New Roman" w:hAnsi="Arial" w:cs="Arial"/>
+                <w:color w:val="000000"/>
+                <w:kern w:val="0"/>
+                <w:lang w:val="en-US" w:eastAsia="en-IN"/>
+                <w14:ligatures w14:val="none"/>
+              </w:rPr>
+              <w:t> </w:t>
+            </w:r>
+          </w:p>
+        </w:tc>
+      </w:tr>
+      <w:tr>
+        <w:trPr>
+          <w:trHeight w:val="340"/>
+        </w:trPr>
+        <w:tc>
+          <w:tcPr>
+            <w:tcW w:w="1634" w:type="pct"/>
+            <w:tcBorders>
+              <w:top w:val="single" w:sz="4" w:space="0" w:color="auto"/>
+              <w:left w:val="single" w:sz="4" w:space="0" w:color="auto"/>
+              <w:bottom w:val="single" w:sz="4" w:space="0" w:color="auto"/>
+              <w:right w:val="single" w:sz="4" w:space="0" w:color="auto"/>
+            </w:tcBorders>
+            <w:vAlign w:val="center"/>
+            <w:hideMark/>
+          </w:tcPr>
+          <w:p>
+            <w:pPr>
+              <w:spacing w:after="0" w:line="240" w:lineRule="auto"/>
+              <w:jc w:val="center"/>
+              <w:rPr>
+                <w:rFonts w:ascii="Arial" w:eastAsia="Times New Roman" w:hAnsi="Arial" w:cs="Arial"/>
+                <w:color w:val="000000"/>
+                <w:kern w:val="0"/>
+                <w:lang w:eastAsia="en-IN"/>
+                <w14:ligatures w14:val="none"/>
+              </w:rPr>
+            </w:pPr>
+            <w:r>
+              <w:rPr>
+                <w:rFonts w:ascii="Arial" w:eastAsia="Times New Roman" w:hAnsi="Arial" w:cs="Arial"/>
+                <w:color w:val="000000"/>
+                <w:kern w:val="0"/>
+                <w:lang w:val="en-US" w:eastAsia="en-IN"/>
+                <w14:ligatures w14:val="none"/>
+              </w:rPr>
+              <w:t>21</w:t>
+            </w:r>
+          </w:p>
+        </w:tc>
+        <w:tc>
+          <w:tcPr>
+            <w:tcW w:w="1079" w:type="pct"/>
+            <w:tcBorders>
+              <w:top w:val="single" w:sz="4" w:space="0" w:color="auto"/>
+              <w:left w:val="nil"/>
+              <w:bottom w:val="single" w:sz="4" w:space="0" w:color="auto"/>
+              <w:right w:val="single" w:sz="4" w:space="0" w:color="auto"/>
+            </w:tcBorders>
+            <w:vAlign w:val="center"/>
+            <w:hideMark/>
+          </w:tcPr>
+          <w:p>
+            <w:pPr>
+              <w:spacing w:after="0" w:line="240" w:lineRule="auto"/>
+              <w:jc w:val="center"/>
+              <w:rPr>
+                <w:rFonts w:ascii="Arial" w:eastAsia="Times New Roman" w:hAnsi="Arial" w:cs="Arial"/>
+                <w:color w:val="000000"/>
+                <w:kern w:val="0"/>
+                <w:lang w:eastAsia="en-IN"/>
+                <w14:ligatures w14:val="none"/>
+              </w:rPr>
+            </w:pPr>
+            <w:r>
+              <w:rPr>
+                <w:rFonts w:ascii="Arial" w:eastAsia="Times New Roman" w:hAnsi="Arial" w:cs="Arial"/>
+                <w:color w:val="000000"/>
+                <w:kern w:val="0"/>
+                <w:lang w:val="en-US" w:eastAsia="en-IN"/>
+                <w14:ligatures w14:val="none"/>
+              </w:rPr>
+              <w:t> </w:t>
+            </w:r>
+          </w:p>
+        </w:tc>
+        <w:tc>
+          <w:tcPr>
+            <w:tcW w:w="1128" w:type="pct"/>
+            <w:tcBorders>
+              <w:top w:val="single" w:sz="4" w:space="0" w:color="auto"/>
+              <w:left w:val="nil"/>
+              <w:bottom w:val="single" w:sz="4" w:space="0" w:color="auto"/>
+              <w:right w:val="single" w:sz="4" w:space="0" w:color="auto"/>
+            </w:tcBorders>
+            <w:vAlign w:val="center"/>
+            <w:hideMark/>
+          </w:tcPr>
+          <w:p>
+            <w:pPr>
+              <w:spacing w:after="0" w:line="240" w:lineRule="auto"/>
+              <w:jc w:val="center"/>
+              <w:rPr>
+                <w:rFonts w:ascii="Arial" w:eastAsia="Times New Roman" w:hAnsi="Arial" w:cs="Arial"/>
+                <w:color w:val="000000"/>
+                <w:kern w:val="0"/>
+                <w:lang w:eastAsia="en-IN"/>
+                <w14:ligatures w14:val="none"/>
+              </w:rPr>
+            </w:pPr>
+            <w:r>
+              <w:rPr>
+                <w:rFonts w:ascii="Arial" w:eastAsia="Times New Roman" w:hAnsi="Arial" w:cs="Arial"/>
+                <w:color w:val="000000"/>
+                <w:kern w:val="0"/>
+                <w:lang w:val="en-US" w:eastAsia="en-IN"/>
+                <w14:ligatures w14:val="none"/>
+              </w:rPr>
+              <w:t> </w:t>
+            </w:r>
+          </w:p>
+        </w:tc>
+        <w:tc>
+          <w:tcPr>
+            <w:tcW w:w="1159" w:type="pct"/>
+            <w:tcBorders>
+              <w:top w:val="single" w:sz="4" w:space="0" w:color="auto"/>
+              <w:left w:val="nil"/>
+              <w:bottom w:val="single" w:sz="4" w:space="0" w:color="auto"/>
+              <w:right w:val="single" w:sz="4" w:space="0" w:color="auto"/>
+            </w:tcBorders>
+            <w:vAlign w:val="center"/>
+            <w:hideMark/>
+          </w:tcPr>
+          <w:p>
+            <w:pPr>
+              <w:spacing w:after="0" w:line="240" w:lineRule="auto"/>
+              <w:jc w:val="center"/>
+              <w:rPr>
+                <w:rFonts w:ascii="Arial" w:eastAsia="Times New Roman" w:hAnsi="Arial" w:cs="Arial"/>
+                <w:color w:val="000000"/>
+                <w:kern w:val="0"/>
+                <w:lang w:eastAsia="en-IN"/>
+                <w14:ligatures w14:val="none"/>
+              </w:rPr>
+            </w:pPr>
+            <w:r>
+              <w:rPr>
+                <w:rFonts w:ascii="Arial" w:eastAsia="Times New Roman" w:hAnsi="Arial" w:cs="Arial"/>
+                <w:color w:val="000000"/>
+                <w:kern w:val="0"/>
+                <w:lang w:val="en-US" w:eastAsia="en-IN"/>
+                <w14:ligatures w14:val="none"/>
+              </w:rPr>
+              <w:t> </w:t>
+            </w:r>
+          </w:p>
+        </w:tc>
+      </w:tr>
+      <w:tr>
+        <w:trPr>
+          <w:trHeight w:val="340"/>
+        </w:trPr>
+        <w:tc>
+          <w:tcPr>
+            <w:tcW w:w="1634" w:type="pct"/>
+            <w:tcBorders>
+              <w:top w:val="nil"/>
+              <w:left w:val="single" w:sz="4" w:space="0" w:color="auto"/>
+              <w:bottom w:val="single" w:sz="4" w:space="0" w:color="auto"/>
+              <w:right w:val="single" w:sz="4" w:space="0" w:color="auto"/>
+            </w:tcBorders>
+            <w:vAlign w:val="center"/>
+            <w:hideMark/>
+          </w:tcPr>
+          <w:p>
+            <w:pPr>
+              <w:spacing w:after="0" w:line="240" w:lineRule="auto"/>
+              <w:jc w:val="center"/>
+              <w:rPr>
+                <w:rFonts w:ascii="Arial" w:eastAsia="Times New Roman" w:hAnsi="Arial" w:cs="Arial"/>
+                <w:color w:val="000000"/>
+                <w:kern w:val="0"/>
+                <w:lang w:eastAsia="en-IN"/>
+                <w14:ligatures w14:val="none"/>
+              </w:rPr>
+            </w:pPr>
+            <w:r>
+              <w:rPr>
+                <w:rFonts w:ascii="Arial" w:eastAsia="Times New Roman" w:hAnsi="Arial" w:cs="Arial"/>
+                <w:color w:val="000000"/>
+                <w:kern w:val="0"/>
+                <w:lang w:val="en-US" w:eastAsia="en-IN"/>
+                <w14:ligatures w14:val="none"/>
+              </w:rPr>
+              <w:t>22</w:t>
+            </w:r>
+          </w:p>
+        </w:tc>
+        <w:tc>
+          <w:tcPr>
+            <w:tcW w:w="1079" w:type="pct"/>
+            <w:tcBorders>
+              <w:top w:val="nil"/>
+              <w:left w:val="nil"/>
+              <w:bottom w:val="single" w:sz="4" w:space="0" w:color="auto"/>
+              <w:right w:val="single" w:sz="4" w:space="0" w:color="auto"/>
+            </w:tcBorders>
+            <w:vAlign w:val="center"/>
+            <w:hideMark/>
+          </w:tcPr>
+          <w:p>
+            <w:pPr>
+              <w:spacing w:after="0" w:line="240" w:lineRule="auto"/>
+              <w:jc w:val="center"/>
+              <w:rPr>
+                <w:rFonts w:ascii="Arial" w:eastAsia="Times New Roman" w:hAnsi="Arial" w:cs="Arial"/>
+                <w:color w:val="000000"/>
+                <w:kern w:val="0"/>
+                <w:lang w:eastAsia="en-IN"/>
+                <w14:ligatures w14:val="none"/>
+              </w:rPr>
+            </w:pPr>
+            <w:r>
+              <w:rPr>
+                <w:rFonts w:ascii="Arial" w:eastAsia="Times New Roman" w:hAnsi="Arial" w:cs="Arial"/>
+                <w:color w:val="000000"/>
+                <w:kern w:val="0"/>
+                <w:lang w:val="en-US" w:eastAsia="en-IN"/>
+                <w14:ligatures w14:val="none"/>
+              </w:rPr>
+              <w:t> </w:t>
+            </w:r>
+          </w:p>
+        </w:tc>
+        <w:tc>
+          <w:tcPr>
+            <w:tcW w:w="1128" w:type="pct"/>
+            <w:tcBorders>
+              <w:top w:val="nil"/>
+              <w:left w:val="nil"/>
+              <w:bottom w:val="single" w:sz="4" w:space="0" w:color="auto"/>
+              <w:right w:val="single" w:sz="4" w:space="0" w:color="auto"/>
+            </w:tcBorders>
+            <w:vAlign w:val="center"/>
+            <w:hideMark/>
+          </w:tcPr>
+          <w:p>
+            <w:pPr>
+              <w:spacing w:after="0" w:line="240" w:lineRule="auto"/>
+              <w:jc w:val="center"/>
+              <w:rPr>
+                <w:rFonts w:ascii="Arial" w:eastAsia="Times New Roman" w:hAnsi="Arial" w:cs="Arial"/>
+                <w:color w:val="000000"/>
+                <w:kern w:val="0"/>
+                <w:lang w:eastAsia="en-IN"/>
+                <w14:ligatures w14:val="none"/>
+              </w:rPr>
+            </w:pPr>
+            <w:r>
+              <w:rPr>
+                <w:rFonts w:ascii="Arial" w:eastAsia="Times New Roman" w:hAnsi="Arial" w:cs="Arial"/>
+                <w:color w:val="000000"/>
+                <w:kern w:val="0"/>
+                <w:lang w:val="en-US" w:eastAsia="en-IN"/>
+                <w14:ligatures w14:val="none"/>
+              </w:rPr>
+              <w:t> </w:t>
+            </w:r>
+          </w:p>
+        </w:tc>
+        <w:tc>
+          <w:tcPr>
+            <w:tcW w:w="1159" w:type="pct"/>
+            <w:tcBorders>
+              <w:top w:val="nil"/>
+              <w:left w:val="nil"/>
+              <w:bottom w:val="single" w:sz="4" w:space="0" w:color="auto"/>
+              <w:right w:val="single" w:sz="4" w:space="0" w:color="auto"/>
+            </w:tcBorders>
+            <w:vAlign w:val="center"/>
+            <w:hideMark/>
+          </w:tcPr>
+          <w:p>
+            <w:pPr>
+              <w:spacing w:after="0" w:line="240" w:lineRule="auto"/>
+              <w:jc w:val="center"/>
+              <w:rPr>
+                <w:rFonts w:ascii="Arial" w:eastAsia="Times New Roman" w:hAnsi="Arial" w:cs="Arial"/>
+                <w:color w:val="000000"/>
+                <w:kern w:val="0"/>
+                <w:lang w:eastAsia="en-IN"/>
+                <w14:ligatures w14:val="none"/>
+              </w:rPr>
+            </w:pPr>
+            <w:r>
+              <w:rPr>
+                <w:rFonts w:ascii="Arial" w:eastAsia="Times New Roman" w:hAnsi="Arial" w:cs="Arial"/>
+                <w:color w:val="000000"/>
+                <w:kern w:val="0"/>
+                <w:lang w:val="en-US" w:eastAsia="en-IN"/>
+                <w14:ligatures w14:val="none"/>
+              </w:rPr>
+              <w:t> </w:t>
+            </w:r>
+          </w:p>
+        </w:tc>
+      </w:tr>
+      <w:tr>
+        <w:trPr>
+          <w:trHeight w:val="340"/>
+        </w:trPr>
+        <w:tc>
+          <w:tcPr>
+            <w:tcW w:w="1634" w:type="pct"/>
+            <w:tcBorders>
+              <w:top w:val="nil"/>
+              <w:left w:val="single" w:sz="4" w:space="0" w:color="auto"/>
+              <w:bottom w:val="single" w:sz="4" w:space="0" w:color="auto"/>
+              <w:right w:val="single" w:sz="4" w:space="0" w:color="auto"/>
+            </w:tcBorders>
+            <w:vAlign w:val="center"/>
+            <w:hideMark/>
+          </w:tcPr>
+          <w:p>
+            <w:pPr>
+              <w:spacing w:after="0" w:line="240" w:lineRule="auto"/>
+              <w:jc w:val="center"/>
+              <w:rPr>
+                <w:rFonts w:ascii="Arial" w:eastAsia="Times New Roman" w:hAnsi="Arial" w:cs="Arial"/>
+                <w:color w:val="000000"/>
+                <w:kern w:val="0"/>
+                <w:lang w:eastAsia="en-IN"/>
+                <w14:ligatures w14:val="none"/>
+              </w:rPr>
+            </w:pPr>
+            <w:r>
+              <w:rPr>
+                <w:rFonts w:ascii="Arial" w:eastAsia="Times New Roman" w:hAnsi="Arial" w:cs="Arial"/>
+                <w:color w:val="000000"/>
+                <w:kern w:val="0"/>
+                <w:lang w:val="en-US" w:eastAsia="en-IN"/>
+                <w14:ligatures w14:val="none"/>
+              </w:rPr>
+              <w:t>23</w:t>
+            </w:r>
+          </w:p>
+        </w:tc>
+        <w:tc>
+          <w:tcPr>
+            <w:tcW w:w="1079" w:type="pct"/>
+            <w:tcBorders>
+              <w:top w:val="nil"/>
+              <w:left w:val="nil"/>
+              <w:bottom w:val="single" w:sz="4" w:space="0" w:color="auto"/>
+              <w:right w:val="single" w:sz="4" w:space="0" w:color="auto"/>
+            </w:tcBorders>
+            <w:vAlign w:val="center"/>
+            <w:hideMark/>
+          </w:tcPr>
+          <w:p>
+            <w:pPr>
+              <w:spacing w:after="0" w:line="240" w:lineRule="auto"/>
+              <w:jc w:val="center"/>
+              <w:rPr>
+                <w:rFonts w:ascii="Arial" w:eastAsia="Times New Roman" w:hAnsi="Arial" w:cs="Arial"/>
+                <w:color w:val="000000"/>
+                <w:kern w:val="0"/>
+                <w:lang w:eastAsia="en-IN"/>
+                <w14:ligatures w14:val="none"/>
+              </w:rPr>
+            </w:pPr>
+            <w:r>
+              <w:rPr>
+                <w:rFonts w:ascii="Arial" w:eastAsia="Times New Roman" w:hAnsi="Arial" w:cs="Arial"/>
+                <w:color w:val="000000"/>
+                <w:kern w:val="0"/>
+                <w:lang w:val="en-US" w:eastAsia="en-IN"/>
+                <w14:ligatures w14:val="none"/>
+              </w:rPr>
+              <w:t> </w:t>
+            </w:r>
+          </w:p>
+        </w:tc>
+        <w:tc>
+          <w:tcPr>
+            <w:tcW w:w="1128" w:type="pct"/>
+            <w:tcBorders>
+              <w:top w:val="nil"/>
+              <w:left w:val="nil"/>
+              <w:bottom w:val="single" w:sz="4" w:space="0" w:color="auto"/>
+              <w:right w:val="single" w:sz="4" w:space="0" w:color="auto"/>
+            </w:tcBorders>
+            <w:vAlign w:val="center"/>
+            <w:hideMark/>
+          </w:tcPr>
+          <w:p>
+            <w:pPr>
+              <w:spacing w:after="0" w:line="240" w:lineRule="auto"/>
+              <w:jc w:val="center"/>
+              <w:rPr>
+                <w:rFonts w:ascii="Arial" w:eastAsia="Times New Roman" w:hAnsi="Arial" w:cs="Arial"/>
+                <w:color w:val="000000"/>
+                <w:kern w:val="0"/>
+                <w:lang w:eastAsia="en-IN"/>
+                <w14:ligatures w14:val="none"/>
+              </w:rPr>
+            </w:pPr>
+            <w:r>
+              <w:rPr>
+                <w:rFonts w:ascii="Arial" w:eastAsia="Times New Roman" w:hAnsi="Arial" w:cs="Arial"/>
+                <w:color w:val="000000"/>
+                <w:kern w:val="0"/>
+                <w:lang w:val="en-US" w:eastAsia="en-IN"/>
+                <w14:ligatures w14:val="none"/>
+              </w:rPr>
+              <w:t> </w:t>
+            </w:r>
+          </w:p>
+        </w:tc>
+        <w:tc>
+          <w:tcPr>
+            <w:tcW w:w="1159" w:type="pct"/>
+            <w:tcBorders>
+              <w:top w:val="nil"/>
+              <w:left w:val="nil"/>
+              <w:bottom w:val="single" w:sz="4" w:space="0" w:color="auto"/>
+              <w:right w:val="single" w:sz="4" w:space="0" w:color="auto"/>
+            </w:tcBorders>
+            <w:vAlign w:val="center"/>
+            <w:hideMark/>
+          </w:tcPr>
+          <w:p>
+            <w:pPr>
+              <w:spacing w:after="0" w:line="240" w:lineRule="auto"/>
+              <w:jc w:val="center"/>
+              <w:rPr>
+                <w:rFonts w:ascii="Arial" w:eastAsia="Times New Roman" w:hAnsi="Arial" w:cs="Arial"/>
+                <w:color w:val="000000"/>
+                <w:kern w:val="0"/>
+                <w:lang w:eastAsia="en-IN"/>
+                <w14:ligatures w14:val="none"/>
+              </w:rPr>
+            </w:pPr>
+            <w:r>
+              <w:rPr>
+                <w:rFonts w:ascii="Arial" w:eastAsia="Times New Roman" w:hAnsi="Arial" w:cs="Arial"/>
+                <w:color w:val="000000"/>
+                <w:kern w:val="0"/>
+                <w:lang w:val="en-US" w:eastAsia="en-IN"/>
+                <w14:ligatures w14:val="none"/>
+              </w:rPr>
+              <w:t> </w:t>
+            </w:r>
+          </w:p>
+        </w:tc>
+      </w:tr>
+      <w:tr>
+        <w:trPr>
+          <w:trHeight w:val="340"/>
+        </w:trPr>
+        <w:tc>
+          <w:tcPr>
+            <w:tcW w:w="1634" w:type="pct"/>
+            <w:tcBorders>
+              <w:top w:val="nil"/>
+              <w:left w:val="single" w:sz="4" w:space="0" w:color="auto"/>
+              <w:bottom w:val="single" w:sz="4" w:space="0" w:color="auto"/>
+              <w:right w:val="single" w:sz="4" w:space="0" w:color="auto"/>
+            </w:tcBorders>
+            <w:vAlign w:val="center"/>
+            <w:hideMark/>
+          </w:tcPr>
+          <w:p>
+            <w:pPr>
+              <w:spacing w:after="0" w:line="240" w:lineRule="auto"/>
+              <w:jc w:val="center"/>
+              <w:rPr>
+                <w:rFonts w:ascii="Arial" w:eastAsia="Times New Roman" w:hAnsi="Arial" w:cs="Arial"/>
+                <w:color w:val="000000"/>
+                <w:kern w:val="0"/>
+                <w:lang w:eastAsia="en-IN"/>
+                <w14:ligatures w14:val="none"/>
+              </w:rPr>
+            </w:pPr>
+            <w:r>
+              <w:rPr>
+                <w:rFonts w:ascii="Arial" w:eastAsia="Times New Roman" w:hAnsi="Arial" w:cs="Arial"/>
+                <w:color w:val="000000"/>
+                <w:kern w:val="0"/>
+                <w:lang w:val="en-US" w:eastAsia="en-IN"/>
+                <w14:ligatures w14:val="none"/>
+              </w:rPr>
+              <w:t>24</w:t>
+            </w:r>
+          </w:p>
+        </w:tc>
+        <w:tc>
+          <w:tcPr>
+            <w:tcW w:w="1079" w:type="pct"/>
+            <w:tcBorders>
+              <w:top w:val="nil"/>
+              <w:left w:val="nil"/>
+              <w:bottom w:val="single" w:sz="4" w:space="0" w:color="auto"/>
+              <w:right w:val="single" w:sz="4" w:space="0" w:color="auto"/>
+            </w:tcBorders>
+            <w:vAlign w:val="center"/>
+            <w:hideMark/>
+          </w:tcPr>
+          <w:p>
+            <w:pPr>
+              <w:spacing w:after="0" w:line="240" w:lineRule="auto"/>
+              <w:jc w:val="center"/>
+              <w:rPr>
+                <w:rFonts w:ascii="Arial" w:eastAsia="Times New Roman" w:hAnsi="Arial" w:cs="Arial"/>
+                <w:color w:val="000000"/>
+                <w:kern w:val="0"/>
+                <w:lang w:eastAsia="en-IN"/>
+                <w14:ligatures w14:val="none"/>
+              </w:rPr>
+            </w:pPr>
+            <w:r>
+              <w:rPr>
+                <w:rFonts w:ascii="Arial" w:eastAsia="Times New Roman" w:hAnsi="Arial" w:cs="Arial"/>
+                <w:color w:val="000000"/>
+                <w:kern w:val="0"/>
+                <w:lang w:val="en-US" w:eastAsia="en-IN"/>
+                <w14:ligatures w14:val="none"/>
+              </w:rPr>
+              <w:t> </w:t>
+            </w:r>
+          </w:p>
+        </w:tc>
+        <w:tc>
+          <w:tcPr>
+            <w:tcW w:w="1128" w:type="pct"/>
+            <w:tcBorders>
+              <w:top w:val="nil"/>
+              <w:left w:val="nil"/>
+              <w:bottom w:val="single" w:sz="4" w:space="0" w:color="auto"/>
+              <w:right w:val="single" w:sz="4" w:space="0" w:color="auto"/>
+            </w:tcBorders>
+            <w:vAlign w:val="center"/>
+            <w:hideMark/>
+          </w:tcPr>
+          <w:p>
+            <w:pPr>
+              <w:spacing w:after="0" w:line="240" w:lineRule="auto"/>
+              <w:jc w:val="center"/>
+              <w:rPr>
+                <w:rFonts w:ascii="Arial" w:eastAsia="Times New Roman" w:hAnsi="Arial" w:cs="Arial"/>
+                <w:color w:val="000000"/>
+                <w:kern w:val="0"/>
+                <w:lang w:eastAsia="en-IN"/>
+                <w14:ligatures w14:val="none"/>
+              </w:rPr>
+            </w:pPr>
+            <w:r>
+              <w:rPr>
+                <w:rFonts w:ascii="Arial" w:eastAsia="Times New Roman" w:hAnsi="Arial" w:cs="Arial"/>
+                <w:color w:val="000000"/>
+                <w:kern w:val="0"/>
+                <w:lang w:val="en-US" w:eastAsia="en-IN"/>
+                <w14:ligatures w14:val="none"/>
+              </w:rPr>
+              <w:t> </w:t>
+            </w:r>
+          </w:p>
+        </w:tc>
+        <w:tc>
+          <w:tcPr>
+            <w:tcW w:w="1159" w:type="pct"/>
+            <w:tcBorders>
+              <w:top w:val="nil"/>
+              <w:left w:val="nil"/>
+              <w:bottom w:val="single" w:sz="4" w:space="0" w:color="auto"/>
+              <w:right w:val="single" w:sz="4" w:space="0" w:color="auto"/>
+            </w:tcBorders>
+            <w:vAlign w:val="center"/>
+            <w:hideMark/>
+          </w:tcPr>
+          <w:p>
+            <w:pPr>
+              <w:spacing w:after="0" w:line="240" w:lineRule="auto"/>
+              <w:jc w:val="center"/>
+              <w:rPr>
+                <w:rFonts w:ascii="Arial" w:eastAsia="Times New Roman" w:hAnsi="Arial" w:cs="Arial"/>
+                <w:color w:val="000000"/>
+                <w:kern w:val="0"/>
+                <w:lang w:eastAsia="en-IN"/>
+                <w14:ligatures w14:val="none"/>
+              </w:rPr>
+            </w:pPr>
+            <w:r>
+              <w:rPr>
+                <w:rFonts w:ascii="Arial" w:eastAsia="Times New Roman" w:hAnsi="Arial" w:cs="Arial"/>
+                <w:color w:val="000000"/>
+                <w:kern w:val="0"/>
+                <w:lang w:val="en-US" w:eastAsia="en-IN"/>
+                <w14:ligatures w14:val="none"/>
+              </w:rPr>
+              <w:t> </w:t>
+            </w:r>
+          </w:p>
+        </w:tc>
+      </w:tr>
+      <w:tr>
+        <w:trPr>
+          <w:trHeight w:val="340"/>
+        </w:trPr>
+        <w:tc>
+          <w:tcPr>
+            <w:tcW w:w="1634" w:type="pct"/>
+            <w:tcBorders>
+              <w:top w:val="nil"/>
+              <w:left w:val="single" w:sz="4" w:space="0" w:color="auto"/>
+              <w:bottom w:val="single" w:sz="4" w:space="0" w:color="auto"/>
+              <w:right w:val="single" w:sz="4" w:space="0" w:color="auto"/>
+            </w:tcBorders>
+            <w:vAlign w:val="center"/>
+            <w:hideMark/>
+          </w:tcPr>
+          <w:p>
+            <w:pPr>
+              <w:spacing w:after="0" w:line="240" w:lineRule="auto"/>
+              <w:jc w:val="center"/>
+              <w:rPr>
+                <w:rFonts w:ascii="Arial" w:eastAsia="Times New Roman" w:hAnsi="Arial" w:cs="Arial"/>
+                <w:color w:val="000000"/>
+                <w:kern w:val="0"/>
+                <w:lang w:eastAsia="en-IN"/>
+                <w14:ligatures w14:val="none"/>
+              </w:rPr>
+            </w:pPr>
+            <w:r>
+              <w:rPr>
+                <w:rFonts w:ascii="Arial" w:eastAsia="Times New Roman" w:hAnsi="Arial" w:cs="Arial"/>
+                <w:color w:val="000000"/>
+                <w:kern w:val="0"/>
+                <w:lang w:val="en-US" w:eastAsia="en-IN"/>
+                <w14:ligatures w14:val="none"/>
+              </w:rPr>
+              <w:t>25</w:t>
+            </w:r>
+          </w:p>
+        </w:tc>
+        <w:tc>
+          <w:tcPr>
+            <w:tcW w:w="1079" w:type="pct"/>
+            <w:tcBorders>
+              <w:top w:val="nil"/>
+              <w:left w:val="nil"/>
+              <w:bottom w:val="single" w:sz="4" w:space="0" w:color="auto"/>
+              <w:right w:val="single" w:sz="4" w:space="0" w:color="auto"/>
+            </w:tcBorders>
+            <w:vAlign w:val="center"/>
+            <w:hideMark/>
+          </w:tcPr>
+          <w:p>
+            <w:pPr>
+              <w:spacing w:after="0" w:line="240" w:lineRule="auto"/>
+              <w:jc w:val="center"/>
+              <w:rPr>
+                <w:rFonts w:ascii="Arial" w:eastAsia="Times New Roman" w:hAnsi="Arial" w:cs="Arial"/>
+                <w:color w:val="000000"/>
+                <w:kern w:val="0"/>
+                <w:lang w:eastAsia="en-IN"/>
+                <w14:ligatures w14:val="none"/>
+              </w:rPr>
+            </w:pPr>
+            <w:r>
+              <w:rPr>
+                <w:rFonts w:ascii="Arial" w:eastAsia="Times New Roman" w:hAnsi="Arial" w:cs="Arial"/>
+                <w:color w:val="000000"/>
+                <w:kern w:val="0"/>
+                <w:lang w:val="en-US" w:eastAsia="en-IN"/>
+                <w14:ligatures w14:val="none"/>
+              </w:rPr>
+              <w:t> </w:t>
+            </w:r>
+          </w:p>
+        </w:tc>
+        <w:tc>
+          <w:tcPr>
+            <w:tcW w:w="1128" w:type="pct"/>
+            <w:tcBorders>
+              <w:top w:val="nil"/>
+              <w:left w:val="nil"/>
+              <w:bottom w:val="single" w:sz="4" w:space="0" w:color="auto"/>
+              <w:right w:val="single" w:sz="4" w:space="0" w:color="auto"/>
+            </w:tcBorders>
+            <w:vAlign w:val="center"/>
+            <w:hideMark/>
+          </w:tcPr>
+          <w:p>
+            <w:pPr>
+              <w:spacing w:after="0" w:line="240" w:lineRule="auto"/>
+              <w:jc w:val="center"/>
+              <w:rPr>
+                <w:rFonts w:ascii="Arial" w:eastAsia="Times New Roman" w:hAnsi="Arial" w:cs="Arial"/>
+                <w:color w:val="000000"/>
+                <w:kern w:val="0"/>
+                <w:lang w:eastAsia="en-IN"/>
+                <w14:ligatures w14:val="none"/>
+              </w:rPr>
+            </w:pPr>
+            <w:r>
+              <w:rPr>
+                <w:rFonts w:ascii="Arial" w:eastAsia="Times New Roman" w:hAnsi="Arial" w:cs="Arial"/>
+                <w:color w:val="000000"/>
+                <w:kern w:val="0"/>
+                <w:lang w:val="en-US" w:eastAsia="en-IN"/>
+                <w14:ligatures w14:val="none"/>
+              </w:rPr>
+              <w:t> </w:t>
+            </w:r>
+          </w:p>
+        </w:tc>
+        <w:tc>
+          <w:tcPr>
+            <w:tcW w:w="1159" w:type="pct"/>
+            <w:tcBorders>
+              <w:top w:val="nil"/>
+              <w:left w:val="nil"/>
+              <w:bottom w:val="single" w:sz="4" w:space="0" w:color="auto"/>
+              <w:right w:val="single" w:sz="4" w:space="0" w:color="auto"/>
+            </w:tcBorders>
+            <w:vAlign w:val="center"/>
+            <w:hideMark/>
+          </w:tcPr>
+          <w:p>
+            <w:pPr>
+              <w:spacing w:after="0" w:line="240" w:lineRule="auto"/>
+              <w:jc w:val="center"/>
+              <w:rPr>
+                <w:rFonts w:ascii="Arial" w:eastAsia="Times New Roman" w:hAnsi="Arial" w:cs="Arial"/>
+                <w:color w:val="000000"/>
+                <w:kern w:val="0"/>
+                <w:lang w:eastAsia="en-IN"/>
+                <w14:ligatures w14:val="none"/>
+              </w:rPr>
+            </w:pPr>
+            <w:r>
+              <w:rPr>
+                <w:rFonts w:ascii="Arial" w:eastAsia="Times New Roman" w:hAnsi="Arial" w:cs="Arial"/>
+                <w:color w:val="000000"/>
+                <w:kern w:val="0"/>
+                <w:lang w:val="en-US" w:eastAsia="en-IN"/>
+                <w14:ligatures w14:val="none"/>
+              </w:rPr>
+              <w:t> </w:t>
+            </w:r>
+          </w:p>
+        </w:tc>
+      </w:tr>
+      <w:tr>
+        <w:trPr>
+          <w:trHeight w:val="340"/>
+        </w:trPr>
+        <w:tc>
+          <w:tcPr>
+            <w:tcW w:w="1634" w:type="pct"/>
+            <w:tcBorders>
+              <w:top w:val="nil"/>
+              <w:left w:val="single" w:sz="4" w:space="0" w:color="auto"/>
+              <w:bottom w:val="single" w:sz="4" w:space="0" w:color="auto"/>
+              <w:right w:val="single" w:sz="4" w:space="0" w:color="auto"/>
+            </w:tcBorders>
+            <w:vAlign w:val="center"/>
+            <w:hideMark/>
+          </w:tcPr>
+          <w:p>
+            <w:pPr>
+              <w:spacing w:after="0" w:line="240" w:lineRule="auto"/>
+              <w:jc w:val="center"/>
+              <w:rPr>
+                <w:rFonts w:ascii="Arial" w:eastAsia="Times New Roman" w:hAnsi="Arial" w:cs="Arial"/>
+                <w:color w:val="000000"/>
+                <w:kern w:val="0"/>
+                <w:lang w:eastAsia="en-IN"/>
+                <w14:ligatures w14:val="none"/>
+              </w:rPr>
+            </w:pPr>
+            <w:r>
+              <w:rPr>
+                <w:rFonts w:ascii="Arial" w:eastAsia="Times New Roman" w:hAnsi="Arial" w:cs="Arial"/>
+                <w:color w:val="000000"/>
+                <w:kern w:val="0"/>
+                <w:lang w:val="en-US" w:eastAsia="en-IN"/>
+                <w14:ligatures w14:val="none"/>
+              </w:rPr>
+              <w:t>26</w:t>
+            </w:r>
+          </w:p>
+        </w:tc>
+        <w:tc>
+          <w:tcPr>
+            <w:tcW w:w="1079" w:type="pct"/>
+            <w:tcBorders>
+              <w:top w:val="nil"/>
+              <w:left w:val="nil"/>
+              <w:bottom w:val="single" w:sz="4" w:space="0" w:color="auto"/>
+              <w:right w:val="single" w:sz="4" w:space="0" w:color="auto"/>
+            </w:tcBorders>
+            <w:vAlign w:val="center"/>
+            <w:hideMark/>
+          </w:tcPr>
+          <w:p>
+            <w:pPr>
+              <w:spacing w:after="0" w:line="240" w:lineRule="auto"/>
+              <w:jc w:val="center"/>
+              <w:rPr>
+                <w:rFonts w:ascii="Arial" w:eastAsia="Times New Roman" w:hAnsi="Arial" w:cs="Arial"/>
+                <w:color w:val="000000"/>
+                <w:kern w:val="0"/>
+                <w:lang w:eastAsia="en-IN"/>
+                <w14:ligatures w14:val="none"/>
+              </w:rPr>
+            </w:pPr>
+            <w:r>
+              <w:rPr>
+                <w:rFonts w:ascii="Arial" w:eastAsia="Times New Roman" w:hAnsi="Arial" w:cs="Arial"/>
+                <w:color w:val="000000"/>
+                <w:kern w:val="0"/>
+                <w:lang w:val="en-US" w:eastAsia="en-IN"/>
+                <w14:ligatures w14:val="none"/>
+              </w:rPr>
+              <w:t> </w:t>
+            </w:r>
+          </w:p>
+        </w:tc>
+        <w:tc>
+          <w:tcPr>
+            <w:tcW w:w="1128" w:type="pct"/>
+            <w:tcBorders>
+              <w:top w:val="nil"/>
+              <w:left w:val="nil"/>
+              <w:bottom w:val="single" w:sz="4" w:space="0" w:color="auto"/>
+              <w:right w:val="single" w:sz="4" w:space="0" w:color="auto"/>
+            </w:tcBorders>
+            <w:vAlign w:val="center"/>
+            <w:hideMark/>
+          </w:tcPr>
+          <w:p>
+            <w:pPr>
+              <w:spacing w:after="0" w:line="240" w:lineRule="auto"/>
+              <w:jc w:val="center"/>
+              <w:rPr>
+                <w:rFonts w:ascii="Arial" w:eastAsia="Times New Roman" w:hAnsi="Arial" w:cs="Arial"/>
+                <w:color w:val="000000"/>
+                <w:kern w:val="0"/>
+                <w:lang w:eastAsia="en-IN"/>
+                <w14:ligatures w14:val="none"/>
+              </w:rPr>
+            </w:pPr>
+            <w:r>
+              <w:rPr>
+                <w:rFonts w:ascii="Arial" w:eastAsia="Times New Roman" w:hAnsi="Arial" w:cs="Arial"/>
+                <w:color w:val="000000"/>
+                <w:kern w:val="0"/>
+                <w:lang w:val="en-US" w:eastAsia="en-IN"/>
+                <w14:ligatures w14:val="none"/>
+              </w:rPr>
+              <w:t> </w:t>
+            </w:r>
+          </w:p>
+        </w:tc>
+        <w:tc>
+          <w:tcPr>
+            <w:tcW w:w="1159" w:type="pct"/>
+            <w:tcBorders>
+              <w:top w:val="nil"/>
+              <w:left w:val="nil"/>
+              <w:bottom w:val="single" w:sz="4" w:space="0" w:color="auto"/>
+              <w:right w:val="single" w:sz="4" w:space="0" w:color="auto"/>
+            </w:tcBorders>
+            <w:vAlign w:val="center"/>
+            <w:hideMark/>
+          </w:tcPr>
+          <w:p>
+            <w:pPr>
+              <w:spacing w:after="0" w:line="240" w:lineRule="auto"/>
+              <w:jc w:val="center"/>
+              <w:rPr>
+                <w:rFonts w:ascii="Arial" w:eastAsia="Times New Roman" w:hAnsi="Arial" w:cs="Arial"/>
+                <w:color w:val="000000"/>
+                <w:kern w:val="0"/>
+                <w:lang w:eastAsia="en-IN"/>
+                <w14:ligatures w14:val="none"/>
+              </w:rPr>
+            </w:pPr>
+            <w:r>
+              <w:rPr>
+                <w:rFonts w:ascii="Arial" w:eastAsia="Times New Roman" w:hAnsi="Arial" w:cs="Arial"/>
+                <w:color w:val="000000"/>
+                <w:kern w:val="0"/>
+                <w:lang w:val="en-US" w:eastAsia="en-IN"/>
+                <w14:ligatures w14:val="none"/>
+              </w:rPr>
+              <w:t> </w:t>
+            </w:r>
+          </w:p>
+        </w:tc>
+      </w:tr>
+      <w:tr>
+        <w:trPr>
+          <w:trHeight w:val="340"/>
+        </w:trPr>
+        <w:tc>
+          <w:tcPr>
+            <w:tcW w:w="1634" w:type="pct"/>
+            <w:tcBorders>
+              <w:top w:val="nil"/>
+              <w:left w:val="single" w:sz="4" w:space="0" w:color="auto"/>
+              <w:bottom w:val="single" w:sz="4" w:space="0" w:color="auto"/>
+              <w:right w:val="single" w:sz="4" w:space="0" w:color="auto"/>
+            </w:tcBorders>
+            <w:vAlign w:val="center"/>
+            <w:hideMark/>
+          </w:tcPr>
+          <w:p>
+            <w:pPr>
+              <w:spacing w:after="0" w:line="240" w:lineRule="auto"/>
+              <w:jc w:val="center"/>
+              <w:rPr>
+                <w:rFonts w:ascii="Arial" w:eastAsia="Times New Roman" w:hAnsi="Arial" w:cs="Arial"/>
+                <w:color w:val="000000"/>
+                <w:kern w:val="0"/>
+                <w:lang w:eastAsia="en-IN"/>
+                <w14:ligatures w14:val="none"/>
+              </w:rPr>
+            </w:pPr>
+            <w:r>
+              <w:rPr>
+                <w:rFonts w:ascii="Arial" w:eastAsia="Times New Roman" w:hAnsi="Arial" w:cs="Arial"/>
+                <w:color w:val="000000"/>
+                <w:kern w:val="0"/>
+                <w:lang w:val="en-US" w:eastAsia="en-IN"/>
+                <w14:ligatures w14:val="none"/>
+              </w:rPr>
+              <w:t>27</w:t>
+            </w:r>
+          </w:p>
+        </w:tc>
+        <w:tc>
+          <w:tcPr>
+            <w:tcW w:w="1079" w:type="pct"/>
+            <w:tcBorders>
+              <w:top w:val="nil"/>
+              <w:left w:val="nil"/>
+              <w:bottom w:val="single" w:sz="4" w:space="0" w:color="auto"/>
+              <w:right w:val="single" w:sz="4" w:space="0" w:color="auto"/>
+            </w:tcBorders>
+            <w:vAlign w:val="center"/>
+            <w:hideMark/>
+          </w:tcPr>
+          <w:p>
+            <w:pPr>
+              <w:spacing w:after="0" w:line="240" w:lineRule="auto"/>
+              <w:jc w:val="center"/>
+              <w:rPr>
+                <w:rFonts w:ascii="Arial" w:eastAsia="Times New Roman" w:hAnsi="Arial" w:cs="Arial"/>
+                <w:color w:val="000000"/>
+                <w:kern w:val="0"/>
+                <w:lang w:eastAsia="en-IN"/>
+                <w14:ligatures w14:val="none"/>
+              </w:rPr>
+            </w:pPr>
+            <w:r>
+              <w:rPr>
+                <w:rFonts w:ascii="Arial" w:eastAsia="Times New Roman" w:hAnsi="Arial" w:cs="Arial"/>
+                <w:color w:val="000000"/>
+                <w:kern w:val="0"/>
+                <w:lang w:val="en-US" w:eastAsia="en-IN"/>
+                <w14:ligatures w14:val="none"/>
+              </w:rPr>
+              <w:t> </w:t>
+            </w:r>
+          </w:p>
+        </w:tc>
+        <w:tc>
+          <w:tcPr>
+            <w:tcW w:w="1128" w:type="pct"/>
+            <w:tcBorders>
+              <w:top w:val="nil"/>
+              <w:left w:val="nil"/>
+              <w:bottom w:val="single" w:sz="4" w:space="0" w:color="auto"/>
+              <w:right w:val="single" w:sz="4" w:space="0" w:color="auto"/>
+            </w:tcBorders>
+            <w:vAlign w:val="center"/>
+            <w:hideMark/>
+          </w:tcPr>
+          <w:p>
+            <w:pPr>
+              <w:spacing w:after="0" w:line="240" w:lineRule="auto"/>
+              <w:jc w:val="center"/>
+              <w:rPr>
+                <w:rFonts w:ascii="Arial" w:eastAsia="Times New Roman" w:hAnsi="Arial" w:cs="Arial"/>
+                <w:color w:val="000000"/>
+                <w:kern w:val="0"/>
+                <w:lang w:eastAsia="en-IN"/>
+                <w14:ligatures w14:val="none"/>
+              </w:rPr>
+            </w:pPr>
+            <w:r>
+              <w:rPr>
+                <w:rFonts w:ascii="Arial" w:eastAsia="Times New Roman" w:hAnsi="Arial" w:cs="Arial"/>
+                <w:color w:val="000000"/>
+                <w:kern w:val="0"/>
+                <w:lang w:val="en-US" w:eastAsia="en-IN"/>
+                <w14:ligatures w14:val="none"/>
+              </w:rPr>
+              <w:t> </w:t>
+            </w:r>
+          </w:p>
+        </w:tc>
+        <w:tc>
+          <w:tcPr>
+            <w:tcW w:w="1159" w:type="pct"/>
+            <w:tcBorders>
+              <w:top w:val="nil"/>
+              <w:left w:val="nil"/>
+              <w:bottom w:val="single" w:sz="4" w:space="0" w:color="auto"/>
+              <w:right w:val="single" w:sz="4" w:space="0" w:color="auto"/>
+            </w:tcBorders>
+            <w:vAlign w:val="center"/>
+            <w:hideMark/>
+          </w:tcPr>
+          <w:p>
+            <w:pPr>
+              <w:spacing w:after="0" w:line="240" w:lineRule="auto"/>
+              <w:jc w:val="center"/>
+              <w:rPr>
+                <w:rFonts w:ascii="Arial" w:eastAsia="Times New Roman" w:hAnsi="Arial" w:cs="Arial"/>
+                <w:color w:val="000000"/>
+                <w:kern w:val="0"/>
+                <w:lang w:eastAsia="en-IN"/>
+                <w14:ligatures w14:val="none"/>
+              </w:rPr>
+            </w:pPr>
+            <w:r>
+              <w:rPr>
+                <w:rFonts w:ascii="Arial" w:eastAsia="Times New Roman" w:hAnsi="Arial" w:cs="Arial"/>
+                <w:color w:val="000000"/>
+                <w:kern w:val="0"/>
+                <w:lang w:val="en-US" w:eastAsia="en-IN"/>
+                <w14:ligatures w14:val="none"/>
+              </w:rPr>
+              <w:t> </w:t>
+            </w:r>
+          </w:p>
+        </w:tc>
+      </w:tr>
+      <w:tr>
+        <w:trPr>
+          <w:trHeight w:val="340"/>
+        </w:trPr>
+        <w:tc>
+          <w:tcPr>
+            <w:tcW w:w="1634" w:type="pct"/>
+            <w:tcBorders>
+              <w:top w:val="nil"/>
+              <w:left w:val="single" w:sz="4" w:space="0" w:color="auto"/>
+              <w:bottom w:val="single" w:sz="4" w:space="0" w:color="auto"/>
+              <w:right w:val="single" w:sz="4" w:space="0" w:color="auto"/>
+            </w:tcBorders>
+            <w:vAlign w:val="center"/>
+            <w:hideMark/>
+          </w:tcPr>
+          <w:p>
+            <w:pPr>
+              <w:spacing w:after="0" w:line="240" w:lineRule="auto"/>
+              <w:jc w:val="center"/>
+              <w:rPr>
+                <w:rFonts w:ascii="Arial" w:eastAsia="Times New Roman" w:hAnsi="Arial" w:cs="Arial"/>
+                <w:color w:val="000000"/>
+                <w:kern w:val="0"/>
+                <w:lang w:eastAsia="en-IN"/>
+                <w14:ligatures w14:val="none"/>
+              </w:rPr>
+            </w:pPr>
+            <w:r>
+              <w:rPr>
+                <w:rFonts w:ascii="Arial" w:eastAsia="Times New Roman" w:hAnsi="Arial" w:cs="Arial"/>
+                <w:color w:val="000000"/>
+                <w:kern w:val="0"/>
+                <w:lang w:val="en-US" w:eastAsia="en-IN"/>
+                <w14:ligatures w14:val="none"/>
+              </w:rPr>
+              <w:t>28</w:t>
+            </w:r>
+          </w:p>
+        </w:tc>
+        <w:tc>
+          <w:tcPr>
+            <w:tcW w:w="1079" w:type="pct"/>
+            <w:tcBorders>
+              <w:top w:val="nil"/>
+              <w:left w:val="nil"/>
+              <w:bottom w:val="single" w:sz="4" w:space="0" w:color="auto"/>
+              <w:right w:val="single" w:sz="4" w:space="0" w:color="auto"/>
+            </w:tcBorders>
+            <w:vAlign w:val="center"/>
+            <w:hideMark/>
+          </w:tcPr>
+          <w:p>
+            <w:pPr>
+              <w:spacing w:after="0" w:line="240" w:lineRule="auto"/>
+              <w:jc w:val="center"/>
+              <w:rPr>
+                <w:rFonts w:ascii="Arial" w:eastAsia="Times New Roman" w:hAnsi="Arial" w:cs="Arial"/>
+                <w:color w:val="000000"/>
+                <w:kern w:val="0"/>
+                <w:lang w:eastAsia="en-IN"/>
+                <w14:ligatures w14:val="none"/>
+              </w:rPr>
+            </w:pPr>
+            <w:r>
+              <w:rPr>
+                <w:rFonts w:ascii="Arial" w:eastAsia="Times New Roman" w:hAnsi="Arial" w:cs="Arial"/>
+                <w:color w:val="000000"/>
+                <w:kern w:val="0"/>
+                <w:lang w:val="en-US" w:eastAsia="en-IN"/>
+                <w14:ligatures w14:val="none"/>
+              </w:rPr>
+              <w:t> </w:t>
+            </w:r>
+          </w:p>
+        </w:tc>
+        <w:tc>
+          <w:tcPr>
+            <w:tcW w:w="1128" w:type="pct"/>
+            <w:tcBorders>
+              <w:top w:val="nil"/>
+              <w:left w:val="nil"/>
+              <w:bottom w:val="single" w:sz="4" w:space="0" w:color="auto"/>
+              <w:right w:val="single" w:sz="4" w:space="0" w:color="auto"/>
+            </w:tcBorders>
+            <w:vAlign w:val="center"/>
+            <w:hideMark/>
+          </w:tcPr>
+          <w:p>
+            <w:pPr>
+              <w:spacing w:after="0" w:line="240" w:lineRule="auto"/>
+              <w:jc w:val="center"/>
+              <w:rPr>
+                <w:rFonts w:ascii="Arial" w:eastAsia="Times New Roman" w:hAnsi="Arial" w:cs="Arial"/>
+                <w:color w:val="000000"/>
+                <w:kern w:val="0"/>
+                <w:lang w:eastAsia="en-IN"/>
+                <w14:ligatures w14:val="none"/>
+              </w:rPr>
+            </w:pPr>
+            <w:r>
+              <w:rPr>
+                <w:rFonts w:ascii="Arial" w:eastAsia="Times New Roman" w:hAnsi="Arial" w:cs="Arial"/>
+                <w:color w:val="000000"/>
+                <w:kern w:val="0"/>
+                <w:lang w:val="en-US" w:eastAsia="en-IN"/>
+                <w14:ligatures w14:val="none"/>
+              </w:rPr>
+              <w:t> </w:t>
+            </w:r>
+          </w:p>
+        </w:tc>
+        <w:tc>
+          <w:tcPr>
+            <w:tcW w:w="1159" w:type="pct"/>
+            <w:tcBorders>
+              <w:top w:val="nil"/>
+              <w:left w:val="nil"/>
+              <w:bottom w:val="single" w:sz="4" w:space="0" w:color="auto"/>
+              <w:right w:val="single" w:sz="4" w:space="0" w:color="auto"/>
+            </w:tcBorders>
+            <w:vAlign w:val="center"/>
+            <w:hideMark/>
+          </w:tcPr>
+          <w:p>
+            <w:pPr>
+              <w:spacing w:after="0" w:line="240" w:lineRule="auto"/>
+              <w:jc w:val="center"/>
+              <w:rPr>
+                <w:rFonts w:ascii="Arial" w:eastAsia="Times New Roman" w:hAnsi="Arial" w:cs="Arial"/>
+                <w:color w:val="000000"/>
+                <w:kern w:val="0"/>
+                <w:lang w:eastAsia="en-IN"/>
+                <w14:ligatures w14:val="none"/>
+              </w:rPr>
+            </w:pPr>
+            <w:r>
+              <w:rPr>
+                <w:rFonts w:ascii="Arial" w:eastAsia="Times New Roman" w:hAnsi="Arial" w:cs="Arial"/>
+                <w:color w:val="000000"/>
+                <w:kern w:val="0"/>
+                <w:lang w:val="en-US" w:eastAsia="en-IN"/>
+                <w14:ligatures w14:val="none"/>
+              </w:rPr>
+              <w:t> </w:t>
+            </w:r>
+          </w:p>
+        </w:tc>
+      </w:tr>
+      <w:tr>
+        <w:trPr>
+          <w:trHeight w:val="340"/>
+        </w:trPr>
+        <w:tc>
+          <w:tcPr>
+            <w:tcW w:w="1634" w:type="pct"/>
+            <w:tcBorders>
+              <w:top w:val="nil"/>
+              <w:left w:val="single" w:sz="4" w:space="0" w:color="auto"/>
+              <w:bottom w:val="single" w:sz="4" w:space="0" w:color="auto"/>
+              <w:right w:val="single" w:sz="4" w:space="0" w:color="auto"/>
+            </w:tcBorders>
+            <w:vAlign w:val="center"/>
+            <w:hideMark/>
+          </w:tcPr>
+          <w:p>
+            <w:pPr>
+              <w:spacing w:after="0" w:line="240" w:lineRule="auto"/>
+              <w:jc w:val="center"/>
+              <w:rPr>
+                <w:rFonts w:ascii="Arial" w:eastAsia="Times New Roman" w:hAnsi="Arial" w:cs="Arial"/>
+                <w:color w:val="000000"/>
+                <w:kern w:val="0"/>
+                <w:lang w:eastAsia="en-IN"/>
+                <w14:ligatures w14:val="none"/>
+              </w:rPr>
+            </w:pPr>
+            <w:r>
+              <w:rPr>
+                <w:rFonts w:ascii="Arial" w:eastAsia="Times New Roman" w:hAnsi="Arial" w:cs="Arial"/>
+                <w:color w:val="000000"/>
+                <w:kern w:val="0"/>
+                <w:lang w:val="en-US" w:eastAsia="en-IN"/>
+                <w14:ligatures w14:val="none"/>
+              </w:rPr>
+              <w:t>29</w:t>
+            </w:r>
+          </w:p>
+        </w:tc>
+        <w:tc>
+          <w:tcPr>
+            <w:tcW w:w="1079" w:type="pct"/>
+            <w:tcBorders>
+              <w:top w:val="nil"/>
+              <w:left w:val="nil"/>
+              <w:bottom w:val="single" w:sz="4" w:space="0" w:color="auto"/>
+              <w:right w:val="single" w:sz="4" w:space="0" w:color="auto"/>
+            </w:tcBorders>
+            <w:vAlign w:val="center"/>
+            <w:hideMark/>
+          </w:tcPr>
+          <w:p>
+            <w:pPr>
+              <w:spacing w:after="0" w:line="240" w:lineRule="auto"/>
+              <w:jc w:val="center"/>
+              <w:rPr>
+                <w:rFonts w:ascii="Arial" w:eastAsia="Times New Roman" w:hAnsi="Arial" w:cs="Arial"/>
+                <w:color w:val="000000"/>
+                <w:kern w:val="0"/>
+                <w:lang w:eastAsia="en-IN"/>
+                <w14:ligatures w14:val="none"/>
+              </w:rPr>
+            </w:pPr>
+            <w:r>
+              <w:rPr>
+                <w:rFonts w:ascii="Arial" w:eastAsia="Times New Roman" w:hAnsi="Arial" w:cs="Arial"/>
+                <w:color w:val="000000"/>
+                <w:kern w:val="0"/>
+                <w:lang w:val="en-US" w:eastAsia="en-IN"/>
+                <w14:ligatures w14:val="none"/>
+              </w:rPr>
+              <w:t> </w:t>
+            </w:r>
+          </w:p>
+        </w:tc>
+        <w:tc>
+          <w:tcPr>
+            <w:tcW w:w="1128" w:type="pct"/>
+            <w:tcBorders>
+              <w:top w:val="nil"/>
+              <w:left w:val="nil"/>
+              <w:bottom w:val="single" w:sz="4" w:space="0" w:color="auto"/>
+              <w:right w:val="single" w:sz="4" w:space="0" w:color="auto"/>
+            </w:tcBorders>
+            <w:vAlign w:val="center"/>
+            <w:hideMark/>
+          </w:tcPr>
+          <w:p>
+            <w:pPr>
+              <w:spacing w:after="0" w:line="240" w:lineRule="auto"/>
+              <w:jc w:val="center"/>
+              <w:rPr>
+                <w:rFonts w:ascii="Arial" w:eastAsia="Times New Roman" w:hAnsi="Arial" w:cs="Arial"/>
+                <w:color w:val="000000"/>
+                <w:kern w:val="0"/>
+                <w:lang w:eastAsia="en-IN"/>
+                <w14:ligatures w14:val="none"/>
+              </w:rPr>
+            </w:pPr>
+            <w:r>
+              <w:rPr>
+                <w:rFonts w:ascii="Arial" w:eastAsia="Times New Roman" w:hAnsi="Arial" w:cs="Arial"/>
+                <w:color w:val="000000"/>
+                <w:kern w:val="0"/>
+                <w:lang w:val="en-US" w:eastAsia="en-IN"/>
+                <w14:ligatures w14:val="none"/>
+              </w:rPr>
+              <w:t> </w:t>
+            </w:r>
+          </w:p>
+        </w:tc>
+        <w:tc>
+          <w:tcPr>
+            <w:tcW w:w="1159" w:type="pct"/>
+            <w:tcBorders>
+              <w:top w:val="nil"/>
+              <w:left w:val="nil"/>
+              <w:bottom w:val="single" w:sz="4" w:space="0" w:color="auto"/>
+              <w:right w:val="single" w:sz="4" w:space="0" w:color="auto"/>
+            </w:tcBorders>
+            <w:vAlign w:val="center"/>
+            <w:hideMark/>
+          </w:tcPr>
+          <w:p>
+            <w:pPr>
+              <w:spacing w:after="0" w:line="240" w:lineRule="auto"/>
+              <w:jc w:val="center"/>
+              <w:rPr>
+                <w:rFonts w:ascii="Arial" w:eastAsia="Times New Roman" w:hAnsi="Arial" w:cs="Arial"/>
+                <w:color w:val="000000"/>
+                <w:kern w:val="0"/>
+                <w:lang w:eastAsia="en-IN"/>
+                <w14:ligatures w14:val="none"/>
+              </w:rPr>
+            </w:pPr>
+            <w:r>
+              <w:rPr>
+                <w:rFonts w:ascii="Arial" w:eastAsia="Times New Roman" w:hAnsi="Arial" w:cs="Arial"/>
+                <w:color w:val="000000"/>
+                <w:kern w:val="0"/>
+                <w:lang w:val="en-US" w:eastAsia="en-IN"/>
+                <w14:ligatures w14:val="none"/>
+              </w:rPr>
+              <w:t> </w:t>
+            </w:r>
+          </w:p>
+        </w:tc>
+      </w:tr>
+      <w:tr>
+        <w:trPr>
+          <w:trHeight w:val="340"/>
+        </w:trPr>
+        <w:tc>
+          <w:tcPr>
+            <w:tcW w:w="1634" w:type="pct"/>
+            <w:tcBorders>
+              <w:top w:val="nil"/>
+              <w:left w:val="single" w:sz="4" w:space="0" w:color="auto"/>
+              <w:bottom w:val="single" w:sz="4" w:space="0" w:color="auto"/>
+              <w:right w:val="single" w:sz="4" w:space="0" w:color="auto"/>
+            </w:tcBorders>
+            <w:vAlign w:val="center"/>
+            <w:hideMark/>
+          </w:tcPr>
+          <w:p>
+            <w:pPr>
+              <w:spacing w:after="0" w:line="240" w:lineRule="auto"/>
+              <w:jc w:val="center"/>
+              <w:rPr>
+                <w:rFonts w:ascii="Arial" w:eastAsia="Times New Roman" w:hAnsi="Arial" w:cs="Arial"/>
+                <w:color w:val="000000"/>
+                <w:kern w:val="0"/>
+                <w:lang w:eastAsia="en-IN"/>
+                <w14:ligatures w14:val="none"/>
+              </w:rPr>
+            </w:pPr>
+            <w:r>
+              <w:rPr>
+                <w:rFonts w:ascii="Arial" w:eastAsia="Times New Roman" w:hAnsi="Arial" w:cs="Arial"/>
+                <w:color w:val="000000"/>
+                <w:kern w:val="0"/>
+                <w:lang w:val="en-US" w:eastAsia="en-IN"/>
+                <w14:ligatures w14:val="none"/>
+              </w:rPr>
+              <w:t>30</w:t>
+            </w:r>
+          </w:p>
+        </w:tc>
+        <w:tc>
+          <w:tcPr>
+            <w:tcW w:w="1079" w:type="pct"/>
+            <w:tcBorders>
+              <w:top w:val="nil"/>
+              <w:left w:val="nil"/>
+              <w:bottom w:val="single" w:sz="4" w:space="0" w:color="auto"/>
+              <w:right w:val="single" w:sz="4" w:space="0" w:color="auto"/>
+            </w:tcBorders>
+            <w:vAlign w:val="center"/>
+            <w:hideMark/>
+          </w:tcPr>
+          <w:p>
+            <w:pPr>
+              <w:spacing w:after="0" w:line="240" w:lineRule="auto"/>
+              <w:jc w:val="center"/>
+              <w:rPr>
+                <w:rFonts w:ascii="Arial" w:eastAsia="Times New Roman" w:hAnsi="Arial" w:cs="Arial"/>
+                <w:color w:val="000000"/>
+                <w:kern w:val="0"/>
+                <w:lang w:eastAsia="en-IN"/>
+                <w14:ligatures w14:val="none"/>
+              </w:rPr>
+            </w:pPr>
+            <w:r>
+              <w:rPr>
+                <w:rFonts w:ascii="Arial" w:eastAsia="Times New Roman" w:hAnsi="Arial" w:cs="Arial"/>
+                <w:color w:val="000000"/>
+                <w:kern w:val="0"/>
+                <w:lang w:val="en-US" w:eastAsia="en-IN"/>
+                <w14:ligatures w14:val="none"/>
+              </w:rPr>
+              <w:t> </w:t>
+            </w:r>
+          </w:p>
+        </w:tc>
+        <w:tc>
+          <w:tcPr>
+            <w:tcW w:w="1128" w:type="pct"/>
+            <w:tcBorders>
+              <w:top w:val="nil"/>
+              <w:left w:val="nil"/>
+              <w:bottom w:val="single" w:sz="4" w:space="0" w:color="auto"/>
+              <w:right w:val="single" w:sz="4" w:space="0" w:color="auto"/>
+            </w:tcBorders>
+            <w:vAlign w:val="center"/>
+            <w:hideMark/>
+          </w:tcPr>
+          <w:p>
+            <w:pPr>
+              <w:spacing w:after="0" w:line="240" w:lineRule="auto"/>
+              <w:jc w:val="center"/>
+              <w:rPr>
+                <w:rFonts w:ascii="Arial" w:eastAsia="Times New Roman" w:hAnsi="Arial" w:cs="Arial"/>
+                <w:color w:val="000000"/>
+                <w:kern w:val="0"/>
+                <w:lang w:eastAsia="en-IN"/>
+                <w14:ligatures w14:val="none"/>
+              </w:rPr>
+            </w:pPr>
+            <w:r>
+              <w:rPr>
+                <w:rFonts w:ascii="Arial" w:eastAsia="Times New Roman" w:hAnsi="Arial" w:cs="Arial"/>
+                <w:color w:val="000000"/>
+                <w:kern w:val="0"/>
+                <w:lang w:val="en-US" w:eastAsia="en-IN"/>
+                <w14:ligatures w14:val="none"/>
+              </w:rPr>
+              <w:t> </w:t>
+            </w:r>
+          </w:p>
+        </w:tc>
+        <w:tc>
+          <w:tcPr>
+            <w:tcW w:w="1159" w:type="pct"/>
+            <w:tcBorders>
+              <w:top w:val="nil"/>
+              <w:left w:val="nil"/>
+              <w:bottom w:val="single" w:sz="4" w:space="0" w:color="auto"/>
+              <w:right w:val="single" w:sz="4" w:space="0" w:color="auto"/>
+            </w:tcBorders>
+            <w:vAlign w:val="center"/>
+            <w:hideMark/>
+          </w:tcPr>
+          <w:p>
+            <w:pPr>
+              <w:spacing w:after="0" w:line="240" w:lineRule="auto"/>
+              <w:jc w:val="center"/>
+              <w:rPr>
+                <w:rFonts w:ascii="Arial" w:eastAsia="Times New Roman" w:hAnsi="Arial" w:cs="Arial"/>
+                <w:color w:val="000000"/>
+                <w:kern w:val="0"/>
+                <w:lang w:eastAsia="en-IN"/>
+                <w14:ligatures w14:val="none"/>
+              </w:rPr>
+            </w:pPr>
+            <w:r>
+              <w:rPr>
+                <w:rFonts w:ascii="Arial" w:eastAsia="Times New Roman" w:hAnsi="Arial" w:cs="Arial"/>
+                <w:color w:val="000000"/>
+                <w:kern w:val="0"/>
+                <w:lang w:val="en-US" w:eastAsia="en-IN"/>
+                <w14:ligatures w14:val="none"/>
+              </w:rPr>
+              <w:t> </w:t>
+            </w:r>
+          </w:p>
+        </w:tc>
+      </w:tr>
+      <w:tr>
+        <w:trPr>
+          <w:trHeight w:val="340"/>
+        </w:trPr>
+        <w:tc>
+          <w:tcPr>
+            <w:tcW w:w="1634" w:type="pct"/>
+            <w:tcBorders>
+              <w:top w:val="nil"/>
+              <w:left w:val="single" w:sz="4" w:space="0" w:color="auto"/>
+              <w:bottom w:val="single" w:sz="4" w:space="0" w:color="auto"/>
+              <w:right w:val="single" w:sz="4" w:space="0" w:color="auto"/>
+            </w:tcBorders>
+            <w:vAlign w:val="center"/>
+            <w:hideMark/>
+          </w:tcPr>
+          <w:p>
+            <w:pPr>
+              <w:spacing w:after="0" w:line="240" w:lineRule="auto"/>
+              <w:jc w:val="center"/>
+              <w:rPr>
+                <w:rFonts w:ascii="Arial" w:eastAsia="Times New Roman" w:hAnsi="Arial" w:cs="Arial"/>
+                <w:color w:val="000000"/>
+                <w:kern w:val="0"/>
+                <w:lang w:eastAsia="en-IN"/>
+                <w14:ligatures w14:val="none"/>
+              </w:rPr>
+            </w:pPr>
+            <w:r>
+              <w:rPr>
+                <w:rFonts w:ascii="Arial" w:eastAsia="Times New Roman" w:hAnsi="Arial" w:cs="Arial"/>
+                <w:color w:val="000000"/>
+                <w:kern w:val="0"/>
+                <w:lang w:val="en-US" w:eastAsia="en-IN"/>
+                <w14:ligatures w14:val="none"/>
+              </w:rPr>
+              <w:t>31</w:t>
+            </w:r>
+          </w:p>
+        </w:tc>
+        <w:tc>
+          <w:tcPr>
+            <w:tcW w:w="1079" w:type="pct"/>
+            <w:tcBorders>
+              <w:top w:val="nil"/>
+              <w:left w:val="nil"/>
+              <w:bottom w:val="single" w:sz="4" w:space="0" w:color="auto"/>
+              <w:right w:val="single" w:sz="4" w:space="0" w:color="auto"/>
+            </w:tcBorders>
+            <w:vAlign w:val="center"/>
+            <w:hideMark/>
+          </w:tcPr>
+          <w:p>
+            <w:pPr>
+              <w:spacing w:after="0" w:line="240" w:lineRule="auto"/>
+              <w:jc w:val="center"/>
+              <w:rPr>
+                <w:rFonts w:ascii="Arial" w:eastAsia="Times New Roman" w:hAnsi="Arial" w:cs="Arial"/>
+                <w:color w:val="000000"/>
+                <w:kern w:val="0"/>
+                <w:lang w:eastAsia="en-IN"/>
+                <w14:ligatures w14:val="none"/>
+              </w:rPr>
+            </w:pPr>
+            <w:r>
+              <w:rPr>
+                <w:rFonts w:ascii="Arial" w:eastAsia="Times New Roman" w:hAnsi="Arial" w:cs="Arial"/>
+                <w:color w:val="000000"/>
+                <w:kern w:val="0"/>
+                <w:lang w:val="en-US" w:eastAsia="en-IN"/>
+                <w14:ligatures w14:val="none"/>
+              </w:rPr>
+              <w:t> </w:t>
+            </w:r>
+          </w:p>
+        </w:tc>
+        <w:tc>
+          <w:tcPr>
+            <w:tcW w:w="1128" w:type="pct"/>
+            <w:tcBorders>
+              <w:top w:val="nil"/>
+              <w:left w:val="nil"/>
+              <w:bottom w:val="single" w:sz="4" w:space="0" w:color="auto"/>
+              <w:right w:val="single" w:sz="4" w:space="0" w:color="auto"/>
+            </w:tcBorders>
+            <w:vAlign w:val="center"/>
+            <w:hideMark/>
+          </w:tcPr>
+          <w:p>
+            <w:pPr>
+              <w:spacing w:after="0" w:line="240" w:lineRule="auto"/>
+              <w:jc w:val="center"/>
+              <w:rPr>
+                <w:rFonts w:ascii="Arial" w:eastAsia="Times New Roman" w:hAnsi="Arial" w:cs="Arial"/>
+                <w:color w:val="000000"/>
+                <w:kern w:val="0"/>
+                <w:lang w:eastAsia="en-IN"/>
+                <w14:ligatures w14:val="none"/>
+              </w:rPr>
+            </w:pPr>
+            <w:r>
+              <w:rPr>
+                <w:rFonts w:ascii="Arial" w:eastAsia="Times New Roman" w:hAnsi="Arial" w:cs="Arial"/>
+                <w:color w:val="000000"/>
+                <w:kern w:val="0"/>
+                <w:lang w:val="en-US" w:eastAsia="en-IN"/>
+                <w14:ligatures w14:val="none"/>
+              </w:rPr>
+              <w:t> </w:t>
+            </w:r>
+          </w:p>
+        </w:tc>
+        <w:tc>
+          <w:tcPr>
+            <w:tcW w:w="1159" w:type="pct"/>
+            <w:tcBorders>
+              <w:top w:val="nil"/>
+              <w:left w:val="nil"/>
+              <w:bottom w:val="single" w:sz="4" w:space="0" w:color="auto"/>
+              <w:right w:val="single" w:sz="4" w:space="0" w:color="auto"/>
+            </w:tcBorders>
+            <w:vAlign w:val="center"/>
+            <w:hideMark/>
+          </w:tcPr>
+          <w:p>
+            <w:pPr>
+              <w:spacing w:after="0" w:line="240" w:lineRule="auto"/>
+              <w:jc w:val="center"/>
+              <w:rPr>
+                <w:rFonts w:ascii="Arial" w:eastAsia="Times New Roman" w:hAnsi="Arial" w:cs="Arial"/>
+                <w:color w:val="000000"/>
+                <w:kern w:val="0"/>
+                <w:lang w:eastAsia="en-IN"/>
+                <w14:ligatures w14:val="none"/>
+              </w:rPr>
+            </w:pPr>
+            <w:r>
+              <w:rPr>
+                <w:rFonts w:ascii="Arial" w:eastAsia="Times New Roman" w:hAnsi="Arial" w:cs="Arial"/>
+                <w:color w:val="000000"/>
+                <w:kern w:val="0"/>
+                <w:lang w:val="en-US" w:eastAsia="en-IN"/>
+                <w14:ligatures w14:val="none"/>
+              </w:rPr>
+              <w:t> </w:t>
+            </w:r>
+          </w:p>
+        </w:tc>
+      </w:tr>
+      <w:tr>
+        <w:trPr>
+          <w:trHeight w:val="340"/>
+        </w:trPr>
+        <w:tc>
+          <w:tcPr>
+            <w:tcW w:w="1634" w:type="pct"/>
+            <w:tcBorders>
+              <w:top w:val="nil"/>
+              <w:left w:val="single" w:sz="4" w:space="0" w:color="auto"/>
+              <w:bottom w:val="single" w:sz="4" w:space="0" w:color="auto"/>
+              <w:right w:val="single" w:sz="4" w:space="0" w:color="auto"/>
+            </w:tcBorders>
+            <w:vAlign w:val="center"/>
+            <w:hideMark/>
+          </w:tcPr>
+          <w:p>
+            <w:pPr>
+              <w:spacing w:after="0" w:line="240" w:lineRule="auto"/>
+              <w:jc w:val="center"/>
+              <w:rPr>
+                <w:rFonts w:ascii="Arial" w:eastAsia="Times New Roman" w:hAnsi="Arial" w:cs="Arial"/>
+                <w:color w:val="000000"/>
+                <w:kern w:val="0"/>
+                <w:lang w:eastAsia="en-IN"/>
+                <w14:ligatures w14:val="none"/>
+              </w:rPr>
+            </w:pPr>
+            <w:r>
+              <w:rPr>
+                <w:rFonts w:ascii="Arial" w:eastAsia="Times New Roman" w:hAnsi="Arial" w:cs="Arial"/>
+                <w:color w:val="000000"/>
+                <w:kern w:val="0"/>
+                <w:lang w:val="en-US" w:eastAsia="en-IN"/>
+                <w14:ligatures w14:val="none"/>
+              </w:rPr>
+              <w:t>32</w:t>
+            </w:r>
+          </w:p>
+        </w:tc>
+        <w:tc>
+          <w:tcPr>
+            <w:tcW w:w="1079" w:type="pct"/>
+            <w:tcBorders>
+              <w:top w:val="nil"/>
+              <w:left w:val="nil"/>
+              <w:bottom w:val="single" w:sz="4" w:space="0" w:color="auto"/>
+              <w:right w:val="single" w:sz="4" w:space="0" w:color="auto"/>
+            </w:tcBorders>
+            <w:vAlign w:val="center"/>
+            <w:hideMark/>
+          </w:tcPr>
+          <w:p>
+            <w:pPr>
+              <w:spacing w:after="0" w:line="240" w:lineRule="auto"/>
+              <w:jc w:val="center"/>
+              <w:rPr>
+                <w:rFonts w:ascii="Arial" w:eastAsia="Times New Roman" w:hAnsi="Arial" w:cs="Arial"/>
+                <w:color w:val="000000"/>
+                <w:kern w:val="0"/>
+                <w:lang w:eastAsia="en-IN"/>
+                <w14:ligatures w14:val="none"/>
+              </w:rPr>
+            </w:pPr>
+            <w:r>
+              <w:rPr>
+                <w:rFonts w:ascii="Arial" w:eastAsia="Times New Roman" w:hAnsi="Arial" w:cs="Arial"/>
+                <w:color w:val="000000"/>
+                <w:kern w:val="0"/>
+                <w:lang w:val="en-US" w:eastAsia="en-IN"/>
+                <w14:ligatures w14:val="none"/>
+              </w:rPr>
+              <w:t> </w:t>
+            </w:r>
+          </w:p>
+        </w:tc>
+        <w:tc>
+          <w:tcPr>
+            <w:tcW w:w="1128" w:type="pct"/>
+            <w:tcBorders>
+              <w:top w:val="nil"/>
+              <w:left w:val="nil"/>
+              <w:bottom w:val="single" w:sz="4" w:space="0" w:color="auto"/>
+              <w:right w:val="single" w:sz="4" w:space="0" w:color="auto"/>
+            </w:tcBorders>
+            <w:vAlign w:val="center"/>
+            <w:hideMark/>
+          </w:tcPr>
+          <w:p>
+            <w:pPr>
+              <w:spacing w:after="0" w:line="240" w:lineRule="auto"/>
+              <w:jc w:val="center"/>
+              <w:rPr>
+                <w:rFonts w:ascii="Arial" w:eastAsia="Times New Roman" w:hAnsi="Arial" w:cs="Arial"/>
+                <w:color w:val="000000"/>
+                <w:kern w:val="0"/>
+                <w:lang w:eastAsia="en-IN"/>
+                <w14:ligatures w14:val="none"/>
+              </w:rPr>
+            </w:pPr>
+            <w:r>
+              <w:rPr>
+                <w:rFonts w:ascii="Arial" w:eastAsia="Times New Roman" w:hAnsi="Arial" w:cs="Arial"/>
+                <w:color w:val="000000"/>
+                <w:kern w:val="0"/>
+                <w:lang w:val="en-US" w:eastAsia="en-IN"/>
+                <w14:ligatures w14:val="none"/>
+              </w:rPr>
+              <w:t> </w:t>
+            </w:r>
+          </w:p>
+        </w:tc>
+        <w:tc>
+          <w:tcPr>
+            <w:tcW w:w="1159" w:type="pct"/>
+            <w:tcBorders>
+              <w:top w:val="nil"/>
+              <w:left w:val="nil"/>
+              <w:bottom w:val="single" w:sz="4" w:space="0" w:color="auto"/>
+              <w:right w:val="single" w:sz="4" w:space="0" w:color="auto"/>
+            </w:tcBorders>
+            <w:vAlign w:val="center"/>
+            <w:hideMark/>
+          </w:tcPr>
+          <w:p>
+            <w:pPr>
+              <w:spacing w:after="0" w:line="240" w:lineRule="auto"/>
+              <w:jc w:val="center"/>
+              <w:rPr>
+                <w:rFonts w:ascii="Arial" w:eastAsia="Times New Roman" w:hAnsi="Arial" w:cs="Arial"/>
+                <w:color w:val="000000"/>
+                <w:kern w:val="0"/>
+                <w:lang w:eastAsia="en-IN"/>
+                <w14:ligatures w14:val="none"/>
+              </w:rPr>
+            </w:pPr>
+            <w:r>
+              <w:rPr>
+                <w:rFonts w:ascii="Arial" w:eastAsia="Times New Roman" w:hAnsi="Arial" w:cs="Arial"/>
+                <w:color w:val="000000"/>
+                <w:kern w:val="0"/>
+                <w:lang w:val="en-US" w:eastAsia="en-IN"/>
+                <w14:ligatures w14:val="none"/>
+              </w:rPr>
+              <w:t> </w:t>
+            </w:r>
+          </w:p>
+        </w:tc>
+      </w:tr>
+      <w:tr>
+        <w:trPr>
+          <w:trHeight w:val="340"/>
+        </w:trPr>
+        <w:tc>
+          <w:tcPr>
+            <w:tcW w:w="1634" w:type="pct"/>
+            <w:tcBorders>
+              <w:top w:val="nil"/>
+              <w:left w:val="single" w:sz="4" w:space="0" w:color="auto"/>
+              <w:bottom w:val="single" w:sz="4" w:space="0" w:color="auto"/>
+              <w:right w:val="single" w:sz="4" w:space="0" w:color="auto"/>
+            </w:tcBorders>
+            <w:vAlign w:val="center"/>
+            <w:hideMark/>
+          </w:tcPr>
+          <w:p>
+            <w:pPr>
+              <w:spacing w:after="0" w:line="240" w:lineRule="auto"/>
+              <w:jc w:val="center"/>
+              <w:rPr>
+                <w:rFonts w:ascii="Arial" w:eastAsia="Times New Roman" w:hAnsi="Arial" w:cs="Arial"/>
+                <w:color w:val="000000"/>
+                <w:kern w:val="0"/>
+                <w:lang w:eastAsia="en-IN"/>
+                <w14:ligatures w14:val="none"/>
+              </w:rPr>
+            </w:pPr>
+            <w:r>
+              <w:rPr>
+                <w:rFonts w:ascii="Arial" w:eastAsia="Times New Roman" w:hAnsi="Arial" w:cs="Arial"/>
+                <w:color w:val="000000"/>
+                <w:kern w:val="0"/>
+                <w:lang w:val="en-US" w:eastAsia="en-IN"/>
+                <w14:ligatures w14:val="none"/>
+              </w:rPr>
+              <w:t>33</w:t>
+            </w:r>
+          </w:p>
+        </w:tc>
+        <w:tc>
+          <w:tcPr>
+            <w:tcW w:w="1079" w:type="pct"/>
+            <w:tcBorders>
+              <w:top w:val="nil"/>
+              <w:left w:val="nil"/>
+              <w:bottom w:val="single" w:sz="4" w:space="0" w:color="auto"/>
+              <w:right w:val="single" w:sz="4" w:space="0" w:color="auto"/>
+            </w:tcBorders>
+            <w:vAlign w:val="center"/>
+            <w:hideMark/>
+          </w:tcPr>
+          <w:p>
+            <w:pPr>
+              <w:spacing w:after="0" w:line="240" w:lineRule="auto"/>
+              <w:jc w:val="center"/>
+              <w:rPr>
+                <w:rFonts w:ascii="Arial" w:eastAsia="Times New Roman" w:hAnsi="Arial" w:cs="Arial"/>
+                <w:color w:val="000000"/>
+                <w:kern w:val="0"/>
+                <w:lang w:eastAsia="en-IN"/>
+                <w14:ligatures w14:val="none"/>
+              </w:rPr>
+            </w:pPr>
+            <w:r>
+              <w:rPr>
+                <w:rFonts w:ascii="Arial" w:eastAsia="Times New Roman" w:hAnsi="Arial" w:cs="Arial"/>
+                <w:color w:val="000000"/>
+                <w:kern w:val="0"/>
+                <w:lang w:val="en-US" w:eastAsia="en-IN"/>
+                <w14:ligatures w14:val="none"/>
+              </w:rPr>
+              <w:t> </w:t>
+            </w:r>
+          </w:p>
+        </w:tc>
+        <w:tc>
+          <w:tcPr>
+            <w:tcW w:w="1128" w:type="pct"/>
+            <w:tcBorders>
+              <w:top w:val="nil"/>
+              <w:left w:val="nil"/>
+              <w:bottom w:val="single" w:sz="4" w:space="0" w:color="auto"/>
+              <w:right w:val="single" w:sz="4" w:space="0" w:color="auto"/>
+            </w:tcBorders>
+            <w:vAlign w:val="center"/>
+            <w:hideMark/>
+          </w:tcPr>
+          <w:p>
+            <w:pPr>
+              <w:spacing w:after="0" w:line="240" w:lineRule="auto"/>
+              <w:jc w:val="center"/>
+              <w:rPr>
+                <w:rFonts w:ascii="Arial" w:eastAsia="Times New Roman" w:hAnsi="Arial" w:cs="Arial"/>
+                <w:color w:val="000000"/>
+                <w:kern w:val="0"/>
+                <w:lang w:eastAsia="en-IN"/>
+                <w14:ligatures w14:val="none"/>
+              </w:rPr>
+            </w:pPr>
+            <w:r>
+              <w:rPr>
+                <w:rFonts w:ascii="Arial" w:eastAsia="Times New Roman" w:hAnsi="Arial" w:cs="Arial"/>
+                <w:color w:val="000000"/>
+                <w:kern w:val="0"/>
+                <w:lang w:val="en-US" w:eastAsia="en-IN"/>
+                <w14:ligatures w14:val="none"/>
+              </w:rPr>
+              <w:t> </w:t>
+            </w:r>
+          </w:p>
+        </w:tc>
+        <w:tc>
+          <w:tcPr>
+            <w:tcW w:w="1159" w:type="pct"/>
+            <w:tcBorders>
+              <w:top w:val="nil"/>
+              <w:left w:val="nil"/>
+              <w:bottom w:val="single" w:sz="4" w:space="0" w:color="auto"/>
+              <w:right w:val="single" w:sz="4" w:space="0" w:color="auto"/>
+            </w:tcBorders>
+            <w:vAlign w:val="center"/>
+            <w:hideMark/>
+          </w:tcPr>
+          <w:p>
+            <w:pPr>
+              <w:spacing w:after="0" w:line="240" w:lineRule="auto"/>
+              <w:jc w:val="center"/>
+              <w:rPr>
+                <w:rFonts w:ascii="Arial" w:eastAsia="Times New Roman" w:hAnsi="Arial" w:cs="Arial"/>
+                <w:color w:val="000000"/>
+                <w:kern w:val="0"/>
+                <w:lang w:eastAsia="en-IN"/>
+                <w14:ligatures w14:val="none"/>
+              </w:rPr>
+            </w:pPr>
+            <w:r>
+              <w:rPr>
+                <w:rFonts w:ascii="Arial" w:eastAsia="Times New Roman" w:hAnsi="Arial" w:cs="Arial"/>
+                <w:color w:val="000000"/>
+                <w:kern w:val="0"/>
+                <w:lang w:val="en-US" w:eastAsia="en-IN"/>
+                <w14:ligatures w14:val="none"/>
+              </w:rPr>
+              <w:t> </w:t>
+            </w:r>
+          </w:p>
+        </w:tc>
+      </w:tr>
+      <w:tr>
+        <w:trPr>
+          <w:trHeight w:val="340"/>
+        </w:trPr>
+        <w:tc>
+          <w:tcPr>
+            <w:tcW w:w="1634" w:type="pct"/>
+            <w:tcBorders>
+              <w:top w:val="nil"/>
+              <w:left w:val="single" w:sz="4" w:space="0" w:color="auto"/>
+              <w:bottom w:val="single" w:sz="4" w:space="0" w:color="auto"/>
+              <w:right w:val="single" w:sz="4" w:space="0" w:color="auto"/>
+            </w:tcBorders>
+            <w:vAlign w:val="center"/>
+            <w:hideMark/>
+          </w:tcPr>
+          <w:p>
+            <w:pPr>
+              <w:spacing w:after="0" w:line="240" w:lineRule="auto"/>
+              <w:jc w:val="center"/>
+              <w:rPr>
+                <w:rFonts w:ascii="Arial" w:eastAsia="Times New Roman" w:hAnsi="Arial" w:cs="Arial"/>
+                <w:color w:val="000000"/>
+                <w:kern w:val="0"/>
+                <w:lang w:eastAsia="en-IN"/>
+                <w14:ligatures w14:val="none"/>
+              </w:rPr>
+            </w:pPr>
+            <w:r>
+              <w:rPr>
+                <w:rFonts w:ascii="Arial" w:eastAsia="Times New Roman" w:hAnsi="Arial" w:cs="Arial"/>
+                <w:color w:val="000000"/>
+                <w:kern w:val="0"/>
+                <w:lang w:val="en-US" w:eastAsia="en-IN"/>
+                <w14:ligatures w14:val="none"/>
+              </w:rPr>
+              <w:t>34</w:t>
+            </w:r>
+          </w:p>
+        </w:tc>
+        <w:tc>
+          <w:tcPr>
+            <w:tcW w:w="1079" w:type="pct"/>
+            <w:tcBorders>
+              <w:top w:val="nil"/>
+              <w:left w:val="nil"/>
+              <w:bottom w:val="single" w:sz="4" w:space="0" w:color="auto"/>
+              <w:right w:val="single" w:sz="4" w:space="0" w:color="auto"/>
+            </w:tcBorders>
+            <w:vAlign w:val="center"/>
+            <w:hideMark/>
+          </w:tcPr>
+          <w:p>
+            <w:pPr>
+              <w:spacing w:after="0" w:line="240" w:lineRule="auto"/>
+              <w:jc w:val="center"/>
+              <w:rPr>
+                <w:rFonts w:ascii="Arial" w:eastAsia="Times New Roman" w:hAnsi="Arial" w:cs="Arial"/>
+                <w:color w:val="000000"/>
+                <w:kern w:val="0"/>
+                <w:lang w:eastAsia="en-IN"/>
+                <w14:ligatures w14:val="none"/>
+              </w:rPr>
+            </w:pPr>
+            <w:r>
+              <w:rPr>
+                <w:rFonts w:ascii="Arial" w:eastAsia="Times New Roman" w:hAnsi="Arial" w:cs="Arial"/>
+                <w:color w:val="000000"/>
+                <w:kern w:val="0"/>
+                <w:lang w:val="en-US" w:eastAsia="en-IN"/>
+                <w14:ligatures w14:val="none"/>
+              </w:rPr>
+              <w:t> </w:t>
+            </w:r>
+          </w:p>
+        </w:tc>
+        <w:tc>
+          <w:tcPr>
+            <w:tcW w:w="1128" w:type="pct"/>
+            <w:tcBorders>
+              <w:top w:val="nil"/>
+              <w:left w:val="nil"/>
+              <w:bottom w:val="single" w:sz="4" w:space="0" w:color="auto"/>
+              <w:right w:val="single" w:sz="4" w:space="0" w:color="auto"/>
+            </w:tcBorders>
+            <w:vAlign w:val="center"/>
+            <w:hideMark/>
+          </w:tcPr>
+          <w:p>
+            <w:pPr>
+              <w:spacing w:after="0" w:line="240" w:lineRule="auto"/>
+              <w:jc w:val="center"/>
+              <w:rPr>
+                <w:rFonts w:ascii="Arial" w:eastAsia="Times New Roman" w:hAnsi="Arial" w:cs="Arial"/>
+                <w:color w:val="000000"/>
+                <w:kern w:val="0"/>
+                <w:lang w:eastAsia="en-IN"/>
+                <w14:ligatures w14:val="none"/>
+              </w:rPr>
+            </w:pPr>
+            <w:r>
+              <w:rPr>
+                <w:rFonts w:ascii="Arial" w:eastAsia="Times New Roman" w:hAnsi="Arial" w:cs="Arial"/>
+                <w:color w:val="000000"/>
+                <w:kern w:val="0"/>
+                <w:lang w:val="en-US" w:eastAsia="en-IN"/>
+                <w14:ligatures w14:val="none"/>
+              </w:rPr>
+              <w:t> </w:t>
+            </w:r>
+          </w:p>
+        </w:tc>
+        <w:tc>
+          <w:tcPr>
+            <w:tcW w:w="1159" w:type="pct"/>
+            <w:tcBorders>
+              <w:top w:val="nil"/>
+              <w:left w:val="nil"/>
+              <w:bottom w:val="single" w:sz="4" w:space="0" w:color="auto"/>
+              <w:right w:val="single" w:sz="4" w:space="0" w:color="auto"/>
+            </w:tcBorders>
+            <w:vAlign w:val="center"/>
+            <w:hideMark/>
+          </w:tcPr>
+          <w:p>
+            <w:pPr>
+              <w:spacing w:after="0" w:line="240" w:lineRule="auto"/>
+              <w:jc w:val="center"/>
+              <w:rPr>
+                <w:rFonts w:ascii="Arial" w:eastAsia="Times New Roman" w:hAnsi="Arial" w:cs="Arial"/>
+                <w:color w:val="000000"/>
+                <w:kern w:val="0"/>
+                <w:lang w:eastAsia="en-IN"/>
+                <w14:ligatures w14:val="none"/>
+              </w:rPr>
+            </w:pPr>
+            <w:r>
+              <w:rPr>
+                <w:rFonts w:ascii="Arial" w:eastAsia="Times New Roman" w:hAnsi="Arial" w:cs="Arial"/>
+                <w:color w:val="000000"/>
+                <w:kern w:val="0"/>
+                <w:lang w:val="en-US" w:eastAsia="en-IN"/>
+                <w14:ligatures w14:val="none"/>
+              </w:rPr>
+              <w:t> </w:t>
+            </w:r>
+          </w:p>
+        </w:tc>
+      </w:tr>
+      <w:tr>
+        <w:trPr>
+          <w:trHeight w:val="340"/>
+        </w:trPr>
+        <w:tc>
+          <w:tcPr>
+            <w:tcW w:w="1634" w:type="pct"/>
+            <w:tcBorders>
+              <w:top w:val="nil"/>
+              <w:left w:val="single" w:sz="4" w:space="0" w:color="auto"/>
+              <w:bottom w:val="single" w:sz="4" w:space="0" w:color="auto"/>
+              <w:right w:val="single" w:sz="4" w:space="0" w:color="auto"/>
+            </w:tcBorders>
+            <w:vAlign w:val="center"/>
+            <w:hideMark/>
+          </w:tcPr>
+          <w:p>
+            <w:pPr>
+              <w:spacing w:after="0" w:line="240" w:lineRule="auto"/>
+              <w:jc w:val="center"/>
+              <w:rPr>
+                <w:rFonts w:ascii="Arial" w:eastAsia="Times New Roman" w:hAnsi="Arial" w:cs="Arial"/>
+                <w:color w:val="000000"/>
+                <w:kern w:val="0"/>
+                <w:lang w:eastAsia="en-IN"/>
+                <w14:ligatures w14:val="none"/>
+              </w:rPr>
+            </w:pPr>
+            <w:r>
+              <w:rPr>
+                <w:rFonts w:ascii="Arial" w:eastAsia="Times New Roman" w:hAnsi="Arial" w:cs="Arial"/>
+                <w:color w:val="000000"/>
+                <w:kern w:val="0"/>
+                <w:lang w:val="en-US" w:eastAsia="en-IN"/>
+                <w14:ligatures w14:val="none"/>
+              </w:rPr>
+              <w:t>35</w:t>
+            </w:r>
+          </w:p>
+        </w:tc>
+        <w:tc>
+          <w:tcPr>
+            <w:tcW w:w="1079" w:type="pct"/>
+            <w:tcBorders>
+              <w:top w:val="nil"/>
+              <w:left w:val="nil"/>
+              <w:bottom w:val="single" w:sz="4" w:space="0" w:color="auto"/>
+              <w:right w:val="single" w:sz="4" w:space="0" w:color="auto"/>
+            </w:tcBorders>
+            <w:vAlign w:val="center"/>
+            <w:hideMark/>
+          </w:tcPr>
+          <w:p>
+            <w:pPr>
+              <w:spacing w:after="0" w:line="240" w:lineRule="auto"/>
+              <w:jc w:val="center"/>
+              <w:rPr>
+                <w:rFonts w:ascii="Arial" w:eastAsia="Times New Roman" w:hAnsi="Arial" w:cs="Arial"/>
+                <w:color w:val="000000"/>
+                <w:kern w:val="0"/>
+                <w:lang w:eastAsia="en-IN"/>
+                <w14:ligatures w14:val="none"/>
+              </w:rPr>
+            </w:pPr>
+            <w:r>
+              <w:rPr>
+                <w:rFonts w:ascii="Arial" w:eastAsia="Times New Roman" w:hAnsi="Arial" w:cs="Arial"/>
+                <w:color w:val="000000"/>
+                <w:kern w:val="0"/>
+                <w:lang w:val="en-US" w:eastAsia="en-IN"/>
+                <w14:ligatures w14:val="none"/>
+              </w:rPr>
+              <w:t> </w:t>
+            </w:r>
+          </w:p>
+        </w:tc>
+        <w:tc>
+          <w:tcPr>
+            <w:tcW w:w="1128" w:type="pct"/>
+            <w:tcBorders>
+              <w:top w:val="nil"/>
+              <w:left w:val="nil"/>
+              <w:bottom w:val="single" w:sz="4" w:space="0" w:color="auto"/>
+              <w:right w:val="single" w:sz="4" w:space="0" w:color="auto"/>
+            </w:tcBorders>
+            <w:vAlign w:val="center"/>
+            <w:hideMark/>
+          </w:tcPr>
+          <w:p>
+            <w:pPr>
+              <w:spacing w:after="0" w:line="240" w:lineRule="auto"/>
+              <w:jc w:val="center"/>
+              <w:rPr>
+                <w:rFonts w:ascii="Arial" w:eastAsia="Times New Roman" w:hAnsi="Arial" w:cs="Arial"/>
+                <w:color w:val="000000"/>
+                <w:kern w:val="0"/>
+                <w:lang w:eastAsia="en-IN"/>
+                <w14:ligatures w14:val="none"/>
+              </w:rPr>
+            </w:pPr>
+            <w:r>
+              <w:rPr>
+                <w:rFonts w:ascii="Arial" w:eastAsia="Times New Roman" w:hAnsi="Arial" w:cs="Arial"/>
+                <w:color w:val="000000"/>
+                <w:kern w:val="0"/>
+                <w:lang w:val="en-US" w:eastAsia="en-IN"/>
+                <w14:ligatures w14:val="none"/>
+              </w:rPr>
+              <w:t> </w:t>
+            </w:r>
+          </w:p>
+        </w:tc>
+        <w:tc>
+          <w:tcPr>
+            <w:tcW w:w="1159" w:type="pct"/>
+            <w:tcBorders>
+              <w:top w:val="nil"/>
+              <w:left w:val="nil"/>
+              <w:bottom w:val="single" w:sz="4" w:space="0" w:color="auto"/>
+              <w:right w:val="single" w:sz="4" w:space="0" w:color="auto"/>
+            </w:tcBorders>
+            <w:vAlign w:val="center"/>
+            <w:hideMark/>
+          </w:tcPr>
+          <w:p>
+            <w:pPr>
+              <w:spacing w:after="0" w:line="240" w:lineRule="auto"/>
+              <w:jc w:val="center"/>
+              <w:rPr>
+                <w:rFonts w:ascii="Arial" w:eastAsia="Times New Roman" w:hAnsi="Arial" w:cs="Arial"/>
+                <w:color w:val="000000"/>
+                <w:kern w:val="0"/>
+                <w:lang w:eastAsia="en-IN"/>
+                <w14:ligatures w14:val="none"/>
+              </w:rPr>
+            </w:pPr>
+            <w:r>
+              <w:rPr>
+                <w:rFonts w:ascii="Arial" w:eastAsia="Times New Roman" w:hAnsi="Arial" w:cs="Arial"/>
+                <w:color w:val="000000"/>
+                <w:kern w:val="0"/>
+                <w:lang w:val="en-US" w:eastAsia="en-IN"/>
+                <w14:ligatures w14:val="none"/>
+              </w:rPr>
+              <w:t> </w:t>
+            </w:r>
+          </w:p>
+        </w:tc>
+      </w:tr>
+      <w:tr>
+        <w:trPr>
+          <w:trHeight w:val="340"/>
+        </w:trPr>
+        <w:tc>
+          <w:tcPr>
+            <w:tcW w:w="1634" w:type="pct"/>
+            <w:tcBorders>
+              <w:top w:val="nil"/>
+              <w:left w:val="single" w:sz="4" w:space="0" w:color="auto"/>
+              <w:bottom w:val="single" w:sz="4" w:space="0" w:color="auto"/>
+              <w:right w:val="single" w:sz="4" w:space="0" w:color="auto"/>
+            </w:tcBorders>
+            <w:vAlign w:val="center"/>
+            <w:hideMark/>
+          </w:tcPr>
+          <w:p>
+            <w:pPr>
+              <w:spacing w:after="0" w:line="240" w:lineRule="auto"/>
+              <w:jc w:val="center"/>
+              <w:rPr>
+                <w:rFonts w:ascii="Arial" w:eastAsia="Times New Roman" w:hAnsi="Arial" w:cs="Arial"/>
+                <w:color w:val="000000"/>
+                <w:kern w:val="0"/>
+                <w:lang w:eastAsia="en-IN"/>
+                <w14:ligatures w14:val="none"/>
+              </w:rPr>
+            </w:pPr>
+            <w:r>
+              <w:rPr>
+                <w:rFonts w:ascii="Arial" w:eastAsia="Times New Roman" w:hAnsi="Arial" w:cs="Arial"/>
+                <w:color w:val="000000"/>
+                <w:kern w:val="0"/>
+                <w:lang w:val="en-US" w:eastAsia="en-IN"/>
+                <w14:ligatures w14:val="none"/>
+              </w:rPr>
+              <w:t>36</w:t>
+            </w:r>
+          </w:p>
+        </w:tc>
+        <w:tc>
+          <w:tcPr>
+            <w:tcW w:w="1079" w:type="pct"/>
+            <w:tcBorders>
+              <w:top w:val="nil"/>
+              <w:left w:val="nil"/>
+              <w:bottom w:val="single" w:sz="4" w:space="0" w:color="auto"/>
+              <w:right w:val="single" w:sz="4" w:space="0" w:color="auto"/>
+            </w:tcBorders>
+            <w:vAlign w:val="center"/>
+            <w:hideMark/>
+          </w:tcPr>
+          <w:p>
+            <w:pPr>
+              <w:spacing w:after="0" w:line="240" w:lineRule="auto"/>
+              <w:jc w:val="center"/>
+              <w:rPr>
+                <w:rFonts w:ascii="Arial" w:eastAsia="Times New Roman" w:hAnsi="Arial" w:cs="Arial"/>
+                <w:color w:val="000000"/>
+                <w:kern w:val="0"/>
+                <w:lang w:eastAsia="en-IN"/>
+                <w14:ligatures w14:val="none"/>
+              </w:rPr>
+            </w:pPr>
+            <w:r>
+              <w:rPr>
+                <w:rFonts w:ascii="Arial" w:eastAsia="Times New Roman" w:hAnsi="Arial" w:cs="Arial"/>
+                <w:color w:val="000000"/>
+                <w:kern w:val="0"/>
+                <w:lang w:val="en-US" w:eastAsia="en-IN"/>
+                <w14:ligatures w14:val="none"/>
+              </w:rPr>
+              <w:t> </w:t>
+            </w:r>
+          </w:p>
+        </w:tc>
+        <w:tc>
+          <w:tcPr>
+            <w:tcW w:w="1128" w:type="pct"/>
+            <w:tcBorders>
+              <w:top w:val="nil"/>
+              <w:left w:val="nil"/>
+              <w:bottom w:val="single" w:sz="4" w:space="0" w:color="auto"/>
+              <w:right w:val="single" w:sz="4" w:space="0" w:color="auto"/>
+            </w:tcBorders>
+            <w:vAlign w:val="center"/>
+            <w:hideMark/>
+          </w:tcPr>
+          <w:p>
+            <w:pPr>
+              <w:spacing w:after="0" w:line="240" w:lineRule="auto"/>
+              <w:jc w:val="center"/>
+              <w:rPr>
+                <w:rFonts w:ascii="Arial" w:eastAsia="Times New Roman" w:hAnsi="Arial" w:cs="Arial"/>
+                <w:color w:val="000000"/>
+                <w:kern w:val="0"/>
+                <w:lang w:eastAsia="en-IN"/>
+                <w14:ligatures w14:val="none"/>
+              </w:rPr>
+            </w:pPr>
+            <w:r>
+              <w:rPr>
+                <w:rFonts w:ascii="Arial" w:eastAsia="Times New Roman" w:hAnsi="Arial" w:cs="Arial"/>
+                <w:color w:val="000000"/>
+                <w:kern w:val="0"/>
+                <w:lang w:val="en-US" w:eastAsia="en-IN"/>
+                <w14:ligatures w14:val="none"/>
+              </w:rPr>
+              <w:t> </w:t>
+            </w:r>
+          </w:p>
+        </w:tc>
+        <w:tc>
+          <w:tcPr>
+            <w:tcW w:w="1159" w:type="pct"/>
+            <w:tcBorders>
+              <w:top w:val="nil"/>
+              <w:left w:val="nil"/>
+              <w:bottom w:val="single" w:sz="4" w:space="0" w:color="auto"/>
+              <w:right w:val="single" w:sz="4" w:space="0" w:color="auto"/>
+            </w:tcBorders>
+            <w:vAlign w:val="center"/>
+            <w:hideMark/>
+          </w:tcPr>
+          <w:p>
+            <w:pPr>
+              <w:spacing w:after="0" w:line="240" w:lineRule="auto"/>
+              <w:jc w:val="center"/>
+              <w:rPr>
+                <w:rFonts w:ascii="Arial" w:eastAsia="Times New Roman" w:hAnsi="Arial" w:cs="Arial"/>
+                <w:color w:val="000000"/>
+                <w:kern w:val="0"/>
+                <w:lang w:eastAsia="en-IN"/>
+                <w14:ligatures w14:val="none"/>
+              </w:rPr>
+            </w:pPr>
+            <w:r>
+              <w:rPr>
+                <w:rFonts w:ascii="Arial" w:eastAsia="Times New Roman" w:hAnsi="Arial" w:cs="Arial"/>
+                <w:color w:val="000000"/>
+                <w:kern w:val="0"/>
+                <w:lang w:val="en-US" w:eastAsia="en-IN"/>
+                <w14:ligatures w14:val="none"/>
+              </w:rPr>
+              <w:t> </w:t>
+            </w:r>
+          </w:p>
+        </w:tc>
+      </w:tr>
+      <w:tr>
+        <w:trPr>
+          <w:trHeight w:val="340"/>
+        </w:trPr>
+        <w:tc>
+          <w:tcPr>
+            <w:tcW w:w="1634" w:type="pct"/>
+            <w:tcBorders>
+              <w:top w:val="nil"/>
+              <w:left w:val="single" w:sz="4" w:space="0" w:color="auto"/>
+              <w:bottom w:val="single" w:sz="4" w:space="0" w:color="auto"/>
+              <w:right w:val="single" w:sz="4" w:space="0" w:color="auto"/>
+            </w:tcBorders>
+            <w:vAlign w:val="center"/>
+            <w:hideMark/>
+          </w:tcPr>
+          <w:p>
+            <w:pPr>
+              <w:spacing w:after="0" w:line="240" w:lineRule="auto"/>
+              <w:jc w:val="center"/>
+              <w:rPr>
+                <w:rFonts w:ascii="Arial" w:eastAsia="Times New Roman" w:hAnsi="Arial" w:cs="Arial"/>
+                <w:color w:val="000000"/>
+                <w:kern w:val="0"/>
+                <w:lang w:eastAsia="en-IN"/>
+                <w14:ligatures w14:val="none"/>
+              </w:rPr>
+            </w:pPr>
+            <w:r>
+              <w:rPr>
+                <w:rFonts w:ascii="Arial" w:eastAsia="Times New Roman" w:hAnsi="Arial" w:cs="Arial"/>
+                <w:color w:val="000000"/>
+                <w:kern w:val="0"/>
+                <w:lang w:val="en-US" w:eastAsia="en-IN"/>
+                <w14:ligatures w14:val="none"/>
+              </w:rPr>
+              <w:t>37</w:t>
+            </w:r>
+          </w:p>
+        </w:tc>
+        <w:tc>
+          <w:tcPr>
+            <w:tcW w:w="1079" w:type="pct"/>
+            <w:tcBorders>
+              <w:top w:val="nil"/>
+              <w:left w:val="nil"/>
+              <w:bottom w:val="single" w:sz="4" w:space="0" w:color="auto"/>
+              <w:right w:val="single" w:sz="4" w:space="0" w:color="auto"/>
+            </w:tcBorders>
+            <w:vAlign w:val="center"/>
+            <w:hideMark/>
+          </w:tcPr>
+          <w:p>
+            <w:pPr>
+              <w:spacing w:after="0" w:line="240" w:lineRule="auto"/>
+              <w:jc w:val="center"/>
+              <w:rPr>
+                <w:rFonts w:ascii="Arial" w:eastAsia="Times New Roman" w:hAnsi="Arial" w:cs="Arial"/>
+                <w:color w:val="000000"/>
+                <w:kern w:val="0"/>
+                <w:lang w:eastAsia="en-IN"/>
+                <w14:ligatures w14:val="none"/>
+              </w:rPr>
+            </w:pPr>
+            <w:r>
+              <w:rPr>
+                <w:rFonts w:ascii="Arial" w:eastAsia="Times New Roman" w:hAnsi="Arial" w:cs="Arial"/>
+                <w:color w:val="000000"/>
+                <w:kern w:val="0"/>
+                <w:lang w:val="en-US" w:eastAsia="en-IN"/>
+                <w14:ligatures w14:val="none"/>
+              </w:rPr>
+              <w:t> </w:t>
+            </w:r>
+          </w:p>
+        </w:tc>
+        <w:tc>
+          <w:tcPr>
+            <w:tcW w:w="1128" w:type="pct"/>
+            <w:tcBorders>
+              <w:top w:val="nil"/>
+              <w:left w:val="nil"/>
+              <w:bottom w:val="single" w:sz="4" w:space="0" w:color="auto"/>
+              <w:right w:val="single" w:sz="4" w:space="0" w:color="auto"/>
+            </w:tcBorders>
+            <w:vAlign w:val="center"/>
+            <w:hideMark/>
+          </w:tcPr>
+          <w:p>
+            <w:pPr>
+              <w:spacing w:after="0" w:line="240" w:lineRule="auto"/>
+              <w:jc w:val="center"/>
+              <w:rPr>
+                <w:rFonts w:ascii="Arial" w:eastAsia="Times New Roman" w:hAnsi="Arial" w:cs="Arial"/>
+                <w:color w:val="000000"/>
+                <w:kern w:val="0"/>
+                <w:lang w:eastAsia="en-IN"/>
+                <w14:ligatures w14:val="none"/>
+              </w:rPr>
+            </w:pPr>
+            <w:r>
+              <w:rPr>
+                <w:rFonts w:ascii="Arial" w:eastAsia="Times New Roman" w:hAnsi="Arial" w:cs="Arial"/>
+                <w:color w:val="000000"/>
+                <w:kern w:val="0"/>
+                <w:lang w:val="en-US" w:eastAsia="en-IN"/>
+                <w14:ligatures w14:val="none"/>
+              </w:rPr>
+              <w:t> </w:t>
+            </w:r>
+          </w:p>
+        </w:tc>
+        <w:tc>
+          <w:tcPr>
+            <w:tcW w:w="1159" w:type="pct"/>
+            <w:tcBorders>
+              <w:top w:val="nil"/>
+              <w:left w:val="nil"/>
+              <w:bottom w:val="single" w:sz="4" w:space="0" w:color="auto"/>
+              <w:right w:val="single" w:sz="4" w:space="0" w:color="auto"/>
+            </w:tcBorders>
+            <w:vAlign w:val="center"/>
+            <w:hideMark/>
+          </w:tcPr>
+          <w:p>
+            <w:pPr>
+              <w:spacing w:after="0" w:line="240" w:lineRule="auto"/>
+              <w:jc w:val="center"/>
+              <w:rPr>
+                <w:rFonts w:ascii="Arial" w:eastAsia="Times New Roman" w:hAnsi="Arial" w:cs="Arial"/>
+                <w:color w:val="000000"/>
+                <w:kern w:val="0"/>
+                <w:lang w:eastAsia="en-IN"/>
+                <w14:ligatures w14:val="none"/>
+              </w:rPr>
+            </w:pPr>
+            <w:r>
+              <w:rPr>
+                <w:rFonts w:ascii="Arial" w:eastAsia="Times New Roman" w:hAnsi="Arial" w:cs="Arial"/>
+                <w:color w:val="000000"/>
+                <w:kern w:val="0"/>
+                <w:lang w:val="en-US" w:eastAsia="en-IN"/>
+                <w14:ligatures w14:val="none"/>
+              </w:rPr>
+              <w:t> </w:t>
+            </w:r>
+          </w:p>
+        </w:tc>
+      </w:tr>
+      <w:tr>
+        <w:trPr>
+          <w:trHeight w:val="340"/>
+        </w:trPr>
+        <w:tc>
+          <w:tcPr>
+            <w:tcW w:w="1634" w:type="pct"/>
+            <w:tcBorders>
+              <w:top w:val="nil"/>
+              <w:left w:val="single" w:sz="4" w:space="0" w:color="auto"/>
+              <w:bottom w:val="single" w:sz="4" w:space="0" w:color="auto"/>
+              <w:right w:val="single" w:sz="4" w:space="0" w:color="auto"/>
+            </w:tcBorders>
+            <w:vAlign w:val="center"/>
+            <w:hideMark/>
+          </w:tcPr>
+          <w:p>
+            <w:pPr>
+              <w:spacing w:after="0" w:line="240" w:lineRule="auto"/>
+              <w:jc w:val="center"/>
+              <w:rPr>
+                <w:rFonts w:ascii="Arial" w:eastAsia="Times New Roman" w:hAnsi="Arial" w:cs="Arial"/>
+                <w:color w:val="000000"/>
+                <w:kern w:val="0"/>
+                <w:lang w:eastAsia="en-IN"/>
+                <w14:ligatures w14:val="none"/>
+              </w:rPr>
+            </w:pPr>
+            <w:r>
+              <w:rPr>
+                <w:rFonts w:ascii="Arial" w:eastAsia="Times New Roman" w:hAnsi="Arial" w:cs="Arial"/>
+                <w:color w:val="000000"/>
+                <w:kern w:val="0"/>
+                <w:lang w:val="en-US" w:eastAsia="en-IN"/>
+                <w14:ligatures w14:val="none"/>
+              </w:rPr>
+              <w:t>38</w:t>
+            </w:r>
+          </w:p>
+        </w:tc>
+        <w:tc>
+          <w:tcPr>
+            <w:tcW w:w="1079" w:type="pct"/>
+            <w:tcBorders>
+              <w:top w:val="nil"/>
+              <w:left w:val="nil"/>
+              <w:bottom w:val="single" w:sz="4" w:space="0" w:color="auto"/>
+              <w:right w:val="single" w:sz="4" w:space="0" w:color="auto"/>
+            </w:tcBorders>
+            <w:vAlign w:val="center"/>
+            <w:hideMark/>
+          </w:tcPr>
+          <w:p>
+            <w:pPr>
+              <w:spacing w:after="0" w:line="240" w:lineRule="auto"/>
+              <w:jc w:val="center"/>
+              <w:rPr>
+                <w:rFonts w:ascii="Arial" w:eastAsia="Times New Roman" w:hAnsi="Arial" w:cs="Arial"/>
+                <w:color w:val="000000"/>
+                <w:kern w:val="0"/>
+                <w:lang w:eastAsia="en-IN"/>
+                <w14:ligatures w14:val="none"/>
+              </w:rPr>
+            </w:pPr>
+            <w:r>
+              <w:rPr>
+                <w:rFonts w:ascii="Arial" w:eastAsia="Times New Roman" w:hAnsi="Arial" w:cs="Arial"/>
+                <w:color w:val="000000"/>
+                <w:kern w:val="0"/>
+                <w:lang w:val="en-US" w:eastAsia="en-IN"/>
+                <w14:ligatures w14:val="none"/>
+              </w:rPr>
+              <w:t> </w:t>
+            </w:r>
+          </w:p>
+        </w:tc>
+        <w:tc>
+          <w:tcPr>
+            <w:tcW w:w="1128" w:type="pct"/>
+            <w:tcBorders>
+              <w:top w:val="nil"/>
+              <w:left w:val="nil"/>
+              <w:bottom w:val="single" w:sz="4" w:space="0" w:color="auto"/>
+              <w:right w:val="single" w:sz="4" w:space="0" w:color="auto"/>
+            </w:tcBorders>
+            <w:vAlign w:val="center"/>
+            <w:hideMark/>
+          </w:tcPr>
+          <w:p>
+            <w:pPr>
+              <w:spacing w:after="0" w:line="240" w:lineRule="auto"/>
+              <w:jc w:val="center"/>
+              <w:rPr>
+                <w:rFonts w:ascii="Arial" w:eastAsia="Times New Roman" w:hAnsi="Arial" w:cs="Arial"/>
+                <w:color w:val="000000"/>
+                <w:kern w:val="0"/>
+                <w:lang w:eastAsia="en-IN"/>
+                <w14:ligatures w14:val="none"/>
+              </w:rPr>
+            </w:pPr>
+            <w:r>
+              <w:rPr>
+                <w:rFonts w:ascii="Arial" w:eastAsia="Times New Roman" w:hAnsi="Arial" w:cs="Arial"/>
+                <w:color w:val="000000"/>
+                <w:kern w:val="0"/>
+                <w:lang w:val="en-US" w:eastAsia="en-IN"/>
+                <w14:ligatures w14:val="none"/>
+              </w:rPr>
+              <w:t> </w:t>
+            </w:r>
+          </w:p>
+        </w:tc>
+        <w:tc>
+          <w:tcPr>
+            <w:tcW w:w="1159" w:type="pct"/>
+            <w:tcBorders>
+              <w:top w:val="nil"/>
+              <w:left w:val="nil"/>
+              <w:bottom w:val="single" w:sz="4" w:space="0" w:color="auto"/>
+              <w:right w:val="single" w:sz="4" w:space="0" w:color="auto"/>
+            </w:tcBorders>
+            <w:vAlign w:val="center"/>
+            <w:hideMark/>
+          </w:tcPr>
+          <w:p>
+            <w:pPr>
+              <w:spacing w:after="0" w:line="240" w:lineRule="auto"/>
+              <w:jc w:val="center"/>
+              <w:rPr>
+                <w:rFonts w:ascii="Arial" w:eastAsia="Times New Roman" w:hAnsi="Arial" w:cs="Arial"/>
+                <w:color w:val="000000"/>
+                <w:kern w:val="0"/>
+                <w:lang w:eastAsia="en-IN"/>
+                <w14:ligatures w14:val="none"/>
+              </w:rPr>
+            </w:pPr>
+            <w:r>
+              <w:rPr>
+                <w:rFonts w:ascii="Arial" w:eastAsia="Times New Roman" w:hAnsi="Arial" w:cs="Arial"/>
+                <w:color w:val="000000"/>
+                <w:kern w:val="0"/>
+                <w:lang w:val="en-US" w:eastAsia="en-IN"/>
+                <w14:ligatures w14:val="none"/>
+              </w:rPr>
+              <w:t> </w:t>
+            </w:r>
+          </w:p>
+        </w:tc>
+      </w:tr>
+      <w:tr>
+        <w:trPr>
+          <w:trHeight w:val="340"/>
+        </w:trPr>
+        <w:tc>
+          <w:tcPr>
+            <w:tcW w:w="1634" w:type="pct"/>
+            <w:tcBorders>
+              <w:top w:val="nil"/>
+              <w:left w:val="single" w:sz="4" w:space="0" w:color="auto"/>
+              <w:bottom w:val="single" w:sz="4" w:space="0" w:color="auto"/>
+              <w:right w:val="single" w:sz="4" w:space="0" w:color="auto"/>
+            </w:tcBorders>
+            <w:vAlign w:val="center"/>
+            <w:hideMark/>
+          </w:tcPr>
+          <w:p>
+            <w:pPr>
+              <w:spacing w:after="0" w:line="240" w:lineRule="auto"/>
+              <w:jc w:val="center"/>
+              <w:rPr>
+                <w:rFonts w:ascii="Arial" w:eastAsia="Times New Roman" w:hAnsi="Arial" w:cs="Arial"/>
+                <w:color w:val="000000"/>
+                <w:kern w:val="0"/>
+                <w:lang w:eastAsia="en-IN"/>
+                <w14:ligatures w14:val="none"/>
+              </w:rPr>
+            </w:pPr>
+            <w:r>
+              <w:rPr>
+                <w:rFonts w:ascii="Arial" w:eastAsia="Times New Roman" w:hAnsi="Arial" w:cs="Arial"/>
+                <w:color w:val="000000"/>
+                <w:kern w:val="0"/>
+                <w:lang w:val="en-US" w:eastAsia="en-IN"/>
+                <w14:ligatures w14:val="none"/>
+              </w:rPr>
+              <w:t>39</w:t>
+            </w:r>
+          </w:p>
+        </w:tc>
+        <w:tc>
+          <w:tcPr>
+            <w:tcW w:w="1079" w:type="pct"/>
+            <w:tcBorders>
+              <w:top w:val="nil"/>
+              <w:left w:val="nil"/>
+              <w:bottom w:val="single" w:sz="4" w:space="0" w:color="auto"/>
+              <w:right w:val="single" w:sz="4" w:space="0" w:color="auto"/>
+            </w:tcBorders>
+            <w:vAlign w:val="center"/>
+            <w:hideMark/>
+          </w:tcPr>
+          <w:p>
+            <w:pPr>
+              <w:spacing w:after="0" w:line="240" w:lineRule="auto"/>
+              <w:jc w:val="center"/>
+              <w:rPr>
+                <w:rFonts w:ascii="Arial" w:eastAsia="Times New Roman" w:hAnsi="Arial" w:cs="Arial"/>
+                <w:color w:val="000000"/>
+                <w:kern w:val="0"/>
+                <w:lang w:eastAsia="en-IN"/>
+                <w14:ligatures w14:val="none"/>
+              </w:rPr>
+            </w:pPr>
+            <w:r>
+              <w:rPr>
+                <w:rFonts w:ascii="Arial" w:eastAsia="Times New Roman" w:hAnsi="Arial" w:cs="Arial"/>
+                <w:color w:val="000000"/>
+                <w:kern w:val="0"/>
+                <w:lang w:val="en-US" w:eastAsia="en-IN"/>
+                <w14:ligatures w14:val="none"/>
+              </w:rPr>
+              <w:t> </w:t>
+            </w:r>
+          </w:p>
+        </w:tc>
+        <w:tc>
+          <w:tcPr>
+            <w:tcW w:w="1128" w:type="pct"/>
+            <w:tcBorders>
+              <w:top w:val="nil"/>
+              <w:left w:val="nil"/>
+              <w:bottom w:val="single" w:sz="4" w:space="0" w:color="auto"/>
+              <w:right w:val="single" w:sz="4" w:space="0" w:color="auto"/>
+            </w:tcBorders>
+            <w:vAlign w:val="center"/>
+            <w:hideMark/>
+          </w:tcPr>
+          <w:p>
+            <w:pPr>
+              <w:spacing w:after="0" w:line="240" w:lineRule="auto"/>
+              <w:jc w:val="center"/>
+              <w:rPr>
+                <w:rFonts w:ascii="Arial" w:eastAsia="Times New Roman" w:hAnsi="Arial" w:cs="Arial"/>
+                <w:color w:val="000000"/>
+                <w:kern w:val="0"/>
+                <w:lang w:eastAsia="en-IN"/>
+                <w14:ligatures w14:val="none"/>
+              </w:rPr>
+            </w:pPr>
+            <w:r>
+              <w:rPr>
+                <w:rFonts w:ascii="Arial" w:eastAsia="Times New Roman" w:hAnsi="Arial" w:cs="Arial"/>
+                <w:color w:val="000000"/>
+                <w:kern w:val="0"/>
+                <w:lang w:val="en-US" w:eastAsia="en-IN"/>
+                <w14:ligatures w14:val="none"/>
+              </w:rPr>
+              <w:t> </w:t>
+            </w:r>
+          </w:p>
+        </w:tc>
+        <w:tc>
+          <w:tcPr>
+            <w:tcW w:w="1159" w:type="pct"/>
+            <w:tcBorders>
+              <w:top w:val="nil"/>
+              <w:left w:val="nil"/>
+              <w:bottom w:val="single" w:sz="4" w:space="0" w:color="auto"/>
+              <w:right w:val="single" w:sz="4" w:space="0" w:color="auto"/>
+            </w:tcBorders>
+            <w:vAlign w:val="center"/>
+            <w:hideMark/>
+          </w:tcPr>
+          <w:p>
+            <w:pPr>
+              <w:spacing w:after="0" w:line="240" w:lineRule="auto"/>
+              <w:jc w:val="center"/>
+              <w:rPr>
+                <w:rFonts w:ascii="Arial" w:eastAsia="Times New Roman" w:hAnsi="Arial" w:cs="Arial"/>
+                <w:color w:val="000000"/>
+                <w:kern w:val="0"/>
+                <w:lang w:eastAsia="en-IN"/>
+                <w14:ligatures w14:val="none"/>
+              </w:rPr>
+            </w:pPr>
+            <w:r>
+              <w:rPr>
+                <w:rFonts w:ascii="Arial" w:eastAsia="Times New Roman" w:hAnsi="Arial" w:cs="Arial"/>
+                <w:color w:val="000000"/>
+                <w:kern w:val="0"/>
+                <w:lang w:val="en-US" w:eastAsia="en-IN"/>
+                <w14:ligatures w14:val="none"/>
+              </w:rPr>
+              <w:t> </w:t>
+            </w:r>
+          </w:p>
+        </w:tc>
+      </w:tr>
+      <w:tr>
+        <w:trPr>
+          <w:trHeight w:val="340"/>
+        </w:trPr>
+        <w:tc>
+          <w:tcPr>
+            <w:tcW w:w="1634" w:type="pct"/>
+            <w:tcBorders>
+              <w:top w:val="nil"/>
+              <w:left w:val="single" w:sz="4" w:space="0" w:color="auto"/>
+              <w:bottom w:val="single" w:sz="4" w:space="0" w:color="auto"/>
+              <w:right w:val="single" w:sz="4" w:space="0" w:color="auto"/>
+            </w:tcBorders>
+            <w:vAlign w:val="center"/>
+            <w:hideMark/>
+          </w:tcPr>
+          <w:p>
+            <w:pPr>
+              <w:spacing w:after="0" w:line="240" w:lineRule="auto"/>
+              <w:jc w:val="center"/>
+              <w:rPr>
+                <w:rFonts w:ascii="Arial" w:eastAsia="Times New Roman" w:hAnsi="Arial" w:cs="Arial"/>
+                <w:color w:val="000000"/>
+                <w:kern w:val="0"/>
+                <w:lang w:eastAsia="en-IN"/>
+                <w14:ligatures w14:val="none"/>
+              </w:rPr>
+            </w:pPr>
+            <w:r>
+              <w:rPr>
+                <w:rFonts w:ascii="Arial" w:eastAsia="Times New Roman" w:hAnsi="Arial" w:cs="Arial"/>
+                <w:color w:val="000000"/>
+                <w:kern w:val="0"/>
+                <w:lang w:val="en-US" w:eastAsia="en-IN"/>
+                <w14:ligatures w14:val="none"/>
+              </w:rPr>
+              <w:t>40</w:t>
+            </w:r>
+          </w:p>
+        </w:tc>
+        <w:tc>
+          <w:tcPr>
+            <w:tcW w:w="1079" w:type="pct"/>
+            <w:tcBorders>
+              <w:top w:val="nil"/>
+              <w:left w:val="nil"/>
+              <w:bottom w:val="single" w:sz="4" w:space="0" w:color="auto"/>
+              <w:right w:val="single" w:sz="4" w:space="0" w:color="auto"/>
+            </w:tcBorders>
+            <w:vAlign w:val="center"/>
+            <w:hideMark/>
+          </w:tcPr>
+          <w:p>
+            <w:pPr>
+              <w:spacing w:after="0" w:line="240" w:lineRule="auto"/>
+              <w:jc w:val="center"/>
+              <w:rPr>
+                <w:rFonts w:ascii="Arial" w:eastAsia="Times New Roman" w:hAnsi="Arial" w:cs="Arial"/>
+                <w:color w:val="000000"/>
+                <w:kern w:val="0"/>
+                <w:lang w:eastAsia="en-IN"/>
+                <w14:ligatures w14:val="none"/>
+              </w:rPr>
+            </w:pPr>
+            <w:r>
+              <w:rPr>
+                <w:rFonts w:ascii="Arial" w:eastAsia="Times New Roman" w:hAnsi="Arial" w:cs="Arial"/>
+                <w:color w:val="000000"/>
+                <w:kern w:val="0"/>
+                <w:lang w:val="en-US" w:eastAsia="en-IN"/>
+                <w14:ligatures w14:val="none"/>
+              </w:rPr>
+              <w:t> </w:t>
+            </w:r>
+          </w:p>
+        </w:tc>
+        <w:tc>
+          <w:tcPr>
+            <w:tcW w:w="1128" w:type="pct"/>
+            <w:tcBorders>
+              <w:top w:val="nil"/>
+              <w:left w:val="nil"/>
+              <w:bottom w:val="single" w:sz="4" w:space="0" w:color="auto"/>
+              <w:right w:val="single" w:sz="4" w:space="0" w:color="auto"/>
+            </w:tcBorders>
+            <w:vAlign w:val="center"/>
+            <w:hideMark/>
+          </w:tcPr>
+          <w:p>
+            <w:pPr>
+              <w:spacing w:after="0" w:line="240" w:lineRule="auto"/>
+              <w:jc w:val="center"/>
+              <w:rPr>
+                <w:rFonts w:ascii="Arial" w:eastAsia="Times New Roman" w:hAnsi="Arial" w:cs="Arial"/>
+                <w:color w:val="000000"/>
+                <w:kern w:val="0"/>
+                <w:lang w:eastAsia="en-IN"/>
+                <w14:ligatures w14:val="none"/>
+              </w:rPr>
+            </w:pPr>
+            <w:r>
+              <w:rPr>
+                <w:rFonts w:ascii="Arial" w:eastAsia="Times New Roman" w:hAnsi="Arial" w:cs="Arial"/>
+                <w:color w:val="000000"/>
+                <w:kern w:val="0"/>
+                <w:lang w:val="en-US" w:eastAsia="en-IN"/>
+                <w14:ligatures w14:val="none"/>
+              </w:rPr>
+              <w:t> </w:t>
+            </w:r>
+          </w:p>
+        </w:tc>
+        <w:tc>
+          <w:tcPr>
+            <w:tcW w:w="1159" w:type="pct"/>
+            <w:tcBorders>
+              <w:top w:val="nil"/>
+              <w:left w:val="nil"/>
+              <w:bottom w:val="single" w:sz="4" w:space="0" w:color="auto"/>
+              <w:right w:val="single" w:sz="4" w:space="0" w:color="auto"/>
+            </w:tcBorders>
+            <w:vAlign w:val="center"/>
+            <w:hideMark/>
+          </w:tcPr>
+          <w:p>
+            <w:pPr>
+              <w:spacing w:after="0" w:line="240" w:lineRule="auto"/>
+              <w:jc w:val="center"/>
+              <w:rPr>
+                <w:rFonts w:ascii="Arial" w:eastAsia="Times New Roman" w:hAnsi="Arial" w:cs="Arial"/>
+                <w:color w:val="000000"/>
+                <w:kern w:val="0"/>
+                <w:lang w:eastAsia="en-IN"/>
+                <w14:ligatures w14:val="none"/>
+              </w:rPr>
+            </w:pPr>
+            <w:r>
+              <w:rPr>
+                <w:rFonts w:ascii="Arial" w:eastAsia="Times New Roman" w:hAnsi="Arial" w:cs="Arial"/>
+                <w:color w:val="000000"/>
+                <w:kern w:val="0"/>
+                <w:lang w:val="en-US" w:eastAsia="en-IN"/>
+                <w14:ligatures w14:val="none"/>
+              </w:rPr>
+              <w:t> </w:t>
+            </w:r>
+          </w:p>
         </w:tc>
       </w:tr>
     </w:tbl>
@@ -3147,8 +8972,16 @@
     </w:p>
     <w:p>
       <w:pPr>
+        <w:spacing w:before="0" w:after="0"/>
+      </w:pPr>
+      <w:r>
+        <w:t>{{ img_photo_1 }}</w:t>
+      </w:r>
+    </w:p>
+    <w:p>
+      <w:pPr>
         <w:pStyle w:val="Caption"/>
-        <w:spacing w:after="0"/>
+        <w:spacing w:after="0" w:before="0"/>
         <w:jc w:val="center"/>
         <w:rPr>
           <w:rFonts w:ascii="Arial" w:hAnsi="Arial" w:cs="Arial"/>
@@ -3372,11 +9205,6 @@
       <w:bookmarkEnd w:id="138"/>
     </w:p>
     <w:p>
-      <w:r>
-        <w:t>{{ img_photo_1 }}</w:t>
-      </w:r>
-    </w:p>
-    <w:p>
       <w:pPr>
         <w:spacing w:after="0"/>
       </w:pPr>
@@ -3440,6 +9268,7 @@
       <w:tr>
         <w:trPr>
           <w:trHeight w:val="567"/>
+          <w:tblHeader/>
         </w:trPr>
         <w:tc>
           <w:tcPr>
@@ -3790,6 +9619,7 @@
       <w:tr>
         <w:trPr>
           <w:trHeight w:val="340"/>
+          <w:tblHeader/>
         </w:trPr>
         <w:tc>
           <w:tcPr>
@@ -3974,7 +9804,7 @@
           <w:rFonts w:ascii="Arial" w:hAnsi="Arial" w:cs="Arial"/>
           <w:lang w:val="en-US"/>
         </w:rPr>
-        <w:t xml:space="preserve">Harmonic Current Emissions from the EUT as per Class </w:t>
+        <w:t>Harmonic Current Emissions from the EUT as per Class {{ result_class }} limit: {{ overall_result }}</w:t>
       </w:r>
       <w:r>
         <w:rPr>
@@ -3989,14 +9819,12 @@
           <w:color w:val="9CC2E5" w:themeColor="accent5" w:themeTint="99"/>
           <w:lang w:val="en-US"/>
         </w:rPr>
-        <w:t xml:space="preserve"> </w:t>
       </w:r>
       <w:r>
         <w:rPr>
           <w:rFonts w:ascii="Arial" w:hAnsi="Arial" w:cs="Arial"/>
           <w:lang w:val="en-US"/>
         </w:rPr>
-        <w:t xml:space="preserve">limit: </w:t>
       </w:r>
       <w:r>
         <w:rPr>
@@ -4038,9 +9866,23 @@
             <w:vAlign w:val="center"/>
           </w:tcPr>
           <w:p>
-            <w:r/>
-            <w:r>
-              <w:t>{{ tested_by_2 }}</w:t>
+            <w:pPr>
+              <w:jc w:val="center"/>
+              <w:rPr>
+                <w:rFonts w:ascii="Arial" w:hAnsi="Arial" w:cs="Arial"/>
+                <w:b/>
+                <w:bCs/>
+                <w:color w:val="000000" w:themeColor="text1"/>
+              </w:rPr>
+            </w:pPr>
+            <w:r>
+              <w:rPr>
+                <w:rFonts w:ascii="Arial" w:hAnsi="Arial" w:cs="Arial"/>
+                <w:b/>
+                <w:bCs/>
+                <w:color w:val="000000" w:themeColor="text1"/>
+              </w:rPr>
+              <w:t>Tested By</w:t>
             </w:r>
           </w:p>
         </w:tc>

--- a/datasheet_gen/word_templates/HARMONIC.docx
+++ b/datasheet_gen/word_templates/HARMONIC.docx
@@ -646,8 +646,12 @@
         <w:tc>
           <w:tcPr>
             <w:tcW w:type="dxa" w:w="2254"/>
-          </w:tcPr>
-          <w:p>
+            <w:vAlign w:val="center"/>
+          </w:tcPr>
+          <w:p>
+            <w:pPr>
+              <w:jc w:val="center"/>
+            </w:pPr>
             <w:r>
               <w:rPr>
                 <w:rFonts w:ascii="Arial" w:hAnsi="Arial" w:cs="Arial"/>
@@ -661,8 +665,12 @@
         <w:tc>
           <w:tcPr>
             <w:tcW w:type="dxa" w:w="2254"/>
-          </w:tcPr>
-          <w:p>
+            <w:vAlign w:val="center"/>
+          </w:tcPr>
+          <w:p>
+            <w:pPr>
+              <w:jc w:val="center"/>
+            </w:pPr>
             <w:r>
               <w:rPr>
                 <w:rFonts w:ascii="Arial" w:hAnsi="Arial" w:cs="Arial"/>
@@ -676,8 +684,12 @@
         <w:tc>
           <w:tcPr>
             <w:tcW w:type="dxa" w:w="2254"/>
-          </w:tcPr>
-          <w:p>
+            <w:vAlign w:val="center"/>
+          </w:tcPr>
+          <w:p>
+            <w:pPr>
+              <w:jc w:val="center"/>
+            </w:pPr>
             <w:r>
               <w:rPr>
                 <w:rFonts w:ascii="Arial" w:hAnsi="Arial" w:cs="Arial"/>
@@ -691,8 +703,12 @@
         <w:tc>
           <w:tcPr>
             <w:tcW w:type="dxa" w:w="2254"/>
-          </w:tcPr>
-          <w:p>
+            <w:vAlign w:val="center"/>
+          </w:tcPr>
+          <w:p>
+            <w:pPr>
+              <w:jc w:val="center"/>
+            </w:pPr>
             <w:r>
               <w:rPr>
                 <w:rFonts w:ascii="Arial" w:hAnsi="Arial" w:cs="Arial"/>
@@ -1931,6 +1947,9 @@
             <w:hideMark/>
           </w:tcPr>
           <w:p>
+            <w:pPr>
+              <w:jc w:val="center"/>
+            </w:pPr>
             <w:r>
               <w:rPr>
                 <w:rFonts w:ascii="Arial" w:hAnsi="Arial" w:cs="Arial"/>
@@ -1960,6 +1979,9 @@
             <w:hideMark/>
           </w:tcPr>
           <w:p>
+            <w:pPr>
+              <w:jc w:val="center"/>
+            </w:pPr>
             <w:r>
               <w:rPr>
                 <w:rFonts w:ascii="Arial" w:hAnsi="Arial" w:cs="Arial"/>
@@ -1988,6 +2010,9 @@
             <w:vAlign w:val="center"/>
           </w:tcPr>
           <w:p>
+            <w:pPr>
+              <w:jc w:val="center"/>
+            </w:pPr>
             <w:r>
               <w:rPr>
                 <w:rFonts w:ascii="Arial" w:hAnsi="Arial" w:cs="Arial"/>
@@ -2016,6 +2041,9 @@
             <w:vAlign w:val="center"/>
           </w:tcPr>
           <w:p>
+            <w:pPr>
+              <w:jc w:val="center"/>
+            </w:pPr>
             <w:r>
               <w:rPr>
                 <w:rFonts w:ascii="Arial" w:hAnsi="Arial" w:cs="Arial"/>
@@ -2044,6 +2072,9 @@
             <w:vAlign w:val="center"/>
           </w:tcPr>
           <w:p>
+            <w:pPr>
+              <w:jc w:val="center"/>
+            </w:pPr>
             <w:r>
               <w:rPr>
                 <w:rFonts w:ascii="Arial" w:hAnsi="Arial" w:cs="Arial"/>
@@ -2073,6 +2104,9 @@
             <w:hideMark/>
           </w:tcPr>
           <w:p>
+            <w:pPr>
+              <w:jc w:val="center"/>
+            </w:pPr>
             <w:r>
               <w:rPr>
                 <w:rFonts w:ascii="Arial" w:hAnsi="Arial" w:cs="Arial"/>
@@ -2101,6 +2135,9 @@
             <w:vAlign w:val="center"/>
           </w:tcPr>
           <w:p>
+            <w:pPr>
+              <w:jc w:val="center"/>
+            </w:pPr>
             <w:r>
               <w:rPr>
                 <w:rFonts w:ascii="Arial" w:hAnsi="Arial" w:cs="Arial"/>
@@ -2129,6 +2166,9 @@
             <w:vAlign w:val="center"/>
           </w:tcPr>
           <w:p>
+            <w:pPr>
+              <w:jc w:val="center"/>
+            </w:pPr>
             <w:r>
               <w:rPr>
                 <w:rFonts w:ascii="Arial" w:hAnsi="Arial" w:cs="Arial"/>
@@ -2157,6 +2197,9 @@
             <w:vAlign w:val="center"/>
           </w:tcPr>
           <w:p>
+            <w:pPr>
+              <w:jc w:val="center"/>
+            </w:pPr>
             <w:r>
               <w:rPr>
                 <w:rFonts w:ascii="Arial" w:hAnsi="Arial" w:cs="Arial"/>
@@ -2185,6 +2228,9 @@
             <w:vAlign w:val="center"/>
           </w:tcPr>
           <w:p>
+            <w:pPr>
+              <w:jc w:val="center"/>
+            </w:pPr>
             <w:r>
               <w:rPr>
                 <w:rFonts w:ascii="Arial" w:hAnsi="Arial" w:cs="Arial"/>
@@ -3448,8 +3494,12 @@
         <w:tc>
           <w:tcPr>
             <w:tcW w:type="dxa" w:w="4248"/>
-          </w:tcPr>
-          <w:p>
+            <w:vAlign w:val="center"/>
+          </w:tcPr>
+          <w:p>
+            <w:pPr>
+              <w:jc w:val="center"/>
+            </w:pPr>
             <w:r>
               <w:rPr>
                 <w:rFonts w:ascii="Arial" w:hAnsi="Arial" w:cs="Arial"/>
@@ -3461,8 +3511,12 @@
         <w:tc>
           <w:tcPr>
             <w:tcW w:type="dxa" w:w="4768"/>
-          </w:tcPr>
-          <w:p>
+            <w:vAlign w:val="center"/>
+          </w:tcPr>
+          <w:p>
+            <w:pPr>
+              <w:jc w:val="center"/>
+            </w:pPr>
             <w:r>
               <w:rPr>
                 <w:rFonts w:ascii="Arial" w:hAnsi="Arial" w:cs="Arial"/>
@@ -3645,8 +3699,12 @@
         <w:tc>
           <w:tcPr>
             <w:tcW w:type="dxa" w:w="4248"/>
-          </w:tcPr>
-          <w:p>
+            <w:vAlign w:val="center"/>
+          </w:tcPr>
+          <w:p>
+            <w:pPr>
+              <w:jc w:val="center"/>
+            </w:pPr>
             <w:r>
               <w:rPr>
                 <w:rFonts w:ascii="Arial" w:hAnsi="Arial" w:cs="Arial"/>
@@ -3658,8 +3716,12 @@
         <w:tc>
           <w:tcPr>
             <w:tcW w:type="dxa" w:w="4768"/>
-          </w:tcPr>
-          <w:p>
+            <w:vAlign w:val="center"/>
+          </w:tcPr>
+          <w:p>
+            <w:pPr>
+              <w:jc w:val="center"/>
+            </w:pPr>
             <w:r>
               <w:rPr>
                 <w:rFonts w:ascii="Arial" w:hAnsi="Arial" w:cs="Arial"/>
@@ -3854,7 +3916,7 @@
           </w:tcPr>
           <w:p>
             <w:pPr>
-              <w:spacing w:after="0" w:line="240" w:lineRule="auto"/>
+              <w:spacing w:after="0" w:line="240" w:lineRule="auto" w:before="0"/>
               <w:jc w:val="center"/>
               <w:rPr>
                 <w:rFonts w:ascii="Arial" w:eastAsia="Times New Roman" w:hAnsi="Arial" w:cs="Arial"/>
@@ -3899,7 +3961,7 @@
           </w:tcPr>
           <w:p>
             <w:pPr>
-              <w:spacing w:after="0" w:line="240" w:lineRule="auto"/>
+              <w:spacing w:after="0" w:line="240" w:lineRule="auto" w:before="0"/>
               <w:jc w:val="center"/>
               <w:rPr>
                 <w:rFonts w:ascii="Arial" w:eastAsia="Times New Roman" w:hAnsi="Arial" w:cs="Arial"/>
@@ -3939,7 +4001,7 @@
           </w:tcPr>
           <w:p>
             <w:pPr>
-              <w:spacing w:after="0" w:line="240" w:lineRule="auto"/>
+              <w:spacing w:after="0" w:line="240" w:lineRule="auto" w:before="0"/>
               <w:jc w:val="center"/>
               <w:rPr>
                 <w:rFonts w:ascii="Arial" w:eastAsia="Times New Roman" w:hAnsi="Arial" w:cs="Arial"/>
@@ -4004,7 +4066,7 @@
           </w:tcPr>
           <w:p>
             <w:pPr>
-              <w:spacing w:after="0" w:line="240" w:lineRule="auto"/>
+              <w:spacing w:after="0" w:line="240" w:lineRule="auto" w:before="0"/>
               <w:jc w:val="center"/>
               <w:rPr>
                 <w:rFonts w:ascii="Arial" w:eastAsia="Times New Roman" w:hAnsi="Arial" w:cs="Arial"/>
@@ -4044,7 +4106,7 @@
           </w:tcPr>
           <w:p>
             <w:pPr>
-              <w:spacing w:after="0" w:line="240" w:lineRule="auto"/>
+              <w:spacing w:after="0" w:line="240" w:lineRule="auto" w:before="0"/>
               <w:jc w:val="center"/>
               <w:rPr>
                 <w:rFonts w:ascii="Arial" w:eastAsia="Times New Roman" w:hAnsi="Arial" w:cs="Arial"/>
@@ -4089,7 +4151,7 @@
           </w:tcPr>
           <w:p>
             <w:pPr>
-              <w:spacing w:after="0" w:line="240" w:lineRule="auto"/>
+              <w:spacing w:after="0" w:line="240" w:lineRule="auto" w:before="0"/>
               <w:jc w:val="center"/>
               <w:rPr>
                 <w:rFonts w:ascii="Arial" w:eastAsia="Times New Roman" w:hAnsi="Arial" w:cs="Arial"/>
@@ -4118,7 +4180,7 @@
           </w:tcPr>
           <w:p>
             <w:pPr>
-              <w:spacing w:after="0" w:line="240" w:lineRule="auto"/>
+              <w:spacing w:after="0" w:line="240" w:lineRule="auto" w:before="0"/>
               <w:jc w:val="center"/>
               <w:rPr>
                 <w:rFonts w:ascii="Arial" w:eastAsia="Times New Roman" w:hAnsi="Arial" w:cs="Arial"/>
@@ -4145,7 +4207,7 @@
           </w:tcPr>
           <w:p>
             <w:pPr>
-              <w:spacing w:after="0" w:line="240" w:lineRule="auto"/>
+              <w:spacing w:after="0" w:line="240" w:lineRule="auto" w:before="0"/>
               <w:jc w:val="center"/>
               <w:rPr>
                 <w:rFonts w:ascii="Arial" w:eastAsia="Times New Roman" w:hAnsi="Arial" w:cs="Arial"/>
@@ -4172,7 +4234,7 @@
           </w:tcPr>
           <w:p>
             <w:pPr>
-              <w:spacing w:after="0" w:line="240" w:lineRule="auto"/>
+              <w:spacing w:after="0" w:line="240" w:lineRule="auto" w:before="0"/>
               <w:jc w:val="center"/>
               <w:rPr>
                 <w:rFonts w:ascii="Arial" w:eastAsia="Times New Roman" w:hAnsi="Arial" w:cs="Arial"/>
@@ -4196,8 +4258,13 @@
               <w:bottom w:val="single" w:sz="6" w:space="0" w:color="A9A9A9"/>
               <w:right w:val="single" w:sz="6" w:space="0" w:color="A9A9A9"/>
             </w:tcBorders>
-          </w:tcPr>
-          <w:p>
+            <w:vAlign w:val="center"/>
+          </w:tcPr>
+          <w:p>
+            <w:pPr>
+              <w:spacing w:before="0" w:after="0" w:line="240" w:lineRule="auto"/>
+              <w:jc w:val="center"/>
+            </w:pPr>
             <w:r>
               <w:rPr>
                 <w:rFonts w:ascii="Arial" w:hAnsi="Arial" w:cs="Arial"/>
@@ -4215,8 +4282,13 @@
               <w:bottom w:val="single" w:sz="6" w:space="0" w:color="A9A9A9"/>
               <w:right w:val="single" w:sz="6" w:space="0" w:color="A9A9A9"/>
             </w:tcBorders>
-          </w:tcPr>
-          <w:p>
+            <w:vAlign w:val="center"/>
+          </w:tcPr>
+          <w:p>
+            <w:pPr>
+              <w:spacing w:before="0" w:after="0" w:line="240" w:lineRule="auto"/>
+              <w:jc w:val="center"/>
+            </w:pPr>
             <w:r>
               <w:rPr>
                 <w:rFonts w:ascii="Arial" w:hAnsi="Arial" w:cs="Arial"/>
@@ -4234,8 +4306,13 @@
               <w:bottom w:val="single" w:sz="6" w:space="0" w:color="A9A9A9"/>
               <w:right w:val="single" w:sz="6" w:space="0" w:color="A9A9A9"/>
             </w:tcBorders>
-          </w:tcPr>
-          <w:p>
+            <w:vAlign w:val="center"/>
+          </w:tcPr>
+          <w:p>
+            <w:pPr>
+              <w:spacing w:before="0" w:after="0" w:line="240" w:lineRule="auto"/>
+              <w:jc w:val="center"/>
+            </w:pPr>
             <w:r>
               <w:rPr>
                 <w:rFonts w:ascii="Arial" w:hAnsi="Arial" w:cs="Arial"/>
@@ -4253,8 +4330,13 @@
               <w:bottom w:val="single" w:sz="6" w:space="0" w:color="A9A9A9"/>
               <w:right w:val="single" w:sz="6" w:space="0" w:color="A9A9A9"/>
             </w:tcBorders>
-          </w:tcPr>
-          <w:p>
+            <w:vAlign w:val="center"/>
+          </w:tcPr>
+          <w:p>
+            <w:pPr>
+              <w:spacing w:before="0" w:after="0" w:line="240" w:lineRule="auto"/>
+              <w:jc w:val="center"/>
+            </w:pPr>
             <w:r>
               <w:rPr>
                 <w:rFonts w:ascii="Arial" w:hAnsi="Arial" w:cs="Arial"/>
@@ -4270,6 +4352,9 @@
             <w:tcW w:type="dxa" w:w="2946"/>
           </w:tcPr>
           <w:p>
+            <w:pPr>
+              <w:spacing w:before="0" w:after="0" w:line="240" w:lineRule="auto"/>
+            </w:pPr>
             <w:r>
               <w:t>{%tr endfor %}</w:t>
             </w:r>
@@ -4279,19 +4364,31 @@
           <w:tcPr>
             <w:tcW w:type="dxa" w:w="1946"/>
           </w:tcPr>
-          <w:p/>
+          <w:p>
+            <w:pPr>
+              <w:spacing w:before="0" w:after="0" w:line="240" w:lineRule="auto"/>
+            </w:pPr>
+          </w:p>
         </w:tc>
         <w:tc>
           <w:tcPr>
             <w:tcW w:type="dxa" w:w="2034"/>
           </w:tcPr>
-          <w:p/>
+          <w:p>
+            <w:pPr>
+              <w:spacing w:before="0" w:after="0" w:line="240" w:lineRule="auto"/>
+            </w:pPr>
+          </w:p>
         </w:tc>
         <w:tc>
           <w:tcPr>
             <w:tcW w:type="dxa" w:w="2090"/>
           </w:tcPr>
-          <w:p/>
+          <w:p>
+            <w:pPr>
+              <w:spacing w:before="0" w:after="0" w:line="240" w:lineRule="auto"/>
+            </w:pPr>
+          </w:p>
         </w:tc>
       </w:tr>
     </w:tbl>
@@ -4937,8 +5034,12 @@
         <w:tc>
           <w:tcPr>
             <w:tcW w:type="dxa" w:w="1803"/>
-          </w:tcPr>
-          <w:p>
+            <w:vAlign w:val="center"/>
+          </w:tcPr>
+          <w:p>
+            <w:pPr>
+              <w:jc w:val="center"/>
+            </w:pPr>
             <w:r>
               <w:rPr>
                 <w:rFonts w:ascii="Arial" w:hAnsi="Arial" w:cs="Arial"/>
@@ -4950,8 +5051,12 @@
         <w:tc>
           <w:tcPr>
             <w:tcW w:type="dxa" w:w="1803"/>
-          </w:tcPr>
-          <w:p>
+            <w:vAlign w:val="center"/>
+          </w:tcPr>
+          <w:p>
+            <w:pPr>
+              <w:jc w:val="center"/>
+            </w:pPr>
             <w:r>
               <w:rPr>
                 <w:rFonts w:ascii="Arial" w:hAnsi="Arial" w:cs="Arial"/>
@@ -4963,8 +5068,12 @@
         <w:tc>
           <w:tcPr>
             <w:tcW w:type="dxa" w:w="1803"/>
-          </w:tcPr>
-          <w:p>
+            <w:vAlign w:val="center"/>
+          </w:tcPr>
+          <w:p>
+            <w:pPr>
+              <w:jc w:val="center"/>
+            </w:pPr>
             <w:r>
               <w:rPr>
                 <w:rFonts w:ascii="Arial" w:hAnsi="Arial" w:cs="Arial"/>
@@ -4976,8 +5085,12 @@
         <w:tc>
           <w:tcPr>
             <w:tcW w:type="dxa" w:w="1803"/>
-          </w:tcPr>
-          <w:p>
+            <w:vAlign w:val="center"/>
+          </w:tcPr>
+          <w:p>
+            <w:pPr>
+              <w:jc w:val="center"/>
+            </w:pPr>
             <w:r>
               <w:rPr>
                 <w:rFonts w:ascii="Arial" w:hAnsi="Arial" w:cs="Arial"/>
@@ -4989,8 +5102,12 @@
         <w:tc>
           <w:tcPr>
             <w:tcW w:type="dxa" w:w="1804"/>
-          </w:tcPr>
-          <w:p>
+            <w:vAlign w:val="center"/>
+          </w:tcPr>
+          <w:p>
+            <w:pPr>
+              <w:jc w:val="center"/>
+            </w:pPr>
             <w:r>
               <w:rPr>
                 <w:rFonts w:ascii="Arial" w:hAnsi="Arial" w:cs="Arial"/>
@@ -5192,8 +5309,12 @@
         <w:tc>
           <w:tcPr>
             <w:tcW w:type="dxa" w:w="4510"/>
-          </w:tcPr>
-          <w:p>
+            <w:vAlign w:val="center"/>
+          </w:tcPr>
+          <w:p>
+            <w:pPr>
+              <w:jc w:val="center"/>
+            </w:pPr>
             <w:r>
               <w:rPr>
                 <w:rFonts w:ascii="Arial" w:hAnsi="Arial" w:cs="Arial"/>
@@ -5205,8 +5326,12 @@
         <w:tc>
           <w:tcPr>
             <w:tcW w:type="dxa" w:w="4506"/>
-          </w:tcPr>
-          <w:p>
+            <w:vAlign w:val="center"/>
+          </w:tcPr>
+          <w:p>
+            <w:pPr>
+              <w:jc w:val="center"/>
+            </w:pPr>
             <w:r>
               <w:rPr>
                 <w:rFonts w:ascii="Arial" w:hAnsi="Arial" w:cs="Arial"/>

--- a/datasheet_gen/word_templates/HARMONIC.docx
+++ b/datasheet_gen/word_templates/HARMONIC.docx
@@ -4761,6 +4761,7 @@
     <w:p>
       <w:pPr>
         <w:pStyle w:val="Heading2"/>
+        <w:pageBreakBefore/>
         <w:numPr>
           <w:ilvl w:val="1"/>
           <w:numId w:val="6"/>

--- a/datasheet_gen/word_templates/HARMONIC.docx
+++ b/datasheet_gen/word_templates/HARMONIC.docx
@@ -3899,6 +3899,7 @@
       <w:tr>
         <w:trPr>
           <w:trHeight w:val="340"/>
+          <w:tblHeader/>
         </w:trPr>
         <w:tc>
           <w:tcPr>
@@ -3946,6 +3947,7 @@
       <w:tr>
         <w:trPr>
           <w:trHeight w:val="340"/>
+          <w:tblHeader/>
         </w:trPr>
         <w:tc>
           <w:tcPr>

--- a/datasheet_gen/word_templates/HARMONIC.docx
+++ b/datasheet_gen/word_templates/HARMONIC.docx
@@ -4757,6 +4757,118 @@
           <w:sz w:val="20"/>
           <w:szCs w:val="20"/>
         </w:rPr>
+      </w:r>
+      <w:bookmarkEnd w:id="138"/>
+    </w:p>
+    <w:p>
+      <w:pPr>
+        <w:pStyle w:val="Caption"/>
+        <w:spacing w:after="100" w:afterAutospacing="1"/>
+        <w:jc w:val="center"/>
+        <w:rPr>
+          <w:rFonts w:ascii="Arial" w:hAnsi="Arial" w:cs="Arial"/>
+          <w:b/>
+          <w:bCs/>
+          <w:i w:val="0"/>
+          <w:iCs w:val="0"/>
+          <w:color w:val="auto"/>
+          <w:sz w:val="20"/>
+          <w:szCs w:val="20"/>
+        </w:rPr>
+      </w:pPr>
+      <w:r>
+        <w:rPr>
+          <w:rStyle w:val="Hyperlink"/>
+          <w:rFonts w:ascii="Arial" w:hAnsi="Arial" w:cs="Arial"/>
+          <w:b/>
+          <w:bCs/>
+          <w:i w:val="0"/>
+          <w:iCs w:val="0"/>
+          <w:noProof/>
+          <w:color w:val="auto"/>
+          <w:sz w:val="20"/>
+          <w:szCs w:val="20"/>
+          <w:u w:val="none"/>
+        </w:rPr>
+        <w:t xml:space="preserve">{%p for pic in re_extra_photos %}</w:t>
+      </w:r>
+      <w:bookmarkEnd w:id="138"/>
+    </w:p>
+    <w:p>
+      <w:pPr>
+        <w:pStyle w:val="NormalWeb"/>
+        <w:spacing w:before="0" w:beforeAutospacing="0" w:after="0" w:afterAutospacing="0"/>
+        <w:jc w:val="center"/>
+      </w:pPr>
+      <w:r>
+        <w:t xml:space="preserve">{{ pic.img }}</w:t>
+      </w:r>
+    </w:p>
+    <w:p>
+      <w:pPr>
+        <w:pStyle w:val="Caption"/>
+        <w:spacing w:after="100" w:afterAutospacing="1"/>
+        <w:jc w:val="center"/>
+        <w:rPr>
+          <w:rFonts w:ascii="Arial" w:hAnsi="Arial" w:cs="Arial"/>
+          <w:b/>
+          <w:bCs/>
+          <w:i w:val="0"/>
+          <w:iCs w:val="0"/>
+          <w:color w:val="auto"/>
+          <w:sz w:val="20"/>
+          <w:szCs w:val="20"/>
+        </w:rPr>
+      </w:pPr>
+      <w:r>
+        <w:rPr>
+          <w:rStyle w:val="Hyperlink"/>
+          <w:rFonts w:ascii="Arial" w:hAnsi="Arial" w:cs="Arial"/>
+          <w:b/>
+          <w:bCs/>
+          <w:i w:val="0"/>
+          <w:iCs w:val="0"/>
+          <w:noProof/>
+          <w:color w:val="auto"/>
+          <w:sz w:val="20"/>
+          <w:szCs w:val="20"/>
+          <w:u w:val="none"/>
+        </w:rPr>
+        <w:t xml:space="preserve">{{ pic.caption }}</w:t>
+      </w:r>
+      <w:bookmarkEnd w:id="138"/>
+    </w:p>
+    <w:p>
+      <w:pPr>
+        <w:pStyle w:val="Caption"/>
+        <w:spacing w:after="100" w:afterAutospacing="1"/>
+        <w:jc w:val="center"/>
+        <w:rPr>
+          <w:rFonts w:ascii="Arial" w:hAnsi="Arial" w:cs="Arial"/>
+          <w:b/>
+          <w:bCs/>
+          <w:i w:val="0"/>
+          <w:iCs w:val="0"/>
+          <w:color w:val="auto"/>
+          <w:sz w:val="20"/>
+          <w:szCs w:val="20"/>
+        </w:rPr>
+      </w:pPr>
+      <w:r>
+        <w:rPr>
+          <w:rStyle w:val="Hyperlink"/>
+          <w:rFonts w:ascii="Arial" w:hAnsi="Arial" w:cs="Arial"/>
+          <w:b/>
+          <w:bCs/>
+          <w:i w:val="0"/>
+          <w:iCs w:val="0"/>
+          <w:noProof/>
+          <w:color w:val="auto"/>
+          <w:sz w:val="20"/>
+          <w:szCs w:val="20"/>
+          <w:u w:val="none"/>
+        </w:rPr>
+        <w:t xml:space="preserve">{%p endfor %}</w:t>
       </w:r>
       <w:bookmarkEnd w:id="138"/>
     </w:p>
